--- a/Proyecto Final - Backend - Reservas de Mesas para Restaurante/restaurante/evidencias/evidencias.docx
+++ b/Proyecto Final - Backend - Reservas de Mesas para Restaurante/restaurante/evidencias/evidencias.docx
@@ -765,6 +765,9 @@
         <w:jc w:val="both"/>
       </w:pPr>
       <w:r>
+        <w:rPr>
+          <w:noProof/>
+        </w:rPr>
         <w:drawing>
           <wp:anchor distT="0" distB="0" distL="114300" distR="114300" simplePos="0" relativeHeight="251662336" behindDoc="0" locked="0" layoutInCell="1" allowOverlap="1" wp14:anchorId="1AB5DE01" wp14:editId="67D043D8">
             <wp:simplePos x="0" y="0"/>
@@ -1078,6 +1081,271 @@
         <w:pStyle w:val="Prrafodelista"/>
         <w:numPr>
           <w:ilvl w:val="0"/>
+          <w:numId w:val="3"/>
+        </w:numPr>
+        <w:jc w:val="both"/>
+      </w:pPr>
+      <w:r>
+        <w:lastRenderedPageBreak/>
+        <w:t xml:space="preserve">Datos de los registros en </w:t>
+      </w:r>
+      <w:proofErr w:type="spellStart"/>
+      <w:r>
+        <w:t>PostgresSQL</w:t>
+      </w:r>
+      <w:proofErr w:type="spellEnd"/>
+    </w:p>
+    <w:p>
+      <w:pPr>
+        <w:jc w:val="both"/>
+      </w:pPr>
+      <w:r>
+        <w:drawing>
+          <wp:anchor distT="0" distB="0" distL="114300" distR="114300" simplePos="0" relativeHeight="251664384" behindDoc="0" locked="0" layoutInCell="1" allowOverlap="1" wp14:anchorId="6035C4BF" wp14:editId="4A68EA4C">
+            <wp:simplePos x="0" y="0"/>
+            <wp:positionH relativeFrom="margin">
+              <wp:align>right</wp:align>
+            </wp:positionH>
+            <wp:positionV relativeFrom="paragraph">
+              <wp:posOffset>4896</wp:posOffset>
+            </wp:positionV>
+            <wp:extent cx="5607685" cy="3550654"/>
+            <wp:effectExtent l="0" t="0" r="0" b="0"/>
+            <wp:wrapNone/>
+            <wp:docPr id="1791758487" name="Imagen 1"/>
+            <wp:cNvGraphicFramePr>
+              <a:graphicFrameLocks xmlns:a="http://schemas.openxmlformats.org/drawingml/2006/main" noChangeAspect="1"/>
+            </wp:cNvGraphicFramePr>
+            <a:graphic xmlns:a="http://schemas.openxmlformats.org/drawingml/2006/main">
+              <a:graphicData uri="http://schemas.openxmlformats.org/drawingml/2006/picture">
+                <pic:pic xmlns:pic="http://schemas.openxmlformats.org/drawingml/2006/picture">
+                  <pic:nvPicPr>
+                    <pic:cNvPr id="1791758487" name=""/>
+                    <pic:cNvPicPr/>
+                  </pic:nvPicPr>
+                  <pic:blipFill>
+                    <a:blip r:embed="rId9">
+                      <a:extLst>
+                        <a:ext uri="{28A0092B-C50C-407E-A947-70E740481C1C}">
+                          <a14:useLocalDpi xmlns:a14="http://schemas.microsoft.com/office/drawing/2010/main" val="0"/>
+                        </a:ext>
+                      </a:extLst>
+                    </a:blip>
+                    <a:stretch>
+                      <a:fillRect/>
+                    </a:stretch>
+                  </pic:blipFill>
+                  <pic:spPr>
+                    <a:xfrm>
+                      <a:off x="0" y="0"/>
+                      <a:ext cx="5607685" cy="3550654"/>
+                    </a:xfrm>
+                    <a:prstGeom prst="rect">
+                      <a:avLst/>
+                    </a:prstGeom>
+                  </pic:spPr>
+                </pic:pic>
+              </a:graphicData>
+            </a:graphic>
+            <wp14:sizeRelH relativeFrom="page">
+              <wp14:pctWidth>0</wp14:pctWidth>
+            </wp14:sizeRelH>
+            <wp14:sizeRelV relativeFrom="page">
+              <wp14:pctHeight>0</wp14:pctHeight>
+            </wp14:sizeRelV>
+          </wp:anchor>
+        </w:drawing>
+      </w:r>
+    </w:p>
+    <w:p>
+      <w:pPr>
+        <w:jc w:val="both"/>
+      </w:pPr>
+    </w:p>
+    <w:p>
+      <w:pPr>
+        <w:jc w:val="both"/>
+      </w:pPr>
+    </w:p>
+    <w:p>
+      <w:pPr>
+        <w:jc w:val="both"/>
+      </w:pPr>
+    </w:p>
+    <w:p>
+      <w:pPr>
+        <w:jc w:val="both"/>
+      </w:pPr>
+    </w:p>
+    <w:p>
+      <w:pPr>
+        <w:jc w:val="both"/>
+      </w:pPr>
+    </w:p>
+    <w:p>
+      <w:pPr>
+        <w:jc w:val="both"/>
+      </w:pPr>
+    </w:p>
+    <w:p>
+      <w:pPr>
+        <w:jc w:val="both"/>
+      </w:pPr>
+    </w:p>
+    <w:p>
+      <w:pPr>
+        <w:jc w:val="both"/>
+      </w:pPr>
+    </w:p>
+    <w:p>
+      <w:pPr>
+        <w:jc w:val="both"/>
+      </w:pPr>
+    </w:p>
+    <w:p>
+      <w:pPr>
+        <w:jc w:val="both"/>
+      </w:pPr>
+    </w:p>
+    <w:p>
+      <w:pPr>
+        <w:jc w:val="both"/>
+      </w:pPr>
+      <w:r>
+        <w:rPr>
+          <w:noProof/>
+        </w:rPr>
+        <w:drawing>
+          <wp:anchor distT="0" distB="0" distL="114300" distR="114300" simplePos="0" relativeHeight="251665408" behindDoc="0" locked="0" layoutInCell="1" allowOverlap="1" wp14:anchorId="581AD515" wp14:editId="09DC07FB">
+            <wp:simplePos x="0" y="0"/>
+            <wp:positionH relativeFrom="margin">
+              <wp:posOffset>-395896</wp:posOffset>
+            </wp:positionH>
+            <wp:positionV relativeFrom="paragraph">
+              <wp:posOffset>242831</wp:posOffset>
+            </wp:positionV>
+            <wp:extent cx="6356784" cy="3092450"/>
+            <wp:effectExtent l="0" t="0" r="6350" b="0"/>
+            <wp:wrapNone/>
+            <wp:docPr id="218603436" name="Imagen 1"/>
+            <wp:cNvGraphicFramePr>
+              <a:graphicFrameLocks xmlns:a="http://schemas.openxmlformats.org/drawingml/2006/main" noChangeAspect="1"/>
+            </wp:cNvGraphicFramePr>
+            <a:graphic xmlns:a="http://schemas.openxmlformats.org/drawingml/2006/main">
+              <a:graphicData uri="http://schemas.openxmlformats.org/drawingml/2006/picture">
+                <pic:pic xmlns:pic="http://schemas.openxmlformats.org/drawingml/2006/picture">
+                  <pic:nvPicPr>
+                    <pic:cNvPr id="0" name="Picture 2"/>
+                    <pic:cNvPicPr>
+                      <a:picLocks noChangeAspect="1" noChangeArrowheads="1"/>
+                    </pic:cNvPicPr>
+                  </pic:nvPicPr>
+                  <pic:blipFill>
+                    <a:blip r:embed="rId10">
+                      <a:extLst>
+                        <a:ext uri="{28A0092B-C50C-407E-A947-70E740481C1C}">
+                          <a14:useLocalDpi xmlns:a14="http://schemas.microsoft.com/office/drawing/2010/main" val="0"/>
+                        </a:ext>
+                      </a:extLst>
+                    </a:blip>
+                    <a:srcRect/>
+                    <a:stretch>
+                      <a:fillRect/>
+                    </a:stretch>
+                  </pic:blipFill>
+                  <pic:spPr bwMode="auto">
+                    <a:xfrm>
+                      <a:off x="0" y="0"/>
+                      <a:ext cx="6356784" cy="3092450"/>
+                    </a:xfrm>
+                    <a:prstGeom prst="rect">
+                      <a:avLst/>
+                    </a:prstGeom>
+                    <a:noFill/>
+                  </pic:spPr>
+                </pic:pic>
+              </a:graphicData>
+            </a:graphic>
+            <wp14:sizeRelH relativeFrom="page">
+              <wp14:pctWidth>0</wp14:pctWidth>
+            </wp14:sizeRelH>
+            <wp14:sizeRelV relativeFrom="page">
+              <wp14:pctHeight>0</wp14:pctHeight>
+            </wp14:sizeRelV>
+          </wp:anchor>
+        </w:drawing>
+      </w:r>
+    </w:p>
+    <w:p>
+      <w:pPr>
+        <w:jc w:val="both"/>
+      </w:pPr>
+    </w:p>
+    <w:p>
+      <w:pPr>
+        <w:jc w:val="both"/>
+      </w:pPr>
+    </w:p>
+    <w:p>
+      <w:pPr>
+        <w:jc w:val="both"/>
+      </w:pPr>
+    </w:p>
+    <w:p>
+      <w:pPr>
+        <w:jc w:val="both"/>
+      </w:pPr>
+    </w:p>
+    <w:p>
+      <w:pPr>
+        <w:jc w:val="both"/>
+      </w:pPr>
+    </w:p>
+    <w:p>
+      <w:pPr>
+        <w:jc w:val="both"/>
+      </w:pPr>
+    </w:p>
+    <w:p>
+      <w:pPr>
+        <w:jc w:val="both"/>
+      </w:pPr>
+    </w:p>
+    <w:p>
+      <w:pPr>
+        <w:jc w:val="both"/>
+      </w:pPr>
+    </w:p>
+    <w:p>
+      <w:pPr>
+        <w:jc w:val="both"/>
+      </w:pPr>
+    </w:p>
+    <w:p>
+      <w:pPr>
+        <w:jc w:val="both"/>
+      </w:pPr>
+    </w:p>
+    <w:p>
+      <w:pPr>
+        <w:jc w:val="both"/>
+      </w:pPr>
+    </w:p>
+    <w:p>
+      <w:pPr>
+        <w:jc w:val="both"/>
+      </w:pPr>
+    </w:p>
+    <w:p>
+      <w:pPr>
+        <w:jc w:val="both"/>
+      </w:pPr>
+    </w:p>
+    <w:p>
+      <w:pPr>
+        <w:pStyle w:val="Prrafodelista"/>
+        <w:numPr>
+          <w:ilvl w:val="0"/>
           <w:numId w:val="2"/>
         </w:numPr>
         <w:jc w:val="both"/>
@@ -1097,8 +1365,11 @@
         <w:jc w:val="both"/>
       </w:pPr>
       <w:r>
+        <w:rPr>
+          <w:noProof/>
+        </w:rPr>
         <w:drawing>
-          <wp:anchor distT="0" distB="0" distL="114300" distR="114300" simplePos="0" relativeHeight="251663360" behindDoc="0" locked="0" layoutInCell="1" allowOverlap="1" wp14:anchorId="11BC233C" wp14:editId="73CA7B76">
+          <wp:anchor distT="0" distB="0" distL="114300" distR="114300" simplePos="0" relativeHeight="251663360" behindDoc="0" locked="0" layoutInCell="1" allowOverlap="1" wp14:anchorId="11BC233C" wp14:editId="6B03536D">
             <wp:simplePos x="0" y="0"/>
             <wp:positionH relativeFrom="margin">
               <wp:align>right</wp:align>
@@ -1121,7 +1392,7 @@
                     <pic:cNvPicPr/>
                   </pic:nvPicPr>
                   <pic:blipFill>
-                    <a:blip r:embed="rId9" cstate="print">
+                    <a:blip r:embed="rId11" cstate="print">
                       <a:extLst>
                         <a:ext uri="{28A0092B-C50C-407E-A947-70E740481C1C}">
                           <a14:useLocalDpi xmlns:a14="http://schemas.microsoft.com/office/drawing/2010/main" val="0"/>
@@ -1219,46 +1490,6 @@
         <w:jc w:val="both"/>
       </w:pPr>
     </w:p>
-    <w:p>
-      <w:pPr>
-        <w:jc w:val="both"/>
-      </w:pPr>
-    </w:p>
-    <w:p>
-      <w:pPr>
-        <w:jc w:val="both"/>
-      </w:pPr>
-    </w:p>
-    <w:p>
-      <w:pPr>
-        <w:jc w:val="both"/>
-      </w:pPr>
-    </w:p>
-    <w:p>
-      <w:pPr>
-        <w:jc w:val="both"/>
-      </w:pPr>
-    </w:p>
-    <w:p>
-      <w:pPr>
-        <w:jc w:val="both"/>
-      </w:pPr>
-    </w:p>
-    <w:p>
-      <w:pPr>
-        <w:jc w:val="both"/>
-      </w:pPr>
-    </w:p>
-    <w:p>
-      <w:pPr>
-        <w:jc w:val="both"/>
-      </w:pPr>
-    </w:p>
-    <w:p>
-      <w:pPr>
-        <w:jc w:val="both"/>
-      </w:pPr>
-    </w:p>
     <w:p/>
     <w:p/>
     <w:sectPr>
@@ -1274,6 +1505,119 @@
 <file path=word/numbering.xml><?xml version="1.0" encoding="utf-8"?>
 <w:numbering xmlns:wpc="http://schemas.microsoft.com/office/word/2010/wordprocessingCanvas" xmlns:cx="http://schemas.microsoft.com/office/drawing/2014/chartex" xmlns:cx1="http://schemas.microsoft.com/office/drawing/2015/9/8/chartex" xmlns:cx2="http://schemas.microsoft.com/office/drawing/2015/10/21/chartex" xmlns:cx3="http://schemas.microsoft.com/office/drawing/2016/5/9/chartex" xmlns:cx4="http://schemas.microsoft.com/office/drawing/2016/5/10/chartex" xmlns:cx5="http://schemas.microsoft.com/office/drawing/2016/5/11/chartex" xmlns:cx6="http://schemas.microsoft.com/office/drawing/2016/5/12/chartex" xmlns:cx7="http://schemas.microsoft.com/office/drawing/2016/5/13/chartex" xmlns:cx8="http://schemas.microsoft.com/office/drawing/2016/5/14/chartex" xmlns:mc="http://schemas.openxmlformats.org/markup-compatibility/2006" xmlns:aink="http://schemas.microsoft.com/office/drawing/2016/ink" xmlns:am3d="http://schemas.microsoft.com/office/drawing/2017/model3d" xmlns:o="urn:schemas-microsoft-com:office:office" xmlns:oel="http://schemas.microsoft.com/office/2019/extlst" xmlns:r="http://schemas.openxmlformats.org/officeDocument/2006/relationships" xmlns:m="http://schemas.openxmlformats.org/officeDocument/2006/math" xmlns:v="urn:schemas-microsoft-com:vml" xmlns:wp14="http://schemas.microsoft.com/office/word/2010/wordprocessingDrawing" xmlns:wp="http://schemas.openxmlformats.org/drawingml/2006/wordprocessingDrawing" xmlns:w10="urn:schemas-microsoft-com:office:word" xmlns:w="http://schemas.openxmlformats.org/wordprocessingml/2006/main" xmlns:w14="http://schemas.microsoft.com/office/word/2010/wordml" xmlns:w15="http://schemas.microsoft.com/office/word/2012/wordml" xmlns:w16cex="http://schemas.microsoft.com/office/word/2018/wordml/cex" xmlns:w16cid="http://schemas.microsoft.com/office/word/2016/wordml/cid" xmlns:w16="http://schemas.microsoft.com/office/word/2018/wordml" xmlns:w16du="http://schemas.microsoft.com/office/word/2023/wordml/word16du" xmlns:w16sdtdh="http://schemas.microsoft.com/office/word/2020/wordml/sdtdatahash" xmlns:w16sdtfl="http://schemas.microsoft.com/office/word/2024/wordml/sdtformatlock" xmlns:w16se="http://schemas.microsoft.com/office/word/2015/wordml/symex" xmlns:wpg="http://schemas.microsoft.com/office/word/2010/wordprocessingGroup" xmlns:wpi="http://schemas.microsoft.com/office/word/2010/wordprocessingInk" xmlns:wne="http://schemas.microsoft.com/office/word/2006/wordml" xmlns:wps="http://schemas.microsoft.com/office/word/2010/wordprocessingShape" mc:Ignorable="w14 w15 w16se w16cid w16 w16cex w16sdtdh w16sdtfl w16du wp14">
   <w:abstractNum w:abstractNumId="0" w15:restartNumberingAfterBreak="0">
+    <w:nsid w:val="04E452A8"/>
+    <w:multiLevelType w:val="hybridMultilevel"/>
+    <w:tmpl w:val="DBD0679C"/>
+    <w:lvl w:ilvl="0" w:tplc="100A000B">
+      <w:start w:val="1"/>
+      <w:numFmt w:val="bullet"/>
+      <w:lvlText w:val=""/>
+      <w:lvlJc w:val="left"/>
+      <w:pPr>
+        <w:ind w:left="720" w:hanging="360"/>
+      </w:pPr>
+      <w:rPr>
+        <w:rFonts w:ascii="Wingdings" w:hAnsi="Wingdings" w:hint="default"/>
+      </w:rPr>
+    </w:lvl>
+    <w:lvl w:ilvl="1" w:tplc="100A0003" w:tentative="1">
+      <w:start w:val="1"/>
+      <w:numFmt w:val="bullet"/>
+      <w:lvlText w:val="o"/>
+      <w:lvlJc w:val="left"/>
+      <w:pPr>
+        <w:ind w:left="1440" w:hanging="360"/>
+      </w:pPr>
+      <w:rPr>
+        <w:rFonts w:ascii="Courier New" w:hAnsi="Courier New" w:cs="Courier New" w:hint="default"/>
+      </w:rPr>
+    </w:lvl>
+    <w:lvl w:ilvl="2" w:tplc="100A0005" w:tentative="1">
+      <w:start w:val="1"/>
+      <w:numFmt w:val="bullet"/>
+      <w:lvlText w:val=""/>
+      <w:lvlJc w:val="left"/>
+      <w:pPr>
+        <w:ind w:left="2160" w:hanging="360"/>
+      </w:pPr>
+      <w:rPr>
+        <w:rFonts w:ascii="Wingdings" w:hAnsi="Wingdings" w:hint="default"/>
+      </w:rPr>
+    </w:lvl>
+    <w:lvl w:ilvl="3" w:tplc="100A0001" w:tentative="1">
+      <w:start w:val="1"/>
+      <w:numFmt w:val="bullet"/>
+      <w:lvlText w:val=""/>
+      <w:lvlJc w:val="left"/>
+      <w:pPr>
+        <w:ind w:left="2880" w:hanging="360"/>
+      </w:pPr>
+      <w:rPr>
+        <w:rFonts w:ascii="Symbol" w:hAnsi="Symbol" w:hint="default"/>
+      </w:rPr>
+    </w:lvl>
+    <w:lvl w:ilvl="4" w:tplc="100A0003" w:tentative="1">
+      <w:start w:val="1"/>
+      <w:numFmt w:val="bullet"/>
+      <w:lvlText w:val="o"/>
+      <w:lvlJc w:val="left"/>
+      <w:pPr>
+        <w:ind w:left="3600" w:hanging="360"/>
+      </w:pPr>
+      <w:rPr>
+        <w:rFonts w:ascii="Courier New" w:hAnsi="Courier New" w:cs="Courier New" w:hint="default"/>
+      </w:rPr>
+    </w:lvl>
+    <w:lvl w:ilvl="5" w:tplc="100A0005" w:tentative="1">
+      <w:start w:val="1"/>
+      <w:numFmt w:val="bullet"/>
+      <w:lvlText w:val=""/>
+      <w:lvlJc w:val="left"/>
+      <w:pPr>
+        <w:ind w:left="4320" w:hanging="360"/>
+      </w:pPr>
+      <w:rPr>
+        <w:rFonts w:ascii="Wingdings" w:hAnsi="Wingdings" w:hint="default"/>
+      </w:rPr>
+    </w:lvl>
+    <w:lvl w:ilvl="6" w:tplc="100A0001" w:tentative="1">
+      <w:start w:val="1"/>
+      <w:numFmt w:val="bullet"/>
+      <w:lvlText w:val=""/>
+      <w:lvlJc w:val="left"/>
+      <w:pPr>
+        <w:ind w:left="5040" w:hanging="360"/>
+      </w:pPr>
+      <w:rPr>
+        <w:rFonts w:ascii="Symbol" w:hAnsi="Symbol" w:hint="default"/>
+      </w:rPr>
+    </w:lvl>
+    <w:lvl w:ilvl="7" w:tplc="100A0003" w:tentative="1">
+      <w:start w:val="1"/>
+      <w:numFmt w:val="bullet"/>
+      <w:lvlText w:val="o"/>
+      <w:lvlJc w:val="left"/>
+      <w:pPr>
+        <w:ind w:left="5760" w:hanging="360"/>
+      </w:pPr>
+      <w:rPr>
+        <w:rFonts w:ascii="Courier New" w:hAnsi="Courier New" w:cs="Courier New" w:hint="default"/>
+      </w:rPr>
+    </w:lvl>
+    <w:lvl w:ilvl="8" w:tplc="100A0005" w:tentative="1">
+      <w:start w:val="1"/>
+      <w:numFmt w:val="bullet"/>
+      <w:lvlText w:val=""/>
+      <w:lvlJc w:val="left"/>
+      <w:pPr>
+        <w:ind w:left="6480" w:hanging="360"/>
+      </w:pPr>
+      <w:rPr>
+        <w:rFonts w:ascii="Wingdings" w:hAnsi="Wingdings" w:hint="default"/>
+      </w:rPr>
+    </w:lvl>
+  </w:abstractNum>
+  <w:abstractNum w:abstractNumId="1" w15:restartNumberingAfterBreak="0">
     <w:nsid w:val="451C1633"/>
     <w:multiLevelType w:val="hybridMultilevel"/>
     <w:tmpl w:val="B4FEE7A8"/>
@@ -1386,7 +1730,7 @@
       </w:rPr>
     </w:lvl>
   </w:abstractNum>
-  <w:abstractNum w:abstractNumId="1" w15:restartNumberingAfterBreak="0">
+  <w:abstractNum w:abstractNumId="2" w15:restartNumberingAfterBreak="0">
     <w:nsid w:val="75AF7FF5"/>
     <w:multiLevelType w:val="hybridMultilevel"/>
     <w:tmpl w:val="40C8A590"/>
@@ -1500,10 +1844,13 @@
     </w:lvl>
   </w:abstractNum>
   <w:num w:numId="1" w16cid:durableId="1452362971">
-    <w:abstractNumId w:val="0"/>
+    <w:abstractNumId w:val="1"/>
   </w:num>
   <w:num w:numId="2" w16cid:durableId="1828092071">
-    <w:abstractNumId w:val="1"/>
+    <w:abstractNumId w:val="2"/>
+  </w:num>
+  <w:num w:numId="3" w16cid:durableId="1035892083">
+    <w:abstractNumId w:val="0"/>
   </w:num>
 </w:numbering>
 </file>

--- a/Proyecto Final - Backend - Reservas de Mesas para Restaurante/restaurante/evidencias/evidencias.docx
+++ b/Proyecto Final - Backend - Reservas de Mesas para Restaurante/restaurante/evidencias/evidencias.docx
@@ -108,7 +108,7 @@
                     </pic:cNvPicPr>
                   </pic:nvPicPr>
                   <pic:blipFill>
-                    <a:blip r:embed="rId5">
+                    <a:blip r:embed="rId6">
                       <a:lum bright="70000" contrast="-70000"/>
                       <a:extLst>
                         <a:ext uri="{28A0092B-C50C-407E-A947-70E740481C1C}">
@@ -431,7 +431,6 @@
     </w:p>
     <w:p>
       <w:pPr>
-        <w:jc w:val="center"/>
         <w:rPr>
           <w:rFonts w:ascii="Times New Roman" w:hAnsi="Times New Roman" w:cs="Times New Roman"/>
           <w:b/>
@@ -457,6 +456,7 @@
     </w:p>
     <w:p>
       <w:pPr>
+        <w:spacing w:after="0"/>
         <w:jc w:val="center"/>
         <w:rPr>
           <w:rFonts w:ascii="Times New Roman" w:hAnsi="Times New Roman" w:cs="Times New Roman"/>
@@ -467,11 +467,7 @@
           <w:lang w:val="es-ES"/>
         </w:rPr>
       </w:pPr>
-    </w:p>
-    <w:p>
-      <w:pPr>
-        <w:spacing w:after="0"/>
-        <w:jc w:val="center"/>
+      <w:r>
         <w:rPr>
           <w:rFonts w:ascii="Times New Roman" w:hAnsi="Times New Roman" w:cs="Times New Roman"/>
           <w:b/>
@@ -480,6 +476,19 @@
           <w:szCs w:val="28"/>
           <w:lang w:val="es-ES"/>
         </w:rPr>
+        <w:t>Estudiante: Kevin Oswaldo Rivera Sánchez</w:t>
+      </w:r>
+    </w:p>
+    <w:p>
+      <w:pPr>
+        <w:spacing w:after="0"/>
+        <w:jc w:val="center"/>
+        <w:rPr>
+          <w:rFonts w:ascii="Times New Roman" w:hAnsi="Times New Roman" w:cs="Times New Roman"/>
+          <w:sz w:val="28"/>
+          <w:szCs w:val="28"/>
+          <w:lang w:val="es-ES"/>
+        </w:rPr>
       </w:pPr>
       <w:r>
         <w:rPr>
@@ -490,88 +499,76 @@
           <w:szCs w:val="28"/>
           <w:lang w:val="es-ES"/>
         </w:rPr>
-        <w:t>Estudiante: Kevin Oswaldo Rivera Sánchez</w:t>
-      </w:r>
-    </w:p>
-    <w:p>
-      <w:pPr>
-        <w:spacing w:after="0"/>
-        <w:jc w:val="center"/>
+        <w:t xml:space="preserve">Carné: </w:t>
+      </w:r>
+      <w:r>
         <w:rPr>
           <w:rFonts w:ascii="Times New Roman" w:hAnsi="Times New Roman" w:cs="Times New Roman"/>
           <w:sz w:val="28"/>
           <w:szCs w:val="28"/>
           <w:lang w:val="es-ES"/>
         </w:rPr>
-      </w:pPr>
-      <w:r>
-        <w:rPr>
-          <w:rFonts w:ascii="Times New Roman" w:hAnsi="Times New Roman" w:cs="Times New Roman"/>
-          <w:b/>
-          <w:bCs/>
-          <w:sz w:val="28"/>
-          <w:szCs w:val="28"/>
-          <w:lang w:val="es-ES"/>
-        </w:rPr>
-        <w:t xml:space="preserve">Carné: </w:t>
-      </w:r>
-      <w:r>
+        <w:t>9941-25-612</w:t>
+      </w:r>
+    </w:p>
+    <w:p>
+      <w:pPr>
+        <w:tabs>
+          <w:tab w:val="center" w:pos="4419"/>
+          <w:tab w:val="left" w:pos="7080"/>
+        </w:tabs>
         <w:rPr>
           <w:rFonts w:ascii="Times New Roman" w:hAnsi="Times New Roman" w:cs="Times New Roman"/>
           <w:sz w:val="28"/>
           <w:szCs w:val="28"/>
           <w:lang w:val="es-ES"/>
         </w:rPr>
-        <w:t>9941-25-612</w:t>
-      </w:r>
-    </w:p>
-    <w:p>
-      <w:pPr>
-        <w:tabs>
-          <w:tab w:val="center" w:pos="4419"/>
-          <w:tab w:val="left" w:pos="7080"/>
-        </w:tabs>
+      </w:pPr>
+      <w:r>
         <w:rPr>
           <w:rFonts w:ascii="Times New Roman" w:hAnsi="Times New Roman" w:cs="Times New Roman"/>
           <w:sz w:val="28"/>
           <w:szCs w:val="28"/>
           <w:lang w:val="es-ES"/>
         </w:rPr>
-      </w:pPr>
-      <w:r>
+        <w:tab/>
+      </w:r>
+    </w:p>
+    <w:p>
+      <w:pPr>
+        <w:jc w:val="both"/>
         <w:rPr>
           <w:rFonts w:ascii="Times New Roman" w:hAnsi="Times New Roman" w:cs="Times New Roman"/>
           <w:sz w:val="28"/>
           <w:szCs w:val="28"/>
           <w:lang w:val="es-ES"/>
         </w:rPr>
-        <w:tab/>
-      </w:r>
-    </w:p>
-    <w:p>
-      <w:pPr>
-        <w:jc w:val="both"/>
+      </w:pPr>
+      <w:r>
         <w:rPr>
           <w:rFonts w:ascii="Times New Roman" w:hAnsi="Times New Roman" w:cs="Times New Roman"/>
           <w:sz w:val="28"/>
           <w:szCs w:val="28"/>
           <w:lang w:val="es-ES"/>
         </w:rPr>
-      </w:pPr>
-      <w:r>
-        <w:rPr>
-          <w:rFonts w:ascii="Times New Roman" w:hAnsi="Times New Roman" w:cs="Times New Roman"/>
-          <w:sz w:val="28"/>
-          <w:szCs w:val="28"/>
-          <w:lang w:val="es-ES"/>
-        </w:rPr>
         <w:t xml:space="preserve">Enlace del repositorio: </w:t>
       </w:r>
-    </w:p>
-    <w:p>
-      <w:pPr>
-        <w:ind w:left="708" w:hanging="708"/>
-        <w:jc w:val="center"/>
+      <w:hyperlink r:id="rId7" w:history="1">
+        <w:r>
+          <w:rPr>
+            <w:rStyle w:val="Hipervnculo"/>
+            <w:rFonts w:ascii="Times New Roman" w:hAnsi="Times New Roman" w:cs="Times New Roman"/>
+            <w:sz w:val="28"/>
+            <w:szCs w:val="28"/>
+            <w:lang w:val="es-ES"/>
+          </w:rPr>
+          <w:t>https://github.com/Kevin-RiveraS/Programacion-II-2026/tree/main/Proyecto%20Final%20-%20Backend%20-%20Reservas%20de%20Mesas%20para%20Restaurante/restaurante</w:t>
+        </w:r>
+      </w:hyperlink>
+    </w:p>
+    <w:p>
+      <w:pPr>
+        <w:jc w:val="both"/>
         <w:rPr>
           <w:rFonts w:ascii="Times New Roman" w:hAnsi="Times New Roman" w:cs="Times New Roman"/>
           <w:sz w:val="28"/>
@@ -794,7 +791,7 @@
                     </pic:cNvPicPr>
                   </pic:nvPicPr>
                   <pic:blipFill>
-                    <a:blip r:embed="rId6">
+                    <a:blip r:embed="rId8">
                       <a:extLst>
                         <a:ext uri="{28A0092B-C50C-407E-A947-70E740481C1C}">
                           <a14:useLocalDpi xmlns:a14="http://schemas.microsoft.com/office/drawing/2010/main" val="0"/>
@@ -904,7 +901,7 @@
                     <pic:cNvPicPr/>
                   </pic:nvPicPr>
                   <pic:blipFill>
-                    <a:blip r:embed="rId7">
+                    <a:blip r:embed="rId9">
                       <a:extLst>
                         <a:ext uri="{28A0092B-C50C-407E-A947-70E740481C1C}">
                           <a14:useLocalDpi xmlns:a14="http://schemas.microsoft.com/office/drawing/2010/main" val="0"/>
@@ -1006,7 +1003,7 @@
                     </pic:cNvPicPr>
                   </pic:nvPicPr>
                   <pic:blipFill>
-                    <a:blip r:embed="rId8">
+                    <a:blip r:embed="rId10">
                       <a:extLst>
                         <a:ext uri="{28A0092B-C50C-407E-A947-70E740481C1C}">
                           <a14:useLocalDpi xmlns:a14="http://schemas.microsoft.com/office/drawing/2010/main" val="0"/>
@@ -1073,11 +1070,6 @@
     </w:p>
     <w:p>
       <w:pPr>
-        <w:jc w:val="both"/>
-      </w:pPr>
-    </w:p>
-    <w:p>
-      <w:pPr>
         <w:pStyle w:val="Prrafodelista"/>
         <w:numPr>
           <w:ilvl w:val="0"/>
@@ -1085,29 +1077,334 @@
         </w:numPr>
         <w:jc w:val="both"/>
       </w:pPr>
+    </w:p>
+    <w:p>
+      <w:pPr>
+        <w:pStyle w:val="Prrafodelista"/>
+        <w:numPr>
+          <w:ilvl w:val="0"/>
+          <w:numId w:val="3"/>
+        </w:numPr>
+      </w:pPr>
       <w:r>
         <w:lastRenderedPageBreak/>
         <w:t xml:space="preserve">Datos de los registros en </w:t>
       </w:r>
       <w:proofErr w:type="spellStart"/>
       <w:r>
-        <w:t>PostgresSQL</w:t>
+        <w:t>PostgresSQ</w:t>
+      </w:r>
+      <w:r>
+        <w:t>L</w:t>
       </w:r>
       <w:proofErr w:type="spellEnd"/>
     </w:p>
     <w:p>
       <w:pPr>
+        <w:pStyle w:val="Prrafodelista"/>
+        <w:numPr>
+          <w:ilvl w:val="0"/>
+          <w:numId w:val="4"/>
+        </w:numPr>
         <w:jc w:val="both"/>
       </w:pPr>
       <w:r>
         <w:drawing>
-          <wp:anchor distT="0" distB="0" distL="114300" distR="114300" simplePos="0" relativeHeight="251664384" behindDoc="0" locked="0" layoutInCell="1" allowOverlap="1" wp14:anchorId="6035C4BF" wp14:editId="4A68EA4C">
+          <wp:anchor distT="0" distB="0" distL="114300" distR="114300" simplePos="0" relativeHeight="251666432" behindDoc="0" locked="0" layoutInCell="1" allowOverlap="1" wp14:anchorId="6E6B1B0D" wp14:editId="54506C38">
             <wp:simplePos x="0" y="0"/>
             <wp:positionH relativeFrom="margin">
               <wp:align>right</wp:align>
             </wp:positionH>
             <wp:positionV relativeFrom="paragraph">
-              <wp:posOffset>4896</wp:posOffset>
+              <wp:posOffset>325120</wp:posOffset>
+            </wp:positionV>
+            <wp:extent cx="5600700" cy="3169920"/>
+            <wp:effectExtent l="0" t="0" r="0" b="0"/>
+            <wp:wrapNone/>
+            <wp:docPr id="15875991" name="Imagen 1"/>
+            <wp:cNvGraphicFramePr>
+              <a:graphicFrameLocks xmlns:a="http://schemas.openxmlformats.org/drawingml/2006/main" noChangeAspect="1"/>
+            </wp:cNvGraphicFramePr>
+            <a:graphic xmlns:a="http://schemas.openxmlformats.org/drawingml/2006/main">
+              <a:graphicData uri="http://schemas.openxmlformats.org/drawingml/2006/picture">
+                <pic:pic xmlns:pic="http://schemas.openxmlformats.org/drawingml/2006/picture">
+                  <pic:nvPicPr>
+                    <pic:cNvPr id="15875991" name=""/>
+                    <pic:cNvPicPr/>
+                  </pic:nvPicPr>
+                  <pic:blipFill>
+                    <a:blip r:embed="rId11">
+                      <a:extLst>
+                        <a:ext uri="{28A0092B-C50C-407E-A947-70E740481C1C}">
+                          <a14:useLocalDpi xmlns:a14="http://schemas.microsoft.com/office/drawing/2010/main" val="0"/>
+                        </a:ext>
+                      </a:extLst>
+                    </a:blip>
+                    <a:stretch>
+                      <a:fillRect/>
+                    </a:stretch>
+                  </pic:blipFill>
+                  <pic:spPr>
+                    <a:xfrm>
+                      <a:off x="0" y="0"/>
+                      <a:ext cx="5600700" cy="3169920"/>
+                    </a:xfrm>
+                    <a:prstGeom prst="rect">
+                      <a:avLst/>
+                    </a:prstGeom>
+                  </pic:spPr>
+                </pic:pic>
+              </a:graphicData>
+            </a:graphic>
+            <wp14:sizeRelH relativeFrom="page">
+              <wp14:pctWidth>0</wp14:pctWidth>
+            </wp14:sizeRelH>
+            <wp14:sizeRelV relativeFrom="page">
+              <wp14:pctHeight>0</wp14:pctHeight>
+            </wp14:sizeRelV>
+          </wp:anchor>
+        </w:drawing>
+      </w:r>
+      <w:r>
+        <w:t xml:space="preserve"> </w:t>
+      </w:r>
+      <w:r>
+        <w:t>Script de creación de la estructura</w:t>
+      </w:r>
+    </w:p>
+    <w:p>
+      <w:pPr>
+        <w:jc w:val="both"/>
+      </w:pPr>
+    </w:p>
+    <w:p>
+      <w:pPr>
+        <w:pStyle w:val="Prrafodelista"/>
+        <w:jc w:val="both"/>
+      </w:pPr>
+    </w:p>
+    <w:p>
+      <w:pPr>
+        <w:pStyle w:val="Prrafodelista"/>
+        <w:jc w:val="both"/>
+      </w:pPr>
+    </w:p>
+    <w:p>
+      <w:pPr>
+        <w:pStyle w:val="Prrafodelista"/>
+        <w:jc w:val="both"/>
+      </w:pPr>
+    </w:p>
+    <w:p>
+      <w:pPr>
+        <w:pStyle w:val="Prrafodelista"/>
+        <w:jc w:val="both"/>
+      </w:pPr>
+    </w:p>
+    <w:p>
+      <w:pPr>
+        <w:pStyle w:val="Prrafodelista"/>
+        <w:jc w:val="both"/>
+      </w:pPr>
+    </w:p>
+    <w:p>
+      <w:pPr>
+        <w:pStyle w:val="Prrafodelista"/>
+        <w:jc w:val="both"/>
+      </w:pPr>
+    </w:p>
+    <w:p>
+      <w:pPr>
+        <w:pStyle w:val="Prrafodelista"/>
+        <w:jc w:val="both"/>
+      </w:pPr>
+    </w:p>
+    <w:p>
+      <w:pPr>
+        <w:pStyle w:val="Prrafodelista"/>
+        <w:jc w:val="both"/>
+      </w:pPr>
+    </w:p>
+    <w:p>
+      <w:pPr>
+        <w:ind w:left="360"/>
+        <w:jc w:val="both"/>
+      </w:pPr>
+    </w:p>
+    <w:p>
+      <w:pPr>
+        <w:pStyle w:val="Prrafodelista"/>
+        <w:jc w:val="both"/>
+      </w:pPr>
+    </w:p>
+    <w:p>
+      <w:pPr>
+        <w:pStyle w:val="Prrafodelista"/>
+        <w:jc w:val="both"/>
+      </w:pPr>
+    </w:p>
+    <w:p>
+      <w:pPr>
+        <w:jc w:val="both"/>
+      </w:pPr>
+    </w:p>
+    <w:p>
+      <w:pPr>
+        <w:jc w:val="both"/>
+      </w:pPr>
+    </w:p>
+    <w:p>
+      <w:pPr>
+        <w:pStyle w:val="Prrafodelista"/>
+        <w:numPr>
+          <w:ilvl w:val="0"/>
+          <w:numId w:val="4"/>
+        </w:numPr>
+        <w:jc w:val="both"/>
+      </w:pPr>
+      <w:r>
+        <w:drawing>
+          <wp:anchor distT="0" distB="0" distL="114300" distR="114300" simplePos="0" relativeHeight="251667456" behindDoc="0" locked="0" layoutInCell="1" allowOverlap="1" wp14:anchorId="28E7B74F" wp14:editId="0A0BF89D">
+            <wp:simplePos x="0" y="0"/>
+            <wp:positionH relativeFrom="margin">
+              <wp:align>right</wp:align>
+            </wp:positionH>
+            <wp:positionV relativeFrom="paragraph">
+              <wp:posOffset>330835</wp:posOffset>
+            </wp:positionV>
+            <wp:extent cx="5600700" cy="3049905"/>
+            <wp:effectExtent l="0" t="0" r="0" b="0"/>
+            <wp:wrapNone/>
+            <wp:docPr id="598831867" name="Imagen 1"/>
+            <wp:cNvGraphicFramePr>
+              <a:graphicFrameLocks xmlns:a="http://schemas.openxmlformats.org/drawingml/2006/main" noChangeAspect="1"/>
+            </wp:cNvGraphicFramePr>
+            <a:graphic xmlns:a="http://schemas.openxmlformats.org/drawingml/2006/main">
+              <a:graphicData uri="http://schemas.openxmlformats.org/drawingml/2006/picture">
+                <pic:pic xmlns:pic="http://schemas.openxmlformats.org/drawingml/2006/picture">
+                  <pic:nvPicPr>
+                    <pic:cNvPr id="598831867" name=""/>
+                    <pic:cNvPicPr/>
+                  </pic:nvPicPr>
+                  <pic:blipFill>
+                    <a:blip r:embed="rId12">
+                      <a:extLst>
+                        <a:ext uri="{28A0092B-C50C-407E-A947-70E740481C1C}">
+                          <a14:useLocalDpi xmlns:a14="http://schemas.microsoft.com/office/drawing/2010/main" val="0"/>
+                        </a:ext>
+                      </a:extLst>
+                    </a:blip>
+                    <a:stretch>
+                      <a:fillRect/>
+                    </a:stretch>
+                  </pic:blipFill>
+                  <pic:spPr>
+                    <a:xfrm>
+                      <a:off x="0" y="0"/>
+                      <a:ext cx="5600700" cy="3049905"/>
+                    </a:xfrm>
+                    <a:prstGeom prst="rect">
+                      <a:avLst/>
+                    </a:prstGeom>
+                  </pic:spPr>
+                </pic:pic>
+              </a:graphicData>
+            </a:graphic>
+            <wp14:sizeRelH relativeFrom="page">
+              <wp14:pctWidth>0</wp14:pctWidth>
+            </wp14:sizeRelH>
+            <wp14:sizeRelV relativeFrom="page">
+              <wp14:pctHeight>0</wp14:pctHeight>
+            </wp14:sizeRelV>
+          </wp:anchor>
+        </w:drawing>
+      </w:r>
+      <w:r>
+        <w:t>Script con datos de prueba</w:t>
+      </w:r>
+    </w:p>
+    <w:p>
+      <w:pPr>
+        <w:jc w:val="both"/>
+      </w:pPr>
+    </w:p>
+    <w:p>
+      <w:pPr>
+        <w:jc w:val="both"/>
+      </w:pPr>
+    </w:p>
+    <w:p>
+      <w:pPr>
+        <w:jc w:val="both"/>
+      </w:pPr>
+    </w:p>
+    <w:p>
+      <w:pPr>
+        <w:jc w:val="both"/>
+      </w:pPr>
+    </w:p>
+    <w:p>
+      <w:pPr>
+        <w:jc w:val="both"/>
+      </w:pPr>
+    </w:p>
+    <w:p>
+      <w:pPr>
+        <w:jc w:val="both"/>
+      </w:pPr>
+    </w:p>
+    <w:p>
+      <w:pPr>
+        <w:jc w:val="both"/>
+      </w:pPr>
+    </w:p>
+    <w:p>
+      <w:pPr>
+        <w:jc w:val="both"/>
+      </w:pPr>
+    </w:p>
+    <w:p>
+      <w:pPr>
+        <w:jc w:val="both"/>
+      </w:pPr>
+    </w:p>
+    <w:p>
+      <w:pPr>
+        <w:jc w:val="both"/>
+      </w:pPr>
+    </w:p>
+    <w:p>
+      <w:pPr>
+        <w:jc w:val="both"/>
+      </w:pPr>
+    </w:p>
+    <w:p>
+      <w:pPr>
+        <w:jc w:val="both"/>
+      </w:pPr>
+    </w:p>
+    <w:p>
+      <w:pPr>
+        <w:pStyle w:val="Prrafodelista"/>
+        <w:numPr>
+          <w:ilvl w:val="0"/>
+          <w:numId w:val="4"/>
+        </w:numPr>
+        <w:jc w:val="both"/>
+      </w:pPr>
+      <w:r>
+        <w:rPr>
+          <w:noProof/>
+        </w:rPr>
+        <w:lastRenderedPageBreak/>
+        <w:drawing>
+          <wp:anchor distT="0" distB="0" distL="114300" distR="114300" simplePos="0" relativeHeight="251664384" behindDoc="0" locked="0" layoutInCell="1" allowOverlap="1" wp14:anchorId="6035C4BF" wp14:editId="1AD8D10A">
+            <wp:simplePos x="0" y="0"/>
+            <wp:positionH relativeFrom="margin">
+              <wp:align>right</wp:align>
+            </wp:positionH>
+            <wp:positionV relativeFrom="paragraph">
+              <wp:posOffset>232410</wp:posOffset>
             </wp:positionV>
             <wp:extent cx="5607685" cy="3550654"/>
             <wp:effectExtent l="0" t="0" r="0" b="0"/>
@@ -1124,7 +1421,7 @@
                     <pic:cNvPicPr/>
                   </pic:nvPicPr>
                   <pic:blipFill>
-                    <a:blip r:embed="rId9">
+                    <a:blip r:embed="rId13">
                       <a:extLst>
                         <a:ext uri="{28A0092B-C50C-407E-A947-70E740481C1C}">
                           <a14:useLocalDpi xmlns:a14="http://schemas.microsoft.com/office/drawing/2010/main" val="0"/>
@@ -1156,56 +1453,98 @@
           </wp:anchor>
         </w:drawing>
       </w:r>
-    </w:p>
-    <w:p>
-      <w:pPr>
-        <w:jc w:val="both"/>
-      </w:pPr>
-    </w:p>
-    <w:p>
-      <w:pPr>
-        <w:jc w:val="both"/>
-      </w:pPr>
-    </w:p>
-    <w:p>
-      <w:pPr>
-        <w:jc w:val="both"/>
-      </w:pPr>
-    </w:p>
-    <w:p>
-      <w:pPr>
-        <w:jc w:val="both"/>
-      </w:pPr>
-    </w:p>
-    <w:p>
-      <w:pPr>
-        <w:jc w:val="both"/>
-      </w:pPr>
-    </w:p>
-    <w:p>
-      <w:pPr>
-        <w:jc w:val="both"/>
-      </w:pPr>
-    </w:p>
-    <w:p>
-      <w:pPr>
-        <w:jc w:val="both"/>
-      </w:pPr>
-    </w:p>
-    <w:p>
-      <w:pPr>
-        <w:jc w:val="both"/>
-      </w:pPr>
-    </w:p>
-    <w:p>
-      <w:pPr>
-        <w:jc w:val="both"/>
-      </w:pPr>
-    </w:p>
-    <w:p>
-      <w:pPr>
-        <w:jc w:val="both"/>
-      </w:pPr>
+      <w:r>
+        <w:t>Al menos diez registros para la entidad principal</w:t>
+      </w:r>
+      <w:r>
+        <w:t xml:space="preserve"> </w:t>
+      </w:r>
+      <w:r>
+        <w:t>–</w:t>
+      </w:r>
+      <w:r>
+        <w:t xml:space="preserve"> Mesa</w:t>
+      </w:r>
+      <w:r>
+        <w:t>, datos de prueba</w:t>
+      </w:r>
+    </w:p>
+    <w:p>
+      <w:pPr>
+        <w:jc w:val="both"/>
+      </w:pPr>
+    </w:p>
+    <w:p>
+      <w:pPr>
+        <w:jc w:val="both"/>
+      </w:pPr>
+    </w:p>
+    <w:p>
+      <w:pPr>
+        <w:jc w:val="both"/>
+      </w:pPr>
+    </w:p>
+    <w:p>
+      <w:pPr>
+        <w:jc w:val="both"/>
+      </w:pPr>
+    </w:p>
+    <w:p>
+      <w:pPr>
+        <w:jc w:val="both"/>
+      </w:pPr>
+    </w:p>
+    <w:p>
+      <w:pPr>
+        <w:jc w:val="both"/>
+      </w:pPr>
+    </w:p>
+    <w:p>
+      <w:pPr>
+        <w:jc w:val="both"/>
+      </w:pPr>
+    </w:p>
+    <w:p>
+      <w:pPr>
+        <w:jc w:val="both"/>
+      </w:pPr>
+    </w:p>
+    <w:p>
+      <w:pPr>
+        <w:jc w:val="both"/>
+      </w:pPr>
+    </w:p>
+    <w:p>
+      <w:pPr>
+        <w:jc w:val="both"/>
+      </w:pPr>
+    </w:p>
+    <w:p>
+      <w:pPr>
+        <w:jc w:val="both"/>
+      </w:pPr>
+    </w:p>
+    <w:p>
+      <w:pPr>
+        <w:pStyle w:val="Prrafodelista"/>
+        <w:numPr>
+          <w:ilvl w:val="0"/>
+          <w:numId w:val="5"/>
+        </w:numPr>
+        <w:jc w:val="both"/>
+      </w:pPr>
+      <w:r>
+        <w:t>Al menos cuatro registros para la entidad de apoyo</w:t>
+      </w:r>
+      <w:r>
+        <w:t xml:space="preserve"> - Reserva</w:t>
+      </w:r>
+      <w:r>
+        <w:t>, cuando el caso lo permita</w:t>
+      </w:r>
+      <w:r>
+        <w:t>, datos de prueba</w:t>
+      </w:r>
     </w:p>
     <w:p>
       <w:pPr>
@@ -1216,16 +1555,16 @@
           <w:noProof/>
         </w:rPr>
         <w:drawing>
-          <wp:anchor distT="0" distB="0" distL="114300" distR="114300" simplePos="0" relativeHeight="251665408" behindDoc="0" locked="0" layoutInCell="1" allowOverlap="1" wp14:anchorId="581AD515" wp14:editId="09DC07FB">
+          <wp:anchor distT="0" distB="0" distL="114300" distR="114300" simplePos="0" relativeHeight="251665408" behindDoc="0" locked="0" layoutInCell="1" allowOverlap="1" wp14:anchorId="581AD515" wp14:editId="1837214D">
             <wp:simplePos x="0" y="0"/>
             <wp:positionH relativeFrom="margin">
-              <wp:posOffset>-395896</wp:posOffset>
+              <wp:align>center</wp:align>
             </wp:positionH>
             <wp:positionV relativeFrom="paragraph">
-              <wp:posOffset>242831</wp:posOffset>
+              <wp:posOffset>91440</wp:posOffset>
             </wp:positionV>
-            <wp:extent cx="6356784" cy="3092450"/>
-            <wp:effectExtent l="0" t="0" r="6350" b="0"/>
+            <wp:extent cx="6356350" cy="3649980"/>
+            <wp:effectExtent l="0" t="0" r="6350" b="7620"/>
             <wp:wrapNone/>
             <wp:docPr id="218603436" name="Imagen 1"/>
             <wp:cNvGraphicFramePr>
@@ -1241,7 +1580,7 @@
                     </pic:cNvPicPr>
                   </pic:nvPicPr>
                   <pic:blipFill>
-                    <a:blip r:embed="rId10">
+                    <a:blip r:embed="rId14">
                       <a:extLst>
                         <a:ext uri="{28A0092B-C50C-407E-A947-70E740481C1C}">
                           <a14:useLocalDpi xmlns:a14="http://schemas.microsoft.com/office/drawing/2010/main" val="0"/>
@@ -1256,7 +1595,7 @@
                   <pic:spPr bwMode="auto">
                     <a:xfrm>
                       <a:off x="0" y="0"/>
-                      <a:ext cx="6356784" cy="3092450"/>
+                      <a:ext cx="6356350" cy="3649980"/>
                     </a:xfrm>
                     <a:prstGeom prst="rect">
                       <a:avLst/>
@@ -1333,16 +1672,6 @@
     </w:p>
     <w:p>
       <w:pPr>
-        <w:jc w:val="both"/>
-      </w:pPr>
-    </w:p>
-    <w:p>
-      <w:pPr>
-        <w:jc w:val="both"/>
-      </w:pPr>
-    </w:p>
-    <w:p>
-      <w:pPr>
         <w:pStyle w:val="Prrafodelista"/>
         <w:numPr>
           <w:ilvl w:val="0"/>
@@ -1351,34 +1680,21 @@
         <w:jc w:val="both"/>
       </w:pPr>
       <w:r>
+        <w:rPr>
+          <w:noProof/>
+        </w:rPr>
         <w:lastRenderedPageBreak/>
-        <w:t>Evidencias de la conexión con PostgreSQL</w:t>
-      </w:r>
-    </w:p>
-    <w:p>
-      <w:pPr>
-        <w:jc w:val="both"/>
-      </w:pPr>
-    </w:p>
-    <w:p>
-      <w:pPr>
-        <w:jc w:val="both"/>
-      </w:pPr>
-      <w:r>
-        <w:rPr>
-          <w:noProof/>
-        </w:rPr>
         <w:drawing>
-          <wp:anchor distT="0" distB="0" distL="114300" distR="114300" simplePos="0" relativeHeight="251663360" behindDoc="0" locked="0" layoutInCell="1" allowOverlap="1" wp14:anchorId="11BC233C" wp14:editId="6B03536D">
+          <wp:anchor distT="0" distB="0" distL="114300" distR="114300" simplePos="0" relativeHeight="251663360" behindDoc="0" locked="0" layoutInCell="1" allowOverlap="1" wp14:anchorId="11BC233C" wp14:editId="557D9E1F">
             <wp:simplePos x="0" y="0"/>
             <wp:positionH relativeFrom="margin">
-              <wp:align>right</wp:align>
+              <wp:posOffset>-310515</wp:posOffset>
             </wp:positionH>
             <wp:positionV relativeFrom="paragraph">
-              <wp:posOffset>15240</wp:posOffset>
+              <wp:posOffset>342265</wp:posOffset>
             </wp:positionV>
-            <wp:extent cx="5612130" cy="2927985"/>
-            <wp:effectExtent l="0" t="0" r="7620" b="5715"/>
+            <wp:extent cx="6332220" cy="3947160"/>
+            <wp:effectExtent l="0" t="0" r="0" b="0"/>
             <wp:wrapNone/>
             <wp:docPr id="852390843" name="Imagen 1"/>
             <wp:cNvGraphicFramePr>
@@ -1392,7 +1708,7 @@
                     <pic:cNvPicPr/>
                   </pic:nvPicPr>
                   <pic:blipFill>
-                    <a:blip r:embed="rId11" cstate="print">
+                    <a:blip r:embed="rId15" cstate="print">
                       <a:extLst>
                         <a:ext uri="{28A0092B-C50C-407E-A947-70E740481C1C}">
                           <a14:useLocalDpi xmlns:a14="http://schemas.microsoft.com/office/drawing/2010/main" val="0"/>
@@ -1406,7 +1722,7 @@
                   <pic:spPr>
                     <a:xfrm>
                       <a:off x="0" y="0"/>
-                      <a:ext cx="5612130" cy="2927985"/>
+                      <a:ext cx="6332220" cy="3947160"/>
                     </a:xfrm>
                     <a:prstGeom prst="rect">
                       <a:avLst/>
@@ -1424,74 +1740,1472 @@
           </wp:anchor>
         </w:drawing>
       </w:r>
-    </w:p>
-    <w:p>
-      <w:pPr>
-        <w:jc w:val="both"/>
-      </w:pPr>
-    </w:p>
-    <w:p>
-      <w:pPr>
-        <w:jc w:val="both"/>
-      </w:pPr>
-    </w:p>
-    <w:p>
-      <w:pPr>
-        <w:jc w:val="both"/>
-      </w:pPr>
-    </w:p>
-    <w:p>
-      <w:pPr>
-        <w:jc w:val="both"/>
-      </w:pPr>
-    </w:p>
-    <w:p>
-      <w:pPr>
-        <w:jc w:val="both"/>
-      </w:pPr>
-    </w:p>
-    <w:p>
-      <w:pPr>
-        <w:jc w:val="both"/>
-      </w:pPr>
-    </w:p>
-    <w:p>
-      <w:pPr>
-        <w:jc w:val="both"/>
-      </w:pPr>
-    </w:p>
-    <w:p>
-      <w:pPr>
-        <w:jc w:val="both"/>
-      </w:pPr>
-    </w:p>
-    <w:p>
-      <w:pPr>
-        <w:jc w:val="both"/>
-      </w:pPr>
-    </w:p>
-    <w:p>
-      <w:pPr>
-        <w:jc w:val="both"/>
-      </w:pPr>
-    </w:p>
-    <w:p>
-      <w:pPr>
-        <w:jc w:val="both"/>
-      </w:pPr>
-    </w:p>
-    <w:p>
-      <w:pPr>
-        <w:jc w:val="both"/>
-      </w:pPr>
-    </w:p>
-    <w:p>
-      <w:pPr>
-        <w:jc w:val="both"/>
-      </w:pPr>
-    </w:p>
-    <w:p/>
-    <w:p/>
+      <w:r>
+        <w:t>Evidencias de la conexión con PostgreSQL</w:t>
+      </w:r>
+    </w:p>
+    <w:p>
+      <w:pPr>
+        <w:jc w:val="both"/>
+      </w:pPr>
+    </w:p>
+    <w:p>
+      <w:pPr>
+        <w:jc w:val="both"/>
+      </w:pPr>
+    </w:p>
+    <w:p>
+      <w:pPr>
+        <w:jc w:val="both"/>
+      </w:pPr>
+    </w:p>
+    <w:p>
+      <w:pPr>
+        <w:jc w:val="both"/>
+      </w:pPr>
+    </w:p>
+    <w:p>
+      <w:pPr>
+        <w:jc w:val="both"/>
+      </w:pPr>
+    </w:p>
+    <w:p>
+      <w:pPr>
+        <w:jc w:val="both"/>
+      </w:pPr>
+    </w:p>
+    <w:p>
+      <w:pPr>
+        <w:jc w:val="both"/>
+      </w:pPr>
+    </w:p>
+    <w:p>
+      <w:pPr>
+        <w:jc w:val="both"/>
+      </w:pPr>
+    </w:p>
+    <w:p>
+      <w:pPr>
+        <w:jc w:val="both"/>
+      </w:pPr>
+    </w:p>
+    <w:p>
+      <w:pPr>
+        <w:jc w:val="both"/>
+      </w:pPr>
+    </w:p>
+    <w:p>
+      <w:pPr>
+        <w:jc w:val="both"/>
+      </w:pPr>
+    </w:p>
+    <w:p>
+      <w:pPr>
+        <w:jc w:val="both"/>
+      </w:pPr>
+    </w:p>
+    <w:p>
+      <w:pPr>
+        <w:jc w:val="both"/>
+      </w:pPr>
+    </w:p>
+    <w:p>
+      <w:pPr>
+        <w:jc w:val="both"/>
+      </w:pPr>
+    </w:p>
+    <w:p>
+      <w:pPr>
+        <w:jc w:val="both"/>
+      </w:pPr>
+    </w:p>
+    <w:p/>
+    <w:p/>
+    <w:p/>
+    <w:p/>
+    <w:p/>
+    <w:p/>
+    <w:p/>
+    <w:p/>
+    <w:p/>
+    <w:p/>
+    <w:p>
+      <w:pPr>
+        <w:pStyle w:val="Prrafodelista"/>
+        <w:numPr>
+          <w:ilvl w:val="0"/>
+          <w:numId w:val="2"/>
+        </w:numPr>
+      </w:pPr>
+      <w:proofErr w:type="spellStart"/>
+      <w:r>
+        <w:lastRenderedPageBreak/>
+        <w:t>Backend</w:t>
+      </w:r>
+      <w:proofErr w:type="spellEnd"/>
+    </w:p>
+    <w:p>
+      <w:pPr>
+        <w:pStyle w:val="Prrafodelista"/>
+        <w:numPr>
+          <w:ilvl w:val="0"/>
+          <w:numId w:val="5"/>
+        </w:numPr>
+      </w:pPr>
+      <w:r>
+        <w:t>Paquetes creados</w:t>
+      </w:r>
+    </w:p>
+    <w:p>
+      <w:r>
+        <w:drawing>
+          <wp:anchor distT="0" distB="0" distL="114300" distR="114300" simplePos="0" relativeHeight="251668480" behindDoc="0" locked="0" layoutInCell="1" allowOverlap="1" wp14:anchorId="4706304F" wp14:editId="0CE6F77A">
+            <wp:simplePos x="0" y="0"/>
+            <wp:positionH relativeFrom="margin">
+              <wp:align>right</wp:align>
+            </wp:positionH>
+            <wp:positionV relativeFrom="paragraph">
+              <wp:posOffset>7620</wp:posOffset>
+            </wp:positionV>
+            <wp:extent cx="5606415" cy="3288146"/>
+            <wp:effectExtent l="0" t="0" r="0" b="7620"/>
+            <wp:wrapNone/>
+            <wp:docPr id="2123042147" name="Imagen 1"/>
+            <wp:cNvGraphicFramePr>
+              <a:graphicFrameLocks xmlns:a="http://schemas.openxmlformats.org/drawingml/2006/main" noChangeAspect="1"/>
+            </wp:cNvGraphicFramePr>
+            <a:graphic xmlns:a="http://schemas.openxmlformats.org/drawingml/2006/main">
+              <a:graphicData uri="http://schemas.openxmlformats.org/drawingml/2006/picture">
+                <pic:pic xmlns:pic="http://schemas.openxmlformats.org/drawingml/2006/picture">
+                  <pic:nvPicPr>
+                    <pic:cNvPr id="0" name="Picture 1"/>
+                    <pic:cNvPicPr>
+                      <a:picLocks noChangeAspect="1" noChangeArrowheads="1"/>
+                    </pic:cNvPicPr>
+                  </pic:nvPicPr>
+                  <pic:blipFill>
+                    <a:blip r:embed="rId16">
+                      <a:extLst>
+                        <a:ext uri="{28A0092B-C50C-407E-A947-70E740481C1C}">
+                          <a14:useLocalDpi xmlns:a14="http://schemas.microsoft.com/office/drawing/2010/main" val="0"/>
+                        </a:ext>
+                      </a:extLst>
+                    </a:blip>
+                    <a:srcRect/>
+                    <a:stretch>
+                      <a:fillRect/>
+                    </a:stretch>
+                  </pic:blipFill>
+                  <pic:spPr bwMode="auto">
+                    <a:xfrm>
+                      <a:off x="0" y="0"/>
+                      <a:ext cx="5608986" cy="3289654"/>
+                    </a:xfrm>
+                    <a:prstGeom prst="rect">
+                      <a:avLst/>
+                    </a:prstGeom>
+                    <a:noFill/>
+                    <a:ln>
+                      <a:noFill/>
+                    </a:ln>
+                  </pic:spPr>
+                </pic:pic>
+              </a:graphicData>
+            </a:graphic>
+            <wp14:sizeRelH relativeFrom="page">
+              <wp14:pctWidth>0</wp14:pctWidth>
+            </wp14:sizeRelH>
+            <wp14:sizeRelV relativeFrom="page">
+              <wp14:pctHeight>0</wp14:pctHeight>
+            </wp14:sizeRelV>
+          </wp:anchor>
+        </w:drawing>
+      </w:r>
+    </w:p>
+    <w:p/>
+    <w:p/>
+    <w:p/>
+    <w:p/>
+    <w:p/>
+    <w:p/>
+    <w:p/>
+    <w:p/>
+    <w:p/>
+    <w:p/>
+    <w:p>
+      <w:r>
+        <w:drawing>
+          <wp:anchor distT="0" distB="0" distL="114300" distR="114300" simplePos="0" relativeHeight="251669504" behindDoc="0" locked="0" layoutInCell="1" allowOverlap="1" wp14:anchorId="6ABDC7ED" wp14:editId="793055AB">
+            <wp:simplePos x="0" y="0"/>
+            <wp:positionH relativeFrom="margin">
+              <wp:align>right</wp:align>
+            </wp:positionH>
+            <wp:positionV relativeFrom="paragraph">
+              <wp:posOffset>40005</wp:posOffset>
+            </wp:positionV>
+            <wp:extent cx="5612130" cy="2853690"/>
+            <wp:effectExtent l="0" t="0" r="7620" b="3810"/>
+            <wp:wrapNone/>
+            <wp:docPr id="688836758" name="Imagen 2"/>
+            <wp:cNvGraphicFramePr>
+              <a:graphicFrameLocks xmlns:a="http://schemas.openxmlformats.org/drawingml/2006/main" noChangeAspect="1"/>
+            </wp:cNvGraphicFramePr>
+            <a:graphic xmlns:a="http://schemas.openxmlformats.org/drawingml/2006/main">
+              <a:graphicData uri="http://schemas.openxmlformats.org/drawingml/2006/picture">
+                <pic:pic xmlns:pic="http://schemas.openxmlformats.org/drawingml/2006/picture">
+                  <pic:nvPicPr>
+                    <pic:cNvPr id="0" name="Picture 3"/>
+                    <pic:cNvPicPr>
+                      <a:picLocks noChangeAspect="1" noChangeArrowheads="1"/>
+                    </pic:cNvPicPr>
+                  </pic:nvPicPr>
+                  <pic:blipFill>
+                    <a:blip r:embed="rId17" cstate="print">
+                      <a:extLst>
+                        <a:ext uri="{28A0092B-C50C-407E-A947-70E740481C1C}">
+                          <a14:useLocalDpi xmlns:a14="http://schemas.microsoft.com/office/drawing/2010/main" val="0"/>
+                        </a:ext>
+                      </a:extLst>
+                    </a:blip>
+                    <a:srcRect/>
+                    <a:stretch>
+                      <a:fillRect/>
+                    </a:stretch>
+                  </pic:blipFill>
+                  <pic:spPr bwMode="auto">
+                    <a:xfrm>
+                      <a:off x="0" y="0"/>
+                      <a:ext cx="5612130" cy="2853690"/>
+                    </a:xfrm>
+                    <a:prstGeom prst="rect">
+                      <a:avLst/>
+                    </a:prstGeom>
+                    <a:noFill/>
+                    <a:ln>
+                      <a:noFill/>
+                    </a:ln>
+                  </pic:spPr>
+                </pic:pic>
+              </a:graphicData>
+            </a:graphic>
+            <wp14:sizeRelH relativeFrom="page">
+              <wp14:pctWidth>0</wp14:pctWidth>
+            </wp14:sizeRelH>
+            <wp14:sizeRelV relativeFrom="page">
+              <wp14:pctHeight>0</wp14:pctHeight>
+            </wp14:sizeRelV>
+          </wp:anchor>
+        </w:drawing>
+      </w:r>
+    </w:p>
+    <w:p/>
+    <w:p/>
+    <w:p/>
+    <w:p/>
+    <w:p/>
+    <w:p/>
+    <w:p/>
+    <w:p/>
+    <w:p/>
+    <w:p/>
+    <w:p/>
+    <w:p/>
+    <w:p>
+      <w:pPr>
+        <w:pStyle w:val="Prrafodelista"/>
+        <w:numPr>
+          <w:ilvl w:val="0"/>
+          <w:numId w:val="5"/>
+        </w:numPr>
+      </w:pPr>
+      <w:r>
+        <w:lastRenderedPageBreak/>
+        <w:t>Paquetes creados</w:t>
+      </w:r>
+    </w:p>
+    <w:p>
+      <w:pPr>
+        <w:ind w:firstLine="708"/>
+      </w:pPr>
+      <w:r>
+        <w:drawing>
+          <wp:anchor distT="0" distB="0" distL="114300" distR="114300" simplePos="0" relativeHeight="251670528" behindDoc="0" locked="0" layoutInCell="1" allowOverlap="1" wp14:anchorId="32478AD0" wp14:editId="192F524F">
+            <wp:simplePos x="0" y="0"/>
+            <wp:positionH relativeFrom="margin">
+              <wp:align>right</wp:align>
+            </wp:positionH>
+            <wp:positionV relativeFrom="paragraph">
+              <wp:posOffset>13739</wp:posOffset>
+            </wp:positionV>
+            <wp:extent cx="5612130" cy="3479165"/>
+            <wp:effectExtent l="0" t="0" r="7620" b="6985"/>
+            <wp:wrapNone/>
+            <wp:docPr id="1024364551" name="Imagen 3"/>
+            <wp:cNvGraphicFramePr>
+              <a:graphicFrameLocks xmlns:a="http://schemas.openxmlformats.org/drawingml/2006/main" noChangeAspect="1"/>
+            </wp:cNvGraphicFramePr>
+            <a:graphic xmlns:a="http://schemas.openxmlformats.org/drawingml/2006/main">
+              <a:graphicData uri="http://schemas.openxmlformats.org/drawingml/2006/picture">
+                <pic:pic xmlns:pic="http://schemas.openxmlformats.org/drawingml/2006/picture">
+                  <pic:nvPicPr>
+                    <pic:cNvPr id="0" name="Picture 11"/>
+                    <pic:cNvPicPr>
+                      <a:picLocks noChangeAspect="1" noChangeArrowheads="1"/>
+                    </pic:cNvPicPr>
+                  </pic:nvPicPr>
+                  <pic:blipFill>
+                    <a:blip r:embed="rId18" cstate="print">
+                      <a:extLst>
+                        <a:ext uri="{28A0092B-C50C-407E-A947-70E740481C1C}">
+                          <a14:useLocalDpi xmlns:a14="http://schemas.microsoft.com/office/drawing/2010/main" val="0"/>
+                        </a:ext>
+                      </a:extLst>
+                    </a:blip>
+                    <a:srcRect/>
+                    <a:stretch>
+                      <a:fillRect/>
+                    </a:stretch>
+                  </pic:blipFill>
+                  <pic:spPr bwMode="auto">
+                    <a:xfrm>
+                      <a:off x="0" y="0"/>
+                      <a:ext cx="5612130" cy="3479165"/>
+                    </a:xfrm>
+                    <a:prstGeom prst="rect">
+                      <a:avLst/>
+                    </a:prstGeom>
+                    <a:noFill/>
+                    <a:ln>
+                      <a:noFill/>
+                    </a:ln>
+                  </pic:spPr>
+                </pic:pic>
+              </a:graphicData>
+            </a:graphic>
+            <wp14:sizeRelH relativeFrom="page">
+              <wp14:pctWidth>0</wp14:pctWidth>
+            </wp14:sizeRelH>
+            <wp14:sizeRelV relativeFrom="page">
+              <wp14:pctHeight>0</wp14:pctHeight>
+            </wp14:sizeRelV>
+          </wp:anchor>
+        </w:drawing>
+      </w:r>
+    </w:p>
+    <w:p>
+      <w:pPr>
+        <w:ind w:firstLine="708"/>
+      </w:pPr>
+    </w:p>
+    <w:p>
+      <w:pPr>
+        <w:ind w:firstLine="708"/>
+      </w:pPr>
+    </w:p>
+    <w:p>
+      <w:pPr>
+        <w:ind w:firstLine="708"/>
+      </w:pPr>
+    </w:p>
+    <w:p>
+      <w:pPr>
+        <w:ind w:firstLine="708"/>
+      </w:pPr>
+    </w:p>
+    <w:p/>
+    <w:p/>
+    <w:p/>
+    <w:p/>
+    <w:p/>
+    <w:p/>
+    <w:p/>
+    <w:p/>
+    <w:p/>
+    <w:p/>
+    <w:p/>
+    <w:p/>
+    <w:p/>
+    <w:p/>
+    <w:p/>
+    <w:p/>
+    <w:p/>
+    <w:p/>
+    <w:p/>
+    <w:p/>
+    <w:p>
+      <w:pPr>
+        <w:pStyle w:val="Prrafodelista"/>
+        <w:numPr>
+          <w:ilvl w:val="0"/>
+          <w:numId w:val="8"/>
+        </w:numPr>
+      </w:pPr>
+      <w:r>
+        <w:lastRenderedPageBreak/>
+        <w:t>Pruebas realizadas en Postman</w:t>
+      </w:r>
+    </w:p>
+    <w:p>
+      <w:pPr>
+        <w:pStyle w:val="Prrafodelista"/>
+        <w:numPr>
+          <w:ilvl w:val="0"/>
+          <w:numId w:val="5"/>
+        </w:numPr>
+      </w:pPr>
+      <w:r>
+        <w:t xml:space="preserve">POST - </w:t>
+      </w:r>
+      <w:hyperlink r:id="rId19" w:history="1">
+        <w:r>
+          <w:rPr>
+            <w:rStyle w:val="Hipervnculo"/>
+          </w:rPr>
+          <w:t>http://localhost:8080/api/mesas</w:t>
+        </w:r>
+      </w:hyperlink>
+    </w:p>
+    <w:p>
+      <w:pPr>
+        <w:ind w:left="360"/>
+      </w:pPr>
+      <w:r>
+        <w:drawing>
+          <wp:anchor distT="0" distB="0" distL="114300" distR="114300" simplePos="0" relativeHeight="251671552" behindDoc="0" locked="0" layoutInCell="1" allowOverlap="1" wp14:anchorId="7483A382" wp14:editId="1B18ECAE">
+            <wp:simplePos x="0" y="0"/>
+            <wp:positionH relativeFrom="margin">
+              <wp:align>right</wp:align>
+            </wp:positionH>
+            <wp:positionV relativeFrom="paragraph">
+              <wp:posOffset>52878</wp:posOffset>
+            </wp:positionV>
+            <wp:extent cx="5624557" cy="2549236"/>
+            <wp:effectExtent l="0" t="0" r="0" b="3810"/>
+            <wp:wrapNone/>
+            <wp:docPr id="1930518750" name="Imagen 1"/>
+            <wp:cNvGraphicFramePr>
+              <a:graphicFrameLocks xmlns:a="http://schemas.openxmlformats.org/drawingml/2006/main" noChangeAspect="1"/>
+            </wp:cNvGraphicFramePr>
+            <a:graphic xmlns:a="http://schemas.openxmlformats.org/drawingml/2006/main">
+              <a:graphicData uri="http://schemas.openxmlformats.org/drawingml/2006/picture">
+                <pic:pic xmlns:pic="http://schemas.openxmlformats.org/drawingml/2006/picture">
+                  <pic:nvPicPr>
+                    <pic:cNvPr id="1930518750" name=""/>
+                    <pic:cNvPicPr/>
+                  </pic:nvPicPr>
+                  <pic:blipFill>
+                    <a:blip r:embed="rId20">
+                      <a:extLst>
+                        <a:ext uri="{28A0092B-C50C-407E-A947-70E740481C1C}">
+                          <a14:useLocalDpi xmlns:a14="http://schemas.microsoft.com/office/drawing/2010/main" val="0"/>
+                        </a:ext>
+                      </a:extLst>
+                    </a:blip>
+                    <a:stretch>
+                      <a:fillRect/>
+                    </a:stretch>
+                  </pic:blipFill>
+                  <pic:spPr>
+                    <a:xfrm>
+                      <a:off x="0" y="0"/>
+                      <a:ext cx="5627704" cy="2550662"/>
+                    </a:xfrm>
+                    <a:prstGeom prst="rect">
+                      <a:avLst/>
+                    </a:prstGeom>
+                  </pic:spPr>
+                </pic:pic>
+              </a:graphicData>
+            </a:graphic>
+            <wp14:sizeRelH relativeFrom="page">
+              <wp14:pctWidth>0</wp14:pctWidth>
+            </wp14:sizeRelH>
+            <wp14:sizeRelV relativeFrom="page">
+              <wp14:pctHeight>0</wp14:pctHeight>
+            </wp14:sizeRelV>
+          </wp:anchor>
+        </w:drawing>
+      </w:r>
+    </w:p>
+    <w:p/>
+    <w:p/>
+    <w:p/>
+    <w:p/>
+    <w:p/>
+    <w:p/>
+    <w:p/>
+    <w:p/>
+    <w:p>
+      <w:pPr>
+        <w:pStyle w:val="Prrafodelista"/>
+        <w:numPr>
+          <w:ilvl w:val="0"/>
+          <w:numId w:val="5"/>
+        </w:numPr>
+        <w:tabs>
+          <w:tab w:val="left" w:pos="1004"/>
+        </w:tabs>
+      </w:pPr>
+      <w:r>
+        <w:t>GET</w:t>
+      </w:r>
+      <w:r>
+        <w:t xml:space="preserve"> - </w:t>
+      </w:r>
+      <w:hyperlink r:id="rId21" w:history="1">
+        <w:r>
+          <w:rPr>
+            <w:rStyle w:val="Hipervnculo"/>
+          </w:rPr>
+          <w:t>http://localhost:8080/api/mesas</w:t>
+        </w:r>
+      </w:hyperlink>
+    </w:p>
+    <w:p>
+      <w:pPr>
+        <w:pStyle w:val="Prrafodelista"/>
+        <w:tabs>
+          <w:tab w:val="left" w:pos="1004"/>
+        </w:tabs>
+      </w:pPr>
+      <w:r>
+        <w:rPr>
+          <w:noProof/>
+        </w:rPr>
+        <w:drawing>
+          <wp:anchor distT="0" distB="0" distL="114300" distR="114300" simplePos="0" relativeHeight="251672576" behindDoc="0" locked="0" layoutInCell="1" allowOverlap="1" wp14:anchorId="4B711735" wp14:editId="6D0A2746">
+            <wp:simplePos x="0" y="0"/>
+            <wp:positionH relativeFrom="margin">
+              <wp:posOffset>-8717</wp:posOffset>
+            </wp:positionH>
+            <wp:positionV relativeFrom="paragraph">
+              <wp:posOffset>225655</wp:posOffset>
+            </wp:positionV>
+            <wp:extent cx="5615125" cy="3786909"/>
+            <wp:effectExtent l="0" t="0" r="5080" b="4445"/>
+            <wp:wrapNone/>
+            <wp:docPr id="1587138548" name="Imagen 6"/>
+            <wp:cNvGraphicFramePr>
+              <a:graphicFrameLocks xmlns:a="http://schemas.openxmlformats.org/drawingml/2006/main" noChangeAspect="1"/>
+            </wp:cNvGraphicFramePr>
+            <a:graphic xmlns:a="http://schemas.openxmlformats.org/drawingml/2006/main">
+              <a:graphicData uri="http://schemas.openxmlformats.org/drawingml/2006/picture">
+                <pic:pic xmlns:pic="http://schemas.openxmlformats.org/drawingml/2006/picture">
+                  <pic:nvPicPr>
+                    <pic:cNvPr id="0" name="Picture 4"/>
+                    <pic:cNvPicPr>
+                      <a:picLocks noChangeAspect="1" noChangeArrowheads="1"/>
+                    </pic:cNvPicPr>
+                  </pic:nvPicPr>
+                  <pic:blipFill>
+                    <a:blip r:embed="rId22">
+                      <a:extLst>
+                        <a:ext uri="{28A0092B-C50C-407E-A947-70E740481C1C}">
+                          <a14:useLocalDpi xmlns:a14="http://schemas.microsoft.com/office/drawing/2010/main" val="0"/>
+                        </a:ext>
+                      </a:extLst>
+                    </a:blip>
+                    <a:srcRect/>
+                    <a:stretch>
+                      <a:fillRect/>
+                    </a:stretch>
+                  </pic:blipFill>
+                  <pic:spPr bwMode="auto">
+                    <a:xfrm>
+                      <a:off x="0" y="0"/>
+                      <a:ext cx="5617102" cy="3788242"/>
+                    </a:xfrm>
+                    <a:prstGeom prst="rect">
+                      <a:avLst/>
+                    </a:prstGeom>
+                    <a:noFill/>
+                  </pic:spPr>
+                </pic:pic>
+              </a:graphicData>
+            </a:graphic>
+            <wp14:sizeRelH relativeFrom="page">
+              <wp14:pctWidth>0</wp14:pctWidth>
+            </wp14:sizeRelH>
+            <wp14:sizeRelV relativeFrom="page">
+              <wp14:pctHeight>0</wp14:pctHeight>
+            </wp14:sizeRelV>
+          </wp:anchor>
+        </w:drawing>
+      </w:r>
+    </w:p>
+    <w:p>
+      <w:pPr>
+        <w:tabs>
+          <w:tab w:val="left" w:pos="1004"/>
+        </w:tabs>
+        <w:ind w:left="360"/>
+      </w:pPr>
+    </w:p>
+    <w:p>
+      <w:pPr>
+        <w:tabs>
+          <w:tab w:val="left" w:pos="1004"/>
+        </w:tabs>
+      </w:pPr>
+    </w:p>
+    <w:p/>
+    <w:p/>
+    <w:p/>
+    <w:p/>
+    <w:p/>
+    <w:p/>
+    <w:p/>
+    <w:p/>
+    <w:p/>
+    <w:p/>
+    <w:p/>
+    <w:p/>
+    <w:p>
+      <w:pPr>
+        <w:pStyle w:val="Prrafodelista"/>
+        <w:numPr>
+          <w:ilvl w:val="0"/>
+          <w:numId w:val="8"/>
+        </w:numPr>
+      </w:pPr>
+      <w:r>
+        <w:lastRenderedPageBreak/>
+        <w:t>Pruebas realizadas en Postman</w:t>
+      </w:r>
+    </w:p>
+    <w:p>
+      <w:pPr>
+        <w:pStyle w:val="Prrafodelista"/>
+        <w:numPr>
+          <w:ilvl w:val="0"/>
+          <w:numId w:val="5"/>
+        </w:numPr>
+      </w:pPr>
+      <w:r>
+        <w:t xml:space="preserve">POST - </w:t>
+      </w:r>
+      <w:r>
+        <w:t xml:space="preserve"> </w:t>
+      </w:r>
+      <w:hyperlink r:id="rId23" w:history="1">
+        <w:r>
+          <w:rPr>
+            <w:rStyle w:val="Hipervnculo"/>
+          </w:rPr>
+          <w:t>http://localhost:8080/api/</w:t>
+        </w:r>
+        <w:r>
+          <w:rPr>
+            <w:rStyle w:val="Hipervnculo"/>
+          </w:rPr>
+          <w:t>reservas</w:t>
+        </w:r>
+      </w:hyperlink>
+    </w:p>
+    <w:p>
+      <w:r>
+        <w:drawing>
+          <wp:anchor distT="0" distB="0" distL="114300" distR="114300" simplePos="0" relativeHeight="251673600" behindDoc="0" locked="0" layoutInCell="1" allowOverlap="1" wp14:anchorId="626C8940" wp14:editId="1F9CA51B">
+            <wp:simplePos x="0" y="0"/>
+            <wp:positionH relativeFrom="margin">
+              <wp:align>right</wp:align>
+            </wp:positionH>
+            <wp:positionV relativeFrom="paragraph">
+              <wp:posOffset>167005</wp:posOffset>
+            </wp:positionV>
+            <wp:extent cx="5612130" cy="2962275"/>
+            <wp:effectExtent l="0" t="0" r="7620" b="9525"/>
+            <wp:wrapNone/>
+            <wp:docPr id="2134500941" name="Imagen 1"/>
+            <wp:cNvGraphicFramePr>
+              <a:graphicFrameLocks xmlns:a="http://schemas.openxmlformats.org/drawingml/2006/main" noChangeAspect="1"/>
+            </wp:cNvGraphicFramePr>
+            <a:graphic xmlns:a="http://schemas.openxmlformats.org/drawingml/2006/main">
+              <a:graphicData uri="http://schemas.openxmlformats.org/drawingml/2006/picture">
+                <pic:pic xmlns:pic="http://schemas.openxmlformats.org/drawingml/2006/picture">
+                  <pic:nvPicPr>
+                    <pic:cNvPr id="2134500941" name=""/>
+                    <pic:cNvPicPr/>
+                  </pic:nvPicPr>
+                  <pic:blipFill>
+                    <a:blip r:embed="rId24">
+                      <a:extLst>
+                        <a:ext uri="{28A0092B-C50C-407E-A947-70E740481C1C}">
+                          <a14:useLocalDpi xmlns:a14="http://schemas.microsoft.com/office/drawing/2010/main" val="0"/>
+                        </a:ext>
+                      </a:extLst>
+                    </a:blip>
+                    <a:stretch>
+                      <a:fillRect/>
+                    </a:stretch>
+                  </pic:blipFill>
+                  <pic:spPr>
+                    <a:xfrm>
+                      <a:off x="0" y="0"/>
+                      <a:ext cx="5612130" cy="2962275"/>
+                    </a:xfrm>
+                    <a:prstGeom prst="rect">
+                      <a:avLst/>
+                    </a:prstGeom>
+                  </pic:spPr>
+                </pic:pic>
+              </a:graphicData>
+            </a:graphic>
+            <wp14:sizeRelH relativeFrom="page">
+              <wp14:pctWidth>0</wp14:pctWidth>
+            </wp14:sizeRelH>
+            <wp14:sizeRelV relativeFrom="page">
+              <wp14:pctHeight>0</wp14:pctHeight>
+            </wp14:sizeRelV>
+          </wp:anchor>
+        </w:drawing>
+      </w:r>
+    </w:p>
+    <w:p/>
+    <w:p/>
+    <w:p/>
+    <w:p/>
+    <w:p/>
+    <w:p/>
+    <w:p/>
+    <w:p/>
+    <w:p>
+      <w:pPr>
+        <w:tabs>
+          <w:tab w:val="left" w:pos="1396"/>
+        </w:tabs>
+      </w:pPr>
+    </w:p>
+    <w:p>
+      <w:pPr>
+        <w:tabs>
+          <w:tab w:val="left" w:pos="1396"/>
+        </w:tabs>
+      </w:pPr>
+      <w:r>
+        <w:tab/>
+      </w:r>
+      <w:r>
+        <w:tab/>
+      </w:r>
+      <w:r>
+        <w:tab/>
+      </w:r>
+      <w:r>
+        <w:tab/>
+      </w:r>
+      <w:r>
+        <w:tab/>
+      </w:r>
+      <w:r>
+        <w:tab/>
+      </w:r>
+      <w:r>
+        <w:tab/>
+      </w:r>
+      <w:r>
+        <w:tab/>
+      </w:r>
+      <w:r>
+        <w:tab/>
+      </w:r>
+    </w:p>
+    <w:p>
+      <w:pPr>
+        <w:pStyle w:val="Prrafodelista"/>
+        <w:numPr>
+          <w:ilvl w:val="0"/>
+          <w:numId w:val="5"/>
+        </w:numPr>
+        <w:tabs>
+          <w:tab w:val="left" w:pos="1396"/>
+        </w:tabs>
+      </w:pPr>
+      <w:r>
+        <w:t xml:space="preserve">GET - </w:t>
+      </w:r>
+      <w:hyperlink r:id="rId25" w:history="1">
+        <w:r>
+          <w:rPr>
+            <w:rStyle w:val="Hipervnculo"/>
+          </w:rPr>
+          <w:t>http://localhost:8080/api/reservas</w:t>
+        </w:r>
+      </w:hyperlink>
+      <w:r>
+        <w:t xml:space="preserve"> </w:t>
+      </w:r>
+      <w:r>
+        <w:tab/>
+      </w:r>
+    </w:p>
+    <w:p>
+      <w:pPr>
+        <w:tabs>
+          <w:tab w:val="left" w:pos="1396"/>
+        </w:tabs>
+      </w:pPr>
+      <w:r>
+        <w:rPr>
+          <w:noProof/>
+        </w:rPr>
+        <w:drawing>
+          <wp:anchor distT="0" distB="0" distL="114300" distR="114300" simplePos="0" relativeHeight="251674624" behindDoc="0" locked="0" layoutInCell="1" allowOverlap="1" wp14:anchorId="6319DE66" wp14:editId="1B452F82">
+            <wp:simplePos x="0" y="0"/>
+            <wp:positionH relativeFrom="margin">
+              <wp:align>right</wp:align>
+            </wp:positionH>
+            <wp:positionV relativeFrom="paragraph">
+              <wp:posOffset>99695</wp:posOffset>
+            </wp:positionV>
+            <wp:extent cx="5612130" cy="3599180"/>
+            <wp:effectExtent l="0" t="0" r="7620" b="1270"/>
+            <wp:wrapNone/>
+            <wp:docPr id="2037550003" name="Imagen 7"/>
+            <wp:cNvGraphicFramePr>
+              <a:graphicFrameLocks xmlns:a="http://schemas.openxmlformats.org/drawingml/2006/main" noChangeAspect="1"/>
+            </wp:cNvGraphicFramePr>
+            <a:graphic xmlns:a="http://schemas.openxmlformats.org/drawingml/2006/main">
+              <a:graphicData uri="http://schemas.openxmlformats.org/drawingml/2006/picture">
+                <pic:pic xmlns:pic="http://schemas.openxmlformats.org/drawingml/2006/picture">
+                  <pic:nvPicPr>
+                    <pic:cNvPr id="0" name="Picture 5"/>
+                    <pic:cNvPicPr>
+                      <a:picLocks noChangeAspect="1" noChangeArrowheads="1"/>
+                    </pic:cNvPicPr>
+                  </pic:nvPicPr>
+                  <pic:blipFill>
+                    <a:blip r:embed="rId26">
+                      <a:extLst>
+                        <a:ext uri="{28A0092B-C50C-407E-A947-70E740481C1C}">
+                          <a14:useLocalDpi xmlns:a14="http://schemas.microsoft.com/office/drawing/2010/main" val="0"/>
+                        </a:ext>
+                      </a:extLst>
+                    </a:blip>
+                    <a:srcRect/>
+                    <a:stretch>
+                      <a:fillRect/>
+                    </a:stretch>
+                  </pic:blipFill>
+                  <pic:spPr bwMode="auto">
+                    <a:xfrm>
+                      <a:off x="0" y="0"/>
+                      <a:ext cx="5612130" cy="3599180"/>
+                    </a:xfrm>
+                    <a:prstGeom prst="rect">
+                      <a:avLst/>
+                    </a:prstGeom>
+                    <a:noFill/>
+                  </pic:spPr>
+                </pic:pic>
+              </a:graphicData>
+            </a:graphic>
+            <wp14:sizeRelH relativeFrom="page">
+              <wp14:pctWidth>0</wp14:pctWidth>
+            </wp14:sizeRelH>
+            <wp14:sizeRelV relativeFrom="page">
+              <wp14:pctHeight>0</wp14:pctHeight>
+            </wp14:sizeRelV>
+          </wp:anchor>
+        </w:drawing>
+      </w:r>
+    </w:p>
+    <w:p>
+      <w:pPr>
+        <w:tabs>
+          <w:tab w:val="left" w:pos="1396"/>
+        </w:tabs>
+      </w:pPr>
+    </w:p>
+    <w:p>
+      <w:pPr>
+        <w:tabs>
+          <w:tab w:val="left" w:pos="1396"/>
+        </w:tabs>
+      </w:pPr>
+    </w:p>
+    <w:p>
+      <w:pPr>
+        <w:tabs>
+          <w:tab w:val="left" w:pos="1396"/>
+        </w:tabs>
+      </w:pPr>
+    </w:p>
+    <w:p>
+      <w:pPr>
+        <w:tabs>
+          <w:tab w:val="left" w:pos="1396"/>
+        </w:tabs>
+      </w:pPr>
+    </w:p>
+    <w:p>
+      <w:pPr>
+        <w:tabs>
+          <w:tab w:val="left" w:pos="1396"/>
+        </w:tabs>
+      </w:pPr>
+    </w:p>
+    <w:p>
+      <w:pPr>
+        <w:tabs>
+          <w:tab w:val="left" w:pos="1396"/>
+        </w:tabs>
+      </w:pPr>
+    </w:p>
+    <w:p>
+      <w:pPr>
+        <w:tabs>
+          <w:tab w:val="left" w:pos="1396"/>
+        </w:tabs>
+      </w:pPr>
+    </w:p>
+    <w:p>
+      <w:pPr>
+        <w:tabs>
+          <w:tab w:val="left" w:pos="1396"/>
+        </w:tabs>
+      </w:pPr>
+    </w:p>
+    <w:p>
+      <w:pPr>
+        <w:tabs>
+          <w:tab w:val="left" w:pos="1396"/>
+        </w:tabs>
+      </w:pPr>
+    </w:p>
+    <w:p>
+      <w:pPr>
+        <w:tabs>
+          <w:tab w:val="left" w:pos="1396"/>
+        </w:tabs>
+      </w:pPr>
+    </w:p>
+    <w:p>
+      <w:pPr>
+        <w:tabs>
+          <w:tab w:val="left" w:pos="1396"/>
+        </w:tabs>
+      </w:pPr>
+    </w:p>
+    <w:p>
+      <w:pPr>
+        <w:pStyle w:val="Prrafodelista"/>
+        <w:numPr>
+          <w:ilvl w:val="0"/>
+          <w:numId w:val="8"/>
+        </w:numPr>
+        <w:tabs>
+          <w:tab w:val="left" w:pos="1396"/>
+        </w:tabs>
+      </w:pPr>
+      <w:r>
+        <w:lastRenderedPageBreak/>
+        <w:t xml:space="preserve">Duplicidad en </w:t>
+      </w:r>
+      <w:r>
+        <w:t>M</w:t>
+      </w:r>
+      <w:r>
+        <w:t>esas y</w:t>
+      </w:r>
+      <w:r>
+        <w:t xml:space="preserve"> R</w:t>
+      </w:r>
+      <w:r>
+        <w:t>eservas</w:t>
+      </w:r>
+      <w:r>
+        <w:tab/>
+      </w:r>
+      <w:r>
+        <w:tab/>
+      </w:r>
+      <w:r>
+        <w:tab/>
+      </w:r>
+      <w:r>
+        <w:tab/>
+      </w:r>
+      <w:r>
+        <w:tab/>
+      </w:r>
+      <w:r>
+        <w:tab/>
+      </w:r>
+      <w:r>
+        <w:tab/>
+      </w:r>
+    </w:p>
+    <w:p>
+      <w:pPr>
+        <w:tabs>
+          <w:tab w:val="left" w:pos="1396"/>
+        </w:tabs>
+      </w:pPr>
+      <w:r>
+        <w:rPr>
+          <w:noProof/>
+        </w:rPr>
+        <w:drawing>
+          <wp:anchor distT="0" distB="0" distL="114300" distR="114300" simplePos="0" relativeHeight="251675648" behindDoc="0" locked="0" layoutInCell="1" allowOverlap="1" wp14:anchorId="0838BEA1" wp14:editId="15946AE7">
+            <wp:simplePos x="0" y="0"/>
+            <wp:positionH relativeFrom="margin">
+              <wp:align>right</wp:align>
+            </wp:positionH>
+            <wp:positionV relativeFrom="paragraph">
+              <wp:posOffset>194243</wp:posOffset>
+            </wp:positionV>
+            <wp:extent cx="5606415" cy="2477770"/>
+            <wp:effectExtent l="0" t="0" r="0" b="0"/>
+            <wp:wrapNone/>
+            <wp:docPr id="1523320800" name="Imagen 8"/>
+            <wp:cNvGraphicFramePr>
+              <a:graphicFrameLocks xmlns:a="http://schemas.openxmlformats.org/drawingml/2006/main" noChangeAspect="1"/>
+            </wp:cNvGraphicFramePr>
+            <a:graphic xmlns:a="http://schemas.openxmlformats.org/drawingml/2006/main">
+              <a:graphicData uri="http://schemas.openxmlformats.org/drawingml/2006/picture">
+                <pic:pic xmlns:pic="http://schemas.openxmlformats.org/drawingml/2006/picture">
+                  <pic:nvPicPr>
+                    <pic:cNvPr id="0" name="Picture 6"/>
+                    <pic:cNvPicPr>
+                      <a:picLocks noChangeAspect="1" noChangeArrowheads="1"/>
+                    </pic:cNvPicPr>
+                  </pic:nvPicPr>
+                  <pic:blipFill rotWithShape="1">
+                    <a:blip r:embed="rId27">
+                      <a:extLst>
+                        <a:ext uri="{28A0092B-C50C-407E-A947-70E740481C1C}">
+                          <a14:useLocalDpi xmlns:a14="http://schemas.microsoft.com/office/drawing/2010/main" val="0"/>
+                        </a:ext>
+                      </a:extLst>
+                    </a:blip>
+                    <a:srcRect b="15477"/>
+                    <a:stretch>
+                      <a:fillRect/>
+                    </a:stretch>
+                  </pic:blipFill>
+                  <pic:spPr bwMode="auto">
+                    <a:xfrm>
+                      <a:off x="0" y="0"/>
+                      <a:ext cx="5606415" cy="2477770"/>
+                    </a:xfrm>
+                    <a:prstGeom prst="rect">
+                      <a:avLst/>
+                    </a:prstGeom>
+                    <a:noFill/>
+                    <a:ln>
+                      <a:noFill/>
+                    </a:ln>
+                    <a:extLst>
+                      <a:ext uri="{53640926-AAD7-44D8-BBD7-CCE9431645EC}">
+                        <a14:shadowObscured xmlns:a14="http://schemas.microsoft.com/office/drawing/2010/main"/>
+                      </a:ext>
+                    </a:extLst>
+                  </pic:spPr>
+                </pic:pic>
+              </a:graphicData>
+            </a:graphic>
+            <wp14:sizeRelH relativeFrom="page">
+              <wp14:pctWidth>0</wp14:pctWidth>
+            </wp14:sizeRelH>
+            <wp14:sizeRelV relativeFrom="page">
+              <wp14:pctHeight>0</wp14:pctHeight>
+            </wp14:sizeRelV>
+          </wp:anchor>
+        </w:drawing>
+      </w:r>
+    </w:p>
+    <w:p>
+      <w:pPr>
+        <w:tabs>
+          <w:tab w:val="left" w:pos="1396"/>
+        </w:tabs>
+      </w:pPr>
+    </w:p>
+    <w:p>
+      <w:pPr>
+        <w:tabs>
+          <w:tab w:val="left" w:pos="1396"/>
+        </w:tabs>
+      </w:pPr>
+    </w:p>
+    <w:p>
+      <w:pPr>
+        <w:tabs>
+          <w:tab w:val="left" w:pos="1396"/>
+        </w:tabs>
+      </w:pPr>
+    </w:p>
+    <w:p>
+      <w:pPr>
+        <w:tabs>
+          <w:tab w:val="left" w:pos="1396"/>
+        </w:tabs>
+      </w:pPr>
+    </w:p>
+    <w:p>
+      <w:pPr>
+        <w:tabs>
+          <w:tab w:val="left" w:pos="1396"/>
+        </w:tabs>
+      </w:pPr>
+    </w:p>
+    <w:p>
+      <w:pPr>
+        <w:tabs>
+          <w:tab w:val="left" w:pos="1396"/>
+        </w:tabs>
+      </w:pPr>
+    </w:p>
+    <w:p>
+      <w:pPr>
+        <w:tabs>
+          <w:tab w:val="left" w:pos="1396"/>
+        </w:tabs>
+      </w:pPr>
+    </w:p>
+    <w:p>
+      <w:pPr>
+        <w:tabs>
+          <w:tab w:val="left" w:pos="1396"/>
+        </w:tabs>
+      </w:pPr>
+    </w:p>
+    <w:p>
+      <w:pPr>
+        <w:tabs>
+          <w:tab w:val="left" w:pos="1396"/>
+        </w:tabs>
+      </w:pPr>
+      <w:r>
+        <w:rPr>
+          <w:noProof/>
+        </w:rPr>
+        <w:drawing>
+          <wp:anchor distT="0" distB="0" distL="114300" distR="114300" simplePos="0" relativeHeight="251676672" behindDoc="0" locked="0" layoutInCell="1" allowOverlap="1" wp14:anchorId="62AD0D31" wp14:editId="414B4E54">
+            <wp:simplePos x="0" y="0"/>
+            <wp:positionH relativeFrom="margin">
+              <wp:align>right</wp:align>
+            </wp:positionH>
+            <wp:positionV relativeFrom="paragraph">
+              <wp:posOffset>113631</wp:posOffset>
+            </wp:positionV>
+            <wp:extent cx="5606415" cy="2646948"/>
+            <wp:effectExtent l="0" t="0" r="0" b="1270"/>
+            <wp:wrapNone/>
+            <wp:docPr id="6146903" name="Imagen 10"/>
+            <wp:cNvGraphicFramePr>
+              <a:graphicFrameLocks xmlns:a="http://schemas.openxmlformats.org/drawingml/2006/main" noChangeAspect="1"/>
+            </wp:cNvGraphicFramePr>
+            <a:graphic xmlns:a="http://schemas.openxmlformats.org/drawingml/2006/main">
+              <a:graphicData uri="http://schemas.openxmlformats.org/drawingml/2006/picture">
+                <pic:pic xmlns:pic="http://schemas.openxmlformats.org/drawingml/2006/picture">
+                  <pic:nvPicPr>
+                    <pic:cNvPr id="0" name="Picture 8"/>
+                    <pic:cNvPicPr>
+                      <a:picLocks noChangeAspect="1" noChangeArrowheads="1"/>
+                    </pic:cNvPicPr>
+                  </pic:nvPicPr>
+                  <pic:blipFill>
+                    <a:blip r:embed="rId28">
+                      <a:extLst>
+                        <a:ext uri="{28A0092B-C50C-407E-A947-70E740481C1C}">
+                          <a14:useLocalDpi xmlns:a14="http://schemas.microsoft.com/office/drawing/2010/main" val="0"/>
+                        </a:ext>
+                      </a:extLst>
+                    </a:blip>
+                    <a:srcRect/>
+                    <a:stretch>
+                      <a:fillRect/>
+                    </a:stretch>
+                  </pic:blipFill>
+                  <pic:spPr bwMode="auto">
+                    <a:xfrm>
+                      <a:off x="0" y="0"/>
+                      <a:ext cx="5606415" cy="2646948"/>
+                    </a:xfrm>
+                    <a:prstGeom prst="rect">
+                      <a:avLst/>
+                    </a:prstGeom>
+                    <a:noFill/>
+                  </pic:spPr>
+                </pic:pic>
+              </a:graphicData>
+            </a:graphic>
+            <wp14:sizeRelH relativeFrom="page">
+              <wp14:pctWidth>0</wp14:pctWidth>
+            </wp14:sizeRelH>
+            <wp14:sizeRelV relativeFrom="page">
+              <wp14:pctHeight>0</wp14:pctHeight>
+            </wp14:sizeRelV>
+          </wp:anchor>
+        </w:drawing>
+      </w:r>
+    </w:p>
+    <w:p>
+      <w:pPr>
+        <w:tabs>
+          <w:tab w:val="left" w:pos="1396"/>
+        </w:tabs>
+      </w:pPr>
+    </w:p>
+    <w:p>
+      <w:pPr>
+        <w:tabs>
+          <w:tab w:val="left" w:pos="1396"/>
+        </w:tabs>
+      </w:pPr>
+    </w:p>
+    <w:p>
+      <w:pPr>
+        <w:tabs>
+          <w:tab w:val="left" w:pos="1396"/>
+        </w:tabs>
+      </w:pPr>
+    </w:p>
+    <w:p>
+      <w:pPr>
+        <w:tabs>
+          <w:tab w:val="left" w:pos="1396"/>
+        </w:tabs>
+      </w:pPr>
+    </w:p>
+    <w:p>
+      <w:pPr>
+        <w:tabs>
+          <w:tab w:val="left" w:pos="1396"/>
+        </w:tabs>
+      </w:pPr>
+    </w:p>
+    <w:p>
+      <w:pPr>
+        <w:tabs>
+          <w:tab w:val="left" w:pos="1396"/>
+        </w:tabs>
+      </w:pPr>
+    </w:p>
+    <w:p>
+      <w:pPr>
+        <w:tabs>
+          <w:tab w:val="left" w:pos="1396"/>
+        </w:tabs>
+      </w:pPr>
+    </w:p>
+    <w:p>
+      <w:pPr>
+        <w:tabs>
+          <w:tab w:val="left" w:pos="1396"/>
+        </w:tabs>
+      </w:pPr>
+    </w:p>
+    <w:p>
+      <w:pPr>
+        <w:tabs>
+          <w:tab w:val="left" w:pos="1396"/>
+        </w:tabs>
+      </w:pPr>
+    </w:p>
+    <w:p>
+      <w:pPr>
+        <w:tabs>
+          <w:tab w:val="left" w:pos="1396"/>
+        </w:tabs>
+      </w:pPr>
+    </w:p>
+    <w:p>
+      <w:pPr>
+        <w:tabs>
+          <w:tab w:val="left" w:pos="1396"/>
+        </w:tabs>
+      </w:pPr>
+    </w:p>
+    <w:p>
+      <w:pPr>
+        <w:tabs>
+          <w:tab w:val="left" w:pos="1396"/>
+        </w:tabs>
+      </w:pPr>
+    </w:p>
+    <w:p>
+      <w:pPr>
+        <w:tabs>
+          <w:tab w:val="left" w:pos="1396"/>
+        </w:tabs>
+      </w:pPr>
+    </w:p>
+    <w:p>
+      <w:pPr>
+        <w:tabs>
+          <w:tab w:val="left" w:pos="1396"/>
+        </w:tabs>
+      </w:pPr>
+    </w:p>
+    <w:p>
+      <w:pPr>
+        <w:tabs>
+          <w:tab w:val="left" w:pos="1396"/>
+        </w:tabs>
+      </w:pPr>
+    </w:p>
+    <w:p>
+      <w:pPr>
+        <w:pStyle w:val="Prrafodelista"/>
+        <w:numPr>
+          <w:ilvl w:val="0"/>
+          <w:numId w:val="8"/>
+        </w:numPr>
+        <w:tabs>
+          <w:tab w:val="left" w:pos="1396"/>
+        </w:tabs>
+      </w:pPr>
+      <w:r>
+        <w:lastRenderedPageBreak/>
+        <w:t>Verificación</w:t>
+      </w:r>
+      <w:r>
+        <w:t xml:space="preserve"> de pruebas con </w:t>
+      </w:r>
+      <w:r>
+        <w:t>PostgreSQL</w:t>
+      </w:r>
+    </w:p>
+    <w:p>
+      <w:pPr>
+        <w:tabs>
+          <w:tab w:val="left" w:pos="1396"/>
+        </w:tabs>
+      </w:pPr>
+      <w:r>
+        <w:rPr>
+          <w:noProof/>
+        </w:rPr>
+        <w:drawing>
+          <wp:anchor distT="0" distB="0" distL="114300" distR="114300" simplePos="0" relativeHeight="251678720" behindDoc="0" locked="0" layoutInCell="1" allowOverlap="1" wp14:anchorId="23248BC1" wp14:editId="766821F9">
+            <wp:simplePos x="0" y="0"/>
+            <wp:positionH relativeFrom="margin">
+              <wp:align>right</wp:align>
+            </wp:positionH>
+            <wp:positionV relativeFrom="paragraph">
+              <wp:posOffset>3499351</wp:posOffset>
+            </wp:positionV>
+            <wp:extent cx="5606716" cy="2826385"/>
+            <wp:effectExtent l="0" t="0" r="0" b="0"/>
+            <wp:wrapNone/>
+            <wp:docPr id="997707062" name="Imagen 11"/>
+            <wp:cNvGraphicFramePr>
+              <a:graphicFrameLocks xmlns:a="http://schemas.openxmlformats.org/drawingml/2006/main" noChangeAspect="1"/>
+            </wp:cNvGraphicFramePr>
+            <a:graphic xmlns:a="http://schemas.openxmlformats.org/drawingml/2006/main">
+              <a:graphicData uri="http://schemas.openxmlformats.org/drawingml/2006/picture">
+                <pic:pic xmlns:pic="http://schemas.openxmlformats.org/drawingml/2006/picture">
+                  <pic:nvPicPr>
+                    <pic:cNvPr id="0" name="Picture 9"/>
+                    <pic:cNvPicPr>
+                      <a:picLocks noChangeAspect="1" noChangeArrowheads="1"/>
+                    </pic:cNvPicPr>
+                  </pic:nvPicPr>
+                  <pic:blipFill>
+                    <a:blip r:embed="rId29">
+                      <a:extLst>
+                        <a:ext uri="{28A0092B-C50C-407E-A947-70E740481C1C}">
+                          <a14:useLocalDpi xmlns:a14="http://schemas.microsoft.com/office/drawing/2010/main" val="0"/>
+                        </a:ext>
+                      </a:extLst>
+                    </a:blip>
+                    <a:srcRect/>
+                    <a:stretch>
+                      <a:fillRect/>
+                    </a:stretch>
+                  </pic:blipFill>
+                  <pic:spPr bwMode="auto">
+                    <a:xfrm>
+                      <a:off x="0" y="0"/>
+                      <a:ext cx="5606716" cy="2826385"/>
+                    </a:xfrm>
+                    <a:prstGeom prst="rect">
+                      <a:avLst/>
+                    </a:prstGeom>
+                    <a:noFill/>
+                  </pic:spPr>
+                </pic:pic>
+              </a:graphicData>
+            </a:graphic>
+            <wp14:sizeRelH relativeFrom="page">
+              <wp14:pctWidth>0</wp14:pctWidth>
+            </wp14:sizeRelH>
+            <wp14:sizeRelV relativeFrom="page">
+              <wp14:pctHeight>0</wp14:pctHeight>
+            </wp14:sizeRelV>
+          </wp:anchor>
+        </w:drawing>
+      </w:r>
+      <w:r>
+        <w:drawing>
+          <wp:anchor distT="0" distB="0" distL="114300" distR="114300" simplePos="0" relativeHeight="251677696" behindDoc="0" locked="0" layoutInCell="1" allowOverlap="1" wp14:anchorId="5FC79FFD" wp14:editId="7ECC2CB4">
+            <wp:simplePos x="0" y="0"/>
+            <wp:positionH relativeFrom="margin">
+              <wp:align>center</wp:align>
+            </wp:positionH>
+            <wp:positionV relativeFrom="paragraph">
+              <wp:posOffset>82182</wp:posOffset>
+            </wp:positionV>
+            <wp:extent cx="4612005" cy="3224463"/>
+            <wp:effectExtent l="0" t="0" r="0" b="0"/>
+            <wp:wrapNone/>
+            <wp:docPr id="1429850270" name="Imagen 1"/>
+            <wp:cNvGraphicFramePr>
+              <a:graphicFrameLocks xmlns:a="http://schemas.openxmlformats.org/drawingml/2006/main" noChangeAspect="1"/>
+            </wp:cNvGraphicFramePr>
+            <a:graphic xmlns:a="http://schemas.openxmlformats.org/drawingml/2006/main">
+              <a:graphicData uri="http://schemas.openxmlformats.org/drawingml/2006/picture">
+                <pic:pic xmlns:pic="http://schemas.openxmlformats.org/drawingml/2006/picture">
+                  <pic:nvPicPr>
+                    <pic:cNvPr id="1429850270" name=""/>
+                    <pic:cNvPicPr/>
+                  </pic:nvPicPr>
+                  <pic:blipFill rotWithShape="1">
+                    <a:blip r:embed="rId30">
+                      <a:extLst>
+                        <a:ext uri="{28A0092B-C50C-407E-A947-70E740481C1C}">
+                          <a14:useLocalDpi xmlns:a14="http://schemas.microsoft.com/office/drawing/2010/main" val="0"/>
+                        </a:ext>
+                      </a:extLst>
+                    </a:blip>
+                    <a:srcRect r="17819" b="6450"/>
+                    <a:stretch>
+                      <a:fillRect/>
+                    </a:stretch>
+                  </pic:blipFill>
+                  <pic:spPr bwMode="auto">
+                    <a:xfrm>
+                      <a:off x="0" y="0"/>
+                      <a:ext cx="4612005" cy="3224463"/>
+                    </a:xfrm>
+                    <a:prstGeom prst="rect">
+                      <a:avLst/>
+                    </a:prstGeom>
+                    <a:ln>
+                      <a:noFill/>
+                    </a:ln>
+                    <a:extLst>
+                      <a:ext uri="{53640926-AAD7-44D8-BBD7-CCE9431645EC}">
+                        <a14:shadowObscured xmlns:a14="http://schemas.microsoft.com/office/drawing/2010/main"/>
+                      </a:ext>
+                    </a:extLst>
+                  </pic:spPr>
+                </pic:pic>
+              </a:graphicData>
+            </a:graphic>
+            <wp14:sizeRelH relativeFrom="page">
+              <wp14:pctWidth>0</wp14:pctWidth>
+            </wp14:sizeRelH>
+            <wp14:sizeRelV relativeFrom="page">
+              <wp14:pctHeight>0</wp14:pctHeight>
+            </wp14:sizeRelV>
+          </wp:anchor>
+        </w:drawing>
+      </w:r>
+    </w:p>
     <w:sectPr>
       <w:pgSz w:w="12240" w:h="15840"/>
       <w:pgMar w:top="1417" w:right="1701" w:bottom="1417" w:left="1701" w:header="708" w:footer="708" w:gutter="0"/>
@@ -1507,7 +3221,7 @@
   <w:abstractNum w:abstractNumId="0" w15:restartNumberingAfterBreak="0">
     <w:nsid w:val="04E452A8"/>
     <w:multiLevelType w:val="hybridMultilevel"/>
-    <w:tmpl w:val="DBD0679C"/>
+    <w:tmpl w:val="3006A170"/>
     <w:lvl w:ilvl="0" w:tplc="100A000B">
       <w:start w:val="1"/>
       <w:numFmt w:val="bullet"/>
@@ -1618,6 +3332,544 @@
     </w:lvl>
   </w:abstractNum>
   <w:abstractNum w:abstractNumId="1" w15:restartNumberingAfterBreak="0">
+    <w:nsid w:val="06855611"/>
+    <w:multiLevelType w:val="hybridMultilevel"/>
+    <w:tmpl w:val="BA305D3E"/>
+    <w:lvl w:ilvl="0" w:tplc="100A0001">
+      <w:start w:val="1"/>
+      <w:numFmt w:val="bullet"/>
+      <w:lvlText w:val=""/>
+      <w:lvlJc w:val="left"/>
+      <w:pPr>
+        <w:ind w:left="720" w:hanging="360"/>
+      </w:pPr>
+      <w:rPr>
+        <w:rFonts w:ascii="Symbol" w:hAnsi="Symbol" w:hint="default"/>
+      </w:rPr>
+    </w:lvl>
+    <w:lvl w:ilvl="1" w:tplc="FFFFFFFF" w:tentative="1">
+      <w:start w:val="1"/>
+      <w:numFmt w:val="bullet"/>
+      <w:lvlText w:val="o"/>
+      <w:lvlJc w:val="left"/>
+      <w:pPr>
+        <w:ind w:left="1440" w:hanging="360"/>
+      </w:pPr>
+      <w:rPr>
+        <w:rFonts w:ascii="Courier New" w:hAnsi="Courier New" w:cs="Courier New" w:hint="default"/>
+      </w:rPr>
+    </w:lvl>
+    <w:lvl w:ilvl="2" w:tplc="FFFFFFFF" w:tentative="1">
+      <w:start w:val="1"/>
+      <w:numFmt w:val="bullet"/>
+      <w:lvlText w:val=""/>
+      <w:lvlJc w:val="left"/>
+      <w:pPr>
+        <w:ind w:left="2160" w:hanging="360"/>
+      </w:pPr>
+      <w:rPr>
+        <w:rFonts w:ascii="Wingdings" w:hAnsi="Wingdings" w:hint="default"/>
+      </w:rPr>
+    </w:lvl>
+    <w:lvl w:ilvl="3" w:tplc="FFFFFFFF" w:tentative="1">
+      <w:start w:val="1"/>
+      <w:numFmt w:val="bullet"/>
+      <w:lvlText w:val=""/>
+      <w:lvlJc w:val="left"/>
+      <w:pPr>
+        <w:ind w:left="2880" w:hanging="360"/>
+      </w:pPr>
+      <w:rPr>
+        <w:rFonts w:ascii="Symbol" w:hAnsi="Symbol" w:hint="default"/>
+      </w:rPr>
+    </w:lvl>
+    <w:lvl w:ilvl="4" w:tplc="FFFFFFFF" w:tentative="1">
+      <w:start w:val="1"/>
+      <w:numFmt w:val="bullet"/>
+      <w:lvlText w:val="o"/>
+      <w:lvlJc w:val="left"/>
+      <w:pPr>
+        <w:ind w:left="3600" w:hanging="360"/>
+      </w:pPr>
+      <w:rPr>
+        <w:rFonts w:ascii="Courier New" w:hAnsi="Courier New" w:cs="Courier New" w:hint="default"/>
+      </w:rPr>
+    </w:lvl>
+    <w:lvl w:ilvl="5" w:tplc="FFFFFFFF" w:tentative="1">
+      <w:start w:val="1"/>
+      <w:numFmt w:val="bullet"/>
+      <w:lvlText w:val=""/>
+      <w:lvlJc w:val="left"/>
+      <w:pPr>
+        <w:ind w:left="4320" w:hanging="360"/>
+      </w:pPr>
+      <w:rPr>
+        <w:rFonts w:ascii="Wingdings" w:hAnsi="Wingdings" w:hint="default"/>
+      </w:rPr>
+    </w:lvl>
+    <w:lvl w:ilvl="6" w:tplc="FFFFFFFF" w:tentative="1">
+      <w:start w:val="1"/>
+      <w:numFmt w:val="bullet"/>
+      <w:lvlText w:val=""/>
+      <w:lvlJc w:val="left"/>
+      <w:pPr>
+        <w:ind w:left="5040" w:hanging="360"/>
+      </w:pPr>
+      <w:rPr>
+        <w:rFonts w:ascii="Symbol" w:hAnsi="Symbol" w:hint="default"/>
+      </w:rPr>
+    </w:lvl>
+    <w:lvl w:ilvl="7" w:tplc="FFFFFFFF" w:tentative="1">
+      <w:start w:val="1"/>
+      <w:numFmt w:val="bullet"/>
+      <w:lvlText w:val="o"/>
+      <w:lvlJc w:val="left"/>
+      <w:pPr>
+        <w:ind w:left="5760" w:hanging="360"/>
+      </w:pPr>
+      <w:rPr>
+        <w:rFonts w:ascii="Courier New" w:hAnsi="Courier New" w:cs="Courier New" w:hint="default"/>
+      </w:rPr>
+    </w:lvl>
+    <w:lvl w:ilvl="8" w:tplc="FFFFFFFF" w:tentative="1">
+      <w:start w:val="1"/>
+      <w:numFmt w:val="bullet"/>
+      <w:lvlText w:val=""/>
+      <w:lvlJc w:val="left"/>
+      <w:pPr>
+        <w:ind w:left="6480" w:hanging="360"/>
+      </w:pPr>
+      <w:rPr>
+        <w:rFonts w:ascii="Wingdings" w:hAnsi="Wingdings" w:hint="default"/>
+      </w:rPr>
+    </w:lvl>
+  </w:abstractNum>
+  <w:abstractNum w:abstractNumId="2" w15:restartNumberingAfterBreak="0">
+    <w:nsid w:val="26A71536"/>
+    <w:multiLevelType w:val="hybridMultilevel"/>
+    <w:tmpl w:val="D02A7842"/>
+    <w:lvl w:ilvl="0" w:tplc="100A000F">
+      <w:start w:val="1"/>
+      <w:numFmt w:val="decimal"/>
+      <w:lvlText w:val="%1."/>
+      <w:lvlJc w:val="left"/>
+      <w:pPr>
+        <w:ind w:left="720" w:hanging="360"/>
+      </w:pPr>
+    </w:lvl>
+    <w:lvl w:ilvl="1" w:tplc="100A0019" w:tentative="1">
+      <w:start w:val="1"/>
+      <w:numFmt w:val="lowerLetter"/>
+      <w:lvlText w:val="%2."/>
+      <w:lvlJc w:val="left"/>
+      <w:pPr>
+        <w:ind w:left="1440" w:hanging="360"/>
+      </w:pPr>
+    </w:lvl>
+    <w:lvl w:ilvl="2" w:tplc="100A001B" w:tentative="1">
+      <w:start w:val="1"/>
+      <w:numFmt w:val="lowerRoman"/>
+      <w:lvlText w:val="%3."/>
+      <w:lvlJc w:val="right"/>
+      <w:pPr>
+        <w:ind w:left="2160" w:hanging="180"/>
+      </w:pPr>
+    </w:lvl>
+    <w:lvl w:ilvl="3" w:tplc="100A000F" w:tentative="1">
+      <w:start w:val="1"/>
+      <w:numFmt w:val="decimal"/>
+      <w:lvlText w:val="%4."/>
+      <w:lvlJc w:val="left"/>
+      <w:pPr>
+        <w:ind w:left="2880" w:hanging="360"/>
+      </w:pPr>
+    </w:lvl>
+    <w:lvl w:ilvl="4" w:tplc="100A0019" w:tentative="1">
+      <w:start w:val="1"/>
+      <w:numFmt w:val="lowerLetter"/>
+      <w:lvlText w:val="%5."/>
+      <w:lvlJc w:val="left"/>
+      <w:pPr>
+        <w:ind w:left="3600" w:hanging="360"/>
+      </w:pPr>
+    </w:lvl>
+    <w:lvl w:ilvl="5" w:tplc="100A001B" w:tentative="1">
+      <w:start w:val="1"/>
+      <w:numFmt w:val="lowerRoman"/>
+      <w:lvlText w:val="%6."/>
+      <w:lvlJc w:val="right"/>
+      <w:pPr>
+        <w:ind w:left="4320" w:hanging="180"/>
+      </w:pPr>
+    </w:lvl>
+    <w:lvl w:ilvl="6" w:tplc="100A000F" w:tentative="1">
+      <w:start w:val="1"/>
+      <w:numFmt w:val="decimal"/>
+      <w:lvlText w:val="%7."/>
+      <w:lvlJc w:val="left"/>
+      <w:pPr>
+        <w:ind w:left="5040" w:hanging="360"/>
+      </w:pPr>
+    </w:lvl>
+    <w:lvl w:ilvl="7" w:tplc="100A0019" w:tentative="1">
+      <w:start w:val="1"/>
+      <w:numFmt w:val="lowerLetter"/>
+      <w:lvlText w:val="%8."/>
+      <w:lvlJc w:val="left"/>
+      <w:pPr>
+        <w:ind w:left="5760" w:hanging="360"/>
+      </w:pPr>
+    </w:lvl>
+    <w:lvl w:ilvl="8" w:tplc="100A001B" w:tentative="1">
+      <w:start w:val="1"/>
+      <w:numFmt w:val="lowerRoman"/>
+      <w:lvlText w:val="%9."/>
+      <w:lvlJc w:val="right"/>
+      <w:pPr>
+        <w:ind w:left="6480" w:hanging="180"/>
+      </w:pPr>
+    </w:lvl>
+  </w:abstractNum>
+  <w:abstractNum w:abstractNumId="3" w15:restartNumberingAfterBreak="0">
+    <w:nsid w:val="295563A5"/>
+    <w:multiLevelType w:val="hybridMultilevel"/>
+    <w:tmpl w:val="BFA82384"/>
+    <w:lvl w:ilvl="0" w:tplc="100A0001">
+      <w:start w:val="1"/>
+      <w:numFmt w:val="bullet"/>
+      <w:lvlText w:val=""/>
+      <w:lvlJc w:val="left"/>
+      <w:pPr>
+        <w:ind w:left="720" w:hanging="360"/>
+      </w:pPr>
+      <w:rPr>
+        <w:rFonts w:ascii="Symbol" w:hAnsi="Symbol" w:hint="default"/>
+      </w:rPr>
+    </w:lvl>
+    <w:lvl w:ilvl="1" w:tplc="100A0003" w:tentative="1">
+      <w:start w:val="1"/>
+      <w:numFmt w:val="bullet"/>
+      <w:lvlText w:val="o"/>
+      <w:lvlJc w:val="left"/>
+      <w:pPr>
+        <w:ind w:left="1440" w:hanging="360"/>
+      </w:pPr>
+      <w:rPr>
+        <w:rFonts w:ascii="Courier New" w:hAnsi="Courier New" w:cs="Courier New" w:hint="default"/>
+      </w:rPr>
+    </w:lvl>
+    <w:lvl w:ilvl="2" w:tplc="100A0005" w:tentative="1">
+      <w:start w:val="1"/>
+      <w:numFmt w:val="bullet"/>
+      <w:lvlText w:val=""/>
+      <w:lvlJc w:val="left"/>
+      <w:pPr>
+        <w:ind w:left="2160" w:hanging="360"/>
+      </w:pPr>
+      <w:rPr>
+        <w:rFonts w:ascii="Wingdings" w:hAnsi="Wingdings" w:hint="default"/>
+      </w:rPr>
+    </w:lvl>
+    <w:lvl w:ilvl="3" w:tplc="100A0001" w:tentative="1">
+      <w:start w:val="1"/>
+      <w:numFmt w:val="bullet"/>
+      <w:lvlText w:val=""/>
+      <w:lvlJc w:val="left"/>
+      <w:pPr>
+        <w:ind w:left="2880" w:hanging="360"/>
+      </w:pPr>
+      <w:rPr>
+        <w:rFonts w:ascii="Symbol" w:hAnsi="Symbol" w:hint="default"/>
+      </w:rPr>
+    </w:lvl>
+    <w:lvl w:ilvl="4" w:tplc="100A0003" w:tentative="1">
+      <w:start w:val="1"/>
+      <w:numFmt w:val="bullet"/>
+      <w:lvlText w:val="o"/>
+      <w:lvlJc w:val="left"/>
+      <w:pPr>
+        <w:ind w:left="3600" w:hanging="360"/>
+      </w:pPr>
+      <w:rPr>
+        <w:rFonts w:ascii="Courier New" w:hAnsi="Courier New" w:cs="Courier New" w:hint="default"/>
+      </w:rPr>
+    </w:lvl>
+    <w:lvl w:ilvl="5" w:tplc="100A0005" w:tentative="1">
+      <w:start w:val="1"/>
+      <w:numFmt w:val="bullet"/>
+      <w:lvlText w:val=""/>
+      <w:lvlJc w:val="left"/>
+      <w:pPr>
+        <w:ind w:left="4320" w:hanging="360"/>
+      </w:pPr>
+      <w:rPr>
+        <w:rFonts w:ascii="Wingdings" w:hAnsi="Wingdings" w:hint="default"/>
+      </w:rPr>
+    </w:lvl>
+    <w:lvl w:ilvl="6" w:tplc="100A0001" w:tentative="1">
+      <w:start w:val="1"/>
+      <w:numFmt w:val="bullet"/>
+      <w:lvlText w:val=""/>
+      <w:lvlJc w:val="left"/>
+      <w:pPr>
+        <w:ind w:left="5040" w:hanging="360"/>
+      </w:pPr>
+      <w:rPr>
+        <w:rFonts w:ascii="Symbol" w:hAnsi="Symbol" w:hint="default"/>
+      </w:rPr>
+    </w:lvl>
+    <w:lvl w:ilvl="7" w:tplc="100A0003" w:tentative="1">
+      <w:start w:val="1"/>
+      <w:numFmt w:val="bullet"/>
+      <w:lvlText w:val="o"/>
+      <w:lvlJc w:val="left"/>
+      <w:pPr>
+        <w:ind w:left="5760" w:hanging="360"/>
+      </w:pPr>
+      <w:rPr>
+        <w:rFonts w:ascii="Courier New" w:hAnsi="Courier New" w:cs="Courier New" w:hint="default"/>
+      </w:rPr>
+    </w:lvl>
+    <w:lvl w:ilvl="8" w:tplc="100A0005" w:tentative="1">
+      <w:start w:val="1"/>
+      <w:numFmt w:val="bullet"/>
+      <w:lvlText w:val=""/>
+      <w:lvlJc w:val="left"/>
+      <w:pPr>
+        <w:ind w:left="6480" w:hanging="360"/>
+      </w:pPr>
+      <w:rPr>
+        <w:rFonts w:ascii="Wingdings" w:hAnsi="Wingdings" w:hint="default"/>
+      </w:rPr>
+    </w:lvl>
+  </w:abstractNum>
+  <w:abstractNum w:abstractNumId="4" w15:restartNumberingAfterBreak="0">
+    <w:nsid w:val="2961250C"/>
+    <w:multiLevelType w:val="hybridMultilevel"/>
+    <w:tmpl w:val="67966A3E"/>
+    <w:lvl w:ilvl="0" w:tplc="100A000B">
+      <w:start w:val="1"/>
+      <w:numFmt w:val="bullet"/>
+      <w:lvlText w:val=""/>
+      <w:lvlJc w:val="left"/>
+      <w:pPr>
+        <w:ind w:left="720" w:hanging="360"/>
+      </w:pPr>
+      <w:rPr>
+        <w:rFonts w:ascii="Wingdings" w:hAnsi="Wingdings" w:hint="default"/>
+      </w:rPr>
+    </w:lvl>
+    <w:lvl w:ilvl="1" w:tplc="100A0003" w:tentative="1">
+      <w:start w:val="1"/>
+      <w:numFmt w:val="bullet"/>
+      <w:lvlText w:val="o"/>
+      <w:lvlJc w:val="left"/>
+      <w:pPr>
+        <w:ind w:left="1440" w:hanging="360"/>
+      </w:pPr>
+      <w:rPr>
+        <w:rFonts w:ascii="Courier New" w:hAnsi="Courier New" w:cs="Courier New" w:hint="default"/>
+      </w:rPr>
+    </w:lvl>
+    <w:lvl w:ilvl="2" w:tplc="100A0005" w:tentative="1">
+      <w:start w:val="1"/>
+      <w:numFmt w:val="bullet"/>
+      <w:lvlText w:val=""/>
+      <w:lvlJc w:val="left"/>
+      <w:pPr>
+        <w:ind w:left="2160" w:hanging="360"/>
+      </w:pPr>
+      <w:rPr>
+        <w:rFonts w:ascii="Wingdings" w:hAnsi="Wingdings" w:hint="default"/>
+      </w:rPr>
+    </w:lvl>
+    <w:lvl w:ilvl="3" w:tplc="100A0001" w:tentative="1">
+      <w:start w:val="1"/>
+      <w:numFmt w:val="bullet"/>
+      <w:lvlText w:val=""/>
+      <w:lvlJc w:val="left"/>
+      <w:pPr>
+        <w:ind w:left="2880" w:hanging="360"/>
+      </w:pPr>
+      <w:rPr>
+        <w:rFonts w:ascii="Symbol" w:hAnsi="Symbol" w:hint="default"/>
+      </w:rPr>
+    </w:lvl>
+    <w:lvl w:ilvl="4" w:tplc="100A0003" w:tentative="1">
+      <w:start w:val="1"/>
+      <w:numFmt w:val="bullet"/>
+      <w:lvlText w:val="o"/>
+      <w:lvlJc w:val="left"/>
+      <w:pPr>
+        <w:ind w:left="3600" w:hanging="360"/>
+      </w:pPr>
+      <w:rPr>
+        <w:rFonts w:ascii="Courier New" w:hAnsi="Courier New" w:cs="Courier New" w:hint="default"/>
+      </w:rPr>
+    </w:lvl>
+    <w:lvl w:ilvl="5" w:tplc="100A0005" w:tentative="1">
+      <w:start w:val="1"/>
+      <w:numFmt w:val="bullet"/>
+      <w:lvlText w:val=""/>
+      <w:lvlJc w:val="left"/>
+      <w:pPr>
+        <w:ind w:left="4320" w:hanging="360"/>
+      </w:pPr>
+      <w:rPr>
+        <w:rFonts w:ascii="Wingdings" w:hAnsi="Wingdings" w:hint="default"/>
+      </w:rPr>
+    </w:lvl>
+    <w:lvl w:ilvl="6" w:tplc="100A0001" w:tentative="1">
+      <w:start w:val="1"/>
+      <w:numFmt w:val="bullet"/>
+      <w:lvlText w:val=""/>
+      <w:lvlJc w:val="left"/>
+      <w:pPr>
+        <w:ind w:left="5040" w:hanging="360"/>
+      </w:pPr>
+      <w:rPr>
+        <w:rFonts w:ascii="Symbol" w:hAnsi="Symbol" w:hint="default"/>
+      </w:rPr>
+    </w:lvl>
+    <w:lvl w:ilvl="7" w:tplc="100A0003" w:tentative="1">
+      <w:start w:val="1"/>
+      <w:numFmt w:val="bullet"/>
+      <w:lvlText w:val="o"/>
+      <w:lvlJc w:val="left"/>
+      <w:pPr>
+        <w:ind w:left="5760" w:hanging="360"/>
+      </w:pPr>
+      <w:rPr>
+        <w:rFonts w:ascii="Courier New" w:hAnsi="Courier New" w:cs="Courier New" w:hint="default"/>
+      </w:rPr>
+    </w:lvl>
+    <w:lvl w:ilvl="8" w:tplc="100A0005" w:tentative="1">
+      <w:start w:val="1"/>
+      <w:numFmt w:val="bullet"/>
+      <w:lvlText w:val=""/>
+      <w:lvlJc w:val="left"/>
+      <w:pPr>
+        <w:ind w:left="6480" w:hanging="360"/>
+      </w:pPr>
+      <w:rPr>
+        <w:rFonts w:ascii="Wingdings" w:hAnsi="Wingdings" w:hint="default"/>
+      </w:rPr>
+    </w:lvl>
+  </w:abstractNum>
+  <w:abstractNum w:abstractNumId="5" w15:restartNumberingAfterBreak="0">
+    <w:nsid w:val="33557495"/>
+    <w:multiLevelType w:val="hybridMultilevel"/>
+    <w:tmpl w:val="AAA4FA88"/>
+    <w:lvl w:ilvl="0" w:tplc="100A000B">
+      <w:start w:val="1"/>
+      <w:numFmt w:val="bullet"/>
+      <w:lvlText w:val=""/>
+      <w:lvlJc w:val="left"/>
+      <w:pPr>
+        <w:ind w:left="720" w:hanging="360"/>
+      </w:pPr>
+      <w:rPr>
+        <w:rFonts w:ascii="Wingdings" w:hAnsi="Wingdings" w:hint="default"/>
+      </w:rPr>
+    </w:lvl>
+    <w:lvl w:ilvl="1" w:tplc="100A0003" w:tentative="1">
+      <w:start w:val="1"/>
+      <w:numFmt w:val="bullet"/>
+      <w:lvlText w:val="o"/>
+      <w:lvlJc w:val="left"/>
+      <w:pPr>
+        <w:ind w:left="1440" w:hanging="360"/>
+      </w:pPr>
+      <w:rPr>
+        <w:rFonts w:ascii="Courier New" w:hAnsi="Courier New" w:cs="Courier New" w:hint="default"/>
+      </w:rPr>
+    </w:lvl>
+    <w:lvl w:ilvl="2" w:tplc="100A0005" w:tentative="1">
+      <w:start w:val="1"/>
+      <w:numFmt w:val="bullet"/>
+      <w:lvlText w:val=""/>
+      <w:lvlJc w:val="left"/>
+      <w:pPr>
+        <w:ind w:left="2160" w:hanging="360"/>
+      </w:pPr>
+      <w:rPr>
+        <w:rFonts w:ascii="Wingdings" w:hAnsi="Wingdings" w:hint="default"/>
+      </w:rPr>
+    </w:lvl>
+    <w:lvl w:ilvl="3" w:tplc="100A0001" w:tentative="1">
+      <w:start w:val="1"/>
+      <w:numFmt w:val="bullet"/>
+      <w:lvlText w:val=""/>
+      <w:lvlJc w:val="left"/>
+      <w:pPr>
+        <w:ind w:left="2880" w:hanging="360"/>
+      </w:pPr>
+      <w:rPr>
+        <w:rFonts w:ascii="Symbol" w:hAnsi="Symbol" w:hint="default"/>
+      </w:rPr>
+    </w:lvl>
+    <w:lvl w:ilvl="4" w:tplc="100A0003" w:tentative="1">
+      <w:start w:val="1"/>
+      <w:numFmt w:val="bullet"/>
+      <w:lvlText w:val="o"/>
+      <w:lvlJc w:val="left"/>
+      <w:pPr>
+        <w:ind w:left="3600" w:hanging="360"/>
+      </w:pPr>
+      <w:rPr>
+        <w:rFonts w:ascii="Courier New" w:hAnsi="Courier New" w:cs="Courier New" w:hint="default"/>
+      </w:rPr>
+    </w:lvl>
+    <w:lvl w:ilvl="5" w:tplc="100A0005" w:tentative="1">
+      <w:start w:val="1"/>
+      <w:numFmt w:val="bullet"/>
+      <w:lvlText w:val=""/>
+      <w:lvlJc w:val="left"/>
+      <w:pPr>
+        <w:ind w:left="4320" w:hanging="360"/>
+      </w:pPr>
+      <w:rPr>
+        <w:rFonts w:ascii="Wingdings" w:hAnsi="Wingdings" w:hint="default"/>
+      </w:rPr>
+    </w:lvl>
+    <w:lvl w:ilvl="6" w:tplc="100A0001" w:tentative="1">
+      <w:start w:val="1"/>
+      <w:numFmt w:val="bullet"/>
+      <w:lvlText w:val=""/>
+      <w:lvlJc w:val="left"/>
+      <w:pPr>
+        <w:ind w:left="5040" w:hanging="360"/>
+      </w:pPr>
+      <w:rPr>
+        <w:rFonts w:ascii="Symbol" w:hAnsi="Symbol" w:hint="default"/>
+      </w:rPr>
+    </w:lvl>
+    <w:lvl w:ilvl="7" w:tplc="100A0003" w:tentative="1">
+      <w:start w:val="1"/>
+      <w:numFmt w:val="bullet"/>
+      <w:lvlText w:val="o"/>
+      <w:lvlJc w:val="left"/>
+      <w:pPr>
+        <w:ind w:left="5760" w:hanging="360"/>
+      </w:pPr>
+      <w:rPr>
+        <w:rFonts w:ascii="Courier New" w:hAnsi="Courier New" w:cs="Courier New" w:hint="default"/>
+      </w:rPr>
+    </w:lvl>
+    <w:lvl w:ilvl="8" w:tplc="100A0005" w:tentative="1">
+      <w:start w:val="1"/>
+      <w:numFmt w:val="bullet"/>
+      <w:lvlText w:val=""/>
+      <w:lvlJc w:val="left"/>
+      <w:pPr>
+        <w:ind w:left="6480" w:hanging="360"/>
+      </w:pPr>
+      <w:rPr>
+        <w:rFonts w:ascii="Wingdings" w:hAnsi="Wingdings" w:hint="default"/>
+      </w:rPr>
+    </w:lvl>
+  </w:abstractNum>
+  <w:abstractNum w:abstractNumId="6" w15:restartNumberingAfterBreak="0">
     <w:nsid w:val="451C1633"/>
     <w:multiLevelType w:val="hybridMultilevel"/>
     <w:tmpl w:val="B4FEE7A8"/>
@@ -1730,10 +3982,10 @@
       </w:rPr>
     </w:lvl>
   </w:abstractNum>
-  <w:abstractNum w:abstractNumId="2" w15:restartNumberingAfterBreak="0">
+  <w:abstractNum w:abstractNumId="7" w15:restartNumberingAfterBreak="0">
     <w:nsid w:val="75AF7FF5"/>
     <w:multiLevelType w:val="hybridMultilevel"/>
-    <w:tmpl w:val="40C8A590"/>
+    <w:tmpl w:val="5A642626"/>
     <w:lvl w:ilvl="0" w:tplc="100A000B">
       <w:start w:val="1"/>
       <w:numFmt w:val="bullet"/>
@@ -1844,13 +4096,28 @@
     </w:lvl>
   </w:abstractNum>
   <w:num w:numId="1" w16cid:durableId="1452362971">
-    <w:abstractNumId w:val="1"/>
+    <w:abstractNumId w:val="6"/>
   </w:num>
   <w:num w:numId="2" w16cid:durableId="1828092071">
-    <w:abstractNumId w:val="2"/>
+    <w:abstractNumId w:val="7"/>
   </w:num>
   <w:num w:numId="3" w16cid:durableId="1035892083">
     <w:abstractNumId w:val="0"/>
+  </w:num>
+  <w:num w:numId="4" w16cid:durableId="1321704">
+    <w:abstractNumId w:val="1"/>
+  </w:num>
+  <w:num w:numId="5" w16cid:durableId="172382067">
+    <w:abstractNumId w:val="3"/>
+  </w:num>
+  <w:num w:numId="6" w16cid:durableId="310721620">
+    <w:abstractNumId w:val="2"/>
+  </w:num>
+  <w:num w:numId="7" w16cid:durableId="205262245">
+    <w:abstractNumId w:val="5"/>
+  </w:num>
+  <w:num w:numId="8" w16cid:durableId="1447507154">
+    <w:abstractNumId w:val="4"/>
   </w:num>
 </w:numbering>
 </file>
@@ -2459,7 +4726,6 @@
   <w:style w:type="character" w:default="1" w:styleId="Fuentedeprrafopredeter">
     <w:name w:val="Default Paragraph Font"/>
     <w:uiPriority w:val="1"/>
-    <w:semiHidden/>
     <w:unhideWhenUsed/>
   </w:style>
   <w:style w:type="table" w:default="1" w:styleId="Tablanormal">
@@ -2807,6 +5073,18 @@
       <w:u w:val="single"/>
     </w:rPr>
   </w:style>
+  <w:style w:type="character" w:styleId="Mencinsinresolver">
+    <w:name w:val="Unresolved Mention"/>
+    <w:basedOn w:val="Fuentedeprrafopredeter"/>
+    <w:uiPriority w:val="99"/>
+    <w:semiHidden/>
+    <w:unhideWhenUsed/>
+    <w:rsid w:val="00180B4F"/>
+    <w:rPr>
+      <w:color w:val="605E5C"/>
+      <w:shd w:val="clear" w:color="auto" w:fill="E1DFDD"/>
+    </w:rPr>
+  </w:style>
 </w:styles>
 </file>
 
@@ -3103,4 +5381,16 @@
     </a:ext>
   </a:extLst>
 </a:theme>
+</file>
+
+<file path=customXml/item1.xml><?xml version="1.0" encoding="utf-8"?>
+<b:Sources xmlns:b="http://schemas.openxmlformats.org/officeDocument/2006/bibliography" xmlns="http://schemas.openxmlformats.org/officeDocument/2006/bibliography" SelectedStyle="\APASixthEditionOfficeOnline.xsl" StyleName="APA" Version="6"/>
+</file>
+
+<file path=customXml/itemProps1.xml><?xml version="1.0" encoding="utf-8"?>
+<ds:datastoreItem xmlns:ds="http://schemas.openxmlformats.org/officeDocument/2006/customXml" ds:itemID="{71BC699F-D6F7-4B6F-85E8-1B2D4A70DDBA}">
+  <ds:schemaRefs>
+    <ds:schemaRef ds:uri="http://schemas.openxmlformats.org/officeDocument/2006/bibliography"/>
+  </ds:schemaRefs>
+</ds:datastoreItem>
 </file>
--- a/Proyecto Final - Backend - Reservas de Mesas para Restaurante/restaurante/evidencias/evidencias.docx
+++ b/Proyecto Final - Backend - Reservas de Mesas para Restaurante/restaurante/evidencias/evidencias.docx
@@ -108,7 +108,7 @@
                     </pic:cNvPicPr>
                   </pic:nvPicPr>
                   <pic:blipFill>
-                    <a:blip r:embed="rId6">
+                    <a:blip r:embed="rId8">
                       <a:lum bright="70000" contrast="-70000"/>
                       <a:extLst>
                         <a:ext uri="{28A0092B-C50C-407E-A947-70E740481C1C}">
@@ -363,59 +363,7 @@
           <w:sz w:val="40"/>
           <w:szCs w:val="40"/>
         </w:rPr>
-        <w:t xml:space="preserve">Proyecto Final </w:t>
-      </w:r>
-      <w:r>
-        <w:rPr>
-          <w:rFonts w:ascii="Times New Roman" w:hAnsi="Times New Roman" w:cs="Times New Roman"/>
-          <w:b/>
-          <w:bCs/>
-          <w:sz w:val="40"/>
-          <w:szCs w:val="40"/>
-        </w:rPr>
-        <w:t>–</w:t>
-      </w:r>
-      <w:r>
-        <w:rPr>
-          <w:rFonts w:ascii="Times New Roman" w:hAnsi="Times New Roman" w:cs="Times New Roman"/>
-          <w:b/>
-          <w:bCs/>
-          <w:sz w:val="40"/>
-          <w:szCs w:val="40"/>
-        </w:rPr>
-        <w:t xml:space="preserve"> </w:t>
-      </w:r>
-      <w:proofErr w:type="spellStart"/>
-      <w:r>
-        <w:rPr>
-          <w:rFonts w:ascii="Times New Roman" w:hAnsi="Times New Roman" w:cs="Times New Roman"/>
-          <w:b/>
-          <w:bCs/>
-          <w:sz w:val="40"/>
-          <w:szCs w:val="40"/>
-        </w:rPr>
-        <w:t>Backend</w:t>
-      </w:r>
-      <w:proofErr w:type="spellEnd"/>
-      <w:r>
-        <w:rPr>
-          <w:rFonts w:ascii="Times New Roman" w:hAnsi="Times New Roman" w:cs="Times New Roman"/>
-          <w:b/>
-          <w:bCs/>
-          <w:sz w:val="40"/>
-          <w:szCs w:val="40"/>
-        </w:rPr>
-        <w:t xml:space="preserve"> </w:t>
-      </w:r>
-      <w:r>
-        <w:rPr>
-          <w:rFonts w:ascii="Times New Roman" w:hAnsi="Times New Roman" w:cs="Times New Roman"/>
-          <w:b/>
-          <w:bCs/>
-          <w:sz w:val="40"/>
-          <w:szCs w:val="40"/>
-        </w:rPr>
-        <w:t>- Reservas de Mesas para Restaurante</w:t>
+        <w:t>Proyecto Final – Backend - Reservas de Mesas para Restaurante</w:t>
       </w:r>
       <w:r>
         <w:rPr>
@@ -553,7 +501,7 @@
         </w:rPr>
         <w:t xml:space="preserve">Enlace del repositorio: </w:t>
       </w:r>
-      <w:hyperlink r:id="rId7" w:history="1">
+      <w:hyperlink r:id="rId9" w:history="1">
         <w:r>
           <w:rPr>
             <w:rStyle w:val="Hipervnculo"/>
@@ -597,176 +545,210 @@
         <w:t>Guatemala, octubre de 2026</w:t>
       </w:r>
     </w:p>
-    <w:p/>
-    <w:p/>
-    <w:p>
-      <w:pPr>
-        <w:pStyle w:val="Prrafodelista"/>
+    <w:p>
+      <w:pPr>
+        <w:rPr>
+          <w:rFonts w:ascii="Times New Roman" w:hAnsi="Times New Roman" w:cs="Times New Roman"/>
+        </w:rPr>
+      </w:pPr>
+    </w:p>
+    <w:p>
+      <w:pPr>
+        <w:rPr>
+          <w:rFonts w:ascii="Times New Roman" w:hAnsi="Times New Roman" w:cs="Times New Roman"/>
+        </w:rPr>
+      </w:pPr>
+    </w:p>
+    <w:p>
+      <w:pPr>
+        <w:pStyle w:val="APA7"/>
+        <w:spacing w:line="360" w:lineRule="auto"/>
+        <w:rPr>
+          <w:b/>
+          <w:bCs/>
+        </w:rPr>
+      </w:pPr>
+      <w:r>
+        <w:rPr>
+          <w:b/>
+          <w:bCs/>
+        </w:rPr>
+        <w:lastRenderedPageBreak/>
+        <w:t>Definición breve</w:t>
+      </w:r>
+    </w:p>
+    <w:p>
+      <w:pPr>
+        <w:pStyle w:val="APA7"/>
+        <w:spacing w:line="360" w:lineRule="auto"/>
+      </w:pPr>
+      <w:r>
+        <w:t>SITUACIÓN: Un restaurante pequeño necesita administrar sus mesas y las reservaciones de los clientes. El sistema debe impedir reservaciones incompatibles y facilitar la consulta de mesas disponibles.</w:t>
+      </w:r>
+    </w:p>
+    <w:p>
+      <w:pPr>
+        <w:pStyle w:val="APA7"/>
+        <w:spacing w:line="360" w:lineRule="auto"/>
+      </w:pPr>
+      <w:r>
+        <w:t>ENTIDADES Y RELACIÓN: Mesa y Reserva. Una mesa puede tener muchas reservas en diferentes horarios.</w:t>
+      </w:r>
+    </w:p>
+    <w:p>
+      <w:pPr>
+        <w:pStyle w:val="APA7"/>
+        <w:spacing w:line="360" w:lineRule="auto"/>
+      </w:pPr>
+      <w:r>
+        <w:t>REGLAS PRINCIPALES:</w:t>
+      </w:r>
+    </w:p>
+    <w:p>
+      <w:pPr>
+        <w:pStyle w:val="APA7"/>
+        <w:spacing w:line="360" w:lineRule="auto"/>
+      </w:pPr>
+      <w:r>
+        <w:t>1. La cantidad de personas no puede superar la capacidad de la mesa.</w:t>
+      </w:r>
+    </w:p>
+    <w:p>
+      <w:pPr>
+        <w:pStyle w:val="APA7"/>
+        <w:spacing w:line="360" w:lineRule="auto"/>
+      </w:pPr>
+      <w:r>
+        <w:t>2. No permitir dos reservas activas para la misma mesa, fecha y hora.</w:t>
+      </w:r>
+    </w:p>
+    <w:p>
+      <w:pPr>
+        <w:pStyle w:val="APA7"/>
+        <w:spacing w:line="360" w:lineRule="auto"/>
+      </w:pPr>
+      <w:r>
+        <w:t>3. Manejar los estados confirmada, atendida y cancelada.</w:t>
+      </w:r>
+    </w:p>
+    <w:p>
+      <w:pPr>
+        <w:pStyle w:val="APA7"/>
+        <w:spacing w:line="360" w:lineRule="auto"/>
+      </w:pPr>
+      <w:r>
+        <w:t>CONSULTAS E INDICADOR: Reservas por fecha, mesas disponibles, reservas confirmadas y ocupación estimada del día.</w:t>
+      </w:r>
+    </w:p>
+    <w:p>
+      <w:pPr>
+        <w:pStyle w:val="APA7"/>
+      </w:pPr>
+    </w:p>
+    <w:p>
+      <w:pPr>
+        <w:pStyle w:val="APA7"/>
+      </w:pPr>
+    </w:p>
+    <w:p>
+      <w:pPr>
+        <w:pStyle w:val="APA7"/>
+      </w:pPr>
+    </w:p>
+    <w:p>
+      <w:pPr>
+        <w:pStyle w:val="APA7"/>
+      </w:pPr>
+    </w:p>
+    <w:p>
+      <w:pPr>
+        <w:pStyle w:val="APA7"/>
+      </w:pPr>
+    </w:p>
+    <w:p>
+      <w:pPr>
+        <w:pStyle w:val="APA7"/>
+      </w:pPr>
+    </w:p>
+    <w:p>
+      <w:pPr>
+        <w:pStyle w:val="APA7"/>
+      </w:pPr>
+    </w:p>
+    <w:p>
+      <w:pPr>
+        <w:pStyle w:val="APA7"/>
+      </w:pPr>
+    </w:p>
+    <w:p>
+      <w:pPr>
+        <w:pStyle w:val="APA7"/>
+      </w:pPr>
+    </w:p>
+    <w:p>
+      <w:pPr>
+        <w:pStyle w:val="APA7"/>
+      </w:pPr>
+    </w:p>
+    <w:p>
+      <w:pPr>
+        <w:pStyle w:val="APA7"/>
+      </w:pPr>
+    </w:p>
+    <w:p>
+      <w:pPr>
+        <w:pStyle w:val="APA7"/>
+      </w:pPr>
+    </w:p>
+    <w:p>
+      <w:pPr>
+        <w:pStyle w:val="APA7"/>
+      </w:pPr>
+    </w:p>
+    <w:p>
+      <w:pPr>
+        <w:pStyle w:val="APA7"/>
+        <w:ind w:firstLine="0"/>
+      </w:pPr>
+    </w:p>
+    <w:p>
+      <w:pPr>
+        <w:pStyle w:val="APA7"/>
+        <w:ind w:firstLine="0"/>
+      </w:pPr>
+    </w:p>
+    <w:p>
+      <w:pPr>
+        <w:pStyle w:val="APA7"/>
         <w:numPr>
           <w:ilvl w:val="0"/>
-          <w:numId w:val="2"/>
+          <w:numId w:val="11"/>
         </w:numPr>
-      </w:pPr>
-      <w:r>
-        <w:lastRenderedPageBreak/>
-        <w:t>Definición breve</w:t>
-      </w:r>
-    </w:p>
-    <w:p>
-      <w:pPr>
-        <w:jc w:val="both"/>
-      </w:pPr>
-      <w:r>
-        <w:t>SITUACIÓN: Un restaurante pequeño necesita administrar sus mesas y las reservaciones de los clientes. El sistema debe impedir reservaciones incompatibles y facilitar la consulta de mesas disponibles.</w:t>
-      </w:r>
-    </w:p>
-    <w:p>
-      <w:pPr>
-        <w:jc w:val="both"/>
-      </w:pPr>
-      <w:r>
-        <w:t>ENTIDADES Y RELACIÓN: Mesa y Reserva. Una mesa puede tener muchas reservas en diferentes horarios.</w:t>
-      </w:r>
-    </w:p>
-    <w:p>
-      <w:pPr>
-        <w:jc w:val="both"/>
-      </w:pPr>
-      <w:r>
-        <w:t>REGLAS PRINCIPALES:</w:t>
-      </w:r>
-    </w:p>
-    <w:p>
-      <w:pPr>
-        <w:jc w:val="both"/>
-      </w:pPr>
-      <w:r>
-        <w:t>1. La cantidad de personas no puede superar la capacidad de la mesa.</w:t>
-      </w:r>
-    </w:p>
-    <w:p>
-      <w:pPr>
-        <w:jc w:val="both"/>
-      </w:pPr>
-      <w:r>
-        <w:t>2. No permitir dos reservas activas para la misma mesa, fecha y hora.</w:t>
-      </w:r>
-    </w:p>
-    <w:p>
-      <w:pPr>
-        <w:jc w:val="both"/>
-      </w:pPr>
-      <w:r>
-        <w:t>3. Manejar los estados confirmada, atendida y cancelada.</w:t>
-      </w:r>
-    </w:p>
-    <w:p>
-      <w:pPr>
-        <w:jc w:val="both"/>
-      </w:pPr>
-      <w:r>
-        <w:t>CONSULTAS E INDICADOR: Reservas por fecha, mesas disponibles, reservas confirmadas y ocupación estimada del día.</w:t>
-      </w:r>
-    </w:p>
-    <w:p>
-      <w:pPr>
-        <w:jc w:val="both"/>
-      </w:pPr>
-    </w:p>
-    <w:p>
-      <w:pPr>
-        <w:jc w:val="both"/>
-      </w:pPr>
-    </w:p>
-    <w:p>
-      <w:pPr>
-        <w:jc w:val="both"/>
-      </w:pPr>
-    </w:p>
-    <w:p>
-      <w:pPr>
-        <w:jc w:val="both"/>
-      </w:pPr>
-    </w:p>
-    <w:p>
-      <w:pPr>
-        <w:jc w:val="both"/>
-      </w:pPr>
-    </w:p>
-    <w:p>
-      <w:pPr>
-        <w:jc w:val="both"/>
-      </w:pPr>
-    </w:p>
-    <w:p>
-      <w:pPr>
-        <w:jc w:val="both"/>
-      </w:pPr>
-    </w:p>
-    <w:p>
-      <w:pPr>
-        <w:jc w:val="both"/>
-      </w:pPr>
-    </w:p>
-    <w:p>
-      <w:pPr>
-        <w:jc w:val="both"/>
-      </w:pPr>
-    </w:p>
-    <w:p>
-      <w:pPr>
-        <w:jc w:val="both"/>
-      </w:pPr>
-    </w:p>
-    <w:p>
-      <w:pPr>
-        <w:jc w:val="both"/>
-      </w:pPr>
-    </w:p>
-    <w:p>
-      <w:pPr>
-        <w:jc w:val="both"/>
-      </w:pPr>
-    </w:p>
-    <w:p>
-      <w:pPr>
-        <w:jc w:val="both"/>
-      </w:pPr>
-    </w:p>
-    <w:p>
-      <w:pPr>
-        <w:jc w:val="both"/>
-      </w:pPr>
-    </w:p>
-    <w:p>
-      <w:pPr>
-        <w:jc w:val="both"/>
-      </w:pPr>
-    </w:p>
-    <w:p>
-      <w:pPr>
-        <w:pStyle w:val="Prrafodelista"/>
-        <w:numPr>
-          <w:ilvl w:val="0"/>
-          <w:numId w:val="2"/>
-        </w:numPr>
-        <w:jc w:val="both"/>
-      </w:pPr>
-      <w:r>
+        <w:spacing w:line="276" w:lineRule="auto"/>
+        <w:rPr>
+          <w:b/>
+          <w:bCs/>
+        </w:rPr>
+      </w:pPr>
+      <w:r>
+        <w:rPr>
+          <w:b/>
+          <w:bCs/>
+        </w:rPr>
         <w:lastRenderedPageBreak/>
         <w:t>Diagrama de entidades</w:t>
       </w:r>
     </w:p>
     <w:p>
       <w:pPr>
-        <w:jc w:val="both"/>
+        <w:pStyle w:val="APA7"/>
       </w:pPr>
       <w:r>
         <w:rPr>
           <w:noProof/>
         </w:rPr>
         <w:drawing>
-          <wp:anchor distT="0" distB="0" distL="114300" distR="114300" simplePos="0" relativeHeight="251662336" behindDoc="0" locked="0" layoutInCell="1" allowOverlap="1" wp14:anchorId="1AB5DE01" wp14:editId="67D043D8">
+          <wp:anchor distT="0" distB="0" distL="114300" distR="114300" simplePos="0" relativeHeight="251662336" behindDoc="0" locked="0" layoutInCell="1" allowOverlap="1" wp14:anchorId="1AB5DE01" wp14:editId="5215E5C0">
             <wp:simplePos x="0" y="0"/>
             <wp:positionH relativeFrom="margin">
               <wp:align>right</wp:align>
@@ -774,8 +756,8 @@
             <wp:positionV relativeFrom="paragraph">
               <wp:posOffset>84602</wp:posOffset>
             </wp:positionV>
-            <wp:extent cx="5609590" cy="2567353"/>
-            <wp:effectExtent l="0" t="0" r="0" b="4445"/>
+            <wp:extent cx="5609485" cy="2506377"/>
+            <wp:effectExtent l="0" t="0" r="0" b="8255"/>
             <wp:wrapNone/>
             <wp:docPr id="1049147787" name="Imagen 2"/>
             <wp:cNvGraphicFramePr>
@@ -791,7 +773,7 @@
                     </pic:cNvPicPr>
                   </pic:nvPicPr>
                   <pic:blipFill>
-                    <a:blip r:embed="rId8">
+                    <a:blip r:embed="rId10">
                       <a:extLst>
                         <a:ext uri="{28A0092B-C50C-407E-A947-70E740481C1C}">
                           <a14:useLocalDpi xmlns:a14="http://schemas.microsoft.com/office/drawing/2010/main" val="0"/>
@@ -806,7 +788,7 @@
                   <pic:spPr bwMode="auto">
                     <a:xfrm>
                       <a:off x="0" y="0"/>
-                      <a:ext cx="5609590" cy="2567353"/>
+                      <a:ext cx="5617254" cy="2509848"/>
                     </a:xfrm>
                     <a:prstGeom prst="rect">
                       <a:avLst/>
@@ -831,63 +813,58 @@
     </w:p>
     <w:p>
       <w:pPr>
-        <w:jc w:val="both"/>
-      </w:pPr>
-    </w:p>
-    <w:p>
-      <w:pPr>
-        <w:jc w:val="both"/>
-      </w:pPr>
-    </w:p>
-    <w:p>
-      <w:pPr>
-        <w:jc w:val="both"/>
-      </w:pPr>
-    </w:p>
-    <w:p>
-      <w:pPr>
-        <w:jc w:val="both"/>
-      </w:pPr>
-    </w:p>
-    <w:p>
-      <w:pPr>
-        <w:jc w:val="both"/>
-      </w:pPr>
-    </w:p>
-    <w:p>
-      <w:pPr>
-        <w:jc w:val="both"/>
-      </w:pPr>
-    </w:p>
-    <w:p>
-      <w:pPr>
-        <w:jc w:val="both"/>
-      </w:pPr>
-    </w:p>
-    <w:p>
-      <w:pPr>
-        <w:jc w:val="both"/>
-      </w:pPr>
-    </w:p>
-    <w:p>
-      <w:pPr>
-        <w:jc w:val="both"/>
+        <w:pStyle w:val="APA7"/>
+      </w:pPr>
+    </w:p>
+    <w:p>
+      <w:pPr>
+        <w:pStyle w:val="APA7"/>
+      </w:pPr>
+    </w:p>
+    <w:p>
+      <w:pPr>
+        <w:pStyle w:val="APA7"/>
+      </w:pPr>
+    </w:p>
+    <w:p>
+      <w:pPr>
+        <w:pStyle w:val="APA7"/>
+      </w:pPr>
+    </w:p>
+    <w:p>
+      <w:pPr>
+        <w:pStyle w:val="APA7"/>
+      </w:pPr>
+    </w:p>
+    <w:p>
+      <w:pPr>
+        <w:pStyle w:val="APA7"/>
+      </w:pPr>
+    </w:p>
+    <w:p>
+      <w:pPr>
+        <w:pStyle w:val="APA7"/>
+      </w:pPr>
+    </w:p>
+    <w:p>
+      <w:pPr>
+        <w:pStyle w:val="APA7"/>
       </w:pPr>
       <w:r>
         <w:rPr>
           <w:noProof/>
         </w:rPr>
         <w:drawing>
-          <wp:anchor distT="0" distB="0" distL="114300" distR="114300" simplePos="0" relativeHeight="251660288" behindDoc="0" locked="0" layoutInCell="1" allowOverlap="1" wp14:anchorId="10FF941B" wp14:editId="06336DCA">
+          <wp:anchor distT="0" distB="0" distL="114300" distR="114300" simplePos="0" relativeHeight="251660288" behindDoc="0" locked="0" layoutInCell="1" allowOverlap="1" wp14:anchorId="10FF941B" wp14:editId="233BF731">
             <wp:simplePos x="0" y="0"/>
             <wp:positionH relativeFrom="margin">
               <wp:align>right</wp:align>
             </wp:positionH>
             <wp:positionV relativeFrom="paragraph">
-              <wp:posOffset>8597</wp:posOffset>
+              <wp:posOffset>57603</wp:posOffset>
             </wp:positionV>
-            <wp:extent cx="5610290" cy="2303584"/>
-            <wp:effectExtent l="0" t="0" r="0" b="1905"/>
+            <wp:extent cx="5609221" cy="2124829"/>
+            <wp:effectExtent l="0" t="0" r="0" b="8890"/>
             <wp:wrapNone/>
             <wp:docPr id="1317863074" name="Imagen 1"/>
             <wp:cNvGraphicFramePr>
@@ -900,26 +877,35 @@
                     <pic:cNvPr id="1317863074" name=""/>
                     <pic:cNvPicPr/>
                   </pic:nvPicPr>
-                  <pic:blipFill>
-                    <a:blip r:embed="rId9">
+                  <pic:blipFill rotWithShape="1">
+                    <a:blip r:embed="rId11">
                       <a:extLst>
                         <a:ext uri="{28A0092B-C50C-407E-A947-70E740481C1C}">
                           <a14:useLocalDpi xmlns:a14="http://schemas.microsoft.com/office/drawing/2010/main" val="0"/>
                         </a:ext>
                       </a:extLst>
                     </a:blip>
+                    <a:srcRect b="7742"/>
                     <a:stretch>
                       <a:fillRect/>
                     </a:stretch>
                   </pic:blipFill>
-                  <pic:spPr>
+                  <pic:spPr bwMode="auto">
                     <a:xfrm>
                       <a:off x="0" y="0"/>
-                      <a:ext cx="5610290" cy="2303584"/>
+                      <a:ext cx="5609221" cy="2124829"/>
                     </a:xfrm>
                     <a:prstGeom prst="rect">
                       <a:avLst/>
                     </a:prstGeom>
+                    <a:ln>
+                      <a:noFill/>
+                    </a:ln>
+                    <a:extLst>
+                      <a:ext uri="{53640926-AAD7-44D8-BBD7-CCE9431645EC}">
+                        <a14:shadowObscured xmlns:a14="http://schemas.microsoft.com/office/drawing/2010/main"/>
+                      </a:ext>
+                    </a:extLst>
                   </pic:spPr>
                 </pic:pic>
               </a:graphicData>
@@ -936,55 +922,50 @@
     </w:p>
     <w:p>
       <w:pPr>
-        <w:jc w:val="both"/>
-      </w:pPr>
-    </w:p>
-    <w:p>
-      <w:pPr>
-        <w:jc w:val="both"/>
-      </w:pPr>
-    </w:p>
-    <w:p>
-      <w:pPr>
-        <w:jc w:val="both"/>
-      </w:pPr>
-    </w:p>
-    <w:p>
-      <w:pPr>
-        <w:jc w:val="both"/>
-      </w:pPr>
-    </w:p>
-    <w:p>
-      <w:pPr>
-        <w:jc w:val="both"/>
-      </w:pPr>
-    </w:p>
-    <w:p>
-      <w:pPr>
-        <w:jc w:val="both"/>
-      </w:pPr>
-    </w:p>
-    <w:p>
-      <w:pPr>
-        <w:jc w:val="both"/>
-      </w:pPr>
-    </w:p>
-    <w:p>
-      <w:pPr>
-        <w:jc w:val="both"/>
+        <w:pStyle w:val="APA7"/>
+      </w:pPr>
+    </w:p>
+    <w:p>
+      <w:pPr>
+        <w:pStyle w:val="APA7"/>
+      </w:pPr>
+    </w:p>
+    <w:p>
+      <w:pPr>
+        <w:pStyle w:val="APA7"/>
+      </w:pPr>
+    </w:p>
+    <w:p>
+      <w:pPr>
+        <w:pStyle w:val="APA7"/>
+      </w:pPr>
+    </w:p>
+    <w:p>
+      <w:pPr>
+        <w:pStyle w:val="APA7"/>
+      </w:pPr>
+    </w:p>
+    <w:p>
+      <w:pPr>
+        <w:pStyle w:val="APA7"/>
+      </w:pPr>
+    </w:p>
+    <w:p>
+      <w:pPr>
+        <w:pStyle w:val="APA7"/>
       </w:pPr>
       <w:r>
         <w:rPr>
           <w:noProof/>
         </w:rPr>
         <w:drawing>
-          <wp:anchor distT="0" distB="0" distL="114300" distR="114300" simplePos="0" relativeHeight="251661312" behindDoc="0" locked="0" layoutInCell="1" allowOverlap="1" wp14:anchorId="3D268CB9" wp14:editId="45348A68">
+          <wp:anchor distT="0" distB="0" distL="114300" distR="114300" simplePos="0" relativeHeight="251661312" behindDoc="0" locked="0" layoutInCell="1" allowOverlap="1" wp14:anchorId="3D268CB9" wp14:editId="093AF881">
             <wp:simplePos x="0" y="0"/>
             <wp:positionH relativeFrom="margin">
               <wp:align>right</wp:align>
             </wp:positionH>
             <wp:positionV relativeFrom="paragraph">
-              <wp:posOffset>21639</wp:posOffset>
+              <wp:posOffset>66584</wp:posOffset>
             </wp:positionV>
             <wp:extent cx="5618480" cy="2737247"/>
             <wp:effectExtent l="0" t="0" r="1270" b="6350"/>
@@ -1003,7 +984,7 @@
                     </pic:cNvPicPr>
                   </pic:nvPicPr>
                   <pic:blipFill>
-                    <a:blip r:embed="rId10">
+                    <a:blip r:embed="rId12">
                       <a:extLst>
                         <a:ext uri="{28A0092B-C50C-407E-A947-70E740481C1C}">
                           <a14:useLocalDpi xmlns:a14="http://schemas.microsoft.com/office/drawing/2010/main" val="0"/>
@@ -1040,75 +1021,93 @@
     </w:p>
     <w:p>
       <w:pPr>
-        <w:jc w:val="both"/>
-      </w:pPr>
-    </w:p>
-    <w:p>
-      <w:pPr>
-        <w:jc w:val="both"/>
-      </w:pPr>
-    </w:p>
-    <w:p>
-      <w:pPr>
-        <w:jc w:val="both"/>
-      </w:pPr>
-    </w:p>
-    <w:p>
-      <w:pPr>
-        <w:jc w:val="both"/>
-      </w:pPr>
-    </w:p>
-    <w:p>
-      <w:pPr>
-        <w:jc w:val="both"/>
-      </w:pPr>
-    </w:p>
-    <w:p>
-      <w:pPr>
-        <w:jc w:val="both"/>
-      </w:pPr>
-    </w:p>
-    <w:p>
-      <w:pPr>
-        <w:pStyle w:val="Prrafodelista"/>
+        <w:pStyle w:val="APA7"/>
+      </w:pPr>
+    </w:p>
+    <w:p>
+      <w:pPr>
+        <w:pStyle w:val="APA7"/>
+      </w:pPr>
+    </w:p>
+    <w:p>
+      <w:pPr>
+        <w:pStyle w:val="APA7"/>
+      </w:pPr>
+    </w:p>
+    <w:p>
+      <w:pPr>
+        <w:pStyle w:val="APA7"/>
+      </w:pPr>
+    </w:p>
+    <w:p>
+      <w:pPr>
+        <w:pStyle w:val="APA7"/>
+        <w:ind w:firstLine="0"/>
+      </w:pPr>
+    </w:p>
+    <w:p>
+      <w:pPr>
+        <w:pStyle w:val="APA7"/>
+        <w:ind w:firstLine="0"/>
+      </w:pPr>
+    </w:p>
+    <w:p>
+      <w:pPr>
+        <w:pStyle w:val="APA7"/>
+      </w:pPr>
+    </w:p>
+    <w:p>
+      <w:pPr>
+        <w:pStyle w:val="APA7"/>
         <w:numPr>
           <w:ilvl w:val="0"/>
-          <w:numId w:val="3"/>
+          <w:numId w:val="13"/>
         </w:numPr>
-        <w:jc w:val="both"/>
-      </w:pPr>
-    </w:p>
-    <w:p>
-      <w:pPr>
-        <w:pStyle w:val="Prrafodelista"/>
+        <w:spacing w:line="276" w:lineRule="auto"/>
+        <w:rPr>
+          <w:b/>
+          <w:bCs/>
+        </w:rPr>
+      </w:pPr>
+      <w:r>
+        <w:rPr>
+          <w:b/>
+          <w:bCs/>
+        </w:rPr>
+        <w:lastRenderedPageBreak/>
+        <w:t>Datos de los registros en PostgresSQ</w:t>
+      </w:r>
+      <w:r>
+        <w:rPr>
+          <w:b/>
+          <w:bCs/>
+        </w:rPr>
+        <w:t>L</w:t>
+      </w:r>
+    </w:p>
+    <w:p>
+      <w:pPr>
+        <w:pStyle w:val="APA7"/>
         <w:numPr>
           <w:ilvl w:val="0"/>
-          <w:numId w:val="3"/>
+          <w:numId w:val="15"/>
         </w:numPr>
-      </w:pPr>
-      <w:r>
-        <w:lastRenderedPageBreak/>
-        <w:t xml:space="preserve">Datos de los registros en </w:t>
-      </w:r>
-      <w:proofErr w:type="spellStart"/>
-      <w:r>
-        <w:t>PostgresSQ</w:t>
-      </w:r>
-      <w:r>
-        <w:t>L</w:t>
-      </w:r>
-      <w:proofErr w:type="spellEnd"/>
-    </w:p>
-    <w:p>
-      <w:pPr>
-        <w:pStyle w:val="Prrafodelista"/>
-        <w:numPr>
-          <w:ilvl w:val="0"/>
-          <w:numId w:val="4"/>
-        </w:numPr>
-        <w:jc w:val="both"/>
-      </w:pPr>
-      <w:r>
+        <w:spacing w:line="276" w:lineRule="auto"/>
+        <w:rPr>
+          <w:b/>
+          <w:bCs/>
+          <w:i/>
+          <w:iCs/>
+        </w:rPr>
+      </w:pPr>
+      <w:r>
+        <w:rPr>
+          <w:b/>
+          <w:bCs/>
+          <w:i/>
+          <w:iCs/>
+          <w:noProof/>
+        </w:rPr>
         <w:drawing>
           <wp:anchor distT="0" distB="0" distL="114300" distR="114300" simplePos="0" relativeHeight="251666432" behindDoc="0" locked="0" layoutInCell="1" allowOverlap="1" wp14:anchorId="6E6B1B0D" wp14:editId="54506C38">
             <wp:simplePos x="0" y="0"/>
@@ -1133,7 +1132,7 @@
                     <pic:cNvPicPr/>
                   </pic:nvPicPr>
                   <pic:blipFill>
-                    <a:blip r:embed="rId11">
+                    <a:blip r:embed="rId13">
                       <a:extLst>
                         <a:ext uri="{28A0092B-C50C-407E-A947-70E740481C1C}">
                           <a14:useLocalDpi xmlns:a14="http://schemas.microsoft.com/office/drawing/2010/main" val="0"/>
@@ -1166,111 +1165,116 @@
         </w:drawing>
       </w:r>
       <w:r>
-        <w:t xml:space="preserve"> </w:t>
-      </w:r>
-      <w:r>
+        <w:rPr>
+          <w:b/>
+          <w:bCs/>
+          <w:i/>
+          <w:iCs/>
+        </w:rPr>
         <w:t>Script de creación de la estructura</w:t>
       </w:r>
     </w:p>
     <w:p>
       <w:pPr>
-        <w:jc w:val="both"/>
-      </w:pPr>
-    </w:p>
-    <w:p>
-      <w:pPr>
-        <w:pStyle w:val="Prrafodelista"/>
-        <w:jc w:val="both"/>
-      </w:pPr>
-    </w:p>
-    <w:p>
-      <w:pPr>
-        <w:pStyle w:val="Prrafodelista"/>
-        <w:jc w:val="both"/>
-      </w:pPr>
-    </w:p>
-    <w:p>
-      <w:pPr>
-        <w:pStyle w:val="Prrafodelista"/>
-        <w:jc w:val="both"/>
-      </w:pPr>
-    </w:p>
-    <w:p>
-      <w:pPr>
-        <w:pStyle w:val="Prrafodelista"/>
-        <w:jc w:val="both"/>
-      </w:pPr>
-    </w:p>
-    <w:p>
-      <w:pPr>
-        <w:pStyle w:val="Prrafodelista"/>
-        <w:jc w:val="both"/>
-      </w:pPr>
-    </w:p>
-    <w:p>
-      <w:pPr>
-        <w:pStyle w:val="Prrafodelista"/>
-        <w:jc w:val="both"/>
-      </w:pPr>
-    </w:p>
-    <w:p>
-      <w:pPr>
-        <w:pStyle w:val="Prrafodelista"/>
-        <w:jc w:val="both"/>
-      </w:pPr>
-    </w:p>
-    <w:p>
-      <w:pPr>
-        <w:pStyle w:val="Prrafodelista"/>
-        <w:jc w:val="both"/>
-      </w:pPr>
-    </w:p>
-    <w:p>
-      <w:pPr>
-        <w:ind w:left="360"/>
-        <w:jc w:val="both"/>
-      </w:pPr>
-    </w:p>
-    <w:p>
-      <w:pPr>
-        <w:pStyle w:val="Prrafodelista"/>
-        <w:jc w:val="both"/>
-      </w:pPr>
-    </w:p>
-    <w:p>
-      <w:pPr>
-        <w:pStyle w:val="Prrafodelista"/>
-        <w:jc w:val="both"/>
-      </w:pPr>
-    </w:p>
-    <w:p>
-      <w:pPr>
-        <w:jc w:val="both"/>
-      </w:pPr>
-    </w:p>
-    <w:p>
-      <w:pPr>
-        <w:jc w:val="both"/>
-      </w:pPr>
-    </w:p>
-    <w:p>
-      <w:pPr>
-        <w:pStyle w:val="Prrafodelista"/>
+        <w:pStyle w:val="APA7"/>
+      </w:pPr>
+    </w:p>
+    <w:p>
+      <w:pPr>
+        <w:pStyle w:val="APA7"/>
+      </w:pPr>
+    </w:p>
+    <w:p>
+      <w:pPr>
+        <w:pStyle w:val="APA7"/>
+      </w:pPr>
+    </w:p>
+    <w:p>
+      <w:pPr>
+        <w:pStyle w:val="APA7"/>
+      </w:pPr>
+    </w:p>
+    <w:p>
+      <w:pPr>
+        <w:pStyle w:val="APA7"/>
+      </w:pPr>
+    </w:p>
+    <w:p>
+      <w:pPr>
+        <w:pStyle w:val="APA7"/>
+      </w:pPr>
+    </w:p>
+    <w:p>
+      <w:pPr>
+        <w:pStyle w:val="APA7"/>
+      </w:pPr>
+    </w:p>
+    <w:p>
+      <w:pPr>
+        <w:pStyle w:val="APA7"/>
+      </w:pPr>
+    </w:p>
+    <w:p>
+      <w:pPr>
+        <w:pStyle w:val="APA7"/>
+      </w:pPr>
+    </w:p>
+    <w:p>
+      <w:pPr>
+        <w:pStyle w:val="APA7"/>
+        <w:ind w:firstLine="0"/>
+      </w:pPr>
+    </w:p>
+    <w:p>
+      <w:pPr>
+        <w:pStyle w:val="APA7"/>
         <w:numPr>
           <w:ilvl w:val="0"/>
-          <w:numId w:val="4"/>
+          <w:numId w:val="15"/>
         </w:numPr>
-        <w:jc w:val="both"/>
-      </w:pPr>
-      <w:r>
+        <w:spacing w:line="276" w:lineRule="auto"/>
+        <w:rPr>
+          <w:b/>
+          <w:bCs/>
+          <w:i/>
+          <w:iCs/>
+        </w:rPr>
+      </w:pPr>
+      <w:r>
+        <w:rPr>
+          <w:b/>
+          <w:bCs/>
+          <w:i/>
+          <w:iCs/>
+        </w:rPr>
+        <w:t>Script con datos de prueba</w:t>
+      </w:r>
+    </w:p>
+    <w:p>
+      <w:pPr>
+        <w:pStyle w:val="APA7"/>
+      </w:pPr>
+    </w:p>
+    <w:p>
+      <w:pPr>
+        <w:pStyle w:val="APA7"/>
+      </w:pPr>
+      <w:r>
+        <w:rPr>
+          <w:b/>
+          <w:bCs/>
+          <w:i/>
+          <w:iCs/>
+          <w:noProof/>
+        </w:rPr>
         <w:drawing>
-          <wp:anchor distT="0" distB="0" distL="114300" distR="114300" simplePos="0" relativeHeight="251667456" behindDoc="0" locked="0" layoutInCell="1" allowOverlap="1" wp14:anchorId="28E7B74F" wp14:editId="0A0BF89D">
+          <wp:anchor distT="0" distB="0" distL="114300" distR="114300" simplePos="0" relativeHeight="251667456" behindDoc="0" locked="0" layoutInCell="1" allowOverlap="1" wp14:anchorId="28E7B74F" wp14:editId="59E836E5">
             <wp:simplePos x="0" y="0"/>
             <wp:positionH relativeFrom="margin">
               <wp:align>right</wp:align>
             </wp:positionH>
             <wp:positionV relativeFrom="paragraph">
-              <wp:posOffset>330835</wp:posOffset>
+              <wp:posOffset>14968</wp:posOffset>
             </wp:positionV>
             <wp:extent cx="5600700" cy="3049905"/>
             <wp:effectExtent l="0" t="0" r="0" b="0"/>
@@ -1287,7 +1291,7 @@
                     <pic:cNvPicPr/>
                   </pic:nvPicPr>
                   <pic:blipFill>
-                    <a:blip r:embed="rId12">
+                    <a:blip r:embed="rId14">
                       <a:extLst>
                         <a:ext uri="{28A0092B-C50C-407E-A947-70E740481C1C}">
                           <a14:useLocalDpi xmlns:a14="http://schemas.microsoft.com/office/drawing/2010/main" val="0"/>
@@ -1319,95 +1323,127 @@
           </wp:anchor>
         </w:drawing>
       </w:r>
-      <w:r>
-        <w:t>Script con datos de prueba</w:t>
-      </w:r>
-    </w:p>
-    <w:p>
-      <w:pPr>
-        <w:jc w:val="both"/>
-      </w:pPr>
-    </w:p>
-    <w:p>
-      <w:pPr>
-        <w:jc w:val="both"/>
-      </w:pPr>
-    </w:p>
-    <w:p>
-      <w:pPr>
-        <w:jc w:val="both"/>
-      </w:pPr>
-    </w:p>
-    <w:p>
-      <w:pPr>
-        <w:jc w:val="both"/>
-      </w:pPr>
-    </w:p>
-    <w:p>
-      <w:pPr>
-        <w:jc w:val="both"/>
-      </w:pPr>
-    </w:p>
-    <w:p>
-      <w:pPr>
-        <w:jc w:val="both"/>
-      </w:pPr>
-    </w:p>
-    <w:p>
-      <w:pPr>
-        <w:jc w:val="both"/>
-      </w:pPr>
-    </w:p>
-    <w:p>
-      <w:pPr>
-        <w:jc w:val="both"/>
-      </w:pPr>
-    </w:p>
-    <w:p>
-      <w:pPr>
-        <w:jc w:val="both"/>
-      </w:pPr>
-    </w:p>
-    <w:p>
-      <w:pPr>
-        <w:jc w:val="both"/>
-      </w:pPr>
-    </w:p>
-    <w:p>
-      <w:pPr>
-        <w:jc w:val="both"/>
-      </w:pPr>
-    </w:p>
-    <w:p>
-      <w:pPr>
-        <w:jc w:val="both"/>
-      </w:pPr>
-    </w:p>
-    <w:p>
-      <w:pPr>
-        <w:pStyle w:val="Prrafodelista"/>
+    </w:p>
+    <w:p>
+      <w:pPr>
+        <w:pStyle w:val="APA7"/>
+      </w:pPr>
+    </w:p>
+    <w:p>
+      <w:pPr>
+        <w:pStyle w:val="APA7"/>
+      </w:pPr>
+    </w:p>
+    <w:p>
+      <w:pPr>
+        <w:pStyle w:val="APA7"/>
+      </w:pPr>
+    </w:p>
+    <w:p>
+      <w:pPr>
+        <w:pStyle w:val="APA7"/>
+      </w:pPr>
+    </w:p>
+    <w:p>
+      <w:pPr>
+        <w:pStyle w:val="APA7"/>
+      </w:pPr>
+    </w:p>
+    <w:p>
+      <w:pPr>
+        <w:pStyle w:val="APA7"/>
+      </w:pPr>
+    </w:p>
+    <w:p>
+      <w:pPr>
+        <w:pStyle w:val="APA7"/>
+      </w:pPr>
+    </w:p>
+    <w:p>
+      <w:pPr>
+        <w:pStyle w:val="APA7"/>
+        <w:ind w:firstLine="0"/>
+      </w:pPr>
+    </w:p>
+    <w:p>
+      <w:pPr>
+        <w:pStyle w:val="APA7"/>
+        <w:ind w:firstLine="0"/>
+      </w:pPr>
+    </w:p>
+    <w:p>
+      <w:pPr>
+        <w:pStyle w:val="APA7"/>
         <w:numPr>
           <w:ilvl w:val="0"/>
-          <w:numId w:val="4"/>
+          <w:numId w:val="16"/>
         </w:numPr>
-        <w:jc w:val="both"/>
-      </w:pPr>
-      <w:r>
-        <w:rPr>
+        <w:spacing w:line="276" w:lineRule="auto"/>
+        <w:rPr>
+          <w:b/>
+          <w:bCs/>
+        </w:rPr>
+      </w:pPr>
+      <w:r>
+        <w:rPr>
+          <w:b/>
+          <w:bCs/>
+        </w:rPr>
+        <w:lastRenderedPageBreak/>
+        <w:t>Al menos diez registros para la entidad principal</w:t>
+      </w:r>
+      <w:r>
+        <w:rPr>
+          <w:b/>
+          <w:bCs/>
+        </w:rPr>
+        <w:t xml:space="preserve"> </w:t>
+      </w:r>
+      <w:r>
+        <w:rPr>
+          <w:b/>
+          <w:bCs/>
+        </w:rPr>
+        <w:t>–</w:t>
+      </w:r>
+      <w:r>
+        <w:rPr>
+          <w:b/>
+          <w:bCs/>
+        </w:rPr>
+        <w:t xml:space="preserve"> Mesa</w:t>
+      </w:r>
+      <w:r>
+        <w:rPr>
+          <w:b/>
+          <w:bCs/>
+        </w:rPr>
+        <w:t>, datos de prueba</w:t>
+      </w:r>
+    </w:p>
+    <w:p>
+      <w:pPr>
+        <w:pStyle w:val="APA7"/>
+      </w:pPr>
+      <w:r>
+        <w:rPr>
+          <w:b/>
+          <w:bCs/>
+          <w:i/>
+          <w:iCs/>
           <w:noProof/>
         </w:rPr>
-        <w:lastRenderedPageBreak/>
         <w:drawing>
-          <wp:anchor distT="0" distB="0" distL="114300" distR="114300" simplePos="0" relativeHeight="251664384" behindDoc="0" locked="0" layoutInCell="1" allowOverlap="1" wp14:anchorId="6035C4BF" wp14:editId="1AD8D10A">
+          <wp:anchor distT="0" distB="0" distL="114300" distR="114300" simplePos="0" relativeHeight="251664384" behindDoc="0" locked="0" layoutInCell="1" allowOverlap="1" wp14:anchorId="6035C4BF" wp14:editId="4BA413ED">
             <wp:simplePos x="0" y="0"/>
             <wp:positionH relativeFrom="margin">
               <wp:align>right</wp:align>
             </wp:positionH>
             <wp:positionV relativeFrom="paragraph">
-              <wp:posOffset>232410</wp:posOffset>
+              <wp:posOffset>68217</wp:posOffset>
             </wp:positionV>
-            <wp:extent cx="5607685" cy="3550654"/>
-            <wp:effectExtent l="0" t="0" r="0" b="0"/>
+            <wp:extent cx="5607102" cy="3157640"/>
+            <wp:effectExtent l="0" t="0" r="0" b="5080"/>
             <wp:wrapNone/>
             <wp:docPr id="1791758487" name="Imagen 1"/>
             <wp:cNvGraphicFramePr>
@@ -1421,7 +1457,7 @@
                     <pic:cNvPicPr/>
                   </pic:nvPicPr>
                   <pic:blipFill>
-                    <a:blip r:embed="rId13">
+                    <a:blip r:embed="rId15">
                       <a:extLst>
                         <a:ext uri="{28A0092B-C50C-407E-A947-70E740481C1C}">
                           <a14:useLocalDpi xmlns:a14="http://schemas.microsoft.com/office/drawing/2010/main" val="0"/>
@@ -1435,7 +1471,7 @@
                   <pic:spPr>
                     <a:xfrm>
                       <a:off x="0" y="0"/>
-                      <a:ext cx="5607685" cy="3550654"/>
+                      <a:ext cx="5607102" cy="3157640"/>
                     </a:xfrm>
                     <a:prstGeom prst="rect">
                       <a:avLst/>
@@ -1453,115 +1489,103 @@
           </wp:anchor>
         </w:drawing>
       </w:r>
-      <w:r>
-        <w:t>Al menos diez registros para la entidad principal</w:t>
-      </w:r>
-      <w:r>
-        <w:t xml:space="preserve"> </w:t>
-      </w:r>
-      <w:r>
-        <w:t>–</w:t>
-      </w:r>
-      <w:r>
-        <w:t xml:space="preserve"> Mesa</w:t>
-      </w:r>
-      <w:r>
-        <w:t>, datos de prueba</w:t>
-      </w:r>
-    </w:p>
-    <w:p>
-      <w:pPr>
-        <w:jc w:val="both"/>
-      </w:pPr>
-    </w:p>
-    <w:p>
-      <w:pPr>
-        <w:jc w:val="both"/>
-      </w:pPr>
-    </w:p>
-    <w:p>
-      <w:pPr>
-        <w:jc w:val="both"/>
-      </w:pPr>
-    </w:p>
-    <w:p>
-      <w:pPr>
-        <w:jc w:val="both"/>
-      </w:pPr>
-    </w:p>
-    <w:p>
-      <w:pPr>
-        <w:jc w:val="both"/>
-      </w:pPr>
-    </w:p>
-    <w:p>
-      <w:pPr>
-        <w:jc w:val="both"/>
-      </w:pPr>
-    </w:p>
-    <w:p>
-      <w:pPr>
-        <w:jc w:val="both"/>
-      </w:pPr>
-    </w:p>
-    <w:p>
-      <w:pPr>
-        <w:jc w:val="both"/>
-      </w:pPr>
-    </w:p>
-    <w:p>
-      <w:pPr>
-        <w:jc w:val="both"/>
-      </w:pPr>
-    </w:p>
-    <w:p>
-      <w:pPr>
-        <w:jc w:val="both"/>
-      </w:pPr>
-    </w:p>
-    <w:p>
-      <w:pPr>
-        <w:jc w:val="both"/>
-      </w:pPr>
-    </w:p>
-    <w:p>
-      <w:pPr>
-        <w:pStyle w:val="Prrafodelista"/>
+    </w:p>
+    <w:p>
+      <w:pPr>
+        <w:pStyle w:val="APA7"/>
+      </w:pPr>
+    </w:p>
+    <w:p>
+      <w:pPr>
+        <w:pStyle w:val="APA7"/>
+      </w:pPr>
+    </w:p>
+    <w:p>
+      <w:pPr>
+        <w:pStyle w:val="APA7"/>
+      </w:pPr>
+    </w:p>
+    <w:p>
+      <w:pPr>
+        <w:pStyle w:val="APA7"/>
+      </w:pPr>
+    </w:p>
+    <w:p>
+      <w:pPr>
+        <w:pStyle w:val="APA7"/>
+      </w:pPr>
+    </w:p>
+    <w:p>
+      <w:pPr>
+        <w:pStyle w:val="APA7"/>
+      </w:pPr>
+    </w:p>
+    <w:p>
+      <w:pPr>
+        <w:pStyle w:val="APA7"/>
+      </w:pPr>
+    </w:p>
+    <w:p>
+      <w:pPr>
+        <w:pStyle w:val="APA7"/>
+        <w:ind w:firstLine="0"/>
+      </w:pPr>
+    </w:p>
+    <w:p>
+      <w:pPr>
+        <w:pStyle w:val="APA7"/>
+      </w:pPr>
+    </w:p>
+    <w:p>
+      <w:pPr>
+        <w:pStyle w:val="APA7"/>
         <w:numPr>
           <w:ilvl w:val="0"/>
-          <w:numId w:val="5"/>
+          <w:numId w:val="17"/>
         </w:numPr>
-        <w:jc w:val="both"/>
-      </w:pPr>
-      <w:r>
-        <w:t>Al menos cuatro registros para la entidad de apoyo</w:t>
-      </w:r>
-      <w:r>
-        <w:t xml:space="preserve"> - Reserva</w:t>
-      </w:r>
-      <w:r>
-        <w:t>, cuando el caso lo permita</w:t>
-      </w:r>
-      <w:r>
+        <w:spacing w:line="276" w:lineRule="auto"/>
+        <w:rPr>
+          <w:b/>
+          <w:bCs/>
+          <w:i/>
+          <w:iCs/>
+        </w:rPr>
+      </w:pPr>
+      <w:r>
+        <w:rPr>
+          <w:b/>
+          <w:bCs/>
+          <w:i/>
+          <w:iCs/>
+        </w:rPr>
+        <w:t>Al menos cuatro registros para la entidad de apoyo - Reserva, cuando el caso lo permita</w:t>
+      </w:r>
+      <w:r>
+        <w:rPr>
+          <w:b/>
+          <w:bCs/>
+          <w:i/>
+          <w:iCs/>
+        </w:rPr>
         <w:t>, datos de prueba</w:t>
       </w:r>
     </w:p>
     <w:p>
       <w:pPr>
-        <w:jc w:val="both"/>
+        <w:pStyle w:val="APA7"/>
       </w:pPr>
       <w:r>
         <w:rPr>
           <w:noProof/>
         </w:rPr>
         <w:drawing>
-          <wp:anchor distT="0" distB="0" distL="114300" distR="114300" simplePos="0" relativeHeight="251665408" behindDoc="0" locked="0" layoutInCell="1" allowOverlap="1" wp14:anchorId="581AD515" wp14:editId="1837214D">
+          <wp:anchor distT="0" distB="0" distL="114300" distR="114300" simplePos="0" relativeHeight="251665408" behindDoc="0" locked="0" layoutInCell="1" allowOverlap="1" wp14:anchorId="581AD515" wp14:editId="537AF760">
             <wp:simplePos x="0" y="0"/>
             <wp:positionH relativeFrom="margin">
               <wp:align>center</wp:align>
             </wp:positionH>
             <wp:positionV relativeFrom="paragraph">
-              <wp:posOffset>91440</wp:posOffset>
+              <wp:posOffset>196215</wp:posOffset>
             </wp:positionV>
             <wp:extent cx="6356350" cy="3649980"/>
             <wp:effectExtent l="0" t="0" r="6350" b="7620"/>
@@ -1580,7 +1604,7 @@
                     </pic:cNvPicPr>
                   </pic:nvPicPr>
                   <pic:blipFill>
-                    <a:blip r:embed="rId14">
+                    <a:blip r:embed="rId16">
                       <a:extLst>
                         <a:ext uri="{28A0092B-C50C-407E-A947-70E740481C1C}">
                           <a14:useLocalDpi xmlns:a14="http://schemas.microsoft.com/office/drawing/2010/main" val="0"/>
@@ -1617,81 +1641,93 @@
     </w:p>
     <w:p>
       <w:pPr>
-        <w:jc w:val="both"/>
-      </w:pPr>
-    </w:p>
-    <w:p>
-      <w:pPr>
-        <w:jc w:val="both"/>
-      </w:pPr>
-    </w:p>
-    <w:p>
-      <w:pPr>
-        <w:jc w:val="both"/>
-      </w:pPr>
-    </w:p>
-    <w:p>
-      <w:pPr>
-        <w:jc w:val="both"/>
-      </w:pPr>
-    </w:p>
-    <w:p>
-      <w:pPr>
-        <w:jc w:val="both"/>
-      </w:pPr>
-    </w:p>
-    <w:p>
-      <w:pPr>
-        <w:jc w:val="both"/>
-      </w:pPr>
-    </w:p>
-    <w:p>
-      <w:pPr>
-        <w:jc w:val="both"/>
-      </w:pPr>
-    </w:p>
-    <w:p>
-      <w:pPr>
-        <w:jc w:val="both"/>
-      </w:pPr>
-    </w:p>
-    <w:p>
-      <w:pPr>
-        <w:jc w:val="both"/>
-      </w:pPr>
-    </w:p>
-    <w:p>
-      <w:pPr>
-        <w:jc w:val="both"/>
-      </w:pPr>
-    </w:p>
-    <w:p>
-      <w:pPr>
-        <w:jc w:val="both"/>
-      </w:pPr>
-    </w:p>
-    <w:p>
-      <w:pPr>
-        <w:pStyle w:val="Prrafodelista"/>
+        <w:pStyle w:val="APA7"/>
+      </w:pPr>
+    </w:p>
+    <w:p>
+      <w:pPr>
+        <w:pStyle w:val="APA7"/>
+      </w:pPr>
+    </w:p>
+    <w:p>
+      <w:pPr>
+        <w:pStyle w:val="APA7"/>
+      </w:pPr>
+    </w:p>
+    <w:p>
+      <w:pPr>
+        <w:pStyle w:val="APA7"/>
+      </w:pPr>
+    </w:p>
+    <w:p>
+      <w:pPr>
+        <w:pStyle w:val="APA7"/>
+      </w:pPr>
+    </w:p>
+    <w:p>
+      <w:pPr>
+        <w:pStyle w:val="APA7"/>
+      </w:pPr>
+    </w:p>
+    <w:p>
+      <w:pPr>
+        <w:pStyle w:val="APA7"/>
+      </w:pPr>
+    </w:p>
+    <w:p>
+      <w:pPr>
+        <w:pStyle w:val="APA7"/>
+        <w:ind w:firstLine="0"/>
+      </w:pPr>
+    </w:p>
+    <w:p>
+      <w:pPr>
+        <w:pStyle w:val="APA7"/>
+        <w:ind w:left="1440" w:firstLine="0"/>
+        <w:rPr>
+          <w:b/>
+          <w:bCs/>
+        </w:rPr>
+      </w:pPr>
+    </w:p>
+    <w:p>
+      <w:pPr>
+        <w:pStyle w:val="APA7"/>
+        <w:ind w:left="1440" w:firstLine="0"/>
+        <w:rPr>
+          <w:b/>
+          <w:bCs/>
+        </w:rPr>
+      </w:pPr>
+    </w:p>
+    <w:p>
+      <w:pPr>
+        <w:pStyle w:val="APA7"/>
         <w:numPr>
           <w:ilvl w:val="0"/>
-          <w:numId w:val="2"/>
+          <w:numId w:val="18"/>
         </w:numPr>
-        <w:jc w:val="both"/>
-      </w:pPr>
-      <w:r>
-        <w:rPr>
+        <w:spacing w:line="276" w:lineRule="auto"/>
+        <w:rPr>
+          <w:b/>
+          <w:bCs/>
+        </w:rPr>
+      </w:pPr>
+      <w:r>
+        <w:rPr>
+          <w:b/>
+          <w:bCs/>
           <w:noProof/>
         </w:rPr>
         <w:lastRenderedPageBreak/>
         <w:drawing>
-          <wp:anchor distT="0" distB="0" distL="114300" distR="114300" simplePos="0" relativeHeight="251663360" behindDoc="0" locked="0" layoutInCell="1" allowOverlap="1" wp14:anchorId="11BC233C" wp14:editId="557D9E1F">
+          <wp:anchor distT="0" distB="0" distL="114300" distR="114300" simplePos="0" relativeHeight="251663360" behindDoc="0" locked="0" layoutInCell="1" allowOverlap="1" wp14:anchorId="11BC233C" wp14:editId="05B0A54F">
             <wp:simplePos x="0" y="0"/>
             <wp:positionH relativeFrom="margin">
-              <wp:posOffset>-310515</wp:posOffset>
+              <wp:posOffset>-296001</wp:posOffset>
             </wp:positionH>
             <wp:positionV relativeFrom="paragraph">
-              <wp:posOffset>342265</wp:posOffset>
+              <wp:posOffset>400322</wp:posOffset>
             </wp:positionV>
             <wp:extent cx="6332220" cy="3947160"/>
             <wp:effectExtent l="0" t="0" r="0" b="0"/>
@@ -1708,7 +1744,7 @@
                     <pic:cNvPicPr/>
                   </pic:nvPicPr>
                   <pic:blipFill>
-                    <a:blip r:embed="rId15" cstate="print">
+                    <a:blip r:embed="rId17" cstate="print">
                       <a:extLst>
                         <a:ext uri="{28A0092B-C50C-407E-A947-70E740481C1C}">
                           <a14:useLocalDpi xmlns:a14="http://schemas.microsoft.com/office/drawing/2010/main" val="0"/>
@@ -1741,131 +1777,192 @@
         </w:drawing>
       </w:r>
       <w:r>
+        <w:rPr>
+          <w:b/>
+          <w:bCs/>
+        </w:rPr>
         <w:t>Evidencias de la conexión con PostgreSQL</w:t>
       </w:r>
     </w:p>
     <w:p>
       <w:pPr>
-        <w:jc w:val="both"/>
-      </w:pPr>
-    </w:p>
-    <w:p>
-      <w:pPr>
-        <w:jc w:val="both"/>
-      </w:pPr>
-    </w:p>
-    <w:p>
-      <w:pPr>
-        <w:jc w:val="both"/>
-      </w:pPr>
-    </w:p>
-    <w:p>
-      <w:pPr>
-        <w:jc w:val="both"/>
-      </w:pPr>
-    </w:p>
-    <w:p>
-      <w:pPr>
-        <w:jc w:val="both"/>
-      </w:pPr>
-    </w:p>
-    <w:p>
-      <w:pPr>
-        <w:jc w:val="both"/>
-      </w:pPr>
-    </w:p>
-    <w:p>
-      <w:pPr>
-        <w:jc w:val="both"/>
-      </w:pPr>
-    </w:p>
-    <w:p>
-      <w:pPr>
-        <w:jc w:val="both"/>
-      </w:pPr>
-    </w:p>
-    <w:p>
-      <w:pPr>
-        <w:jc w:val="both"/>
-      </w:pPr>
-    </w:p>
-    <w:p>
-      <w:pPr>
-        <w:jc w:val="both"/>
-      </w:pPr>
-    </w:p>
-    <w:p>
-      <w:pPr>
-        <w:jc w:val="both"/>
-      </w:pPr>
-    </w:p>
-    <w:p>
-      <w:pPr>
-        <w:jc w:val="both"/>
-      </w:pPr>
-    </w:p>
-    <w:p>
-      <w:pPr>
-        <w:jc w:val="both"/>
-      </w:pPr>
-    </w:p>
-    <w:p>
-      <w:pPr>
-        <w:jc w:val="both"/>
-      </w:pPr>
-    </w:p>
-    <w:p>
-      <w:pPr>
-        <w:jc w:val="both"/>
-      </w:pPr>
-    </w:p>
-    <w:p/>
-    <w:p/>
-    <w:p/>
-    <w:p/>
-    <w:p/>
-    <w:p/>
-    <w:p/>
-    <w:p/>
-    <w:p/>
-    <w:p/>
-    <w:p>
-      <w:pPr>
-        <w:pStyle w:val="Prrafodelista"/>
+        <w:pStyle w:val="APA7"/>
+      </w:pPr>
+    </w:p>
+    <w:p>
+      <w:pPr>
+        <w:pStyle w:val="APA7"/>
+      </w:pPr>
+    </w:p>
+    <w:p>
+      <w:pPr>
+        <w:pStyle w:val="APA7"/>
+      </w:pPr>
+    </w:p>
+    <w:p>
+      <w:pPr>
+        <w:pStyle w:val="APA7"/>
+      </w:pPr>
+    </w:p>
+    <w:p>
+      <w:pPr>
+        <w:pStyle w:val="APA7"/>
+      </w:pPr>
+    </w:p>
+    <w:p>
+      <w:pPr>
+        <w:pStyle w:val="APA7"/>
+      </w:pPr>
+    </w:p>
+    <w:p>
+      <w:pPr>
+        <w:pStyle w:val="APA7"/>
+      </w:pPr>
+    </w:p>
+    <w:p>
+      <w:pPr>
+        <w:pStyle w:val="APA7"/>
+      </w:pPr>
+    </w:p>
+    <w:p>
+      <w:pPr>
+        <w:pStyle w:val="APA7"/>
+      </w:pPr>
+    </w:p>
+    <w:p>
+      <w:pPr>
+        <w:pStyle w:val="APA7"/>
+      </w:pPr>
+    </w:p>
+    <w:p>
+      <w:pPr>
+        <w:pStyle w:val="APA7"/>
+      </w:pPr>
+    </w:p>
+    <w:p>
+      <w:pPr>
+        <w:pStyle w:val="APA7"/>
+      </w:pPr>
+    </w:p>
+    <w:p>
+      <w:pPr>
+        <w:pStyle w:val="APA7"/>
+      </w:pPr>
+    </w:p>
+    <w:p>
+      <w:pPr>
+        <w:pStyle w:val="APA7"/>
+      </w:pPr>
+    </w:p>
+    <w:p>
+      <w:pPr>
+        <w:pStyle w:val="APA7"/>
+      </w:pPr>
+    </w:p>
+    <w:p>
+      <w:pPr>
+        <w:pStyle w:val="APA7"/>
+      </w:pPr>
+    </w:p>
+    <w:p>
+      <w:pPr>
+        <w:pStyle w:val="APA7"/>
+      </w:pPr>
+    </w:p>
+    <w:p>
+      <w:pPr>
+        <w:pStyle w:val="APA7"/>
+      </w:pPr>
+    </w:p>
+    <w:p>
+      <w:pPr>
+        <w:pStyle w:val="APA7"/>
+      </w:pPr>
+    </w:p>
+    <w:p>
+      <w:pPr>
+        <w:pStyle w:val="APA7"/>
+      </w:pPr>
+    </w:p>
+    <w:p>
+      <w:pPr>
+        <w:pStyle w:val="APA7"/>
+      </w:pPr>
+    </w:p>
+    <w:p>
+      <w:pPr>
+        <w:pStyle w:val="APA7"/>
+      </w:pPr>
+    </w:p>
+    <w:p>
+      <w:pPr>
+        <w:pStyle w:val="APA7"/>
+      </w:pPr>
+    </w:p>
+    <w:p>
+      <w:pPr>
+        <w:pStyle w:val="APA7"/>
         <w:numPr>
           <w:ilvl w:val="0"/>
-          <w:numId w:val="2"/>
+          <w:numId w:val="19"/>
         </w:numPr>
-      </w:pPr>
-      <w:proofErr w:type="spellStart"/>
-      <w:r>
+        <w:spacing w:line="276" w:lineRule="auto"/>
+        <w:rPr>
+          <w:b/>
+          <w:bCs/>
+        </w:rPr>
+      </w:pPr>
+      <w:r>
+        <w:rPr>
+          <w:b/>
+          <w:bCs/>
+        </w:rPr>
         <w:lastRenderedPageBreak/>
         <w:t>Backend</w:t>
       </w:r>
-      <w:proofErr w:type="spellEnd"/>
-    </w:p>
-    <w:p>
-      <w:pPr>
-        <w:pStyle w:val="Prrafodelista"/>
-        <w:numPr>
-          <w:ilvl w:val="0"/>
-          <w:numId w:val="5"/>
-        </w:numPr>
-      </w:pPr>
-      <w:r>
+    </w:p>
+    <w:p>
+      <w:pPr>
+        <w:pStyle w:val="APA7"/>
+        <w:spacing w:line="276" w:lineRule="auto"/>
+        <w:rPr>
+          <w:b/>
+          <w:bCs/>
+          <w:i/>
+          <w:iCs/>
+        </w:rPr>
+      </w:pPr>
+      <w:r>
+        <w:rPr>
+          <w:b/>
+          <w:bCs/>
+          <w:i/>
+          <w:iCs/>
+        </w:rPr>
         <w:t>Paquetes creados</w:t>
       </w:r>
     </w:p>
     <w:p>
-      <w:r>
+      <w:pPr>
+        <w:pStyle w:val="APA7"/>
+      </w:pPr>
+    </w:p>
+    <w:p>
+      <w:pPr>
+        <w:pStyle w:val="APA7"/>
+      </w:pPr>
+      <w:r>
+        <w:rPr>
+          <w:noProof/>
+        </w:rPr>
         <w:drawing>
-          <wp:anchor distT="0" distB="0" distL="114300" distR="114300" simplePos="0" relativeHeight="251668480" behindDoc="0" locked="0" layoutInCell="1" allowOverlap="1" wp14:anchorId="4706304F" wp14:editId="0CE6F77A">
+          <wp:anchor distT="0" distB="0" distL="114300" distR="114300" simplePos="0" relativeHeight="251668480" behindDoc="0" locked="0" layoutInCell="1" allowOverlap="1" wp14:anchorId="4706304F" wp14:editId="21C6F657">
             <wp:simplePos x="0" y="0"/>
             <wp:positionH relativeFrom="margin">
-              <wp:align>right</wp:align>
+              <wp:align>left</wp:align>
             </wp:positionH>
             <wp:positionV relativeFrom="paragraph">
-              <wp:posOffset>7620</wp:posOffset>
+              <wp:posOffset>19957</wp:posOffset>
             </wp:positionV>
             <wp:extent cx="5606415" cy="3288146"/>
             <wp:effectExtent l="0" t="0" r="0" b="7620"/>
@@ -1884,7 +1981,7 @@
                     </pic:cNvPicPr>
                   </pic:nvPicPr>
                   <pic:blipFill>
-                    <a:blip r:embed="rId16">
+                    <a:blip r:embed="rId18">
                       <a:extLst>
                         <a:ext uri="{28A0092B-C50C-407E-A947-70E740481C1C}">
                           <a14:useLocalDpi xmlns:a14="http://schemas.microsoft.com/office/drawing/2010/main" val="0"/>
@@ -1899,7 +1996,7 @@
                   <pic:spPr bwMode="auto">
                     <a:xfrm>
                       <a:off x="0" y="0"/>
-                      <a:ext cx="5608986" cy="3289654"/>
+                      <a:ext cx="5606415" cy="3288146"/>
                     </a:xfrm>
                     <a:prstGeom prst="rect">
                       <a:avLst/>
@@ -1922,26 +2019,72 @@
         </w:drawing>
       </w:r>
     </w:p>
-    <w:p/>
-    <w:p/>
-    <w:p/>
-    <w:p/>
-    <w:p/>
-    <w:p/>
-    <w:p/>
-    <w:p/>
-    <w:p/>
-    <w:p/>
-    <w:p>
-      <w:r>
+    <w:p>
+      <w:pPr>
+        <w:pStyle w:val="APA7"/>
+      </w:pPr>
+    </w:p>
+    <w:p>
+      <w:pPr>
+        <w:pStyle w:val="APA7"/>
+      </w:pPr>
+    </w:p>
+    <w:p>
+      <w:pPr>
+        <w:pStyle w:val="APA7"/>
+      </w:pPr>
+    </w:p>
+    <w:p>
+      <w:pPr>
+        <w:pStyle w:val="APA7"/>
+      </w:pPr>
+    </w:p>
+    <w:p>
+      <w:pPr>
+        <w:pStyle w:val="APA7"/>
+      </w:pPr>
+    </w:p>
+    <w:p>
+      <w:pPr>
+        <w:pStyle w:val="APA7"/>
+      </w:pPr>
+    </w:p>
+    <w:p>
+      <w:pPr>
+        <w:pStyle w:val="APA7"/>
+      </w:pPr>
+    </w:p>
+    <w:p>
+      <w:pPr>
+        <w:pStyle w:val="APA7"/>
+      </w:pPr>
+    </w:p>
+    <w:p>
+      <w:pPr>
+        <w:pStyle w:val="APA7"/>
+      </w:pPr>
+    </w:p>
+    <w:p>
+      <w:pPr>
+        <w:pStyle w:val="APA7"/>
+      </w:pPr>
+    </w:p>
+    <w:p>
+      <w:pPr>
+        <w:pStyle w:val="APA7"/>
+      </w:pPr>
+      <w:r>
+        <w:rPr>
+          <w:noProof/>
+        </w:rPr>
         <w:drawing>
-          <wp:anchor distT="0" distB="0" distL="114300" distR="114300" simplePos="0" relativeHeight="251669504" behindDoc="0" locked="0" layoutInCell="1" allowOverlap="1" wp14:anchorId="6ABDC7ED" wp14:editId="793055AB">
+          <wp:anchor distT="0" distB="0" distL="114300" distR="114300" simplePos="0" relativeHeight="251669504" behindDoc="0" locked="0" layoutInCell="1" allowOverlap="1" wp14:anchorId="6ABDC7ED" wp14:editId="3ED9A65F">
             <wp:simplePos x="0" y="0"/>
             <wp:positionH relativeFrom="margin">
               <wp:align>right</wp:align>
             </wp:positionH>
             <wp:positionV relativeFrom="paragraph">
-              <wp:posOffset>40005</wp:posOffset>
+              <wp:posOffset>22860</wp:posOffset>
             </wp:positionV>
             <wp:extent cx="5612130" cy="2853690"/>
             <wp:effectExtent l="0" t="0" r="7620" b="3810"/>
@@ -1960,7 +2103,7 @@
                     </pic:cNvPicPr>
                   </pic:nvPicPr>
                   <pic:blipFill>
-                    <a:blip r:embed="rId17" cstate="print">
+                    <a:blip r:embed="rId19" cstate="print">
                       <a:extLst>
                         <a:ext uri="{28A0092B-C50C-407E-A947-70E740481C1C}">
                           <a14:useLocalDpi xmlns:a14="http://schemas.microsoft.com/office/drawing/2010/main" val="0"/>
@@ -1998,44 +2141,91 @@
         </w:drawing>
       </w:r>
     </w:p>
-    <w:p/>
-    <w:p/>
-    <w:p/>
-    <w:p/>
-    <w:p/>
-    <w:p/>
-    <w:p/>
-    <w:p/>
-    <w:p/>
-    <w:p/>
-    <w:p/>
-    <w:p/>
-    <w:p>
-      <w:pPr>
-        <w:pStyle w:val="Prrafodelista"/>
-        <w:numPr>
-          <w:ilvl w:val="0"/>
-          <w:numId w:val="5"/>
-        </w:numPr>
-      </w:pPr>
-      <w:r>
+    <w:p>
+      <w:pPr>
+        <w:pStyle w:val="APA7"/>
+      </w:pPr>
+    </w:p>
+    <w:p>
+      <w:pPr>
+        <w:pStyle w:val="APA7"/>
+      </w:pPr>
+    </w:p>
+    <w:p>
+      <w:pPr>
+        <w:pStyle w:val="APA7"/>
+      </w:pPr>
+    </w:p>
+    <w:p>
+      <w:pPr>
+        <w:pStyle w:val="APA7"/>
+      </w:pPr>
+    </w:p>
+    <w:p>
+      <w:pPr>
+        <w:pStyle w:val="APA7"/>
+      </w:pPr>
+    </w:p>
+    <w:p>
+      <w:pPr>
+        <w:pStyle w:val="APA7"/>
+      </w:pPr>
+    </w:p>
+    <w:p>
+      <w:pPr>
+        <w:pStyle w:val="APA7"/>
+      </w:pPr>
+    </w:p>
+    <w:p>
+      <w:pPr>
+        <w:pStyle w:val="APA7"/>
+        <w:ind w:firstLine="0"/>
+      </w:pPr>
+    </w:p>
+    <w:p>
+      <w:pPr>
+        <w:pStyle w:val="APA7"/>
+        <w:ind w:firstLine="0"/>
+      </w:pPr>
+    </w:p>
+    <w:p>
+      <w:pPr>
+        <w:pStyle w:val="APA7"/>
+        <w:spacing w:line="276" w:lineRule="auto"/>
+        <w:rPr>
+          <w:b/>
+          <w:bCs/>
+          <w:i/>
+          <w:iCs/>
+        </w:rPr>
+      </w:pPr>
+      <w:r>
+        <w:rPr>
+          <w:b/>
+          <w:bCs/>
+          <w:i/>
+          <w:iCs/>
+        </w:rPr>
         <w:lastRenderedPageBreak/>
         <w:t>Paquetes creados</w:t>
       </w:r>
     </w:p>
     <w:p>
       <w:pPr>
-        <w:ind w:firstLine="708"/>
-      </w:pPr>
-      <w:r>
+        <w:pStyle w:val="APA7"/>
+      </w:pPr>
+      <w:r>
+        <w:rPr>
+          <w:noProof/>
+        </w:rPr>
         <w:drawing>
-          <wp:anchor distT="0" distB="0" distL="114300" distR="114300" simplePos="0" relativeHeight="251670528" behindDoc="0" locked="0" layoutInCell="1" allowOverlap="1" wp14:anchorId="32478AD0" wp14:editId="192F524F">
+          <wp:anchor distT="0" distB="0" distL="114300" distR="114300" simplePos="0" relativeHeight="251670528" behindDoc="0" locked="0" layoutInCell="1" allowOverlap="1" wp14:anchorId="32478AD0" wp14:editId="20858F5D">
             <wp:simplePos x="0" y="0"/>
             <wp:positionH relativeFrom="margin">
               <wp:align>right</wp:align>
             </wp:positionH>
             <wp:positionV relativeFrom="paragraph">
-              <wp:posOffset>13739</wp:posOffset>
+              <wp:posOffset>168318</wp:posOffset>
             </wp:positionV>
             <wp:extent cx="5612130" cy="3479165"/>
             <wp:effectExtent l="0" t="0" r="7620" b="6985"/>
@@ -2054,7 +2244,7 @@
                     </pic:cNvPicPr>
                   </pic:nvPicPr>
                   <pic:blipFill>
-                    <a:blip r:embed="rId18" cstate="print">
+                    <a:blip r:embed="rId20" cstate="print">
                       <a:extLst>
                         <a:ext uri="{28A0092B-C50C-407E-A947-70E740481C1C}">
                           <a14:useLocalDpi xmlns:a14="http://schemas.microsoft.com/office/drawing/2010/main" val="0"/>
@@ -2094,95 +2284,97 @@
     </w:p>
     <w:p>
       <w:pPr>
-        <w:ind w:firstLine="708"/>
-      </w:pPr>
-    </w:p>
-    <w:p>
-      <w:pPr>
-        <w:ind w:firstLine="708"/>
-      </w:pPr>
-    </w:p>
-    <w:p>
-      <w:pPr>
-        <w:ind w:firstLine="708"/>
-      </w:pPr>
-    </w:p>
-    <w:p>
-      <w:pPr>
-        <w:ind w:firstLine="708"/>
-      </w:pPr>
-    </w:p>
-    <w:p/>
-    <w:p/>
-    <w:p/>
-    <w:p/>
-    <w:p/>
-    <w:p/>
-    <w:p/>
-    <w:p/>
-    <w:p/>
-    <w:p/>
-    <w:p/>
-    <w:p/>
-    <w:p/>
-    <w:p/>
-    <w:p/>
-    <w:p/>
-    <w:p/>
-    <w:p/>
-    <w:p/>
-    <w:p/>
-    <w:p>
-      <w:pPr>
-        <w:pStyle w:val="Prrafodelista"/>
-        <w:numPr>
-          <w:ilvl w:val="0"/>
-          <w:numId w:val="8"/>
-        </w:numPr>
-      </w:pPr>
-      <w:r>
-        <w:lastRenderedPageBreak/>
-        <w:t>Pruebas realizadas en Postman</w:t>
-      </w:r>
-    </w:p>
-    <w:p>
-      <w:pPr>
-        <w:pStyle w:val="Prrafodelista"/>
-        <w:numPr>
-          <w:ilvl w:val="0"/>
-          <w:numId w:val="5"/>
-        </w:numPr>
-      </w:pPr>
-      <w:r>
-        <w:t xml:space="preserve">POST - </w:t>
-      </w:r>
-      <w:hyperlink r:id="rId19" w:history="1">
-        <w:r>
-          <w:rPr>
-            <w:rStyle w:val="Hipervnculo"/>
-          </w:rPr>
-          <w:t>http://localhost:8080/api/mesas</w:t>
-        </w:r>
-      </w:hyperlink>
-    </w:p>
-    <w:p>
-      <w:pPr>
-        <w:ind w:left="360"/>
-      </w:pPr>
-      <w:r>
+        <w:pStyle w:val="APA7"/>
+      </w:pPr>
+    </w:p>
+    <w:p>
+      <w:pPr>
+        <w:pStyle w:val="APA7"/>
+      </w:pPr>
+    </w:p>
+    <w:p>
+      <w:pPr>
+        <w:pStyle w:val="APA7"/>
+      </w:pPr>
+    </w:p>
+    <w:p>
+      <w:pPr>
+        <w:pStyle w:val="APA7"/>
+      </w:pPr>
+    </w:p>
+    <w:p>
+      <w:pPr>
+        <w:pStyle w:val="APA7"/>
+      </w:pPr>
+    </w:p>
+    <w:p>
+      <w:pPr>
+        <w:pStyle w:val="APA7"/>
+      </w:pPr>
+    </w:p>
+    <w:p>
+      <w:pPr>
+        <w:pStyle w:val="APA7"/>
+      </w:pPr>
+    </w:p>
+    <w:p>
+      <w:pPr>
+        <w:pStyle w:val="APA7"/>
+      </w:pPr>
+    </w:p>
+    <w:p>
+      <w:pPr>
+        <w:pStyle w:val="APA7"/>
+      </w:pPr>
+    </w:p>
+    <w:p>
+      <w:pPr>
+        <w:pStyle w:val="APA7"/>
+        <w:ind w:firstLine="0"/>
+      </w:pPr>
+    </w:p>
+    <w:p>
+      <w:pPr>
+        <w:pStyle w:val="APA7"/>
+        <w:spacing w:line="276" w:lineRule="auto"/>
+        <w:rPr>
+          <w:b/>
+          <w:bCs/>
+          <w:i/>
+          <w:iCs/>
+        </w:rPr>
+      </w:pPr>
+      <w:r>
+        <w:rPr>
+          <w:b/>
+          <w:bCs/>
+          <w:i/>
+          <w:iCs/>
+        </w:rPr>
+        <w:t>Conexión exitosa</w:t>
+      </w:r>
+    </w:p>
+    <w:p>
+      <w:pPr>
+        <w:pStyle w:val="APA7"/>
+      </w:pPr>
+      <w:r>
+        <w:rPr>
+          <w:noProof/>
+        </w:rPr>
         <w:drawing>
-          <wp:anchor distT="0" distB="0" distL="114300" distR="114300" simplePos="0" relativeHeight="251671552" behindDoc="0" locked="0" layoutInCell="1" allowOverlap="1" wp14:anchorId="7483A382" wp14:editId="1B18ECAE">
+          <wp:anchor distT="0" distB="0" distL="114300" distR="114300" simplePos="0" relativeHeight="251679744" behindDoc="0" locked="0" layoutInCell="1" allowOverlap="1" wp14:anchorId="4977BC91" wp14:editId="182220DA">
             <wp:simplePos x="0" y="0"/>
             <wp:positionH relativeFrom="margin">
-              <wp:align>right</wp:align>
+              <wp:align>center</wp:align>
             </wp:positionH>
             <wp:positionV relativeFrom="paragraph">
-              <wp:posOffset>52878</wp:posOffset>
+              <wp:posOffset>122788</wp:posOffset>
             </wp:positionV>
-            <wp:extent cx="5624557" cy="2549236"/>
-            <wp:effectExtent l="0" t="0" r="0" b="3810"/>
+            <wp:extent cx="6249035" cy="2018030"/>
+            <wp:effectExtent l="0" t="0" r="0" b="1270"/>
             <wp:wrapNone/>
-            <wp:docPr id="1930518750" name="Imagen 1"/>
+            <wp:docPr id="1717832224" name="Imagen 1"/>
             <wp:cNvGraphicFramePr>
               <a:graphicFrameLocks xmlns:a="http://schemas.openxmlformats.org/drawingml/2006/main" noChangeAspect="1"/>
             </wp:cNvGraphicFramePr>
@@ -2190,115 +2382,13 @@
               <a:graphicData uri="http://schemas.openxmlformats.org/drawingml/2006/picture">
                 <pic:pic xmlns:pic="http://schemas.openxmlformats.org/drawingml/2006/picture">
                   <pic:nvPicPr>
-                    <pic:cNvPr id="1930518750" name=""/>
-                    <pic:cNvPicPr/>
-                  </pic:nvPicPr>
-                  <pic:blipFill>
-                    <a:blip r:embed="rId20">
-                      <a:extLst>
-                        <a:ext uri="{28A0092B-C50C-407E-A947-70E740481C1C}">
-                          <a14:useLocalDpi xmlns:a14="http://schemas.microsoft.com/office/drawing/2010/main" val="0"/>
-                        </a:ext>
-                      </a:extLst>
-                    </a:blip>
-                    <a:stretch>
-                      <a:fillRect/>
-                    </a:stretch>
-                  </pic:blipFill>
-                  <pic:spPr>
-                    <a:xfrm>
-                      <a:off x="0" y="0"/>
-                      <a:ext cx="5627704" cy="2550662"/>
-                    </a:xfrm>
-                    <a:prstGeom prst="rect">
-                      <a:avLst/>
-                    </a:prstGeom>
-                  </pic:spPr>
-                </pic:pic>
-              </a:graphicData>
-            </a:graphic>
-            <wp14:sizeRelH relativeFrom="page">
-              <wp14:pctWidth>0</wp14:pctWidth>
-            </wp14:sizeRelH>
-            <wp14:sizeRelV relativeFrom="page">
-              <wp14:pctHeight>0</wp14:pctHeight>
-            </wp14:sizeRelV>
-          </wp:anchor>
-        </w:drawing>
-      </w:r>
-    </w:p>
-    <w:p/>
-    <w:p/>
-    <w:p/>
-    <w:p/>
-    <w:p/>
-    <w:p/>
-    <w:p/>
-    <w:p/>
-    <w:p>
-      <w:pPr>
-        <w:pStyle w:val="Prrafodelista"/>
-        <w:numPr>
-          <w:ilvl w:val="0"/>
-          <w:numId w:val="5"/>
-        </w:numPr>
-        <w:tabs>
-          <w:tab w:val="left" w:pos="1004"/>
-        </w:tabs>
-      </w:pPr>
-      <w:r>
-        <w:t>GET</w:t>
-      </w:r>
-      <w:r>
-        <w:t xml:space="preserve"> - </w:t>
-      </w:r>
-      <w:hyperlink r:id="rId21" w:history="1">
-        <w:r>
-          <w:rPr>
-            <w:rStyle w:val="Hipervnculo"/>
-          </w:rPr>
-          <w:t>http://localhost:8080/api/mesas</w:t>
-        </w:r>
-      </w:hyperlink>
-    </w:p>
-    <w:p>
-      <w:pPr>
-        <w:pStyle w:val="Prrafodelista"/>
-        <w:tabs>
-          <w:tab w:val="left" w:pos="1004"/>
-        </w:tabs>
-      </w:pPr>
-      <w:r>
-        <w:rPr>
-          <w:noProof/>
-        </w:rPr>
-        <w:drawing>
-          <wp:anchor distT="0" distB="0" distL="114300" distR="114300" simplePos="0" relativeHeight="251672576" behindDoc="0" locked="0" layoutInCell="1" allowOverlap="1" wp14:anchorId="4B711735" wp14:editId="6D0A2746">
-            <wp:simplePos x="0" y="0"/>
-            <wp:positionH relativeFrom="margin">
-              <wp:posOffset>-8717</wp:posOffset>
-            </wp:positionH>
-            <wp:positionV relativeFrom="paragraph">
-              <wp:posOffset>225655</wp:posOffset>
-            </wp:positionV>
-            <wp:extent cx="5615125" cy="3786909"/>
-            <wp:effectExtent l="0" t="0" r="5080" b="4445"/>
-            <wp:wrapNone/>
-            <wp:docPr id="1587138548" name="Imagen 6"/>
-            <wp:cNvGraphicFramePr>
-              <a:graphicFrameLocks xmlns:a="http://schemas.openxmlformats.org/drawingml/2006/main" noChangeAspect="1"/>
-            </wp:cNvGraphicFramePr>
-            <a:graphic xmlns:a="http://schemas.openxmlformats.org/drawingml/2006/main">
-              <a:graphicData uri="http://schemas.openxmlformats.org/drawingml/2006/picture">
-                <pic:pic xmlns:pic="http://schemas.openxmlformats.org/drawingml/2006/picture">
-                  <pic:nvPicPr>
-                    <pic:cNvPr id="0" name="Picture 4"/>
+                    <pic:cNvPr id="0" name="Picture 2"/>
                     <pic:cNvPicPr>
                       <a:picLocks noChangeAspect="1" noChangeArrowheads="1"/>
                     </pic:cNvPicPr>
                   </pic:nvPicPr>
                   <pic:blipFill>
-                    <a:blip r:embed="rId22">
+                    <a:blip r:embed="rId21">
                       <a:extLst>
                         <a:ext uri="{28A0092B-C50C-407E-A947-70E740481C1C}">
                           <a14:useLocalDpi xmlns:a14="http://schemas.microsoft.com/office/drawing/2010/main" val="0"/>
@@ -2313,7 +2403,7 @@
                   <pic:spPr bwMode="auto">
                     <a:xfrm>
                       <a:off x="0" y="0"/>
-                      <a:ext cx="5617102" cy="3788242"/>
+                      <a:ext cx="6249035" cy="2018030"/>
                     </a:xfrm>
                     <a:prstGeom prst="rect">
                       <a:avLst/>
@@ -2335,88 +2425,196 @@
     </w:p>
     <w:p>
       <w:pPr>
-        <w:tabs>
-          <w:tab w:val="left" w:pos="1004"/>
-        </w:tabs>
-        <w:ind w:left="360"/>
-      </w:pPr>
-    </w:p>
-    <w:p>
-      <w:pPr>
-        <w:tabs>
-          <w:tab w:val="left" w:pos="1004"/>
-        </w:tabs>
-      </w:pPr>
-    </w:p>
-    <w:p/>
-    <w:p/>
-    <w:p/>
-    <w:p/>
-    <w:p/>
-    <w:p/>
-    <w:p/>
-    <w:p/>
-    <w:p/>
-    <w:p/>
-    <w:p/>
-    <w:p/>
-    <w:p>
-      <w:pPr>
-        <w:pStyle w:val="Prrafodelista"/>
+        <w:pStyle w:val="APA7"/>
+      </w:pPr>
+    </w:p>
+    <w:p>
+      <w:pPr>
+        <w:pStyle w:val="APA7"/>
+      </w:pPr>
+    </w:p>
+    <w:p>
+      <w:pPr>
+        <w:pStyle w:val="APA7"/>
+      </w:pPr>
+    </w:p>
+    <w:p>
+      <w:pPr>
+        <w:pStyle w:val="APA7"/>
+      </w:pPr>
+    </w:p>
+    <w:p>
+      <w:pPr>
+        <w:pStyle w:val="APA7"/>
+      </w:pPr>
+    </w:p>
+    <w:p>
+      <w:pPr>
+        <w:pStyle w:val="APA7"/>
+      </w:pPr>
+    </w:p>
+    <w:p>
+      <w:pPr>
+        <w:pStyle w:val="APA7"/>
+      </w:pPr>
+    </w:p>
+    <w:p>
+      <w:pPr>
+        <w:pStyle w:val="APA7"/>
+      </w:pPr>
+    </w:p>
+    <w:p>
+      <w:pPr>
+        <w:pStyle w:val="APA7"/>
+        <w:ind w:firstLine="0"/>
+      </w:pPr>
+    </w:p>
+    <w:p>
+      <w:pPr>
+        <w:pStyle w:val="APA7"/>
+        <w:ind w:firstLine="0"/>
+      </w:pPr>
+    </w:p>
+    <w:p>
+      <w:pPr>
+        <w:pStyle w:val="APA7"/>
         <w:numPr>
           <w:ilvl w:val="0"/>
-          <w:numId w:val="8"/>
+          <w:numId w:val="19"/>
         </w:numPr>
-      </w:pPr>
-      <w:r>
+        <w:spacing w:line="276" w:lineRule="auto"/>
+        <w:rPr>
+          <w:sz w:val="23"/>
+          <w:szCs w:val="23"/>
+        </w:rPr>
+      </w:pPr>
+      <w:r>
+        <w:rPr>
+          <w:sz w:val="23"/>
+          <w:szCs w:val="23"/>
+        </w:rPr>
         <w:lastRenderedPageBreak/>
         <w:t>Pruebas realizadas en Postman</w:t>
       </w:r>
-    </w:p>
-    <w:p>
-      <w:pPr>
-        <w:pStyle w:val="Prrafodelista"/>
-        <w:numPr>
-          <w:ilvl w:val="0"/>
-          <w:numId w:val="5"/>
-        </w:numPr>
-      </w:pPr>
-      <w:r>
-        <w:t xml:space="preserve">POST - </w:t>
-      </w:r>
-      <w:r>
+      <w:r>
+        <w:rPr>
+          <w:sz w:val="23"/>
+          <w:szCs w:val="23"/>
+        </w:rPr>
         <w:t xml:space="preserve"> </w:t>
       </w:r>
-      <w:hyperlink r:id="rId23" w:history="1">
+      <w:r>
+        <w:rPr>
+          <w:sz w:val="23"/>
+          <w:szCs w:val="23"/>
+        </w:rPr>
+        <w:t>- Pruebas</w:t>
+      </w:r>
+      <w:r>
+        <w:rPr>
+          <w:sz w:val="23"/>
+          <w:szCs w:val="23"/>
+        </w:rPr>
+        <w:t xml:space="preserve"> de Validaciones y Pruebas de excepciones</w:t>
+      </w:r>
+    </w:p>
+    <w:p>
+      <w:pPr>
+        <w:pStyle w:val="APA7"/>
+        <w:spacing w:line="276" w:lineRule="auto"/>
+        <w:rPr>
+          <w:sz w:val="23"/>
+          <w:szCs w:val="23"/>
+        </w:rPr>
+      </w:pPr>
+      <w:r>
+        <w:rPr>
+          <w:sz w:val="23"/>
+          <w:szCs w:val="23"/>
+        </w:rPr>
+        <w:t>Pruebas obligatorias</w:t>
+      </w:r>
+      <w:r>
+        <w:rPr>
+          <w:sz w:val="23"/>
+          <w:szCs w:val="23"/>
+        </w:rPr>
+        <w:t xml:space="preserve"> </w:t>
+      </w:r>
+      <w:r>
+        <w:rPr>
+          <w:sz w:val="23"/>
+          <w:szCs w:val="23"/>
+        </w:rPr>
+        <w:t xml:space="preserve">(Postman) </w:t>
+      </w:r>
+      <w:hyperlink r:id="rId22" w:history="1">
         <w:r>
           <w:rPr>
             <w:rStyle w:val="Hipervnculo"/>
+            <w:sz w:val="23"/>
+            <w:szCs w:val="23"/>
           </w:rPr>
-          <w:t>http://localhost:8080/api/</w:t>
-        </w:r>
-        <w:r>
-          <w:rPr>
-            <w:rStyle w:val="Hipervnculo"/>
-          </w:rPr>
-          <w:t>reservas</w:t>
+          <w:t>http://localhost:8080/api/mesas</w:t>
         </w:r>
       </w:hyperlink>
-    </w:p>
-    <w:p>
-      <w:r>
+      <w:r>
+        <w:rPr>
+          <w:sz w:val="23"/>
+          <w:szCs w:val="23"/>
+        </w:rPr>
+        <w:t xml:space="preserve">  </w:t>
+      </w:r>
+    </w:p>
+    <w:p>
+      <w:pPr>
+        <w:pStyle w:val="APA7"/>
+        <w:numPr>
+          <w:ilvl w:val="0"/>
+          <w:numId w:val="20"/>
+        </w:numPr>
+        <w:spacing w:line="276" w:lineRule="auto"/>
+        <w:rPr>
+          <w:sz w:val="23"/>
+          <w:szCs w:val="23"/>
+        </w:rPr>
+      </w:pPr>
+      <w:r>
+        <w:rPr>
+          <w:sz w:val="23"/>
+          <w:szCs w:val="23"/>
+        </w:rPr>
+        <w:t>Registro correcto</w:t>
+      </w:r>
+      <w:r>
+        <w:rPr>
+          <w:sz w:val="23"/>
+          <w:szCs w:val="23"/>
+        </w:rPr>
+        <w:t xml:space="preserve"> </w:t>
+      </w:r>
+    </w:p>
+    <w:p>
+      <w:pPr>
+        <w:pStyle w:val="APA7"/>
+      </w:pPr>
+      <w:r>
+        <w:rPr>
+          <w:noProof/>
+        </w:rPr>
         <w:drawing>
-          <wp:anchor distT="0" distB="0" distL="114300" distR="114300" simplePos="0" relativeHeight="251673600" behindDoc="0" locked="0" layoutInCell="1" allowOverlap="1" wp14:anchorId="626C8940" wp14:editId="1F9CA51B">
+          <wp:anchor distT="0" distB="0" distL="114300" distR="114300" simplePos="0" relativeHeight="251680768" behindDoc="0" locked="0" layoutInCell="1" allowOverlap="1" wp14:anchorId="77675C6F" wp14:editId="1C7A5982">
             <wp:simplePos x="0" y="0"/>
             <wp:positionH relativeFrom="margin">
-              <wp:align>right</wp:align>
+              <wp:align>center</wp:align>
             </wp:positionH>
             <wp:positionV relativeFrom="paragraph">
-              <wp:posOffset>167005</wp:posOffset>
+              <wp:posOffset>161157</wp:posOffset>
             </wp:positionV>
-            <wp:extent cx="5612130" cy="2962275"/>
-            <wp:effectExtent l="0" t="0" r="7620" b="9525"/>
+            <wp:extent cx="5614670" cy="2908300"/>
+            <wp:effectExtent l="0" t="0" r="5080" b="6350"/>
             <wp:wrapNone/>
-            <wp:docPr id="2134500941" name="Imagen 1"/>
+            <wp:docPr id="35861650" name="Imagen 3"/>
             <wp:cNvGraphicFramePr>
               <a:graphicFrameLocks xmlns:a="http://schemas.openxmlformats.org/drawingml/2006/main" noChangeAspect="1"/>
             </wp:cNvGraphicFramePr>
@@ -2424,29 +2622,33 @@
               <a:graphicData uri="http://schemas.openxmlformats.org/drawingml/2006/picture">
                 <pic:pic xmlns:pic="http://schemas.openxmlformats.org/drawingml/2006/picture">
                   <pic:nvPicPr>
-                    <pic:cNvPr id="2134500941" name=""/>
-                    <pic:cNvPicPr/>
+                    <pic:cNvPr id="0" name="Picture 4"/>
+                    <pic:cNvPicPr>
+                      <a:picLocks noChangeAspect="1" noChangeArrowheads="1"/>
+                    </pic:cNvPicPr>
                   </pic:nvPicPr>
                   <pic:blipFill>
-                    <a:blip r:embed="rId24">
+                    <a:blip r:embed="rId23">
                       <a:extLst>
                         <a:ext uri="{28A0092B-C50C-407E-A947-70E740481C1C}">
                           <a14:useLocalDpi xmlns:a14="http://schemas.microsoft.com/office/drawing/2010/main" val="0"/>
                         </a:ext>
                       </a:extLst>
                     </a:blip>
+                    <a:srcRect/>
                     <a:stretch>
                       <a:fillRect/>
                     </a:stretch>
                   </pic:blipFill>
-                  <pic:spPr>
+                  <pic:spPr bwMode="auto">
                     <a:xfrm>
                       <a:off x="0" y="0"/>
-                      <a:ext cx="5612130" cy="2962275"/>
+                      <a:ext cx="5614670" cy="2908300"/>
                     </a:xfrm>
                     <a:prstGeom prst="rect">
                       <a:avLst/>
                     </a:prstGeom>
+                    <a:noFill/>
                   </pic:spPr>
                 </pic:pic>
               </a:graphicData>
@@ -2461,107 +2663,68 @@
         </w:drawing>
       </w:r>
     </w:p>
-    <w:p/>
-    <w:p/>
-    <w:p/>
-    <w:p/>
-    <w:p/>
-    <w:p/>
-    <w:p/>
-    <w:p/>
-    <w:p>
-      <w:pPr>
-        <w:tabs>
-          <w:tab w:val="left" w:pos="1396"/>
-        </w:tabs>
-      </w:pPr>
-    </w:p>
-    <w:p>
-      <w:pPr>
-        <w:tabs>
-          <w:tab w:val="left" w:pos="1396"/>
-        </w:tabs>
-      </w:pPr>
-      <w:r>
-        <w:tab/>
-      </w:r>
-      <w:r>
-        <w:tab/>
-      </w:r>
-      <w:r>
-        <w:tab/>
-      </w:r>
-      <w:r>
-        <w:tab/>
-      </w:r>
-      <w:r>
-        <w:tab/>
-      </w:r>
-      <w:r>
-        <w:tab/>
-      </w:r>
-      <w:r>
-        <w:tab/>
-      </w:r>
-      <w:r>
-        <w:tab/>
-      </w:r>
-      <w:r>
-        <w:tab/>
-      </w:r>
-    </w:p>
-    <w:p>
-      <w:pPr>
-        <w:pStyle w:val="Prrafodelista"/>
-        <w:numPr>
-          <w:ilvl w:val="0"/>
-          <w:numId w:val="5"/>
-        </w:numPr>
-        <w:tabs>
-          <w:tab w:val="left" w:pos="1396"/>
-        </w:tabs>
-      </w:pPr>
-      <w:r>
-        <w:t xml:space="preserve">GET - </w:t>
-      </w:r>
-      <w:hyperlink r:id="rId25" w:history="1">
-        <w:r>
-          <w:rPr>
-            <w:rStyle w:val="Hipervnculo"/>
-          </w:rPr>
-          <w:t>http://localhost:8080/api/reservas</w:t>
-        </w:r>
-      </w:hyperlink>
-      <w:r>
-        <w:t xml:space="preserve"> </w:t>
-      </w:r>
-      <w:r>
-        <w:tab/>
-      </w:r>
-    </w:p>
-    <w:p>
-      <w:pPr>
-        <w:tabs>
-          <w:tab w:val="left" w:pos="1396"/>
-        </w:tabs>
+    <w:p>
+      <w:pPr>
+        <w:pStyle w:val="APA7"/>
+      </w:pPr>
+    </w:p>
+    <w:p>
+      <w:pPr>
+        <w:pStyle w:val="APA7"/>
+      </w:pPr>
+    </w:p>
+    <w:p>
+      <w:pPr>
+        <w:pStyle w:val="APA7"/>
+        <w:ind w:firstLine="0"/>
+      </w:pPr>
+    </w:p>
+    <w:p>
+      <w:pPr>
+        <w:pStyle w:val="APA7"/>
+      </w:pPr>
+    </w:p>
+    <w:p>
+      <w:pPr>
+        <w:pStyle w:val="APA7"/>
+      </w:pPr>
+    </w:p>
+    <w:p>
+      <w:pPr>
+        <w:pStyle w:val="APA7"/>
+      </w:pPr>
+    </w:p>
+    <w:p>
+      <w:pPr>
+        <w:pStyle w:val="APA7"/>
+      </w:pPr>
+    </w:p>
+    <w:p>
+      <w:pPr>
+        <w:pStyle w:val="APA7"/>
+      </w:pPr>
+    </w:p>
+    <w:p>
+      <w:pPr>
+        <w:pStyle w:val="APA7"/>
       </w:pPr>
       <w:r>
         <w:rPr>
           <w:noProof/>
         </w:rPr>
         <w:drawing>
-          <wp:anchor distT="0" distB="0" distL="114300" distR="114300" simplePos="0" relativeHeight="251674624" behindDoc="0" locked="0" layoutInCell="1" allowOverlap="1" wp14:anchorId="6319DE66" wp14:editId="1B452F82">
+          <wp:anchor distT="0" distB="0" distL="114300" distR="114300" simplePos="0" relativeHeight="251681792" behindDoc="0" locked="0" layoutInCell="1" allowOverlap="1" wp14:anchorId="5A549FC0" wp14:editId="6A0690B8">
             <wp:simplePos x="0" y="0"/>
             <wp:positionH relativeFrom="margin">
               <wp:align>right</wp:align>
             </wp:positionH>
             <wp:positionV relativeFrom="paragraph">
-              <wp:posOffset>99695</wp:posOffset>
+              <wp:posOffset>215132</wp:posOffset>
             </wp:positionV>
-            <wp:extent cx="5612130" cy="3599180"/>
-            <wp:effectExtent l="0" t="0" r="7620" b="1270"/>
+            <wp:extent cx="5614670" cy="3602990"/>
+            <wp:effectExtent l="0" t="0" r="5080" b="0"/>
             <wp:wrapNone/>
-            <wp:docPr id="2037550003" name="Imagen 7"/>
+            <wp:docPr id="1963447351" name="Imagen 4"/>
             <wp:cNvGraphicFramePr>
               <a:graphicFrameLocks xmlns:a="http://schemas.openxmlformats.org/drawingml/2006/main" noChangeAspect="1"/>
             </wp:cNvGraphicFramePr>
@@ -2570,6 +2733,331 @@
                 <pic:pic xmlns:pic="http://schemas.openxmlformats.org/drawingml/2006/picture">
                   <pic:nvPicPr>
                     <pic:cNvPr id="0" name="Picture 5"/>
+                    <pic:cNvPicPr>
+                      <a:picLocks noChangeAspect="1" noChangeArrowheads="1"/>
+                    </pic:cNvPicPr>
+                  </pic:nvPicPr>
+                  <pic:blipFill>
+                    <a:blip r:embed="rId24">
+                      <a:extLst>
+                        <a:ext uri="{28A0092B-C50C-407E-A947-70E740481C1C}">
+                          <a14:useLocalDpi xmlns:a14="http://schemas.microsoft.com/office/drawing/2010/main" val="0"/>
+                        </a:ext>
+                      </a:extLst>
+                    </a:blip>
+                    <a:srcRect/>
+                    <a:stretch>
+                      <a:fillRect/>
+                    </a:stretch>
+                  </pic:blipFill>
+                  <pic:spPr bwMode="auto">
+                    <a:xfrm>
+                      <a:off x="0" y="0"/>
+                      <a:ext cx="5614670" cy="3602990"/>
+                    </a:xfrm>
+                    <a:prstGeom prst="rect">
+                      <a:avLst/>
+                    </a:prstGeom>
+                    <a:noFill/>
+                  </pic:spPr>
+                </pic:pic>
+              </a:graphicData>
+            </a:graphic>
+            <wp14:sizeRelH relativeFrom="page">
+              <wp14:pctWidth>0</wp14:pctWidth>
+            </wp14:sizeRelH>
+            <wp14:sizeRelV relativeFrom="page">
+              <wp14:pctHeight>0</wp14:pctHeight>
+            </wp14:sizeRelV>
+          </wp:anchor>
+        </w:drawing>
+      </w:r>
+    </w:p>
+    <w:p>
+      <w:pPr>
+        <w:pStyle w:val="APA7"/>
+      </w:pPr>
+    </w:p>
+    <w:p>
+      <w:pPr>
+        <w:pStyle w:val="APA7"/>
+        <w:ind w:firstLine="0"/>
+      </w:pPr>
+    </w:p>
+    <w:p>
+      <w:pPr>
+        <w:pStyle w:val="APA7"/>
+      </w:pPr>
+    </w:p>
+    <w:p>
+      <w:pPr>
+        <w:pStyle w:val="APA7"/>
+        <w:ind w:firstLine="0"/>
+      </w:pPr>
+    </w:p>
+    <w:p>
+      <w:pPr>
+        <w:pStyle w:val="APA7"/>
+        <w:ind w:firstLine="0"/>
+      </w:pPr>
+    </w:p>
+    <w:p>
+      <w:pPr>
+        <w:pStyle w:val="APA7"/>
+        <w:ind w:firstLine="0"/>
+      </w:pPr>
+    </w:p>
+    <w:p>
+      <w:pPr>
+        <w:pStyle w:val="APA7"/>
+        <w:ind w:firstLine="0"/>
+      </w:pPr>
+    </w:p>
+    <w:p>
+      <w:pPr>
+        <w:pStyle w:val="APA7"/>
+        <w:ind w:firstLine="0"/>
+      </w:pPr>
+    </w:p>
+    <w:p>
+      <w:pPr>
+        <w:pStyle w:val="APA7"/>
+        <w:ind w:firstLine="0"/>
+      </w:pPr>
+    </w:p>
+    <w:p>
+      <w:pPr>
+        <w:pStyle w:val="APA7"/>
+        <w:ind w:firstLine="0"/>
+      </w:pPr>
+    </w:p>
+    <w:p>
+      <w:pPr>
+        <w:pStyle w:val="APA7"/>
+        <w:ind w:firstLine="0"/>
+      </w:pPr>
+    </w:p>
+    <w:p>
+      <w:pPr>
+        <w:pStyle w:val="APA7"/>
+        <w:numPr>
+          <w:ilvl w:val="0"/>
+          <w:numId w:val="20"/>
+        </w:numPr>
+        <w:rPr>
+          <w:b/>
+          <w:bCs/>
+          <w:i/>
+          <w:iCs/>
+        </w:rPr>
+      </w:pPr>
+      <w:r>
+        <w:rPr>
+          <w:b/>
+          <w:bCs/>
+          <w:i/>
+          <w:iCs/>
+        </w:rPr>
+        <w:lastRenderedPageBreak/>
+        <w:t>Campos vacíos</w:t>
+      </w:r>
+      <w:r>
+        <w:rPr>
+          <w:b/>
+          <w:bCs/>
+          <w:i/>
+          <w:iCs/>
+        </w:rPr>
+        <w:t xml:space="preserve"> (Prueba de Validaciones)</w:t>
+      </w:r>
+    </w:p>
+    <w:p>
+      <w:pPr>
+        <w:pStyle w:val="APA7"/>
+        <w:ind w:firstLine="0"/>
+      </w:pPr>
+      <w:r>
+        <w:rPr>
+          <w:noProof/>
+        </w:rPr>
+        <w:drawing>
+          <wp:anchor distT="0" distB="0" distL="114300" distR="114300" simplePos="0" relativeHeight="251692032" behindDoc="0" locked="0" layoutInCell="1" allowOverlap="1" wp14:anchorId="4B9ADFB8" wp14:editId="12B7A105">
+            <wp:simplePos x="0" y="0"/>
+            <wp:positionH relativeFrom="margin">
+              <wp:align>left</wp:align>
+            </wp:positionH>
+            <wp:positionV relativeFrom="paragraph">
+              <wp:posOffset>7620</wp:posOffset>
+            </wp:positionV>
+            <wp:extent cx="5614670" cy="3600450"/>
+            <wp:effectExtent l="0" t="0" r="5080" b="0"/>
+            <wp:wrapNone/>
+            <wp:docPr id="1652238738" name="Imagen 1"/>
+            <wp:cNvGraphicFramePr>
+              <a:graphicFrameLocks xmlns:a="http://schemas.openxmlformats.org/drawingml/2006/main" noChangeAspect="1"/>
+            </wp:cNvGraphicFramePr>
+            <a:graphic xmlns:a="http://schemas.openxmlformats.org/drawingml/2006/main">
+              <a:graphicData uri="http://schemas.openxmlformats.org/drawingml/2006/picture">
+                <pic:pic xmlns:pic="http://schemas.openxmlformats.org/drawingml/2006/picture">
+                  <pic:nvPicPr>
+                    <pic:cNvPr id="0" name="Picture 2"/>
+                    <pic:cNvPicPr>
+                      <a:picLocks noChangeAspect="1" noChangeArrowheads="1"/>
+                    </pic:cNvPicPr>
+                  </pic:nvPicPr>
+                  <pic:blipFill>
+                    <a:blip r:embed="rId25">
+                      <a:extLst>
+                        <a:ext uri="{28A0092B-C50C-407E-A947-70E740481C1C}">
+                          <a14:useLocalDpi xmlns:a14="http://schemas.microsoft.com/office/drawing/2010/main" val="0"/>
+                        </a:ext>
+                      </a:extLst>
+                    </a:blip>
+                    <a:srcRect/>
+                    <a:stretch>
+                      <a:fillRect/>
+                    </a:stretch>
+                  </pic:blipFill>
+                  <pic:spPr bwMode="auto">
+                    <a:xfrm>
+                      <a:off x="0" y="0"/>
+                      <a:ext cx="5614670" cy="3600450"/>
+                    </a:xfrm>
+                    <a:prstGeom prst="rect">
+                      <a:avLst/>
+                    </a:prstGeom>
+                    <a:noFill/>
+                  </pic:spPr>
+                </pic:pic>
+              </a:graphicData>
+            </a:graphic>
+            <wp14:sizeRelH relativeFrom="page">
+              <wp14:pctWidth>0</wp14:pctWidth>
+            </wp14:sizeRelH>
+            <wp14:sizeRelV relativeFrom="page">
+              <wp14:pctHeight>0</wp14:pctHeight>
+            </wp14:sizeRelV>
+          </wp:anchor>
+        </w:drawing>
+      </w:r>
+    </w:p>
+    <w:p>
+      <w:pPr>
+        <w:pStyle w:val="APA7"/>
+        <w:ind w:firstLine="0"/>
+      </w:pPr>
+    </w:p>
+    <w:p>
+      <w:pPr>
+        <w:pStyle w:val="APA7"/>
+        <w:ind w:firstLine="0"/>
+      </w:pPr>
+    </w:p>
+    <w:p>
+      <w:pPr>
+        <w:pStyle w:val="APA7"/>
+        <w:ind w:firstLine="0"/>
+      </w:pPr>
+    </w:p>
+    <w:p>
+      <w:pPr>
+        <w:pStyle w:val="APA7"/>
+        <w:ind w:firstLine="0"/>
+      </w:pPr>
+    </w:p>
+    <w:p>
+      <w:pPr>
+        <w:pStyle w:val="APA7"/>
+        <w:ind w:firstLine="0"/>
+      </w:pPr>
+    </w:p>
+    <w:p>
+      <w:pPr>
+        <w:pStyle w:val="APA7"/>
+        <w:ind w:firstLine="0"/>
+      </w:pPr>
+    </w:p>
+    <w:p>
+      <w:pPr>
+        <w:pStyle w:val="APA7"/>
+        <w:ind w:firstLine="0"/>
+      </w:pPr>
+    </w:p>
+    <w:p>
+      <w:pPr>
+        <w:pStyle w:val="APA7"/>
+        <w:ind w:firstLine="0"/>
+      </w:pPr>
+    </w:p>
+    <w:p>
+      <w:pPr>
+        <w:pStyle w:val="APA7"/>
+        <w:ind w:firstLine="0"/>
+      </w:pPr>
+    </w:p>
+    <w:p>
+      <w:pPr>
+        <w:pStyle w:val="APA7"/>
+        <w:ind w:firstLine="0"/>
+      </w:pPr>
+    </w:p>
+    <w:p>
+      <w:pPr>
+        <w:pStyle w:val="APA7"/>
+        <w:numPr>
+          <w:ilvl w:val="0"/>
+          <w:numId w:val="20"/>
+        </w:numPr>
+      </w:pPr>
+      <w:r>
+        <w:rPr>
+          <w:b/>
+          <w:bCs/>
+          <w:i/>
+          <w:iCs/>
+        </w:rPr>
+        <w:t>Número inválido</w:t>
+      </w:r>
+      <w:r>
+        <w:rPr>
+          <w:b/>
+          <w:bCs/>
+          <w:i/>
+          <w:iCs/>
+        </w:rPr>
+        <w:t xml:space="preserve"> (Prueba de Validaciones)</w:t>
+      </w:r>
+    </w:p>
+    <w:p>
+      <w:pPr>
+        <w:pStyle w:val="APA7"/>
+        <w:ind w:firstLine="0"/>
+      </w:pPr>
+      <w:r>
+        <w:rPr>
+          <w:noProof/>
+        </w:rPr>
+        <w:drawing>
+          <wp:anchor distT="0" distB="0" distL="114300" distR="114300" simplePos="0" relativeHeight="251693056" behindDoc="0" locked="0" layoutInCell="1" allowOverlap="1" wp14:anchorId="0D1691FB" wp14:editId="64FFD40F">
+            <wp:simplePos x="0" y="0"/>
+            <wp:positionH relativeFrom="margin">
+              <wp:align>left</wp:align>
+            </wp:positionH>
+            <wp:positionV relativeFrom="paragraph">
+              <wp:posOffset>46355</wp:posOffset>
+            </wp:positionV>
+            <wp:extent cx="5602605" cy="3897630"/>
+            <wp:effectExtent l="0" t="0" r="0" b="7620"/>
+            <wp:wrapNone/>
+            <wp:docPr id="895808238" name="Imagen 2"/>
+            <wp:cNvGraphicFramePr>
+              <a:graphicFrameLocks xmlns:a="http://schemas.openxmlformats.org/drawingml/2006/main" noChangeAspect="1"/>
+            </wp:cNvGraphicFramePr>
+            <a:graphic xmlns:a="http://schemas.openxmlformats.org/drawingml/2006/main">
+              <a:graphicData uri="http://schemas.openxmlformats.org/drawingml/2006/picture">
+                <pic:pic xmlns:pic="http://schemas.openxmlformats.org/drawingml/2006/picture">
+                  <pic:nvPicPr>
+                    <pic:cNvPr id="0" name="Picture 3"/>
                     <pic:cNvPicPr>
                       <a:picLocks noChangeAspect="1" noChangeArrowheads="1"/>
                     </pic:cNvPicPr>
@@ -2590,7 +3078,7 @@
                   <pic:spPr bwMode="auto">
                     <a:xfrm>
                       <a:off x="0" y="0"/>
-                      <a:ext cx="5612130" cy="3599180"/>
+                      <a:ext cx="5602605" cy="3897630"/>
                     </a:xfrm>
                     <a:prstGeom prst="rect">
                       <a:avLst/>
@@ -2612,153 +3100,105 @@
     </w:p>
     <w:p>
       <w:pPr>
-        <w:tabs>
-          <w:tab w:val="left" w:pos="1396"/>
-        </w:tabs>
-      </w:pPr>
-    </w:p>
-    <w:p>
-      <w:pPr>
-        <w:tabs>
-          <w:tab w:val="left" w:pos="1396"/>
-        </w:tabs>
-      </w:pPr>
-    </w:p>
-    <w:p>
-      <w:pPr>
-        <w:tabs>
-          <w:tab w:val="left" w:pos="1396"/>
-        </w:tabs>
-      </w:pPr>
-    </w:p>
-    <w:p>
-      <w:pPr>
-        <w:tabs>
-          <w:tab w:val="left" w:pos="1396"/>
-        </w:tabs>
-      </w:pPr>
-    </w:p>
-    <w:p>
-      <w:pPr>
-        <w:tabs>
-          <w:tab w:val="left" w:pos="1396"/>
-        </w:tabs>
-      </w:pPr>
-    </w:p>
-    <w:p>
-      <w:pPr>
-        <w:tabs>
-          <w:tab w:val="left" w:pos="1396"/>
-        </w:tabs>
-      </w:pPr>
-    </w:p>
-    <w:p>
-      <w:pPr>
-        <w:tabs>
-          <w:tab w:val="left" w:pos="1396"/>
-        </w:tabs>
-      </w:pPr>
-    </w:p>
-    <w:p>
-      <w:pPr>
-        <w:tabs>
-          <w:tab w:val="left" w:pos="1396"/>
-        </w:tabs>
-      </w:pPr>
-    </w:p>
-    <w:p>
-      <w:pPr>
-        <w:tabs>
-          <w:tab w:val="left" w:pos="1396"/>
-        </w:tabs>
-      </w:pPr>
-    </w:p>
-    <w:p>
-      <w:pPr>
-        <w:tabs>
-          <w:tab w:val="left" w:pos="1396"/>
-        </w:tabs>
-      </w:pPr>
-    </w:p>
-    <w:p>
-      <w:pPr>
-        <w:tabs>
-          <w:tab w:val="left" w:pos="1396"/>
-        </w:tabs>
-      </w:pPr>
-    </w:p>
-    <w:p>
-      <w:pPr>
-        <w:pStyle w:val="Prrafodelista"/>
+        <w:pStyle w:val="APA7"/>
+        <w:ind w:firstLine="0"/>
+      </w:pPr>
+    </w:p>
+    <w:p>
+      <w:pPr>
+        <w:pStyle w:val="APA7"/>
+        <w:ind w:firstLine="0"/>
+      </w:pPr>
+    </w:p>
+    <w:p>
+      <w:pPr>
+        <w:pStyle w:val="APA7"/>
+        <w:ind w:firstLine="0"/>
+      </w:pPr>
+    </w:p>
+    <w:p>
+      <w:pPr>
+        <w:pStyle w:val="APA7"/>
+        <w:ind w:firstLine="0"/>
+      </w:pPr>
+    </w:p>
+    <w:p>
+      <w:pPr>
+        <w:pStyle w:val="APA7"/>
+        <w:ind w:firstLine="0"/>
+      </w:pPr>
+    </w:p>
+    <w:p>
+      <w:pPr>
+        <w:pStyle w:val="APA7"/>
+        <w:ind w:firstLine="0"/>
+      </w:pPr>
+    </w:p>
+    <w:p>
+      <w:pPr>
+        <w:pStyle w:val="APA7"/>
+        <w:ind w:firstLine="0"/>
+      </w:pPr>
+    </w:p>
+    <w:p>
+      <w:pPr>
+        <w:pStyle w:val="APA7"/>
+        <w:ind w:firstLine="0"/>
+      </w:pPr>
+    </w:p>
+    <w:p>
+      <w:pPr>
+        <w:pStyle w:val="APA7"/>
+        <w:ind w:firstLine="0"/>
+      </w:pPr>
+    </w:p>
+    <w:p>
+      <w:pPr>
+        <w:pStyle w:val="APA7"/>
+        <w:ind w:firstLine="0"/>
+      </w:pPr>
+    </w:p>
+    <w:p>
+      <w:pPr>
+        <w:pStyle w:val="APA7"/>
         <w:numPr>
           <w:ilvl w:val="0"/>
-          <w:numId w:val="8"/>
+          <w:numId w:val="20"/>
         </w:numPr>
-        <w:tabs>
-          <w:tab w:val="left" w:pos="1396"/>
-        </w:tabs>
-      </w:pPr>
-      <w:r>
+      </w:pPr>
+      <w:r>
+        <w:rPr>
+          <w:b/>
+          <w:bCs/>
+          <w:i/>
+          <w:iCs/>
+        </w:rPr>
         <w:lastRenderedPageBreak/>
-        <w:t xml:space="preserve">Duplicidad en </w:t>
-      </w:r>
-      <w:r>
-        <w:t>M</w:t>
-      </w:r>
-      <w:r>
-        <w:t>esas y</w:t>
-      </w:r>
-      <w:r>
-        <w:t xml:space="preserve"> R</w:t>
-      </w:r>
-      <w:r>
-        <w:t>eservas</w:t>
-      </w:r>
-      <w:r>
-        <w:tab/>
-      </w:r>
-      <w:r>
-        <w:tab/>
-      </w:r>
-      <w:r>
-        <w:tab/>
-      </w:r>
-      <w:r>
-        <w:tab/>
-      </w:r>
-      <w:r>
-        <w:tab/>
-      </w:r>
-      <w:r>
-        <w:tab/>
-      </w:r>
-      <w:r>
-        <w:tab/>
-      </w:r>
-    </w:p>
-    <w:p>
-      <w:pPr>
-        <w:tabs>
-          <w:tab w:val="left" w:pos="1396"/>
-        </w:tabs>
+        <w:t>Recurso existente</w:t>
+      </w:r>
+    </w:p>
+    <w:p>
+      <w:pPr>
+        <w:pStyle w:val="APA7"/>
+        <w:ind w:firstLine="0"/>
       </w:pPr>
       <w:r>
         <w:rPr>
           <w:noProof/>
         </w:rPr>
         <w:drawing>
-          <wp:anchor distT="0" distB="0" distL="114300" distR="114300" simplePos="0" relativeHeight="251675648" behindDoc="0" locked="0" layoutInCell="1" allowOverlap="1" wp14:anchorId="0838BEA1" wp14:editId="15946AE7">
+          <wp:anchor distT="0" distB="0" distL="114300" distR="114300" simplePos="0" relativeHeight="251694080" behindDoc="0" locked="0" layoutInCell="1" allowOverlap="1" wp14:anchorId="097EA3CB" wp14:editId="4E9241D0">
             <wp:simplePos x="0" y="0"/>
             <wp:positionH relativeFrom="margin">
-              <wp:align>right</wp:align>
+              <wp:align>left</wp:align>
             </wp:positionH>
             <wp:positionV relativeFrom="paragraph">
-              <wp:posOffset>194243</wp:posOffset>
+              <wp:posOffset>7620</wp:posOffset>
             </wp:positionV>
-            <wp:extent cx="5606415" cy="2477770"/>
-            <wp:effectExtent l="0" t="0" r="0" b="0"/>
+            <wp:extent cx="5602605" cy="2658110"/>
+            <wp:effectExtent l="0" t="0" r="0" b="8890"/>
             <wp:wrapNone/>
-            <wp:docPr id="1523320800" name="Imagen 8"/>
+            <wp:docPr id="500999816" name="Imagen 3"/>
             <wp:cNvGraphicFramePr>
               <a:graphicFrameLocks xmlns:a="http://schemas.openxmlformats.org/drawingml/2006/main" noChangeAspect="1"/>
             </wp:cNvGraphicFramePr>
@@ -2766,12 +3206,12 @@
               <a:graphicData uri="http://schemas.openxmlformats.org/drawingml/2006/picture">
                 <pic:pic xmlns:pic="http://schemas.openxmlformats.org/drawingml/2006/picture">
                   <pic:nvPicPr>
-                    <pic:cNvPr id="0" name="Picture 6"/>
+                    <pic:cNvPr id="0" name="Picture 4"/>
                     <pic:cNvPicPr>
                       <a:picLocks noChangeAspect="1" noChangeArrowheads="1"/>
                     </pic:cNvPicPr>
                   </pic:nvPicPr>
-                  <pic:blipFill rotWithShape="1">
+                  <pic:blipFill>
                     <a:blip r:embed="rId27">
                       <a:extLst>
                         <a:ext uri="{28A0092B-C50C-407E-A947-70E740481C1C}">
@@ -2779,7 +3219,7 @@
                         </a:ext>
                       </a:extLst>
                     </a:blip>
-                    <a:srcRect b="15477"/>
+                    <a:srcRect/>
                     <a:stretch>
                       <a:fillRect/>
                     </a:stretch>
@@ -2787,20 +3227,12 @@
                   <pic:spPr bwMode="auto">
                     <a:xfrm>
                       <a:off x="0" y="0"/>
-                      <a:ext cx="5606415" cy="2477770"/>
+                      <a:ext cx="5602605" cy="2658110"/>
                     </a:xfrm>
                     <a:prstGeom prst="rect">
                       <a:avLst/>
                     </a:prstGeom>
                     <a:noFill/>
-                    <a:ln>
-                      <a:noFill/>
-                    </a:ln>
-                    <a:extLst>
-                      <a:ext uri="{53640926-AAD7-44D8-BBD7-CCE9431645EC}">
-                        <a14:shadowObscured xmlns:a14="http://schemas.microsoft.com/office/drawing/2010/main"/>
-                      </a:ext>
-                    </a:extLst>
                   </pic:spPr>
                 </pic:pic>
               </a:graphicData>
@@ -2817,83 +3249,101 @@
     </w:p>
     <w:p>
       <w:pPr>
-        <w:tabs>
-          <w:tab w:val="left" w:pos="1396"/>
-        </w:tabs>
-      </w:pPr>
-    </w:p>
-    <w:p>
-      <w:pPr>
-        <w:tabs>
-          <w:tab w:val="left" w:pos="1396"/>
-        </w:tabs>
-      </w:pPr>
-    </w:p>
-    <w:p>
-      <w:pPr>
-        <w:tabs>
-          <w:tab w:val="left" w:pos="1396"/>
-        </w:tabs>
-      </w:pPr>
-    </w:p>
-    <w:p>
-      <w:pPr>
-        <w:tabs>
-          <w:tab w:val="left" w:pos="1396"/>
-        </w:tabs>
-      </w:pPr>
-    </w:p>
-    <w:p>
-      <w:pPr>
-        <w:tabs>
-          <w:tab w:val="left" w:pos="1396"/>
-        </w:tabs>
-      </w:pPr>
-    </w:p>
-    <w:p>
-      <w:pPr>
-        <w:tabs>
-          <w:tab w:val="left" w:pos="1396"/>
-        </w:tabs>
-      </w:pPr>
-    </w:p>
-    <w:p>
-      <w:pPr>
-        <w:tabs>
-          <w:tab w:val="left" w:pos="1396"/>
-        </w:tabs>
-      </w:pPr>
-    </w:p>
-    <w:p>
-      <w:pPr>
-        <w:tabs>
-          <w:tab w:val="left" w:pos="1396"/>
-        </w:tabs>
-      </w:pPr>
-    </w:p>
-    <w:p>
-      <w:pPr>
-        <w:tabs>
-          <w:tab w:val="left" w:pos="1396"/>
-        </w:tabs>
+        <w:pStyle w:val="APA7"/>
+        <w:ind w:firstLine="0"/>
+      </w:pPr>
+    </w:p>
+    <w:p>
+      <w:pPr>
+        <w:pStyle w:val="APA7"/>
+        <w:ind w:firstLine="0"/>
+      </w:pPr>
+    </w:p>
+    <w:p>
+      <w:pPr>
+        <w:pStyle w:val="APA7"/>
+        <w:ind w:firstLine="0"/>
+      </w:pPr>
+    </w:p>
+    <w:p>
+      <w:pPr>
+        <w:pStyle w:val="APA7"/>
+        <w:ind w:firstLine="0"/>
+      </w:pPr>
+    </w:p>
+    <w:p>
+      <w:pPr>
+        <w:pStyle w:val="APA7"/>
+        <w:ind w:firstLine="0"/>
+      </w:pPr>
+    </w:p>
+    <w:p>
+      <w:pPr>
+        <w:pStyle w:val="APA7"/>
+        <w:ind w:firstLine="0"/>
+      </w:pPr>
+    </w:p>
+    <w:p>
+      <w:pPr>
+        <w:pStyle w:val="APA7"/>
+        <w:ind w:firstLine="0"/>
+      </w:pPr>
+    </w:p>
+    <w:p>
+      <w:pPr>
+        <w:pStyle w:val="APA7"/>
+        <w:ind w:firstLine="0"/>
+      </w:pPr>
+    </w:p>
+    <w:p>
+      <w:pPr>
+        <w:pStyle w:val="APA7"/>
+        <w:numPr>
+          <w:ilvl w:val="0"/>
+          <w:numId w:val="20"/>
+        </w:numPr>
+      </w:pPr>
+      <w:r>
+        <w:rPr>
+          <w:b/>
+          <w:bCs/>
+          <w:i/>
+          <w:iCs/>
+        </w:rPr>
+        <w:t>Recurso inexistente</w:t>
+      </w:r>
+      <w:r>
+        <w:rPr>
+          <w:b/>
+          <w:bCs/>
+          <w:i/>
+          <w:iCs/>
+        </w:rPr>
+        <w:t xml:space="preserve"> (Prueba de Excepciones)</w:t>
+      </w:r>
+    </w:p>
+    <w:p>
+      <w:pPr>
+        <w:pStyle w:val="APA7"/>
+        <w:ind w:firstLine="0"/>
       </w:pPr>
       <w:r>
         <w:rPr>
           <w:noProof/>
         </w:rPr>
         <w:drawing>
-          <wp:anchor distT="0" distB="0" distL="114300" distR="114300" simplePos="0" relativeHeight="251676672" behindDoc="0" locked="0" layoutInCell="1" allowOverlap="1" wp14:anchorId="62AD0D31" wp14:editId="414B4E54">
+          <wp:anchor distT="0" distB="0" distL="114300" distR="114300" simplePos="0" relativeHeight="251695104" behindDoc="0" locked="0" layoutInCell="1" allowOverlap="1" wp14:anchorId="1BC78E21" wp14:editId="606FD7B0">
             <wp:simplePos x="0" y="0"/>
             <wp:positionH relativeFrom="margin">
-              <wp:align>right</wp:align>
+              <wp:align>left</wp:align>
             </wp:positionH>
             <wp:positionV relativeFrom="paragraph">
-              <wp:posOffset>113631</wp:posOffset>
+              <wp:posOffset>23495</wp:posOffset>
             </wp:positionV>
-            <wp:extent cx="5606415" cy="2646948"/>
-            <wp:effectExtent l="0" t="0" r="0" b="1270"/>
+            <wp:extent cx="5621020" cy="2560320"/>
+            <wp:effectExtent l="0" t="0" r="0" b="0"/>
             <wp:wrapNone/>
-            <wp:docPr id="6146903" name="Imagen 10"/>
+            <wp:docPr id="1080371330" name="Imagen 4"/>
             <wp:cNvGraphicFramePr>
               <a:graphicFrameLocks xmlns:a="http://schemas.openxmlformats.org/drawingml/2006/main" noChangeAspect="1"/>
             </wp:cNvGraphicFramePr>
@@ -2901,7 +3351,7 @@
               <a:graphicData uri="http://schemas.openxmlformats.org/drawingml/2006/picture">
                 <pic:pic xmlns:pic="http://schemas.openxmlformats.org/drawingml/2006/picture">
                   <pic:nvPicPr>
-                    <pic:cNvPr id="0" name="Picture 8"/>
+                    <pic:cNvPr id="0" name="Picture 5"/>
                     <pic:cNvPicPr>
                       <a:picLocks noChangeAspect="1" noChangeArrowheads="1"/>
                     </pic:cNvPicPr>
@@ -2922,7 +3372,7 @@
                   <pic:spPr bwMode="auto">
                     <a:xfrm>
                       <a:off x="0" y="0"/>
-                      <a:ext cx="5606415" cy="2646948"/>
+                      <a:ext cx="5621020" cy="2560320"/>
                     </a:xfrm>
                     <a:prstGeom prst="rect">
                       <a:avLst/>
@@ -2944,154 +3394,132 @@
     </w:p>
     <w:p>
       <w:pPr>
-        <w:tabs>
-          <w:tab w:val="left" w:pos="1396"/>
-        </w:tabs>
-      </w:pPr>
-    </w:p>
-    <w:p>
-      <w:pPr>
-        <w:tabs>
-          <w:tab w:val="left" w:pos="1396"/>
-        </w:tabs>
-      </w:pPr>
-    </w:p>
-    <w:p>
-      <w:pPr>
-        <w:tabs>
-          <w:tab w:val="left" w:pos="1396"/>
-        </w:tabs>
-      </w:pPr>
-    </w:p>
-    <w:p>
-      <w:pPr>
-        <w:tabs>
-          <w:tab w:val="left" w:pos="1396"/>
-        </w:tabs>
-      </w:pPr>
-    </w:p>
-    <w:p>
-      <w:pPr>
-        <w:tabs>
-          <w:tab w:val="left" w:pos="1396"/>
-        </w:tabs>
-      </w:pPr>
-    </w:p>
-    <w:p>
-      <w:pPr>
-        <w:tabs>
-          <w:tab w:val="left" w:pos="1396"/>
-        </w:tabs>
-      </w:pPr>
-    </w:p>
-    <w:p>
-      <w:pPr>
-        <w:tabs>
-          <w:tab w:val="left" w:pos="1396"/>
-        </w:tabs>
-      </w:pPr>
-    </w:p>
-    <w:p>
-      <w:pPr>
-        <w:tabs>
-          <w:tab w:val="left" w:pos="1396"/>
-        </w:tabs>
-      </w:pPr>
-    </w:p>
-    <w:p>
-      <w:pPr>
-        <w:tabs>
-          <w:tab w:val="left" w:pos="1396"/>
-        </w:tabs>
-      </w:pPr>
-    </w:p>
-    <w:p>
-      <w:pPr>
-        <w:tabs>
-          <w:tab w:val="left" w:pos="1396"/>
-        </w:tabs>
-      </w:pPr>
-    </w:p>
-    <w:p>
-      <w:pPr>
-        <w:tabs>
-          <w:tab w:val="left" w:pos="1396"/>
-        </w:tabs>
-      </w:pPr>
-    </w:p>
-    <w:p>
-      <w:pPr>
-        <w:tabs>
-          <w:tab w:val="left" w:pos="1396"/>
-        </w:tabs>
-      </w:pPr>
-    </w:p>
-    <w:p>
-      <w:pPr>
-        <w:tabs>
-          <w:tab w:val="left" w:pos="1396"/>
-        </w:tabs>
-      </w:pPr>
-    </w:p>
-    <w:p>
-      <w:pPr>
-        <w:tabs>
-          <w:tab w:val="left" w:pos="1396"/>
-        </w:tabs>
-      </w:pPr>
-    </w:p>
-    <w:p>
-      <w:pPr>
-        <w:tabs>
-          <w:tab w:val="left" w:pos="1396"/>
-        </w:tabs>
-      </w:pPr>
-    </w:p>
-    <w:p>
-      <w:pPr>
-        <w:pStyle w:val="Prrafodelista"/>
+        <w:pStyle w:val="APA7"/>
+        <w:ind w:firstLine="0"/>
+      </w:pPr>
+    </w:p>
+    <w:p>
+      <w:pPr>
+        <w:pStyle w:val="APA7"/>
+        <w:ind w:firstLine="0"/>
+      </w:pPr>
+    </w:p>
+    <w:p>
+      <w:pPr>
+        <w:pStyle w:val="APA7"/>
+        <w:ind w:firstLine="0"/>
+      </w:pPr>
+    </w:p>
+    <w:p>
+      <w:pPr>
+        <w:pStyle w:val="APA7"/>
+        <w:ind w:firstLine="0"/>
+      </w:pPr>
+    </w:p>
+    <w:p>
+      <w:pPr>
+        <w:pStyle w:val="APA7"/>
+        <w:ind w:firstLine="0"/>
+      </w:pPr>
+    </w:p>
+    <w:p>
+      <w:pPr>
+        <w:pStyle w:val="APA7"/>
+        <w:ind w:firstLine="0"/>
+      </w:pPr>
+    </w:p>
+    <w:p>
+      <w:pPr>
+        <w:pStyle w:val="APA7"/>
+        <w:ind w:firstLine="0"/>
+      </w:pPr>
+    </w:p>
+    <w:p>
+      <w:pPr>
+        <w:pStyle w:val="APA7"/>
+        <w:ind w:firstLine="0"/>
+      </w:pPr>
+    </w:p>
+    <w:p>
+      <w:pPr>
+        <w:pStyle w:val="APA7"/>
+        <w:ind w:firstLine="0"/>
+      </w:pPr>
+    </w:p>
+    <w:p>
+      <w:pPr>
+        <w:pStyle w:val="APA7"/>
+        <w:ind w:firstLine="0"/>
+      </w:pPr>
+    </w:p>
+    <w:p>
+      <w:pPr>
+        <w:pStyle w:val="APA7"/>
+        <w:ind w:firstLine="0"/>
+      </w:pPr>
+    </w:p>
+    <w:p>
+      <w:pPr>
+        <w:pStyle w:val="APA7"/>
+        <w:ind w:firstLine="0"/>
+      </w:pPr>
+    </w:p>
+    <w:p>
+      <w:pPr>
+        <w:pStyle w:val="APA7"/>
         <w:numPr>
           <w:ilvl w:val="0"/>
-          <w:numId w:val="8"/>
+          <w:numId w:val="20"/>
         </w:numPr>
-        <w:tabs>
-          <w:tab w:val="left" w:pos="1396"/>
-        </w:tabs>
-      </w:pPr>
-      <w:r>
+        <w:rPr>
+          <w:b/>
+          <w:bCs/>
+          <w:i/>
+          <w:iCs/>
+        </w:rPr>
+      </w:pPr>
+      <w:r>
+        <w:rPr>
+          <w:b/>
+          <w:bCs/>
+          <w:i/>
+          <w:iCs/>
+        </w:rPr>
         <w:lastRenderedPageBreak/>
-        <w:t>Verificación</w:t>
-      </w:r>
-      <w:r>
-        <w:t xml:space="preserve"> de pruebas con </w:t>
-      </w:r>
-      <w:r>
-        <w:t>PostgreSQL</w:t>
-      </w:r>
-    </w:p>
-    <w:p>
-      <w:pPr>
-        <w:tabs>
-          <w:tab w:val="left" w:pos="1396"/>
-        </w:tabs>
+        <w:t>Actualización inválida</w:t>
+      </w:r>
+      <w:r>
+        <w:rPr>
+          <w:b/>
+          <w:bCs/>
+          <w:i/>
+          <w:iCs/>
+        </w:rPr>
+        <w:t xml:space="preserve"> (Prueba de Validaciones)</w:t>
+      </w:r>
+    </w:p>
+    <w:p>
+      <w:pPr>
+        <w:pStyle w:val="APA7"/>
+        <w:ind w:firstLine="0"/>
       </w:pPr>
       <w:r>
         <w:rPr>
           <w:noProof/>
         </w:rPr>
         <w:drawing>
-          <wp:anchor distT="0" distB="0" distL="114300" distR="114300" simplePos="0" relativeHeight="251678720" behindDoc="0" locked="0" layoutInCell="1" allowOverlap="1" wp14:anchorId="23248BC1" wp14:editId="766821F9">
+          <wp:anchor distT="0" distB="0" distL="114300" distR="114300" simplePos="0" relativeHeight="251696128" behindDoc="0" locked="0" layoutInCell="1" allowOverlap="1" wp14:anchorId="0A14F05A" wp14:editId="6DDE326D">
             <wp:simplePos x="0" y="0"/>
             <wp:positionH relativeFrom="margin">
-              <wp:align>right</wp:align>
+              <wp:align>center</wp:align>
             </wp:positionH>
             <wp:positionV relativeFrom="paragraph">
-              <wp:posOffset>3499351</wp:posOffset>
+              <wp:posOffset>121920</wp:posOffset>
             </wp:positionV>
-            <wp:extent cx="5606716" cy="2826385"/>
+            <wp:extent cx="5608955" cy="4822190"/>
             <wp:effectExtent l="0" t="0" r="0" b="0"/>
             <wp:wrapNone/>
-            <wp:docPr id="997707062" name="Imagen 11"/>
+            <wp:docPr id="1424473726" name="Imagen 5"/>
             <wp:cNvGraphicFramePr>
               <a:graphicFrameLocks xmlns:a="http://schemas.openxmlformats.org/drawingml/2006/main" noChangeAspect="1"/>
             </wp:cNvGraphicFramePr>
@@ -3099,7 +3527,7 @@
               <a:graphicData uri="http://schemas.openxmlformats.org/drawingml/2006/picture">
                 <pic:pic xmlns:pic="http://schemas.openxmlformats.org/drawingml/2006/picture">
                   <pic:nvPicPr>
-                    <pic:cNvPr id="0" name="Picture 9"/>
+                    <pic:cNvPr id="0" name="Picture 6"/>
                     <pic:cNvPicPr>
                       <a:picLocks noChangeAspect="1" noChangeArrowheads="1"/>
                     </pic:cNvPicPr>
@@ -3120,7 +3548,7 @@
                   <pic:spPr bwMode="auto">
                     <a:xfrm>
                       <a:off x="0" y="0"/>
-                      <a:ext cx="5606716" cy="2826385"/>
+                      <a:ext cx="5608955" cy="4822190"/>
                     </a:xfrm>
                     <a:prstGeom prst="rect">
                       <a:avLst/>
@@ -3139,20 +3567,222 @@
           </wp:anchor>
         </w:drawing>
       </w:r>
-      <w:r>
+    </w:p>
+    <w:p>
+      <w:pPr>
+        <w:pStyle w:val="APA7"/>
+        <w:ind w:firstLine="0"/>
+      </w:pPr>
+    </w:p>
+    <w:p>
+      <w:pPr>
+        <w:pStyle w:val="APA7"/>
+        <w:ind w:firstLine="0"/>
+      </w:pPr>
+    </w:p>
+    <w:p>
+      <w:pPr>
+        <w:pStyle w:val="APA7"/>
+        <w:ind w:firstLine="0"/>
+      </w:pPr>
+    </w:p>
+    <w:p>
+      <w:pPr>
+        <w:pStyle w:val="APA7"/>
+        <w:ind w:firstLine="0"/>
+      </w:pPr>
+    </w:p>
+    <w:p>
+      <w:pPr>
+        <w:pStyle w:val="APA7"/>
+        <w:ind w:firstLine="0"/>
+      </w:pPr>
+    </w:p>
+    <w:p>
+      <w:pPr>
+        <w:pStyle w:val="APA7"/>
+        <w:ind w:firstLine="0"/>
+      </w:pPr>
+    </w:p>
+    <w:p>
+      <w:pPr>
+        <w:pStyle w:val="APA7"/>
+        <w:ind w:firstLine="0"/>
+      </w:pPr>
+    </w:p>
+    <w:p>
+      <w:pPr>
+        <w:pStyle w:val="APA7"/>
+        <w:ind w:firstLine="0"/>
+      </w:pPr>
+    </w:p>
+    <w:p>
+      <w:pPr>
+        <w:pStyle w:val="APA7"/>
+        <w:ind w:firstLine="0"/>
+      </w:pPr>
+    </w:p>
+    <w:p>
+      <w:pPr>
+        <w:pStyle w:val="APA7"/>
+        <w:ind w:firstLine="0"/>
+      </w:pPr>
+    </w:p>
+    <w:p>
+      <w:pPr>
+        <w:pStyle w:val="APA7"/>
+        <w:ind w:firstLine="0"/>
+      </w:pPr>
+    </w:p>
+    <w:p>
+      <w:pPr>
+        <w:pStyle w:val="APA7"/>
+        <w:ind w:firstLine="0"/>
+      </w:pPr>
+    </w:p>
+    <w:p>
+      <w:pPr>
+        <w:pStyle w:val="APA7"/>
+        <w:ind w:firstLine="0"/>
+      </w:pPr>
+    </w:p>
+    <w:p>
+      <w:pPr>
+        <w:pStyle w:val="APA7"/>
+        <w:ind w:firstLine="0"/>
+      </w:pPr>
+    </w:p>
+    <w:p>
+      <w:pPr>
+        <w:pStyle w:val="APA7"/>
+        <w:ind w:firstLine="0"/>
+      </w:pPr>
+    </w:p>
+    <w:p>
+      <w:pPr>
+        <w:pStyle w:val="APA7"/>
+        <w:ind w:firstLine="0"/>
+      </w:pPr>
+    </w:p>
+    <w:p>
+      <w:pPr>
+        <w:pStyle w:val="APA7"/>
+        <w:ind w:firstLine="0"/>
+      </w:pPr>
+    </w:p>
+    <w:p>
+      <w:pPr>
+        <w:pStyle w:val="APA7"/>
+        <w:ind w:firstLine="0"/>
+      </w:pPr>
+    </w:p>
+    <w:p>
+      <w:pPr>
+        <w:pStyle w:val="APA7"/>
+        <w:ind w:firstLine="0"/>
+      </w:pPr>
+    </w:p>
+    <w:p>
+      <w:pPr>
+        <w:pStyle w:val="APA7"/>
+        <w:ind w:firstLine="0"/>
+      </w:pPr>
+    </w:p>
+    <w:p>
+      <w:pPr>
+        <w:pStyle w:val="APA7"/>
+        <w:ind w:firstLine="0"/>
+      </w:pPr>
+    </w:p>
+    <w:p>
+      <w:pPr>
+        <w:pStyle w:val="APA7"/>
+        <w:ind w:firstLine="0"/>
+      </w:pPr>
+    </w:p>
+    <w:p>
+      <w:pPr>
+        <w:pStyle w:val="APA7"/>
+        <w:numPr>
+          <w:ilvl w:val="0"/>
+          <w:numId w:val="20"/>
+        </w:numPr>
+        <w:spacing w:line="276" w:lineRule="auto"/>
+      </w:pPr>
+      <w:r>
+        <w:lastRenderedPageBreak/>
+        <w:t>Pruebas realizadas en Postman - Pruebas de Validaciones y Pruebas de excepciones</w:t>
+      </w:r>
+    </w:p>
+    <w:p>
+      <w:pPr>
+        <w:pStyle w:val="APA7"/>
+        <w:spacing w:line="276" w:lineRule="auto"/>
+      </w:pPr>
+      <w:r>
+        <w:t xml:space="preserve">Pruebas obligatorias (Postman) </w:t>
+      </w:r>
+      <w:hyperlink r:id="rId30" w:history="1">
+        <w:r>
+          <w:rPr>
+            <w:rStyle w:val="Hipervnculo"/>
+          </w:rPr>
+          <w:t>http://localhost:8080/api/reservas</w:t>
+        </w:r>
+      </w:hyperlink>
+      <w:r>
+        <w:t xml:space="preserve"> </w:t>
+      </w:r>
+      <w:r>
+        <w:t xml:space="preserve"> </w:t>
+      </w:r>
+    </w:p>
+    <w:p>
+      <w:pPr>
+        <w:pStyle w:val="APA7"/>
+        <w:numPr>
+          <w:ilvl w:val="0"/>
+          <w:numId w:val="21"/>
+        </w:numPr>
+        <w:rPr>
+          <w:b/>
+          <w:bCs/>
+          <w:i/>
+          <w:iCs/>
+        </w:rPr>
+      </w:pPr>
+      <w:r>
+        <w:rPr>
+          <w:b/>
+          <w:bCs/>
+          <w:i/>
+          <w:iCs/>
+        </w:rPr>
+        <w:t>Registro correcto</w:t>
+      </w:r>
+    </w:p>
+    <w:p>
+      <w:pPr>
+        <w:pStyle w:val="APA7"/>
+        <w:ind w:firstLine="0"/>
+      </w:pPr>
+      <w:r>
+        <w:rPr>
+          <w:noProof/>
+        </w:rPr>
         <w:drawing>
-          <wp:anchor distT="0" distB="0" distL="114300" distR="114300" simplePos="0" relativeHeight="251677696" behindDoc="0" locked="0" layoutInCell="1" allowOverlap="1" wp14:anchorId="5FC79FFD" wp14:editId="7ECC2CB4">
+          <wp:anchor distT="0" distB="0" distL="114300" distR="114300" simplePos="0" relativeHeight="251684864" behindDoc="0" locked="0" layoutInCell="1" allowOverlap="1" wp14:anchorId="39733326" wp14:editId="0E4727CA">
             <wp:simplePos x="0" y="0"/>
             <wp:positionH relativeFrom="margin">
-              <wp:align>center</wp:align>
+              <wp:align>right</wp:align>
             </wp:positionH>
             <wp:positionV relativeFrom="paragraph">
-              <wp:posOffset>82182</wp:posOffset>
+              <wp:posOffset>28721</wp:posOffset>
             </wp:positionV>
-            <wp:extent cx="4612005" cy="3224463"/>
-            <wp:effectExtent l="0" t="0" r="0" b="0"/>
+            <wp:extent cx="5611174" cy="4642339"/>
+            <wp:effectExtent l="0" t="0" r="8890" b="6350"/>
             <wp:wrapNone/>
-            <wp:docPr id="1429850270" name="Imagen 1"/>
+            <wp:docPr id="2013557813" name="Imagen 1"/>
             <wp:cNvGraphicFramePr>
               <a:graphicFrameLocks xmlns:a="http://schemas.openxmlformats.org/drawingml/2006/main" noChangeAspect="1"/>
             </wp:cNvGraphicFramePr>
@@ -3160,18 +3790,18 @@
               <a:graphicData uri="http://schemas.openxmlformats.org/drawingml/2006/picture">
                 <pic:pic xmlns:pic="http://schemas.openxmlformats.org/drawingml/2006/picture">
                   <pic:nvPicPr>
-                    <pic:cNvPr id="1429850270" name=""/>
+                    <pic:cNvPr id="2013557813" name=""/>
                     <pic:cNvPicPr/>
                   </pic:nvPicPr>
                   <pic:blipFill rotWithShape="1">
-                    <a:blip r:embed="rId30">
+                    <a:blip r:embed="rId31">
                       <a:extLst>
                         <a:ext uri="{28A0092B-C50C-407E-A947-70E740481C1C}">
                           <a14:useLocalDpi xmlns:a14="http://schemas.microsoft.com/office/drawing/2010/main" val="0"/>
                         </a:ext>
                       </a:extLst>
                     </a:blip>
-                    <a:srcRect r="17819" b="6450"/>
+                    <a:srcRect b="2367"/>
                     <a:stretch>
                       <a:fillRect/>
                     </a:stretch>
@@ -3179,7 +3809,7 @@
                   <pic:spPr bwMode="auto">
                     <a:xfrm>
                       <a:off x="0" y="0"/>
-                      <a:ext cx="4612005" cy="3224463"/>
+                      <a:ext cx="5612947" cy="4643806"/>
                     </a:xfrm>
                     <a:prstGeom prst="rect">
                       <a:avLst/>
@@ -3206,6 +3836,1790 @@
         </w:drawing>
       </w:r>
     </w:p>
+    <w:p>
+      <w:pPr>
+        <w:pStyle w:val="APA7"/>
+        <w:ind w:firstLine="0"/>
+      </w:pPr>
+    </w:p>
+    <w:p>
+      <w:pPr>
+        <w:pStyle w:val="APA7"/>
+        <w:ind w:firstLine="0"/>
+      </w:pPr>
+    </w:p>
+    <w:p>
+      <w:pPr>
+        <w:pStyle w:val="APA7"/>
+        <w:ind w:firstLine="0"/>
+      </w:pPr>
+    </w:p>
+    <w:p>
+      <w:pPr>
+        <w:pStyle w:val="APA7"/>
+        <w:ind w:firstLine="0"/>
+      </w:pPr>
+    </w:p>
+    <w:p>
+      <w:pPr>
+        <w:pStyle w:val="APA7"/>
+        <w:ind w:firstLine="0"/>
+      </w:pPr>
+    </w:p>
+    <w:p>
+      <w:pPr>
+        <w:pStyle w:val="APA7"/>
+        <w:ind w:firstLine="0"/>
+      </w:pPr>
+    </w:p>
+    <w:p>
+      <w:pPr>
+        <w:pStyle w:val="APA7"/>
+        <w:ind w:firstLine="0"/>
+      </w:pPr>
+    </w:p>
+    <w:p>
+      <w:pPr>
+        <w:pStyle w:val="APA7"/>
+        <w:ind w:firstLine="0"/>
+      </w:pPr>
+    </w:p>
+    <w:p>
+      <w:pPr>
+        <w:pStyle w:val="APA7"/>
+        <w:ind w:firstLine="0"/>
+      </w:pPr>
+    </w:p>
+    <w:p>
+      <w:pPr>
+        <w:pStyle w:val="APA7"/>
+        <w:ind w:firstLine="0"/>
+      </w:pPr>
+    </w:p>
+    <w:p>
+      <w:pPr>
+        <w:pStyle w:val="APA7"/>
+        <w:ind w:firstLine="0"/>
+      </w:pPr>
+    </w:p>
+    <w:p/>
+    <w:p/>
+    <w:p>
+      <w:r>
+        <w:rPr>
+          <w:noProof/>
+        </w:rPr>
+        <w:drawing>
+          <wp:anchor distT="0" distB="0" distL="114300" distR="114300" simplePos="0" relativeHeight="251689984" behindDoc="0" locked="0" layoutInCell="1" allowOverlap="1" wp14:anchorId="06A6D4B2" wp14:editId="4DB3A3E4">
+            <wp:simplePos x="0" y="0"/>
+            <wp:positionH relativeFrom="margin">
+              <wp:align>center</wp:align>
+            </wp:positionH>
+            <wp:positionV relativeFrom="paragraph">
+              <wp:posOffset>206745</wp:posOffset>
+            </wp:positionV>
+            <wp:extent cx="7041808" cy="2220686"/>
+            <wp:effectExtent l="0" t="0" r="6985" b="8255"/>
+            <wp:wrapNone/>
+            <wp:docPr id="904452110" name="Imagen 5"/>
+            <wp:cNvGraphicFramePr>
+              <a:graphicFrameLocks xmlns:a="http://schemas.openxmlformats.org/drawingml/2006/main" noChangeAspect="1"/>
+            </wp:cNvGraphicFramePr>
+            <a:graphic xmlns:a="http://schemas.openxmlformats.org/drawingml/2006/main">
+              <a:graphicData uri="http://schemas.openxmlformats.org/drawingml/2006/picture">
+                <pic:pic xmlns:pic="http://schemas.openxmlformats.org/drawingml/2006/picture">
+                  <pic:nvPicPr>
+                    <pic:cNvPr id="0" name="Picture 6"/>
+                    <pic:cNvPicPr>
+                      <a:picLocks noChangeAspect="1" noChangeArrowheads="1"/>
+                    </pic:cNvPicPr>
+                  </pic:nvPicPr>
+                  <pic:blipFill>
+                    <a:blip r:embed="rId32">
+                      <a:extLst>
+                        <a:ext uri="{28A0092B-C50C-407E-A947-70E740481C1C}">
+                          <a14:useLocalDpi xmlns:a14="http://schemas.microsoft.com/office/drawing/2010/main" val="0"/>
+                        </a:ext>
+                      </a:extLst>
+                    </a:blip>
+                    <a:srcRect/>
+                    <a:stretch>
+                      <a:fillRect/>
+                    </a:stretch>
+                  </pic:blipFill>
+                  <pic:spPr bwMode="auto">
+                    <a:xfrm>
+                      <a:off x="0" y="0"/>
+                      <a:ext cx="7046034" cy="2222019"/>
+                    </a:xfrm>
+                    <a:prstGeom prst="rect">
+                      <a:avLst/>
+                    </a:prstGeom>
+                    <a:noFill/>
+                  </pic:spPr>
+                </pic:pic>
+              </a:graphicData>
+            </a:graphic>
+            <wp14:sizeRelH relativeFrom="page">
+              <wp14:pctWidth>0</wp14:pctWidth>
+            </wp14:sizeRelH>
+            <wp14:sizeRelV relativeFrom="page">
+              <wp14:pctHeight>0</wp14:pctHeight>
+            </wp14:sizeRelV>
+          </wp:anchor>
+        </w:drawing>
+      </w:r>
+    </w:p>
+    <w:p/>
+    <w:p/>
+    <w:p/>
+    <w:p/>
+    <w:p>
+      <w:pPr>
+        <w:rPr>
+          <w:rFonts w:ascii="Times New Roman" w:hAnsi="Times New Roman"/>
+        </w:rPr>
+      </w:pPr>
+    </w:p>
+    <w:p>
+      <w:pPr>
+        <w:rPr>
+          <w:rFonts w:ascii="Times New Roman" w:hAnsi="Times New Roman"/>
+        </w:rPr>
+      </w:pPr>
+    </w:p>
+    <w:p>
+      <w:pPr>
+        <w:rPr>
+          <w:rFonts w:ascii="Times New Roman" w:hAnsi="Times New Roman"/>
+        </w:rPr>
+      </w:pPr>
+    </w:p>
+    <w:p>
+      <w:pPr>
+        <w:pStyle w:val="Prrafodelista"/>
+        <w:numPr>
+          <w:ilvl w:val="0"/>
+          <w:numId w:val="20"/>
+        </w:numPr>
+        <w:rPr>
+          <w:rFonts w:ascii="Times New Roman" w:hAnsi="Times New Roman"/>
+          <w:b/>
+          <w:bCs/>
+          <w:i/>
+          <w:iCs/>
+        </w:rPr>
+      </w:pPr>
+      <w:r>
+        <w:rPr>
+          <w:rFonts w:ascii="Times New Roman" w:hAnsi="Times New Roman"/>
+          <w:b/>
+          <w:bCs/>
+          <w:i/>
+          <w:iCs/>
+        </w:rPr>
+        <w:lastRenderedPageBreak/>
+        <w:t>Campos vacíos (Prueba de Validaciones)</w:t>
+      </w:r>
+    </w:p>
+    <w:p>
+      <w:r>
+        <w:rPr>
+          <w:noProof/>
+        </w:rPr>
+        <w:drawing>
+          <wp:anchor distT="0" distB="0" distL="114300" distR="114300" simplePos="0" relativeHeight="251685888" behindDoc="0" locked="0" layoutInCell="1" allowOverlap="1" wp14:anchorId="5EDD6D93" wp14:editId="2EE12527">
+            <wp:simplePos x="0" y="0"/>
+            <wp:positionH relativeFrom="margin">
+              <wp:align>center</wp:align>
+            </wp:positionH>
+            <wp:positionV relativeFrom="paragraph">
+              <wp:posOffset>167172</wp:posOffset>
+            </wp:positionV>
+            <wp:extent cx="5878713" cy="4734370"/>
+            <wp:effectExtent l="0" t="0" r="8255" b="9525"/>
+            <wp:wrapNone/>
+            <wp:docPr id="703888975" name="Imagen 2"/>
+            <wp:cNvGraphicFramePr>
+              <a:graphicFrameLocks xmlns:a="http://schemas.openxmlformats.org/drawingml/2006/main" noChangeAspect="1"/>
+            </wp:cNvGraphicFramePr>
+            <a:graphic xmlns:a="http://schemas.openxmlformats.org/drawingml/2006/main">
+              <a:graphicData uri="http://schemas.openxmlformats.org/drawingml/2006/picture">
+                <pic:pic xmlns:pic="http://schemas.openxmlformats.org/drawingml/2006/picture">
+                  <pic:nvPicPr>
+                    <pic:cNvPr id="0" name="Picture 3"/>
+                    <pic:cNvPicPr>
+                      <a:picLocks noChangeAspect="1" noChangeArrowheads="1"/>
+                    </pic:cNvPicPr>
+                  </pic:nvPicPr>
+                  <pic:blipFill>
+                    <a:blip r:embed="rId33">
+                      <a:extLst>
+                        <a:ext uri="{28A0092B-C50C-407E-A947-70E740481C1C}">
+                          <a14:useLocalDpi xmlns:a14="http://schemas.microsoft.com/office/drawing/2010/main" val="0"/>
+                        </a:ext>
+                      </a:extLst>
+                    </a:blip>
+                    <a:srcRect/>
+                    <a:stretch>
+                      <a:fillRect/>
+                    </a:stretch>
+                  </pic:blipFill>
+                  <pic:spPr bwMode="auto">
+                    <a:xfrm>
+                      <a:off x="0" y="0"/>
+                      <a:ext cx="5878713" cy="4734370"/>
+                    </a:xfrm>
+                    <a:prstGeom prst="rect">
+                      <a:avLst/>
+                    </a:prstGeom>
+                    <a:noFill/>
+                  </pic:spPr>
+                </pic:pic>
+              </a:graphicData>
+            </a:graphic>
+            <wp14:sizeRelH relativeFrom="page">
+              <wp14:pctWidth>0</wp14:pctWidth>
+            </wp14:sizeRelH>
+            <wp14:sizeRelV relativeFrom="page">
+              <wp14:pctHeight>0</wp14:pctHeight>
+            </wp14:sizeRelV>
+          </wp:anchor>
+        </w:drawing>
+      </w:r>
+    </w:p>
+    <w:p/>
+    <w:p/>
+    <w:p/>
+    <w:p/>
+    <w:p/>
+    <w:p/>
+    <w:p/>
+    <w:p/>
+    <w:p/>
+    <w:p/>
+    <w:p/>
+    <w:p/>
+    <w:p/>
+    <w:p/>
+    <w:p/>
+    <w:p/>
+    <w:p/>
+    <w:p/>
+    <w:p/>
+    <w:p/>
+    <w:p/>
+    <w:p/>
+    <w:p/>
+    <w:p>
+      <w:pPr>
+        <w:tabs>
+          <w:tab w:val="left" w:pos="2924"/>
+        </w:tabs>
+      </w:pPr>
+    </w:p>
+    <w:p>
+      <w:pPr>
+        <w:pStyle w:val="APA7"/>
+        <w:numPr>
+          <w:ilvl w:val="0"/>
+          <w:numId w:val="20"/>
+        </w:numPr>
+      </w:pPr>
+      <w:r>
+        <w:rPr>
+          <w:b/>
+          <w:bCs/>
+          <w:i/>
+          <w:iCs/>
+        </w:rPr>
+        <w:lastRenderedPageBreak/>
+        <w:t>Número inválido (Prueba de Validaciones)</w:t>
+      </w:r>
+    </w:p>
+    <w:p>
+      <w:pPr>
+        <w:tabs>
+          <w:tab w:val="left" w:pos="2924"/>
+        </w:tabs>
+      </w:pPr>
+      <w:r>
+        <w:rPr>
+          <w:noProof/>
+        </w:rPr>
+        <w:drawing>
+          <wp:anchor distT="0" distB="0" distL="114300" distR="114300" simplePos="0" relativeHeight="251686912" behindDoc="0" locked="0" layoutInCell="1" allowOverlap="1" wp14:anchorId="29ED1ED4" wp14:editId="71FB1E82">
+            <wp:simplePos x="0" y="0"/>
+            <wp:positionH relativeFrom="margin">
+              <wp:align>center</wp:align>
+            </wp:positionH>
+            <wp:positionV relativeFrom="paragraph">
+              <wp:posOffset>156454</wp:posOffset>
+            </wp:positionV>
+            <wp:extent cx="5184413" cy="5314371"/>
+            <wp:effectExtent l="0" t="0" r="0" b="635"/>
+            <wp:wrapNone/>
+            <wp:docPr id="2028126634" name="Imagen 3"/>
+            <wp:cNvGraphicFramePr>
+              <a:graphicFrameLocks xmlns:a="http://schemas.openxmlformats.org/drawingml/2006/main" noChangeAspect="1"/>
+            </wp:cNvGraphicFramePr>
+            <a:graphic xmlns:a="http://schemas.openxmlformats.org/drawingml/2006/main">
+              <a:graphicData uri="http://schemas.openxmlformats.org/drawingml/2006/picture">
+                <pic:pic xmlns:pic="http://schemas.openxmlformats.org/drawingml/2006/picture">
+                  <pic:nvPicPr>
+                    <pic:cNvPr id="0" name="Picture 4"/>
+                    <pic:cNvPicPr>
+                      <a:picLocks noChangeAspect="1" noChangeArrowheads="1"/>
+                    </pic:cNvPicPr>
+                  </pic:nvPicPr>
+                  <pic:blipFill>
+                    <a:blip r:embed="rId34">
+                      <a:extLst>
+                        <a:ext uri="{28A0092B-C50C-407E-A947-70E740481C1C}">
+                          <a14:useLocalDpi xmlns:a14="http://schemas.microsoft.com/office/drawing/2010/main" val="0"/>
+                        </a:ext>
+                      </a:extLst>
+                    </a:blip>
+                    <a:srcRect/>
+                    <a:stretch>
+                      <a:fillRect/>
+                    </a:stretch>
+                  </pic:blipFill>
+                  <pic:spPr bwMode="auto">
+                    <a:xfrm>
+                      <a:off x="0" y="0"/>
+                      <a:ext cx="5184413" cy="5314371"/>
+                    </a:xfrm>
+                    <a:prstGeom prst="rect">
+                      <a:avLst/>
+                    </a:prstGeom>
+                    <a:noFill/>
+                  </pic:spPr>
+                </pic:pic>
+              </a:graphicData>
+            </a:graphic>
+            <wp14:sizeRelH relativeFrom="page">
+              <wp14:pctWidth>0</wp14:pctWidth>
+            </wp14:sizeRelH>
+            <wp14:sizeRelV relativeFrom="page">
+              <wp14:pctHeight>0</wp14:pctHeight>
+            </wp14:sizeRelV>
+          </wp:anchor>
+        </w:drawing>
+      </w:r>
+    </w:p>
+    <w:p/>
+    <w:p/>
+    <w:p/>
+    <w:p/>
+    <w:p/>
+    <w:p/>
+    <w:p/>
+    <w:p/>
+    <w:p/>
+    <w:p/>
+    <w:p/>
+    <w:p/>
+    <w:p/>
+    <w:p/>
+    <w:p/>
+    <w:p/>
+    <w:p/>
+    <w:p/>
+    <w:p/>
+    <w:p/>
+    <w:p/>
+    <w:p/>
+    <w:p/>
+    <w:p>
+      <w:pPr>
+        <w:tabs>
+          <w:tab w:val="left" w:pos="1400"/>
+        </w:tabs>
+      </w:pPr>
+      <w:r>
+        <w:tab/>
+      </w:r>
+    </w:p>
+    <w:p>
+      <w:pPr>
+        <w:pStyle w:val="APA7"/>
+        <w:numPr>
+          <w:ilvl w:val="0"/>
+          <w:numId w:val="20"/>
+        </w:numPr>
+      </w:pPr>
+      <w:r>
+        <w:rPr>
+          <w:noProof/>
+        </w:rPr>
+        <w:lastRenderedPageBreak/>
+        <w:drawing>
+          <wp:anchor distT="0" distB="0" distL="114300" distR="114300" simplePos="0" relativeHeight="251687936" behindDoc="0" locked="0" layoutInCell="1" allowOverlap="1" wp14:anchorId="12604C34" wp14:editId="110988E1">
+            <wp:simplePos x="0" y="0"/>
+            <wp:positionH relativeFrom="margin">
+              <wp:align>center</wp:align>
+            </wp:positionH>
+            <wp:positionV relativeFrom="paragraph">
+              <wp:posOffset>383931</wp:posOffset>
+            </wp:positionV>
+            <wp:extent cx="6203834" cy="4812030"/>
+            <wp:effectExtent l="0" t="0" r="6985" b="7620"/>
+            <wp:wrapNone/>
+            <wp:docPr id="590523814" name="Imagen 4"/>
+            <wp:cNvGraphicFramePr>
+              <a:graphicFrameLocks xmlns:a="http://schemas.openxmlformats.org/drawingml/2006/main" noChangeAspect="1"/>
+            </wp:cNvGraphicFramePr>
+            <a:graphic xmlns:a="http://schemas.openxmlformats.org/drawingml/2006/main">
+              <a:graphicData uri="http://schemas.openxmlformats.org/drawingml/2006/picture">
+                <pic:pic xmlns:pic="http://schemas.openxmlformats.org/drawingml/2006/picture">
+                  <pic:nvPicPr>
+                    <pic:cNvPr id="0" name="Picture 5"/>
+                    <pic:cNvPicPr>
+                      <a:picLocks noChangeAspect="1" noChangeArrowheads="1"/>
+                    </pic:cNvPicPr>
+                  </pic:nvPicPr>
+                  <pic:blipFill>
+                    <a:blip r:embed="rId35">
+                      <a:extLst>
+                        <a:ext uri="{28A0092B-C50C-407E-A947-70E740481C1C}">
+                          <a14:useLocalDpi xmlns:a14="http://schemas.microsoft.com/office/drawing/2010/main" val="0"/>
+                        </a:ext>
+                      </a:extLst>
+                    </a:blip>
+                    <a:srcRect/>
+                    <a:stretch>
+                      <a:fillRect/>
+                    </a:stretch>
+                  </pic:blipFill>
+                  <pic:spPr bwMode="auto">
+                    <a:xfrm>
+                      <a:off x="0" y="0"/>
+                      <a:ext cx="6203834" cy="4812030"/>
+                    </a:xfrm>
+                    <a:prstGeom prst="rect">
+                      <a:avLst/>
+                    </a:prstGeom>
+                    <a:noFill/>
+                  </pic:spPr>
+                </pic:pic>
+              </a:graphicData>
+            </a:graphic>
+            <wp14:sizeRelH relativeFrom="page">
+              <wp14:pctWidth>0</wp14:pctWidth>
+            </wp14:sizeRelH>
+            <wp14:sizeRelV relativeFrom="page">
+              <wp14:pctHeight>0</wp14:pctHeight>
+            </wp14:sizeRelV>
+          </wp:anchor>
+        </w:drawing>
+      </w:r>
+      <w:r>
+        <w:rPr>
+          <w:b/>
+          <w:bCs/>
+          <w:i/>
+          <w:iCs/>
+        </w:rPr>
+        <w:t>Recurso existente</w:t>
+      </w:r>
+    </w:p>
+    <w:p>
+      <w:pPr>
+        <w:tabs>
+          <w:tab w:val="left" w:pos="1400"/>
+        </w:tabs>
+      </w:pPr>
+    </w:p>
+    <w:p>
+      <w:pPr>
+        <w:tabs>
+          <w:tab w:val="left" w:pos="1400"/>
+        </w:tabs>
+      </w:pPr>
+    </w:p>
+    <w:p/>
+    <w:p/>
+    <w:p/>
+    <w:p/>
+    <w:p/>
+    <w:p/>
+    <w:p/>
+    <w:p/>
+    <w:p/>
+    <w:p/>
+    <w:p/>
+    <w:p/>
+    <w:p/>
+    <w:p/>
+    <w:p/>
+    <w:p/>
+    <w:p/>
+    <w:p/>
+    <w:p>
+      <w:pPr>
+        <w:ind w:firstLine="708"/>
+      </w:pPr>
+    </w:p>
+    <w:p>
+      <w:pPr>
+        <w:ind w:firstLine="708"/>
+      </w:pPr>
+    </w:p>
+    <w:p>
+      <w:pPr>
+        <w:ind w:firstLine="708"/>
+      </w:pPr>
+    </w:p>
+    <w:p>
+      <w:pPr>
+        <w:ind w:firstLine="708"/>
+      </w:pPr>
+    </w:p>
+    <w:p>
+      <w:pPr>
+        <w:ind w:firstLine="708"/>
+      </w:pPr>
+    </w:p>
+    <w:p>
+      <w:pPr>
+        <w:pStyle w:val="APA7"/>
+        <w:numPr>
+          <w:ilvl w:val="0"/>
+          <w:numId w:val="20"/>
+        </w:numPr>
+      </w:pPr>
+      <w:r>
+        <w:rPr>
+          <w:b/>
+          <w:bCs/>
+          <w:i/>
+          <w:iCs/>
+        </w:rPr>
+        <w:lastRenderedPageBreak/>
+        <w:t>Recurso inexistente (Prueba de Excepciones)</w:t>
+      </w:r>
+    </w:p>
+    <w:p>
+      <w:pPr>
+        <w:ind w:firstLine="708"/>
+      </w:pPr>
+      <w:r>
+        <w:rPr>
+          <w:noProof/>
+        </w:rPr>
+        <w:drawing>
+          <wp:anchor distT="0" distB="0" distL="114300" distR="114300" simplePos="0" relativeHeight="251688960" behindDoc="0" locked="0" layoutInCell="1" allowOverlap="1" wp14:anchorId="2EA04808" wp14:editId="20E95FB7">
+            <wp:simplePos x="0" y="0"/>
+            <wp:positionH relativeFrom="margin">
+              <wp:align>right</wp:align>
+            </wp:positionH>
+            <wp:positionV relativeFrom="paragraph">
+              <wp:posOffset>114223</wp:posOffset>
+            </wp:positionV>
+            <wp:extent cx="5611791" cy="2351314"/>
+            <wp:effectExtent l="0" t="0" r="8255" b="0"/>
+            <wp:wrapNone/>
+            <wp:docPr id="151147977" name="Imagen 1"/>
+            <wp:cNvGraphicFramePr>
+              <a:graphicFrameLocks xmlns:a="http://schemas.openxmlformats.org/drawingml/2006/main" noChangeAspect="1"/>
+            </wp:cNvGraphicFramePr>
+            <a:graphic xmlns:a="http://schemas.openxmlformats.org/drawingml/2006/main">
+              <a:graphicData uri="http://schemas.openxmlformats.org/drawingml/2006/picture">
+                <pic:pic xmlns:pic="http://schemas.openxmlformats.org/drawingml/2006/picture">
+                  <pic:nvPicPr>
+                    <pic:cNvPr id="151147977" name=""/>
+                    <pic:cNvPicPr/>
+                  </pic:nvPicPr>
+                  <pic:blipFill rotWithShape="1">
+                    <a:blip r:embed="rId36">
+                      <a:extLst>
+                        <a:ext uri="{28A0092B-C50C-407E-A947-70E740481C1C}">
+                          <a14:useLocalDpi xmlns:a14="http://schemas.microsoft.com/office/drawing/2010/main" val="0"/>
+                        </a:ext>
+                      </a:extLst>
+                    </a:blip>
+                    <a:srcRect b="14810"/>
+                    <a:stretch>
+                      <a:fillRect/>
+                    </a:stretch>
+                  </pic:blipFill>
+                  <pic:spPr bwMode="auto">
+                    <a:xfrm>
+                      <a:off x="0" y="0"/>
+                      <a:ext cx="5611791" cy="2351314"/>
+                    </a:xfrm>
+                    <a:prstGeom prst="rect">
+                      <a:avLst/>
+                    </a:prstGeom>
+                    <a:ln>
+                      <a:noFill/>
+                    </a:ln>
+                    <a:extLst>
+                      <a:ext uri="{53640926-AAD7-44D8-BBD7-CCE9431645EC}">
+                        <a14:shadowObscured xmlns:a14="http://schemas.microsoft.com/office/drawing/2010/main"/>
+                      </a:ext>
+                    </a:extLst>
+                  </pic:spPr>
+                </pic:pic>
+              </a:graphicData>
+            </a:graphic>
+            <wp14:sizeRelH relativeFrom="page">
+              <wp14:pctWidth>0</wp14:pctWidth>
+            </wp14:sizeRelH>
+            <wp14:sizeRelV relativeFrom="page">
+              <wp14:pctHeight>0</wp14:pctHeight>
+            </wp14:sizeRelV>
+          </wp:anchor>
+        </w:drawing>
+      </w:r>
+    </w:p>
+    <w:p>
+      <w:pPr>
+        <w:ind w:firstLine="708"/>
+      </w:pPr>
+    </w:p>
+    <w:p>
+      <w:pPr>
+        <w:ind w:firstLine="708"/>
+      </w:pPr>
+    </w:p>
+    <w:p/>
+    <w:p/>
+    <w:p/>
+    <w:p/>
+    <w:p/>
+    <w:p/>
+    <w:p>
+      <w:pPr>
+        <w:pStyle w:val="APA7"/>
+        <w:numPr>
+          <w:ilvl w:val="0"/>
+          <w:numId w:val="20"/>
+        </w:numPr>
+        <w:rPr>
+          <w:b/>
+          <w:bCs/>
+          <w:i/>
+          <w:iCs/>
+        </w:rPr>
+      </w:pPr>
+      <w:r>
+        <w:rPr>
+          <w:b/>
+          <w:bCs/>
+          <w:i/>
+          <w:iCs/>
+        </w:rPr>
+        <w:t>Actualización inválida</w:t>
+      </w:r>
+      <w:r>
+        <w:rPr>
+          <w:b/>
+          <w:bCs/>
+          <w:i/>
+          <w:iCs/>
+        </w:rPr>
+        <w:t xml:space="preserve"> (Prueba de Validaciones)</w:t>
+      </w:r>
+    </w:p>
+    <w:p>
+      <w:pPr>
+        <w:tabs>
+          <w:tab w:val="left" w:pos="3204"/>
+        </w:tabs>
+      </w:pPr>
+      <w:r>
+        <w:rPr>
+          <w:noProof/>
+        </w:rPr>
+        <w:drawing>
+          <wp:anchor distT="0" distB="0" distL="114300" distR="114300" simplePos="0" relativeHeight="251691008" behindDoc="0" locked="0" layoutInCell="1" allowOverlap="1" wp14:anchorId="5FBFF5C2" wp14:editId="523CC3A7">
+            <wp:simplePos x="0" y="0"/>
+            <wp:positionH relativeFrom="margin">
+              <wp:align>right</wp:align>
+            </wp:positionH>
+            <wp:positionV relativeFrom="paragraph">
+              <wp:posOffset>104692</wp:posOffset>
+            </wp:positionV>
+            <wp:extent cx="5612130" cy="4445000"/>
+            <wp:effectExtent l="0" t="0" r="7620" b="0"/>
+            <wp:wrapNone/>
+            <wp:docPr id="1680178211" name="Imagen 1"/>
+            <wp:cNvGraphicFramePr>
+              <a:graphicFrameLocks xmlns:a="http://schemas.openxmlformats.org/drawingml/2006/main" noChangeAspect="1"/>
+            </wp:cNvGraphicFramePr>
+            <a:graphic xmlns:a="http://schemas.openxmlformats.org/drawingml/2006/main">
+              <a:graphicData uri="http://schemas.openxmlformats.org/drawingml/2006/picture">
+                <pic:pic xmlns:pic="http://schemas.openxmlformats.org/drawingml/2006/picture">
+                  <pic:nvPicPr>
+                    <pic:cNvPr id="1680178211" name=""/>
+                    <pic:cNvPicPr/>
+                  </pic:nvPicPr>
+                  <pic:blipFill>
+                    <a:blip r:embed="rId37">
+                      <a:extLst>
+                        <a:ext uri="{28A0092B-C50C-407E-A947-70E740481C1C}">
+                          <a14:useLocalDpi xmlns:a14="http://schemas.microsoft.com/office/drawing/2010/main" val="0"/>
+                        </a:ext>
+                      </a:extLst>
+                    </a:blip>
+                    <a:stretch>
+                      <a:fillRect/>
+                    </a:stretch>
+                  </pic:blipFill>
+                  <pic:spPr>
+                    <a:xfrm>
+                      <a:off x="0" y="0"/>
+                      <a:ext cx="5612130" cy="4445000"/>
+                    </a:xfrm>
+                    <a:prstGeom prst="rect">
+                      <a:avLst/>
+                    </a:prstGeom>
+                  </pic:spPr>
+                </pic:pic>
+              </a:graphicData>
+            </a:graphic>
+            <wp14:sizeRelH relativeFrom="page">
+              <wp14:pctWidth>0</wp14:pctWidth>
+            </wp14:sizeRelH>
+            <wp14:sizeRelV relativeFrom="page">
+              <wp14:pctHeight>0</wp14:pctHeight>
+            </wp14:sizeRelV>
+          </wp:anchor>
+        </w:drawing>
+      </w:r>
+    </w:p>
+    <w:p>
+      <w:pPr>
+        <w:tabs>
+          <w:tab w:val="left" w:pos="3204"/>
+        </w:tabs>
+      </w:pPr>
+    </w:p>
+    <w:p>
+      <w:pPr>
+        <w:tabs>
+          <w:tab w:val="left" w:pos="3204"/>
+        </w:tabs>
+      </w:pPr>
+    </w:p>
+    <w:p/>
+    <w:p/>
+    <w:p/>
+    <w:p/>
+    <w:p/>
+    <w:p/>
+    <w:p/>
+    <w:p/>
+    <w:p/>
+    <w:p/>
+    <w:p/>
+    <w:p/>
+    <w:p>
+      <w:pPr>
+        <w:pStyle w:val="Prrafodelista"/>
+        <w:numPr>
+          <w:ilvl w:val="0"/>
+          <w:numId w:val="20"/>
+        </w:numPr>
+        <w:rPr>
+          <w:b/>
+          <w:bCs/>
+          <w:i/>
+          <w:iCs/>
+        </w:rPr>
+      </w:pPr>
+      <w:r>
+        <w:rPr>
+          <w:b/>
+          <w:bCs/>
+          <w:i/>
+          <w:iCs/>
+        </w:rPr>
+        <w:lastRenderedPageBreak/>
+        <w:t>Cancelar una Reserva</w:t>
+      </w:r>
+    </w:p>
+    <w:p>
+      <w:pPr>
+        <w:rPr>
+          <w:b/>
+          <w:bCs/>
+          <w:i/>
+          <w:iCs/>
+        </w:rPr>
+      </w:pPr>
+      <w:r>
+        <w:rPr>
+          <w:noProof/>
+        </w:rPr>
+        <w:drawing>
+          <wp:anchor distT="0" distB="0" distL="114300" distR="114300" simplePos="0" relativeHeight="251697152" behindDoc="0" locked="0" layoutInCell="1" allowOverlap="1" wp14:anchorId="3981E339" wp14:editId="046C6069">
+            <wp:simplePos x="0" y="0"/>
+            <wp:positionH relativeFrom="margin">
+              <wp:align>right</wp:align>
+            </wp:positionH>
+            <wp:positionV relativeFrom="paragraph">
+              <wp:posOffset>8736</wp:posOffset>
+            </wp:positionV>
+            <wp:extent cx="5614878" cy="2069960"/>
+            <wp:effectExtent l="0" t="0" r="5080" b="6985"/>
+            <wp:wrapNone/>
+            <wp:docPr id="698456109" name="Imagen 7"/>
+            <wp:cNvGraphicFramePr>
+              <a:graphicFrameLocks xmlns:a="http://schemas.openxmlformats.org/drawingml/2006/main" noChangeAspect="1"/>
+            </wp:cNvGraphicFramePr>
+            <a:graphic xmlns:a="http://schemas.openxmlformats.org/drawingml/2006/main">
+              <a:graphicData uri="http://schemas.openxmlformats.org/drawingml/2006/picture">
+                <pic:pic xmlns:pic="http://schemas.openxmlformats.org/drawingml/2006/picture">
+                  <pic:nvPicPr>
+                    <pic:cNvPr id="0" name="Picture 8"/>
+                    <pic:cNvPicPr>
+                      <a:picLocks noChangeAspect="1" noChangeArrowheads="1"/>
+                    </pic:cNvPicPr>
+                  </pic:nvPicPr>
+                  <pic:blipFill>
+                    <a:blip r:embed="rId38">
+                      <a:extLst>
+                        <a:ext uri="{28A0092B-C50C-407E-A947-70E740481C1C}">
+                          <a14:useLocalDpi xmlns:a14="http://schemas.microsoft.com/office/drawing/2010/main" val="0"/>
+                        </a:ext>
+                      </a:extLst>
+                    </a:blip>
+                    <a:srcRect/>
+                    <a:stretch>
+                      <a:fillRect/>
+                    </a:stretch>
+                  </pic:blipFill>
+                  <pic:spPr bwMode="auto">
+                    <a:xfrm>
+                      <a:off x="0" y="0"/>
+                      <a:ext cx="5624201" cy="2073397"/>
+                    </a:xfrm>
+                    <a:prstGeom prst="rect">
+                      <a:avLst/>
+                    </a:prstGeom>
+                    <a:noFill/>
+                  </pic:spPr>
+                </pic:pic>
+              </a:graphicData>
+            </a:graphic>
+            <wp14:sizeRelH relativeFrom="page">
+              <wp14:pctWidth>0</wp14:pctWidth>
+            </wp14:sizeRelH>
+            <wp14:sizeRelV relativeFrom="page">
+              <wp14:pctHeight>0</wp14:pctHeight>
+            </wp14:sizeRelV>
+          </wp:anchor>
+        </w:drawing>
+      </w:r>
+    </w:p>
+    <w:p/>
+    <w:p/>
+    <w:p/>
+    <w:p/>
+    <w:p/>
+    <w:p>
+      <w:pPr>
+        <w:rPr>
+          <w:b/>
+          <w:bCs/>
+          <w:i/>
+          <w:iCs/>
+        </w:rPr>
+      </w:pPr>
+    </w:p>
+    <w:p>
+      <w:pPr>
+        <w:pStyle w:val="Prrafodelista"/>
+        <w:numPr>
+          <w:ilvl w:val="0"/>
+          <w:numId w:val="20"/>
+        </w:numPr>
+        <w:tabs>
+          <w:tab w:val="left" w:pos="1187"/>
+        </w:tabs>
+        <w:rPr>
+          <w:b/>
+          <w:bCs/>
+          <w:i/>
+          <w:iCs/>
+        </w:rPr>
+      </w:pPr>
+      <w:r>
+        <w:rPr>
+          <w:b/>
+          <w:bCs/>
+          <w:i/>
+          <w:iCs/>
+        </w:rPr>
+        <w:t>Eliminar una reserva</w:t>
+      </w:r>
+    </w:p>
+    <w:p>
+      <w:pPr>
+        <w:tabs>
+          <w:tab w:val="left" w:pos="1187"/>
+        </w:tabs>
+        <w:rPr>
+          <w:b/>
+          <w:bCs/>
+          <w:i/>
+          <w:iCs/>
+        </w:rPr>
+      </w:pPr>
+      <w:r>
+        <w:rPr>
+          <w:b/>
+          <w:bCs/>
+          <w:i/>
+          <w:iCs/>
+          <w:noProof/>
+        </w:rPr>
+        <w:drawing>
+          <wp:inline distT="0" distB="0" distL="0" distR="0" wp14:anchorId="60A5F4D3" wp14:editId="1C53FDCC">
+            <wp:extent cx="5601335" cy="1889090"/>
+            <wp:effectExtent l="0" t="0" r="0" b="0"/>
+            <wp:docPr id="35426277" name="Imagen 6"/>
+            <wp:cNvGraphicFramePr>
+              <a:graphicFrameLocks xmlns:a="http://schemas.openxmlformats.org/drawingml/2006/main" noChangeAspect="1"/>
+            </wp:cNvGraphicFramePr>
+            <a:graphic xmlns:a="http://schemas.openxmlformats.org/drawingml/2006/main">
+              <a:graphicData uri="http://schemas.openxmlformats.org/drawingml/2006/picture">
+                <pic:pic xmlns:pic="http://schemas.openxmlformats.org/drawingml/2006/picture">
+                  <pic:nvPicPr>
+                    <pic:cNvPr id="0" name="Picture 7"/>
+                    <pic:cNvPicPr>
+                      <a:picLocks noChangeAspect="1" noChangeArrowheads="1"/>
+                    </pic:cNvPicPr>
+                  </pic:nvPicPr>
+                  <pic:blipFill rotWithShape="1">
+                    <a:blip r:embed="rId39">
+                      <a:extLst>
+                        <a:ext uri="{28A0092B-C50C-407E-A947-70E740481C1C}">
+                          <a14:useLocalDpi xmlns:a14="http://schemas.microsoft.com/office/drawing/2010/main" val="0"/>
+                        </a:ext>
+                      </a:extLst>
+                    </a:blip>
+                    <a:srcRect b="17910"/>
+                    <a:stretch>
+                      <a:fillRect/>
+                    </a:stretch>
+                  </pic:blipFill>
+                  <pic:spPr bwMode="auto">
+                    <a:xfrm>
+                      <a:off x="0" y="0"/>
+                      <a:ext cx="5601335" cy="1889090"/>
+                    </a:xfrm>
+                    <a:prstGeom prst="rect">
+                      <a:avLst/>
+                    </a:prstGeom>
+                    <a:noFill/>
+                    <a:ln>
+                      <a:noFill/>
+                    </a:ln>
+                    <a:extLst>
+                      <a:ext uri="{53640926-AAD7-44D8-BBD7-CCE9431645EC}">
+                        <a14:shadowObscured xmlns:a14="http://schemas.microsoft.com/office/drawing/2010/main"/>
+                      </a:ext>
+                    </a:extLst>
+                  </pic:spPr>
+                </pic:pic>
+              </a:graphicData>
+            </a:graphic>
+          </wp:inline>
+        </w:drawing>
+      </w:r>
+    </w:p>
+    <w:p>
+      <w:pPr>
+        <w:pStyle w:val="Prrafodelista"/>
+        <w:numPr>
+          <w:ilvl w:val="0"/>
+          <w:numId w:val="20"/>
+        </w:numPr>
+        <w:tabs>
+          <w:tab w:val="left" w:pos="1187"/>
+        </w:tabs>
+        <w:rPr>
+          <w:b/>
+          <w:bCs/>
+          <w:i/>
+          <w:iCs/>
+        </w:rPr>
+      </w:pPr>
+      <w:r>
+        <w:rPr>
+          <w:b/>
+          <w:bCs/>
+          <w:i/>
+          <w:iCs/>
+        </w:rPr>
+        <w:t>Eliminación Cancelada</w:t>
+      </w:r>
+    </w:p>
+    <w:p>
+      <w:pPr>
+        <w:tabs>
+          <w:tab w:val="left" w:pos="1187"/>
+        </w:tabs>
+        <w:rPr>
+          <w:b/>
+          <w:bCs/>
+          <w:i/>
+          <w:iCs/>
+        </w:rPr>
+      </w:pPr>
+      <w:r>
+        <w:rPr>
+          <w:b/>
+          <w:bCs/>
+          <w:i/>
+          <w:iCs/>
+          <w:noProof/>
+        </w:rPr>
+        <w:drawing>
+          <wp:anchor distT="0" distB="0" distL="114300" distR="114300" simplePos="0" relativeHeight="251698176" behindDoc="0" locked="0" layoutInCell="1" allowOverlap="1" wp14:anchorId="2713CA81" wp14:editId="2FE91C05">
+            <wp:simplePos x="0" y="0"/>
+            <wp:positionH relativeFrom="margin">
+              <wp:align>right</wp:align>
+            </wp:positionH>
+            <wp:positionV relativeFrom="paragraph">
+              <wp:posOffset>88712</wp:posOffset>
+            </wp:positionV>
+            <wp:extent cx="5614670" cy="2606040"/>
+            <wp:effectExtent l="0" t="0" r="5080" b="3810"/>
+            <wp:wrapNone/>
+            <wp:docPr id="1314389686" name="Imagen 8"/>
+            <wp:cNvGraphicFramePr>
+              <a:graphicFrameLocks xmlns:a="http://schemas.openxmlformats.org/drawingml/2006/main" noChangeAspect="1"/>
+            </wp:cNvGraphicFramePr>
+            <a:graphic xmlns:a="http://schemas.openxmlformats.org/drawingml/2006/main">
+              <a:graphicData uri="http://schemas.openxmlformats.org/drawingml/2006/picture">
+                <pic:pic xmlns:pic="http://schemas.openxmlformats.org/drawingml/2006/picture">
+                  <pic:nvPicPr>
+                    <pic:cNvPr id="0" name="Picture 9"/>
+                    <pic:cNvPicPr>
+                      <a:picLocks noChangeAspect="1" noChangeArrowheads="1"/>
+                    </pic:cNvPicPr>
+                  </pic:nvPicPr>
+                  <pic:blipFill>
+                    <a:blip r:embed="rId40">
+                      <a:extLst>
+                        <a:ext uri="{28A0092B-C50C-407E-A947-70E740481C1C}">
+                          <a14:useLocalDpi xmlns:a14="http://schemas.microsoft.com/office/drawing/2010/main" val="0"/>
+                        </a:ext>
+                      </a:extLst>
+                    </a:blip>
+                    <a:srcRect/>
+                    <a:stretch>
+                      <a:fillRect/>
+                    </a:stretch>
+                  </pic:blipFill>
+                  <pic:spPr bwMode="auto">
+                    <a:xfrm>
+                      <a:off x="0" y="0"/>
+                      <a:ext cx="5614670" cy="2606040"/>
+                    </a:xfrm>
+                    <a:prstGeom prst="rect">
+                      <a:avLst/>
+                    </a:prstGeom>
+                    <a:noFill/>
+                  </pic:spPr>
+                </pic:pic>
+              </a:graphicData>
+            </a:graphic>
+            <wp14:sizeRelH relativeFrom="page">
+              <wp14:pctWidth>0</wp14:pctWidth>
+            </wp14:sizeRelH>
+            <wp14:sizeRelV relativeFrom="page">
+              <wp14:pctHeight>0</wp14:pctHeight>
+            </wp14:sizeRelV>
+          </wp:anchor>
+        </w:drawing>
+      </w:r>
+    </w:p>
+    <w:p/>
+    <w:p/>
+    <w:p/>
+    <w:p/>
+    <w:p/>
+    <w:p>
+      <w:pPr>
+        <w:rPr>
+          <w:b/>
+          <w:bCs/>
+          <w:i/>
+          <w:iCs/>
+        </w:rPr>
+      </w:pPr>
+    </w:p>
+    <w:p/>
+    <w:p/>
+    <w:p/>
+    <w:p>
+      <w:pPr>
+        <w:pStyle w:val="Prrafodelista"/>
+        <w:numPr>
+          <w:ilvl w:val="0"/>
+          <w:numId w:val="20"/>
+        </w:numPr>
+      </w:pPr>
+      <w:r>
+        <w:rPr>
+          <w:b/>
+          <w:bCs/>
+          <w:i/>
+          <w:iCs/>
+        </w:rPr>
+        <w:lastRenderedPageBreak/>
+        <w:t>PostgreSQL</w:t>
+      </w:r>
+    </w:p>
+    <w:p>
+      <w:pPr>
+        <w:ind w:left="1080"/>
+      </w:pPr>
+      <w:r>
+        <w:rPr>
+          <w:noProof/>
+        </w:rPr>
+        <w:drawing>
+          <wp:anchor distT="0" distB="0" distL="114300" distR="114300" simplePos="0" relativeHeight="251699200" behindDoc="0" locked="0" layoutInCell="1" allowOverlap="1" wp14:anchorId="1EF8904D" wp14:editId="0E8AD878">
+            <wp:simplePos x="0" y="0"/>
+            <wp:positionH relativeFrom="margin">
+              <wp:align>right</wp:align>
+            </wp:positionH>
+            <wp:positionV relativeFrom="paragraph">
+              <wp:posOffset>59481</wp:posOffset>
+            </wp:positionV>
+            <wp:extent cx="5616575" cy="3567164"/>
+            <wp:effectExtent l="0" t="0" r="3175" b="0"/>
+            <wp:wrapNone/>
+            <wp:docPr id="848189254" name="Imagen 9"/>
+            <wp:cNvGraphicFramePr>
+              <a:graphicFrameLocks xmlns:a="http://schemas.openxmlformats.org/drawingml/2006/main" noChangeAspect="1"/>
+            </wp:cNvGraphicFramePr>
+            <a:graphic xmlns:a="http://schemas.openxmlformats.org/drawingml/2006/main">
+              <a:graphicData uri="http://schemas.openxmlformats.org/drawingml/2006/picture">
+                <pic:pic xmlns:pic="http://schemas.openxmlformats.org/drawingml/2006/picture">
+                  <pic:nvPicPr>
+                    <pic:cNvPr id="0" name="Picture 10"/>
+                    <pic:cNvPicPr>
+                      <a:picLocks noChangeAspect="1" noChangeArrowheads="1"/>
+                    </pic:cNvPicPr>
+                  </pic:nvPicPr>
+                  <pic:blipFill>
+                    <a:blip r:embed="rId41">
+                      <a:extLst>
+                        <a:ext uri="{28A0092B-C50C-407E-A947-70E740481C1C}">
+                          <a14:useLocalDpi xmlns:a14="http://schemas.microsoft.com/office/drawing/2010/main" val="0"/>
+                        </a:ext>
+                      </a:extLst>
+                    </a:blip>
+                    <a:srcRect/>
+                    <a:stretch>
+                      <a:fillRect/>
+                    </a:stretch>
+                  </pic:blipFill>
+                  <pic:spPr bwMode="auto">
+                    <a:xfrm>
+                      <a:off x="0" y="0"/>
+                      <a:ext cx="5621023" cy="3569989"/>
+                    </a:xfrm>
+                    <a:prstGeom prst="rect">
+                      <a:avLst/>
+                    </a:prstGeom>
+                    <a:noFill/>
+                  </pic:spPr>
+                </pic:pic>
+              </a:graphicData>
+            </a:graphic>
+            <wp14:sizeRelH relativeFrom="page">
+              <wp14:pctWidth>0</wp14:pctWidth>
+            </wp14:sizeRelH>
+            <wp14:sizeRelV relativeFrom="page">
+              <wp14:pctHeight>0</wp14:pctHeight>
+            </wp14:sizeRelV>
+          </wp:anchor>
+        </w:drawing>
+      </w:r>
+    </w:p>
+    <w:p/>
+    <w:p/>
+    <w:p/>
+    <w:p/>
+    <w:p/>
+    <w:p/>
+    <w:p/>
+    <w:p/>
+    <w:p/>
+    <w:p/>
+    <w:p/>
+    <w:p/>
+    <w:p>
+      <w:pPr>
+        <w:tabs>
+          <w:tab w:val="left" w:pos="1535"/>
+        </w:tabs>
+      </w:pPr>
+    </w:p>
+    <w:p>
+      <w:pPr>
+        <w:tabs>
+          <w:tab w:val="left" w:pos="1535"/>
+        </w:tabs>
+      </w:pPr>
+    </w:p>
+    <w:p>
+      <w:pPr>
+        <w:tabs>
+          <w:tab w:val="left" w:pos="1535"/>
+        </w:tabs>
+      </w:pPr>
+    </w:p>
+    <w:p>
+      <w:pPr>
+        <w:tabs>
+          <w:tab w:val="left" w:pos="1535"/>
+        </w:tabs>
+      </w:pPr>
+    </w:p>
+    <w:p>
+      <w:pPr>
+        <w:tabs>
+          <w:tab w:val="left" w:pos="1535"/>
+        </w:tabs>
+      </w:pPr>
+    </w:p>
+    <w:p>
+      <w:pPr>
+        <w:tabs>
+          <w:tab w:val="left" w:pos="1535"/>
+        </w:tabs>
+      </w:pPr>
+    </w:p>
+    <w:p>
+      <w:pPr>
+        <w:tabs>
+          <w:tab w:val="left" w:pos="1535"/>
+        </w:tabs>
+      </w:pPr>
+    </w:p>
+    <w:p>
+      <w:pPr>
+        <w:tabs>
+          <w:tab w:val="left" w:pos="1535"/>
+        </w:tabs>
+      </w:pPr>
+    </w:p>
+    <w:p>
+      <w:pPr>
+        <w:tabs>
+          <w:tab w:val="left" w:pos="1535"/>
+        </w:tabs>
+      </w:pPr>
+    </w:p>
+    <w:p>
+      <w:pPr>
+        <w:tabs>
+          <w:tab w:val="left" w:pos="1535"/>
+        </w:tabs>
+      </w:pPr>
+    </w:p>
+    <w:p>
+      <w:pPr>
+        <w:tabs>
+          <w:tab w:val="left" w:pos="1535"/>
+        </w:tabs>
+      </w:pPr>
+    </w:p>
+    <w:p>
+      <w:pPr>
+        <w:tabs>
+          <w:tab w:val="left" w:pos="1535"/>
+        </w:tabs>
+      </w:pPr>
+    </w:p>
+    <w:p>
+      <w:pPr>
+        <w:pStyle w:val="Prrafodelista"/>
+        <w:numPr>
+          <w:ilvl w:val="0"/>
+          <w:numId w:val="20"/>
+        </w:numPr>
+        <w:tabs>
+          <w:tab w:val="left" w:pos="1535"/>
+        </w:tabs>
+      </w:pPr>
+      <w:r>
+        <w:rPr>
+          <w:noProof/>
+        </w:rPr>
+        <w:lastRenderedPageBreak/>
+        <w:drawing>
+          <wp:anchor distT="0" distB="0" distL="114300" distR="114300" simplePos="0" relativeHeight="251700224" behindDoc="0" locked="0" layoutInCell="1" allowOverlap="1" wp14:anchorId="64DA39C0" wp14:editId="1E3F7357">
+            <wp:simplePos x="0" y="0"/>
+            <wp:positionH relativeFrom="margin">
+              <wp:align>right</wp:align>
+            </wp:positionH>
+            <wp:positionV relativeFrom="paragraph">
+              <wp:posOffset>486878</wp:posOffset>
+            </wp:positionV>
+            <wp:extent cx="5606980" cy="3599180"/>
+            <wp:effectExtent l="0" t="0" r="0" b="1270"/>
+            <wp:wrapNone/>
+            <wp:docPr id="1290992648" name="Imagen 10"/>
+            <wp:cNvGraphicFramePr>
+              <a:graphicFrameLocks xmlns:a="http://schemas.openxmlformats.org/drawingml/2006/main" noChangeAspect="1"/>
+            </wp:cNvGraphicFramePr>
+            <a:graphic xmlns:a="http://schemas.openxmlformats.org/drawingml/2006/main">
+              <a:graphicData uri="http://schemas.openxmlformats.org/drawingml/2006/picture">
+                <pic:pic xmlns:pic="http://schemas.openxmlformats.org/drawingml/2006/picture">
+                  <pic:nvPicPr>
+                    <pic:cNvPr id="0" name="Picture 11"/>
+                    <pic:cNvPicPr>
+                      <a:picLocks noChangeAspect="1" noChangeArrowheads="1"/>
+                    </pic:cNvPicPr>
+                  </pic:nvPicPr>
+                  <pic:blipFill>
+                    <a:blip r:embed="rId42">
+                      <a:extLst>
+                        <a:ext uri="{28A0092B-C50C-407E-A947-70E740481C1C}">
+                          <a14:useLocalDpi xmlns:a14="http://schemas.microsoft.com/office/drawing/2010/main" val="0"/>
+                        </a:ext>
+                      </a:extLst>
+                    </a:blip>
+                    <a:srcRect/>
+                    <a:stretch>
+                      <a:fillRect/>
+                    </a:stretch>
+                  </pic:blipFill>
+                  <pic:spPr bwMode="auto">
+                    <a:xfrm>
+                      <a:off x="0" y="0"/>
+                      <a:ext cx="5606980" cy="3599180"/>
+                    </a:xfrm>
+                    <a:prstGeom prst="rect">
+                      <a:avLst/>
+                    </a:prstGeom>
+                    <a:noFill/>
+                  </pic:spPr>
+                </pic:pic>
+              </a:graphicData>
+            </a:graphic>
+            <wp14:sizeRelH relativeFrom="page">
+              <wp14:pctWidth>0</wp14:pctWidth>
+            </wp14:sizeRelH>
+            <wp14:sizeRelV relativeFrom="page">
+              <wp14:pctHeight>0</wp14:pctHeight>
+            </wp14:sizeRelV>
+          </wp:anchor>
+        </w:drawing>
+      </w:r>
+      <w:r>
+        <w:rPr>
+          <w:b/>
+          <w:bCs/>
+          <w:i/>
+          <w:iCs/>
+        </w:rPr>
+        <w:t>Pruebas de las reglas del negocio</w:t>
+      </w:r>
+      <w:r>
+        <w:rPr>
+          <w:b/>
+          <w:bCs/>
+          <w:i/>
+          <w:iCs/>
+        </w:rPr>
+        <w:t xml:space="preserve"> (La </w:t>
+      </w:r>
+      <w:r>
+        <w:rPr>
+          <w:b/>
+          <w:bCs/>
+          <w:i/>
+          <w:iCs/>
+        </w:rPr>
+        <w:t>cantidad de personas excede la capacidad máxima de la mesa</w:t>
+      </w:r>
+      <w:r>
+        <w:rPr>
+          <w:b/>
+          <w:bCs/>
+          <w:i/>
+          <w:iCs/>
+        </w:rPr>
+        <w:t>)</w:t>
+      </w:r>
+    </w:p>
+    <w:p>
+      <w:pPr>
+        <w:tabs>
+          <w:tab w:val="left" w:pos="1535"/>
+        </w:tabs>
+        <w:ind w:left="1080"/>
+      </w:pPr>
+    </w:p>
+    <w:p/>
+    <w:p/>
+    <w:p/>
+    <w:p/>
+    <w:p/>
+    <w:p/>
+    <w:p/>
+    <w:p/>
+    <w:p/>
+    <w:p/>
+    <w:p/>
+    <w:p>
+      <w:pPr>
+        <w:pStyle w:val="Prrafodelista"/>
+        <w:numPr>
+          <w:ilvl w:val="0"/>
+          <w:numId w:val="20"/>
+        </w:numPr>
+        <w:tabs>
+          <w:tab w:val="left" w:pos="1345"/>
+        </w:tabs>
+        <w:rPr>
+          <w:b/>
+          <w:bCs/>
+          <w:i/>
+          <w:iCs/>
+        </w:rPr>
+      </w:pPr>
+      <w:r>
+        <w:rPr>
+          <w:b/>
+          <w:bCs/>
+          <w:i/>
+          <w:iCs/>
+          <w:noProof/>
+        </w:rPr>
+        <w:drawing>
+          <wp:anchor distT="0" distB="0" distL="114300" distR="114300" simplePos="0" relativeHeight="251701248" behindDoc="0" locked="0" layoutInCell="1" allowOverlap="1" wp14:anchorId="562B6763" wp14:editId="30A1AA7A">
+            <wp:simplePos x="0" y="0"/>
+            <wp:positionH relativeFrom="margin">
+              <wp:align>right</wp:align>
+            </wp:positionH>
+            <wp:positionV relativeFrom="paragraph">
+              <wp:posOffset>379011</wp:posOffset>
+            </wp:positionV>
+            <wp:extent cx="5616463" cy="3599180"/>
+            <wp:effectExtent l="0" t="0" r="3810" b="1270"/>
+            <wp:wrapNone/>
+            <wp:docPr id="1582101244" name="Imagen 12"/>
+            <wp:cNvGraphicFramePr>
+              <a:graphicFrameLocks xmlns:a="http://schemas.openxmlformats.org/drawingml/2006/main" noChangeAspect="1"/>
+            </wp:cNvGraphicFramePr>
+            <a:graphic xmlns:a="http://schemas.openxmlformats.org/drawingml/2006/main">
+              <a:graphicData uri="http://schemas.openxmlformats.org/drawingml/2006/picture">
+                <pic:pic xmlns:pic="http://schemas.openxmlformats.org/drawingml/2006/picture">
+                  <pic:nvPicPr>
+                    <pic:cNvPr id="0" name="Picture 13"/>
+                    <pic:cNvPicPr>
+                      <a:picLocks noChangeAspect="1" noChangeArrowheads="1"/>
+                    </pic:cNvPicPr>
+                  </pic:nvPicPr>
+                  <pic:blipFill>
+                    <a:blip r:embed="rId43">
+                      <a:extLst>
+                        <a:ext uri="{28A0092B-C50C-407E-A947-70E740481C1C}">
+                          <a14:useLocalDpi xmlns:a14="http://schemas.microsoft.com/office/drawing/2010/main" val="0"/>
+                        </a:ext>
+                      </a:extLst>
+                    </a:blip>
+                    <a:srcRect/>
+                    <a:stretch>
+                      <a:fillRect/>
+                    </a:stretch>
+                  </pic:blipFill>
+                  <pic:spPr bwMode="auto">
+                    <a:xfrm>
+                      <a:off x="0" y="0"/>
+                      <a:ext cx="5616463" cy="3599180"/>
+                    </a:xfrm>
+                    <a:prstGeom prst="rect">
+                      <a:avLst/>
+                    </a:prstGeom>
+                    <a:noFill/>
+                  </pic:spPr>
+                </pic:pic>
+              </a:graphicData>
+            </a:graphic>
+            <wp14:sizeRelH relativeFrom="page">
+              <wp14:pctWidth>0</wp14:pctWidth>
+            </wp14:sizeRelH>
+            <wp14:sizeRelV relativeFrom="page">
+              <wp14:pctHeight>0</wp14:pctHeight>
+            </wp14:sizeRelV>
+          </wp:anchor>
+        </w:drawing>
+      </w:r>
+      <w:r>
+        <w:rPr>
+          <w:b/>
+          <w:bCs/>
+          <w:i/>
+          <w:iCs/>
+        </w:rPr>
+        <w:t>Pruebas de las reglas del negocio</w:t>
+      </w:r>
+      <w:r>
+        <w:rPr>
+          <w:b/>
+          <w:bCs/>
+          <w:i/>
+          <w:iCs/>
+        </w:rPr>
+        <w:t xml:space="preserve"> (La me</w:t>
+      </w:r>
+      <w:r>
+        <w:rPr>
+          <w:b/>
+          <w:bCs/>
+          <w:i/>
+          <w:iCs/>
+        </w:rPr>
+        <w:t>s</w:t>
+      </w:r>
+      <w:r>
+        <w:rPr>
+          <w:b/>
+          <w:bCs/>
+          <w:i/>
+          <w:iCs/>
+        </w:rPr>
+        <w:t>a no se encuentra Activa)</w:t>
+      </w:r>
+    </w:p>
+    <w:p/>
+    <w:p/>
+    <w:p/>
+    <w:p/>
+    <w:p/>
+    <w:p/>
+    <w:p/>
+    <w:p/>
+    <w:p>
+      <w:pPr>
+        <w:rPr>
+          <w:b/>
+          <w:bCs/>
+          <w:i/>
+          <w:iCs/>
+        </w:rPr>
+      </w:pPr>
+    </w:p>
+    <w:p/>
+    <w:p/>
+    <w:p>
+      <w:pPr>
+        <w:pStyle w:val="Prrafodelista"/>
+        <w:numPr>
+          <w:ilvl w:val="0"/>
+          <w:numId w:val="20"/>
+        </w:numPr>
+      </w:pPr>
+      <w:r>
+        <w:rPr>
+          <w:b/>
+          <w:bCs/>
+          <w:noProof/>
+        </w:rPr>
+        <w:lastRenderedPageBreak/>
+        <w:drawing>
+          <wp:anchor distT="0" distB="0" distL="114300" distR="114300" simplePos="0" relativeHeight="251702272" behindDoc="0" locked="0" layoutInCell="1" allowOverlap="1" wp14:anchorId="0B09F5A8" wp14:editId="057BED27">
+            <wp:simplePos x="0" y="0"/>
+            <wp:positionH relativeFrom="margin">
+              <wp:align>center</wp:align>
+            </wp:positionH>
+            <wp:positionV relativeFrom="paragraph">
+              <wp:posOffset>556671</wp:posOffset>
+            </wp:positionV>
+            <wp:extent cx="6607810" cy="3195376"/>
+            <wp:effectExtent l="0" t="0" r="2540" b="5080"/>
+            <wp:wrapNone/>
+            <wp:docPr id="1950393285" name="Imagen 13"/>
+            <wp:cNvGraphicFramePr>
+              <a:graphicFrameLocks xmlns:a="http://schemas.openxmlformats.org/drawingml/2006/main" noChangeAspect="1"/>
+            </wp:cNvGraphicFramePr>
+            <a:graphic xmlns:a="http://schemas.openxmlformats.org/drawingml/2006/main">
+              <a:graphicData uri="http://schemas.openxmlformats.org/drawingml/2006/picture">
+                <pic:pic xmlns:pic="http://schemas.openxmlformats.org/drawingml/2006/picture">
+                  <pic:nvPicPr>
+                    <pic:cNvPr id="0" name="Picture 14"/>
+                    <pic:cNvPicPr>
+                      <a:picLocks noChangeAspect="1" noChangeArrowheads="1"/>
+                    </pic:cNvPicPr>
+                  </pic:nvPicPr>
+                  <pic:blipFill>
+                    <a:blip r:embed="rId44">
+                      <a:extLst>
+                        <a:ext uri="{28A0092B-C50C-407E-A947-70E740481C1C}">
+                          <a14:useLocalDpi xmlns:a14="http://schemas.microsoft.com/office/drawing/2010/main" val="0"/>
+                        </a:ext>
+                      </a:extLst>
+                    </a:blip>
+                    <a:srcRect/>
+                    <a:stretch>
+                      <a:fillRect/>
+                    </a:stretch>
+                  </pic:blipFill>
+                  <pic:spPr bwMode="auto">
+                    <a:xfrm>
+                      <a:off x="0" y="0"/>
+                      <a:ext cx="6617926" cy="3200268"/>
+                    </a:xfrm>
+                    <a:prstGeom prst="rect">
+                      <a:avLst/>
+                    </a:prstGeom>
+                    <a:noFill/>
+                  </pic:spPr>
+                </pic:pic>
+              </a:graphicData>
+            </a:graphic>
+            <wp14:sizeRelH relativeFrom="page">
+              <wp14:pctWidth>0</wp14:pctWidth>
+            </wp14:sizeRelH>
+            <wp14:sizeRelV relativeFrom="page">
+              <wp14:pctHeight>0</wp14:pctHeight>
+            </wp14:sizeRelV>
+          </wp:anchor>
+        </w:drawing>
+      </w:r>
+      <w:r>
+        <w:rPr>
+          <w:b/>
+          <w:bCs/>
+        </w:rPr>
+        <w:t>Consultas de los datos almacenados en PostgreSQL</w:t>
+      </w:r>
+    </w:p>
+    <w:p/>
+    <w:p/>
+    <w:p/>
+    <w:p/>
+    <w:p/>
+    <w:p/>
+    <w:p/>
+    <w:p/>
+    <w:p/>
+    <w:p/>
+    <w:p/>
+    <w:p/>
+    <w:p/>
+    <w:p/>
+    <w:p>
+      <w:pPr>
+        <w:ind w:firstLine="708"/>
+      </w:pPr>
+    </w:p>
+    <w:p>
+      <w:pPr>
+        <w:ind w:firstLine="708"/>
+      </w:pPr>
+    </w:p>
+    <w:p>
+      <w:pPr>
+        <w:ind w:firstLine="708"/>
+      </w:pPr>
+    </w:p>
+    <w:p>
+      <w:pPr>
+        <w:ind w:firstLine="708"/>
+      </w:pPr>
+    </w:p>
+    <w:p>
+      <w:pPr>
+        <w:ind w:firstLine="708"/>
+      </w:pPr>
+    </w:p>
+    <w:p>
+      <w:pPr>
+        <w:ind w:firstLine="708"/>
+      </w:pPr>
+    </w:p>
+    <w:p>
+      <w:pPr>
+        <w:ind w:firstLine="708"/>
+      </w:pPr>
+    </w:p>
+    <w:p>
+      <w:pPr>
+        <w:ind w:firstLine="708"/>
+      </w:pPr>
+    </w:p>
+    <w:p>
+      <w:pPr>
+        <w:ind w:firstLine="708"/>
+      </w:pPr>
+    </w:p>
+    <w:p>
+      <w:pPr>
+        <w:ind w:firstLine="708"/>
+      </w:pPr>
+    </w:p>
+    <w:p>
+      <w:pPr>
+        <w:ind w:firstLine="708"/>
+      </w:pPr>
+    </w:p>
+    <w:p>
+      <w:pPr>
+        <w:pStyle w:val="Prrafodelista"/>
+        <w:numPr>
+          <w:ilvl w:val="0"/>
+          <w:numId w:val="20"/>
+        </w:numPr>
+      </w:pPr>
+      <w:r>
+        <w:lastRenderedPageBreak/>
+        <w:t>Reflexión Final</w:t>
+      </w:r>
+    </w:p>
+    <w:p>
+      <w:pPr>
+        <w:pStyle w:val="APA7"/>
+      </w:pPr>
+      <w:r>
+        <w:t>Al inicio del proyecto me sentía bastante perdido con tantos conceptos de desarrollo backend, ya que no sabía muy bien cómo conectar la base de datos PostgreSQL con el código en Spring Boot. Al principio cometí varios errores en las consultas SQL y en los nombres del JSON, pero poco a poco, leyendo los mensajes de error, fui entendiendo qué estaba fallando en el servidor</w:t>
+      </w:r>
+      <w:r>
+        <w:t xml:space="preserve">, </w:t>
+      </w:r>
+    </w:p>
+    <w:p>
+      <w:pPr>
+        <w:pStyle w:val="APA7"/>
+      </w:pPr>
+      <w:r>
+        <w:t>Aprender a usar Postman fue un punto clave porque me permitió simular las peticiones reales. Me costó varios intentos atinarle a la configuración correcta de los DTOs y las validaciones</w:t>
+      </w:r>
+      <w:r>
+        <w:t>, pero</w:t>
+      </w:r>
+      <w:r>
+        <w:t xml:space="preserve"> con paciencia logré programar la primera regla: validar la capacidad de las mesas. Luego logré que el sistema rechazara reservas en mesas inactivas devolviendo un error 400 Bad Request. Ver que el backend reaccionaba exactamente como yo lo había programado me dio muchísima satisfacción. También entendí la importancia de proteger los datos y manejar respuestas de error claras. Comprendí que enviar y recibir los códigos HTTP correctos es la base de un servidor bien hecho.</w:t>
+      </w:r>
+    </w:p>
+    <w:p>
+      <w:pPr>
+        <w:pStyle w:val="APA7"/>
+      </w:pPr>
+      <w:r>
+        <w:t>L</w:t>
+      </w:r>
+      <w:r>
+        <w:t xml:space="preserve">o verdaderamente crucial en esta etapa era asegurar la lógica de negocio y la consistencia de los endpoints. Aunque me costó ir agarrándole el ritmo al código, cada fallo me enseñó a depurar mejor. Hoy veo mi proyecto de reservas con orgullo porque sé todo el trabajo técnico que hay detrás, y siento que di un gran paso como principiante quedando listo para afrontar retos </w:t>
+      </w:r>
+      <w:r>
+        <w:t>e ir creciendo poco a poco.</w:t>
+      </w:r>
+    </w:p>
     <w:sectPr>
       <w:pgSz w:w="12240" w:h="15840"/>
       <w:pgMar w:top="1417" w:right="1701" w:bottom="1417" w:left="1701" w:header="708" w:footer="708" w:gutter="0"/>
@@ -3216,6 +5630,56 @@
 </w:document>
 </file>
 
+<file path=word/endnotes.xml><?xml version="1.0" encoding="utf-8"?>
+<w:endnotes xmlns:wpc="http://schemas.microsoft.com/office/word/2010/wordprocessingCanvas" xmlns:cx="http://schemas.microsoft.com/office/drawing/2014/chartex" xmlns:cx1="http://schemas.microsoft.com/office/drawing/2015/9/8/chartex" xmlns:cx2="http://schemas.microsoft.com/office/drawing/2015/10/21/chartex" xmlns:cx3="http://schemas.microsoft.com/office/drawing/2016/5/9/chartex" xmlns:cx4="http://schemas.microsoft.com/office/drawing/2016/5/10/chartex" xmlns:cx5="http://schemas.microsoft.com/office/drawing/2016/5/11/chartex" xmlns:cx6="http://schemas.microsoft.com/office/drawing/2016/5/12/chartex" xmlns:cx7="http://schemas.microsoft.com/office/drawing/2016/5/13/chartex" xmlns:cx8="http://schemas.microsoft.com/office/drawing/2016/5/14/chartex" xmlns:mc="http://schemas.openxmlformats.org/markup-compatibility/2006" xmlns:aink="http://schemas.microsoft.com/office/drawing/2016/ink" xmlns:am3d="http://schemas.microsoft.com/office/drawing/2017/model3d" xmlns:o="urn:schemas-microsoft-com:office:office" xmlns:oel="http://schemas.microsoft.com/office/2019/extlst" xmlns:r="http://schemas.openxmlformats.org/officeDocument/2006/relationships" xmlns:m="http://schemas.openxmlformats.org/officeDocument/2006/math" xmlns:v="urn:schemas-microsoft-com:vml" xmlns:wp14="http://schemas.microsoft.com/office/word/2010/wordprocessingDrawing" xmlns:wp="http://schemas.openxmlformats.org/drawingml/2006/wordprocessingDrawing" xmlns:w10="urn:schemas-microsoft-com:office:word" xmlns:w="http://schemas.openxmlformats.org/wordprocessingml/2006/main" xmlns:w14="http://schemas.microsoft.com/office/word/2010/wordml" xmlns:w15="http://schemas.microsoft.com/office/word/2012/wordml" xmlns:w16cex="http://schemas.microsoft.com/office/word/2018/wordml/cex" xmlns:w16cid="http://schemas.microsoft.com/office/word/2016/wordml/cid" xmlns:w16="http://schemas.microsoft.com/office/word/2018/wordml" xmlns:w16du="http://schemas.microsoft.com/office/word/2023/wordml/word16du" xmlns:w16sdtdh="http://schemas.microsoft.com/office/word/2020/wordml/sdtdatahash" xmlns:w16sdtfl="http://schemas.microsoft.com/office/word/2024/wordml/sdtformatlock" xmlns:w16se="http://schemas.microsoft.com/office/word/2015/wordml/symex" xmlns:wpg="http://schemas.microsoft.com/office/word/2010/wordprocessingGroup" xmlns:wpi="http://schemas.microsoft.com/office/word/2010/wordprocessingInk" xmlns:wne="http://schemas.microsoft.com/office/word/2006/wordml" xmlns:wps="http://schemas.microsoft.com/office/word/2010/wordprocessingShape" mc:Ignorable="w14 w15 w16se w16cid w16 w16cex w16sdtdh w16sdtfl w16du wp14">
+  <w:endnote w:type="separator" w:id="-1">
+    <w:p>
+      <w:pPr>
+        <w:spacing w:after="0" w:line="240" w:lineRule="auto"/>
+      </w:pPr>
+      <w:r>
+        <w:separator/>
+      </w:r>
+    </w:p>
+  </w:endnote>
+  <w:endnote w:type="continuationSeparator" w:id="0">
+    <w:p>
+      <w:pPr>
+        <w:spacing w:after="0" w:line="240" w:lineRule="auto"/>
+      </w:pPr>
+      <w:r>
+        <w:continuationSeparator/>
+      </w:r>
+    </w:p>
+  </w:endnote>
+</w:endnotes>
+</file>
+
+<file path=word/footnotes.xml><?xml version="1.0" encoding="utf-8"?>
+<w:footnotes xmlns:wpc="http://schemas.microsoft.com/office/word/2010/wordprocessingCanvas" xmlns:cx="http://schemas.microsoft.com/office/drawing/2014/chartex" xmlns:cx1="http://schemas.microsoft.com/office/drawing/2015/9/8/chartex" xmlns:cx2="http://schemas.microsoft.com/office/drawing/2015/10/21/chartex" xmlns:cx3="http://schemas.microsoft.com/office/drawing/2016/5/9/chartex" xmlns:cx4="http://schemas.microsoft.com/office/drawing/2016/5/10/chartex" xmlns:cx5="http://schemas.microsoft.com/office/drawing/2016/5/11/chartex" xmlns:cx6="http://schemas.microsoft.com/office/drawing/2016/5/12/chartex" xmlns:cx7="http://schemas.microsoft.com/office/drawing/2016/5/13/chartex" xmlns:cx8="http://schemas.microsoft.com/office/drawing/2016/5/14/chartex" xmlns:mc="http://schemas.openxmlformats.org/markup-compatibility/2006" xmlns:aink="http://schemas.microsoft.com/office/drawing/2016/ink" xmlns:am3d="http://schemas.microsoft.com/office/drawing/2017/model3d" xmlns:o="urn:schemas-microsoft-com:office:office" xmlns:oel="http://schemas.microsoft.com/office/2019/extlst" xmlns:r="http://schemas.openxmlformats.org/officeDocument/2006/relationships" xmlns:m="http://schemas.openxmlformats.org/officeDocument/2006/math" xmlns:v="urn:schemas-microsoft-com:vml" xmlns:wp14="http://schemas.microsoft.com/office/word/2010/wordprocessingDrawing" xmlns:wp="http://schemas.openxmlformats.org/drawingml/2006/wordprocessingDrawing" xmlns:w10="urn:schemas-microsoft-com:office:word" xmlns:w="http://schemas.openxmlformats.org/wordprocessingml/2006/main" xmlns:w14="http://schemas.microsoft.com/office/word/2010/wordml" xmlns:w15="http://schemas.microsoft.com/office/word/2012/wordml" xmlns:w16cex="http://schemas.microsoft.com/office/word/2018/wordml/cex" xmlns:w16cid="http://schemas.microsoft.com/office/word/2016/wordml/cid" xmlns:w16="http://schemas.microsoft.com/office/word/2018/wordml" xmlns:w16du="http://schemas.microsoft.com/office/word/2023/wordml/word16du" xmlns:w16sdtdh="http://schemas.microsoft.com/office/word/2020/wordml/sdtdatahash" xmlns:w16sdtfl="http://schemas.microsoft.com/office/word/2024/wordml/sdtformatlock" xmlns:w16se="http://schemas.microsoft.com/office/word/2015/wordml/symex" xmlns:wpg="http://schemas.microsoft.com/office/word/2010/wordprocessingGroup" xmlns:wpi="http://schemas.microsoft.com/office/word/2010/wordprocessingInk" xmlns:wne="http://schemas.microsoft.com/office/word/2006/wordml" xmlns:wps="http://schemas.microsoft.com/office/word/2010/wordprocessingShape" mc:Ignorable="w14 w15 w16se w16cid w16 w16cex w16sdtdh w16sdtfl w16du wp14">
+  <w:footnote w:type="separator" w:id="-1">
+    <w:p>
+      <w:pPr>
+        <w:spacing w:after="0" w:line="240" w:lineRule="auto"/>
+      </w:pPr>
+      <w:r>
+        <w:separator/>
+      </w:r>
+    </w:p>
+  </w:footnote>
+  <w:footnote w:type="continuationSeparator" w:id="0">
+    <w:p>
+      <w:pPr>
+        <w:spacing w:after="0" w:line="240" w:lineRule="auto"/>
+      </w:pPr>
+      <w:r>
+        <w:continuationSeparator/>
+      </w:r>
+    </w:p>
+  </w:footnote>
+</w:footnotes>
+</file>
+
 <file path=word/numbering.xml><?xml version="1.0" encoding="utf-8"?>
 <w:numbering xmlns:wpc="http://schemas.microsoft.com/office/word/2010/wordprocessingCanvas" xmlns:cx="http://schemas.microsoft.com/office/drawing/2014/chartex" xmlns:cx1="http://schemas.microsoft.com/office/drawing/2015/9/8/chartex" xmlns:cx2="http://schemas.microsoft.com/office/drawing/2015/10/21/chartex" xmlns:cx3="http://schemas.microsoft.com/office/drawing/2016/5/9/chartex" xmlns:cx4="http://schemas.microsoft.com/office/drawing/2016/5/10/chartex" xmlns:cx5="http://schemas.microsoft.com/office/drawing/2016/5/11/chartex" xmlns:cx6="http://schemas.microsoft.com/office/drawing/2016/5/12/chartex" xmlns:cx7="http://schemas.microsoft.com/office/drawing/2016/5/13/chartex" xmlns:cx8="http://schemas.microsoft.com/office/drawing/2016/5/14/chartex" xmlns:mc="http://schemas.openxmlformats.org/markup-compatibility/2006" xmlns:aink="http://schemas.microsoft.com/office/drawing/2016/ink" xmlns:am3d="http://schemas.microsoft.com/office/drawing/2017/model3d" xmlns:o="urn:schemas-microsoft-com:office:office" xmlns:oel="http://schemas.microsoft.com/office/2019/extlst" xmlns:r="http://schemas.openxmlformats.org/officeDocument/2006/relationships" xmlns:m="http://schemas.openxmlformats.org/officeDocument/2006/math" xmlns:v="urn:schemas-microsoft-com:vml" xmlns:wp14="http://schemas.microsoft.com/office/word/2010/wordprocessingDrawing" xmlns:wp="http://schemas.openxmlformats.org/drawingml/2006/wordprocessingDrawing" xmlns:w10="urn:schemas-microsoft-com:office:word" xmlns:w="http://schemas.openxmlformats.org/wordprocessingml/2006/main" xmlns:w14="http://schemas.microsoft.com/office/word/2010/wordml" xmlns:w15="http://schemas.microsoft.com/office/word/2012/wordml" xmlns:w16cex="http://schemas.microsoft.com/office/word/2018/wordml/cex" xmlns:w16cid="http://schemas.microsoft.com/office/word/2016/wordml/cid" xmlns:w16="http://schemas.microsoft.com/office/word/2018/wordml" xmlns:w16du="http://schemas.microsoft.com/office/word/2023/wordml/word16du" xmlns:w16sdtdh="http://schemas.microsoft.com/office/word/2020/wordml/sdtdatahash" xmlns:w16sdtfl="http://schemas.microsoft.com/office/word/2024/wordml/sdtformatlock" xmlns:w16se="http://schemas.microsoft.com/office/word/2015/wordml/symex" xmlns:wpg="http://schemas.microsoft.com/office/word/2010/wordprocessingGroup" xmlns:wpi="http://schemas.microsoft.com/office/word/2010/wordprocessingInk" xmlns:wne="http://schemas.microsoft.com/office/word/2006/wordml" xmlns:wps="http://schemas.microsoft.com/office/word/2010/wordprocessingShape" mc:Ignorable="w14 w15 w16se w16cid w16 w16cex w16sdtdh w16sdtfl w16du wp14">
   <w:abstractNum w:abstractNumId="0" w15:restartNumberingAfterBreak="0">
@@ -3445,6 +5909,684 @@
     </w:lvl>
   </w:abstractNum>
   <w:abstractNum w:abstractNumId="2" w15:restartNumberingAfterBreak="0">
+    <w:nsid w:val="076678CB"/>
+    <w:multiLevelType w:val="hybridMultilevel"/>
+    <w:tmpl w:val="CE342E8E"/>
+    <w:lvl w:ilvl="0" w:tplc="100A000B">
+      <w:start w:val="1"/>
+      <w:numFmt w:val="bullet"/>
+      <w:lvlText w:val=""/>
+      <w:lvlJc w:val="left"/>
+      <w:pPr>
+        <w:ind w:left="720" w:hanging="360"/>
+      </w:pPr>
+      <w:rPr>
+        <w:rFonts w:ascii="Wingdings" w:hAnsi="Wingdings" w:hint="default"/>
+      </w:rPr>
+    </w:lvl>
+    <w:lvl w:ilvl="1" w:tplc="100A0003" w:tentative="1">
+      <w:start w:val="1"/>
+      <w:numFmt w:val="bullet"/>
+      <w:lvlText w:val="o"/>
+      <w:lvlJc w:val="left"/>
+      <w:pPr>
+        <w:ind w:left="1440" w:hanging="360"/>
+      </w:pPr>
+      <w:rPr>
+        <w:rFonts w:ascii="Courier New" w:hAnsi="Courier New" w:cs="Courier New" w:hint="default"/>
+      </w:rPr>
+    </w:lvl>
+    <w:lvl w:ilvl="2" w:tplc="100A0005" w:tentative="1">
+      <w:start w:val="1"/>
+      <w:numFmt w:val="bullet"/>
+      <w:lvlText w:val=""/>
+      <w:lvlJc w:val="left"/>
+      <w:pPr>
+        <w:ind w:left="2160" w:hanging="360"/>
+      </w:pPr>
+      <w:rPr>
+        <w:rFonts w:ascii="Wingdings" w:hAnsi="Wingdings" w:hint="default"/>
+      </w:rPr>
+    </w:lvl>
+    <w:lvl w:ilvl="3" w:tplc="100A0001" w:tentative="1">
+      <w:start w:val="1"/>
+      <w:numFmt w:val="bullet"/>
+      <w:lvlText w:val=""/>
+      <w:lvlJc w:val="left"/>
+      <w:pPr>
+        <w:ind w:left="2880" w:hanging="360"/>
+      </w:pPr>
+      <w:rPr>
+        <w:rFonts w:ascii="Symbol" w:hAnsi="Symbol" w:hint="default"/>
+      </w:rPr>
+    </w:lvl>
+    <w:lvl w:ilvl="4" w:tplc="100A0003" w:tentative="1">
+      <w:start w:val="1"/>
+      <w:numFmt w:val="bullet"/>
+      <w:lvlText w:val="o"/>
+      <w:lvlJc w:val="left"/>
+      <w:pPr>
+        <w:ind w:left="3600" w:hanging="360"/>
+      </w:pPr>
+      <w:rPr>
+        <w:rFonts w:ascii="Courier New" w:hAnsi="Courier New" w:cs="Courier New" w:hint="default"/>
+      </w:rPr>
+    </w:lvl>
+    <w:lvl w:ilvl="5" w:tplc="100A0005" w:tentative="1">
+      <w:start w:val="1"/>
+      <w:numFmt w:val="bullet"/>
+      <w:lvlText w:val=""/>
+      <w:lvlJc w:val="left"/>
+      <w:pPr>
+        <w:ind w:left="4320" w:hanging="360"/>
+      </w:pPr>
+      <w:rPr>
+        <w:rFonts w:ascii="Wingdings" w:hAnsi="Wingdings" w:hint="default"/>
+      </w:rPr>
+    </w:lvl>
+    <w:lvl w:ilvl="6" w:tplc="100A0001" w:tentative="1">
+      <w:start w:val="1"/>
+      <w:numFmt w:val="bullet"/>
+      <w:lvlText w:val=""/>
+      <w:lvlJc w:val="left"/>
+      <w:pPr>
+        <w:ind w:left="5040" w:hanging="360"/>
+      </w:pPr>
+      <w:rPr>
+        <w:rFonts w:ascii="Symbol" w:hAnsi="Symbol" w:hint="default"/>
+      </w:rPr>
+    </w:lvl>
+    <w:lvl w:ilvl="7" w:tplc="100A0003" w:tentative="1">
+      <w:start w:val="1"/>
+      <w:numFmt w:val="bullet"/>
+      <w:lvlText w:val="o"/>
+      <w:lvlJc w:val="left"/>
+      <w:pPr>
+        <w:ind w:left="5760" w:hanging="360"/>
+      </w:pPr>
+      <w:rPr>
+        <w:rFonts w:ascii="Courier New" w:hAnsi="Courier New" w:cs="Courier New" w:hint="default"/>
+      </w:rPr>
+    </w:lvl>
+    <w:lvl w:ilvl="8" w:tplc="100A0005" w:tentative="1">
+      <w:start w:val="1"/>
+      <w:numFmt w:val="bullet"/>
+      <w:lvlText w:val=""/>
+      <w:lvlJc w:val="left"/>
+      <w:pPr>
+        <w:ind w:left="6480" w:hanging="360"/>
+      </w:pPr>
+      <w:rPr>
+        <w:rFonts w:ascii="Wingdings" w:hAnsi="Wingdings" w:hint="default"/>
+      </w:rPr>
+    </w:lvl>
+  </w:abstractNum>
+  <w:abstractNum w:abstractNumId="3" w15:restartNumberingAfterBreak="0">
+    <w:nsid w:val="08A854B2"/>
+    <w:multiLevelType w:val="hybridMultilevel"/>
+    <w:tmpl w:val="DF2EA3A6"/>
+    <w:lvl w:ilvl="0" w:tplc="100A0001">
+      <w:start w:val="1"/>
+      <w:numFmt w:val="bullet"/>
+      <w:lvlText w:val=""/>
+      <w:lvlJc w:val="left"/>
+      <w:pPr>
+        <w:ind w:left="1440" w:hanging="360"/>
+      </w:pPr>
+      <w:rPr>
+        <w:rFonts w:ascii="Symbol" w:hAnsi="Symbol" w:hint="default"/>
+      </w:rPr>
+    </w:lvl>
+    <w:lvl w:ilvl="1" w:tplc="100A0003" w:tentative="1">
+      <w:start w:val="1"/>
+      <w:numFmt w:val="bullet"/>
+      <w:lvlText w:val="o"/>
+      <w:lvlJc w:val="left"/>
+      <w:pPr>
+        <w:ind w:left="2160" w:hanging="360"/>
+      </w:pPr>
+      <w:rPr>
+        <w:rFonts w:ascii="Courier New" w:hAnsi="Courier New" w:cs="Courier New" w:hint="default"/>
+      </w:rPr>
+    </w:lvl>
+    <w:lvl w:ilvl="2" w:tplc="100A0005" w:tentative="1">
+      <w:start w:val="1"/>
+      <w:numFmt w:val="bullet"/>
+      <w:lvlText w:val=""/>
+      <w:lvlJc w:val="left"/>
+      <w:pPr>
+        <w:ind w:left="2880" w:hanging="360"/>
+      </w:pPr>
+      <w:rPr>
+        <w:rFonts w:ascii="Wingdings" w:hAnsi="Wingdings" w:hint="default"/>
+      </w:rPr>
+    </w:lvl>
+    <w:lvl w:ilvl="3" w:tplc="100A0001" w:tentative="1">
+      <w:start w:val="1"/>
+      <w:numFmt w:val="bullet"/>
+      <w:lvlText w:val=""/>
+      <w:lvlJc w:val="left"/>
+      <w:pPr>
+        <w:ind w:left="3600" w:hanging="360"/>
+      </w:pPr>
+      <w:rPr>
+        <w:rFonts w:ascii="Symbol" w:hAnsi="Symbol" w:hint="default"/>
+      </w:rPr>
+    </w:lvl>
+    <w:lvl w:ilvl="4" w:tplc="100A0003" w:tentative="1">
+      <w:start w:val="1"/>
+      <w:numFmt w:val="bullet"/>
+      <w:lvlText w:val="o"/>
+      <w:lvlJc w:val="left"/>
+      <w:pPr>
+        <w:ind w:left="4320" w:hanging="360"/>
+      </w:pPr>
+      <w:rPr>
+        <w:rFonts w:ascii="Courier New" w:hAnsi="Courier New" w:cs="Courier New" w:hint="default"/>
+      </w:rPr>
+    </w:lvl>
+    <w:lvl w:ilvl="5" w:tplc="100A0005" w:tentative="1">
+      <w:start w:val="1"/>
+      <w:numFmt w:val="bullet"/>
+      <w:lvlText w:val=""/>
+      <w:lvlJc w:val="left"/>
+      <w:pPr>
+        <w:ind w:left="5040" w:hanging="360"/>
+      </w:pPr>
+      <w:rPr>
+        <w:rFonts w:ascii="Wingdings" w:hAnsi="Wingdings" w:hint="default"/>
+      </w:rPr>
+    </w:lvl>
+    <w:lvl w:ilvl="6" w:tplc="100A0001" w:tentative="1">
+      <w:start w:val="1"/>
+      <w:numFmt w:val="bullet"/>
+      <w:lvlText w:val=""/>
+      <w:lvlJc w:val="left"/>
+      <w:pPr>
+        <w:ind w:left="5760" w:hanging="360"/>
+      </w:pPr>
+      <w:rPr>
+        <w:rFonts w:ascii="Symbol" w:hAnsi="Symbol" w:hint="default"/>
+      </w:rPr>
+    </w:lvl>
+    <w:lvl w:ilvl="7" w:tplc="100A0003" w:tentative="1">
+      <w:start w:val="1"/>
+      <w:numFmt w:val="bullet"/>
+      <w:lvlText w:val="o"/>
+      <w:lvlJc w:val="left"/>
+      <w:pPr>
+        <w:ind w:left="6480" w:hanging="360"/>
+      </w:pPr>
+      <w:rPr>
+        <w:rFonts w:ascii="Courier New" w:hAnsi="Courier New" w:cs="Courier New" w:hint="default"/>
+      </w:rPr>
+    </w:lvl>
+    <w:lvl w:ilvl="8" w:tplc="100A0005" w:tentative="1">
+      <w:start w:val="1"/>
+      <w:numFmt w:val="bullet"/>
+      <w:lvlText w:val=""/>
+      <w:lvlJc w:val="left"/>
+      <w:pPr>
+        <w:ind w:left="7200" w:hanging="360"/>
+      </w:pPr>
+      <w:rPr>
+        <w:rFonts w:ascii="Wingdings" w:hAnsi="Wingdings" w:hint="default"/>
+      </w:rPr>
+    </w:lvl>
+  </w:abstractNum>
+  <w:abstractNum w:abstractNumId="4" w15:restartNumberingAfterBreak="0">
+    <w:nsid w:val="098F5B52"/>
+    <w:multiLevelType w:val="hybridMultilevel"/>
+    <w:tmpl w:val="D60C177C"/>
+    <w:lvl w:ilvl="0" w:tplc="100A000B">
+      <w:start w:val="1"/>
+      <w:numFmt w:val="bullet"/>
+      <w:lvlText w:val=""/>
+      <w:lvlJc w:val="left"/>
+      <w:pPr>
+        <w:ind w:left="1440" w:hanging="360"/>
+      </w:pPr>
+      <w:rPr>
+        <w:rFonts w:ascii="Wingdings" w:hAnsi="Wingdings" w:hint="default"/>
+      </w:rPr>
+    </w:lvl>
+    <w:lvl w:ilvl="1" w:tplc="100A0003" w:tentative="1">
+      <w:start w:val="1"/>
+      <w:numFmt w:val="bullet"/>
+      <w:lvlText w:val="o"/>
+      <w:lvlJc w:val="left"/>
+      <w:pPr>
+        <w:ind w:left="2160" w:hanging="360"/>
+      </w:pPr>
+      <w:rPr>
+        <w:rFonts w:ascii="Courier New" w:hAnsi="Courier New" w:cs="Courier New" w:hint="default"/>
+      </w:rPr>
+    </w:lvl>
+    <w:lvl w:ilvl="2" w:tplc="100A0005" w:tentative="1">
+      <w:start w:val="1"/>
+      <w:numFmt w:val="bullet"/>
+      <w:lvlText w:val=""/>
+      <w:lvlJc w:val="left"/>
+      <w:pPr>
+        <w:ind w:left="2880" w:hanging="360"/>
+      </w:pPr>
+      <w:rPr>
+        <w:rFonts w:ascii="Wingdings" w:hAnsi="Wingdings" w:hint="default"/>
+      </w:rPr>
+    </w:lvl>
+    <w:lvl w:ilvl="3" w:tplc="100A0001" w:tentative="1">
+      <w:start w:val="1"/>
+      <w:numFmt w:val="bullet"/>
+      <w:lvlText w:val=""/>
+      <w:lvlJc w:val="left"/>
+      <w:pPr>
+        <w:ind w:left="3600" w:hanging="360"/>
+      </w:pPr>
+      <w:rPr>
+        <w:rFonts w:ascii="Symbol" w:hAnsi="Symbol" w:hint="default"/>
+      </w:rPr>
+    </w:lvl>
+    <w:lvl w:ilvl="4" w:tplc="100A0003" w:tentative="1">
+      <w:start w:val="1"/>
+      <w:numFmt w:val="bullet"/>
+      <w:lvlText w:val="o"/>
+      <w:lvlJc w:val="left"/>
+      <w:pPr>
+        <w:ind w:left="4320" w:hanging="360"/>
+      </w:pPr>
+      <w:rPr>
+        <w:rFonts w:ascii="Courier New" w:hAnsi="Courier New" w:cs="Courier New" w:hint="default"/>
+      </w:rPr>
+    </w:lvl>
+    <w:lvl w:ilvl="5" w:tplc="100A0005" w:tentative="1">
+      <w:start w:val="1"/>
+      <w:numFmt w:val="bullet"/>
+      <w:lvlText w:val=""/>
+      <w:lvlJc w:val="left"/>
+      <w:pPr>
+        <w:ind w:left="5040" w:hanging="360"/>
+      </w:pPr>
+      <w:rPr>
+        <w:rFonts w:ascii="Wingdings" w:hAnsi="Wingdings" w:hint="default"/>
+      </w:rPr>
+    </w:lvl>
+    <w:lvl w:ilvl="6" w:tplc="100A0001" w:tentative="1">
+      <w:start w:val="1"/>
+      <w:numFmt w:val="bullet"/>
+      <w:lvlText w:val=""/>
+      <w:lvlJc w:val="left"/>
+      <w:pPr>
+        <w:ind w:left="5760" w:hanging="360"/>
+      </w:pPr>
+      <w:rPr>
+        <w:rFonts w:ascii="Symbol" w:hAnsi="Symbol" w:hint="default"/>
+      </w:rPr>
+    </w:lvl>
+    <w:lvl w:ilvl="7" w:tplc="100A0003" w:tentative="1">
+      <w:start w:val="1"/>
+      <w:numFmt w:val="bullet"/>
+      <w:lvlText w:val="o"/>
+      <w:lvlJc w:val="left"/>
+      <w:pPr>
+        <w:ind w:left="6480" w:hanging="360"/>
+      </w:pPr>
+      <w:rPr>
+        <w:rFonts w:ascii="Courier New" w:hAnsi="Courier New" w:cs="Courier New" w:hint="default"/>
+      </w:rPr>
+    </w:lvl>
+    <w:lvl w:ilvl="8" w:tplc="100A0005" w:tentative="1">
+      <w:start w:val="1"/>
+      <w:numFmt w:val="bullet"/>
+      <w:lvlText w:val=""/>
+      <w:lvlJc w:val="left"/>
+      <w:pPr>
+        <w:ind w:left="7200" w:hanging="360"/>
+      </w:pPr>
+      <w:rPr>
+        <w:rFonts w:ascii="Wingdings" w:hAnsi="Wingdings" w:hint="default"/>
+      </w:rPr>
+    </w:lvl>
+  </w:abstractNum>
+  <w:abstractNum w:abstractNumId="5" w15:restartNumberingAfterBreak="0">
+    <w:nsid w:val="0EF9094B"/>
+    <w:multiLevelType w:val="hybridMultilevel"/>
+    <w:tmpl w:val="431AB6A6"/>
+    <w:lvl w:ilvl="0" w:tplc="100A000B">
+      <w:start w:val="1"/>
+      <w:numFmt w:val="bullet"/>
+      <w:lvlText w:val=""/>
+      <w:lvlJc w:val="left"/>
+      <w:pPr>
+        <w:ind w:left="1440" w:hanging="360"/>
+      </w:pPr>
+      <w:rPr>
+        <w:rFonts w:ascii="Wingdings" w:hAnsi="Wingdings" w:hint="default"/>
+      </w:rPr>
+    </w:lvl>
+    <w:lvl w:ilvl="1" w:tplc="100A0003" w:tentative="1">
+      <w:start w:val="1"/>
+      <w:numFmt w:val="bullet"/>
+      <w:lvlText w:val="o"/>
+      <w:lvlJc w:val="left"/>
+      <w:pPr>
+        <w:ind w:left="2160" w:hanging="360"/>
+      </w:pPr>
+      <w:rPr>
+        <w:rFonts w:ascii="Courier New" w:hAnsi="Courier New" w:cs="Courier New" w:hint="default"/>
+      </w:rPr>
+    </w:lvl>
+    <w:lvl w:ilvl="2" w:tplc="100A0005" w:tentative="1">
+      <w:start w:val="1"/>
+      <w:numFmt w:val="bullet"/>
+      <w:lvlText w:val=""/>
+      <w:lvlJc w:val="left"/>
+      <w:pPr>
+        <w:ind w:left="2880" w:hanging="360"/>
+      </w:pPr>
+      <w:rPr>
+        <w:rFonts w:ascii="Wingdings" w:hAnsi="Wingdings" w:hint="default"/>
+      </w:rPr>
+    </w:lvl>
+    <w:lvl w:ilvl="3" w:tplc="100A0001" w:tentative="1">
+      <w:start w:val="1"/>
+      <w:numFmt w:val="bullet"/>
+      <w:lvlText w:val=""/>
+      <w:lvlJc w:val="left"/>
+      <w:pPr>
+        <w:ind w:left="3600" w:hanging="360"/>
+      </w:pPr>
+      <w:rPr>
+        <w:rFonts w:ascii="Symbol" w:hAnsi="Symbol" w:hint="default"/>
+      </w:rPr>
+    </w:lvl>
+    <w:lvl w:ilvl="4" w:tplc="100A0003" w:tentative="1">
+      <w:start w:val="1"/>
+      <w:numFmt w:val="bullet"/>
+      <w:lvlText w:val="o"/>
+      <w:lvlJc w:val="left"/>
+      <w:pPr>
+        <w:ind w:left="4320" w:hanging="360"/>
+      </w:pPr>
+      <w:rPr>
+        <w:rFonts w:ascii="Courier New" w:hAnsi="Courier New" w:cs="Courier New" w:hint="default"/>
+      </w:rPr>
+    </w:lvl>
+    <w:lvl w:ilvl="5" w:tplc="100A0005" w:tentative="1">
+      <w:start w:val="1"/>
+      <w:numFmt w:val="bullet"/>
+      <w:lvlText w:val=""/>
+      <w:lvlJc w:val="left"/>
+      <w:pPr>
+        <w:ind w:left="5040" w:hanging="360"/>
+      </w:pPr>
+      <w:rPr>
+        <w:rFonts w:ascii="Wingdings" w:hAnsi="Wingdings" w:hint="default"/>
+      </w:rPr>
+    </w:lvl>
+    <w:lvl w:ilvl="6" w:tplc="100A0001" w:tentative="1">
+      <w:start w:val="1"/>
+      <w:numFmt w:val="bullet"/>
+      <w:lvlText w:val=""/>
+      <w:lvlJc w:val="left"/>
+      <w:pPr>
+        <w:ind w:left="5760" w:hanging="360"/>
+      </w:pPr>
+      <w:rPr>
+        <w:rFonts w:ascii="Symbol" w:hAnsi="Symbol" w:hint="default"/>
+      </w:rPr>
+    </w:lvl>
+    <w:lvl w:ilvl="7" w:tplc="100A0003" w:tentative="1">
+      <w:start w:val="1"/>
+      <w:numFmt w:val="bullet"/>
+      <w:lvlText w:val="o"/>
+      <w:lvlJc w:val="left"/>
+      <w:pPr>
+        <w:ind w:left="6480" w:hanging="360"/>
+      </w:pPr>
+      <w:rPr>
+        <w:rFonts w:ascii="Courier New" w:hAnsi="Courier New" w:cs="Courier New" w:hint="default"/>
+      </w:rPr>
+    </w:lvl>
+    <w:lvl w:ilvl="8" w:tplc="100A0005" w:tentative="1">
+      <w:start w:val="1"/>
+      <w:numFmt w:val="bullet"/>
+      <w:lvlText w:val=""/>
+      <w:lvlJc w:val="left"/>
+      <w:pPr>
+        <w:ind w:left="7200" w:hanging="360"/>
+      </w:pPr>
+      <w:rPr>
+        <w:rFonts w:ascii="Wingdings" w:hAnsi="Wingdings" w:hint="default"/>
+      </w:rPr>
+    </w:lvl>
+  </w:abstractNum>
+  <w:abstractNum w:abstractNumId="6" w15:restartNumberingAfterBreak="0">
+    <w:nsid w:val="10165D00"/>
+    <w:multiLevelType w:val="hybridMultilevel"/>
+    <w:tmpl w:val="1290A636"/>
+    <w:lvl w:ilvl="0" w:tplc="100A000B">
+      <w:start w:val="1"/>
+      <w:numFmt w:val="bullet"/>
+      <w:lvlText w:val=""/>
+      <w:lvlJc w:val="left"/>
+      <w:pPr>
+        <w:ind w:left="1440" w:hanging="360"/>
+      </w:pPr>
+      <w:rPr>
+        <w:rFonts w:ascii="Wingdings" w:hAnsi="Wingdings" w:hint="default"/>
+      </w:rPr>
+    </w:lvl>
+    <w:lvl w:ilvl="1" w:tplc="100A0003" w:tentative="1">
+      <w:start w:val="1"/>
+      <w:numFmt w:val="bullet"/>
+      <w:lvlText w:val="o"/>
+      <w:lvlJc w:val="left"/>
+      <w:pPr>
+        <w:ind w:left="2160" w:hanging="360"/>
+      </w:pPr>
+      <w:rPr>
+        <w:rFonts w:ascii="Courier New" w:hAnsi="Courier New" w:cs="Courier New" w:hint="default"/>
+      </w:rPr>
+    </w:lvl>
+    <w:lvl w:ilvl="2" w:tplc="100A0005" w:tentative="1">
+      <w:start w:val="1"/>
+      <w:numFmt w:val="bullet"/>
+      <w:lvlText w:val=""/>
+      <w:lvlJc w:val="left"/>
+      <w:pPr>
+        <w:ind w:left="2880" w:hanging="360"/>
+      </w:pPr>
+      <w:rPr>
+        <w:rFonts w:ascii="Wingdings" w:hAnsi="Wingdings" w:hint="default"/>
+      </w:rPr>
+    </w:lvl>
+    <w:lvl w:ilvl="3" w:tplc="100A0001" w:tentative="1">
+      <w:start w:val="1"/>
+      <w:numFmt w:val="bullet"/>
+      <w:lvlText w:val=""/>
+      <w:lvlJc w:val="left"/>
+      <w:pPr>
+        <w:ind w:left="3600" w:hanging="360"/>
+      </w:pPr>
+      <w:rPr>
+        <w:rFonts w:ascii="Symbol" w:hAnsi="Symbol" w:hint="default"/>
+      </w:rPr>
+    </w:lvl>
+    <w:lvl w:ilvl="4" w:tplc="100A0003" w:tentative="1">
+      <w:start w:val="1"/>
+      <w:numFmt w:val="bullet"/>
+      <w:lvlText w:val="o"/>
+      <w:lvlJc w:val="left"/>
+      <w:pPr>
+        <w:ind w:left="4320" w:hanging="360"/>
+      </w:pPr>
+      <w:rPr>
+        <w:rFonts w:ascii="Courier New" w:hAnsi="Courier New" w:cs="Courier New" w:hint="default"/>
+      </w:rPr>
+    </w:lvl>
+    <w:lvl w:ilvl="5" w:tplc="100A0005" w:tentative="1">
+      <w:start w:val="1"/>
+      <w:numFmt w:val="bullet"/>
+      <w:lvlText w:val=""/>
+      <w:lvlJc w:val="left"/>
+      <w:pPr>
+        <w:ind w:left="5040" w:hanging="360"/>
+      </w:pPr>
+      <w:rPr>
+        <w:rFonts w:ascii="Wingdings" w:hAnsi="Wingdings" w:hint="default"/>
+      </w:rPr>
+    </w:lvl>
+    <w:lvl w:ilvl="6" w:tplc="100A0001" w:tentative="1">
+      <w:start w:val="1"/>
+      <w:numFmt w:val="bullet"/>
+      <w:lvlText w:val=""/>
+      <w:lvlJc w:val="left"/>
+      <w:pPr>
+        <w:ind w:left="5760" w:hanging="360"/>
+      </w:pPr>
+      <w:rPr>
+        <w:rFonts w:ascii="Symbol" w:hAnsi="Symbol" w:hint="default"/>
+      </w:rPr>
+    </w:lvl>
+    <w:lvl w:ilvl="7" w:tplc="100A0003" w:tentative="1">
+      <w:start w:val="1"/>
+      <w:numFmt w:val="bullet"/>
+      <w:lvlText w:val="o"/>
+      <w:lvlJc w:val="left"/>
+      <w:pPr>
+        <w:ind w:left="6480" w:hanging="360"/>
+      </w:pPr>
+      <w:rPr>
+        <w:rFonts w:ascii="Courier New" w:hAnsi="Courier New" w:cs="Courier New" w:hint="default"/>
+      </w:rPr>
+    </w:lvl>
+    <w:lvl w:ilvl="8" w:tplc="100A0005" w:tentative="1">
+      <w:start w:val="1"/>
+      <w:numFmt w:val="bullet"/>
+      <w:lvlText w:val=""/>
+      <w:lvlJc w:val="left"/>
+      <w:pPr>
+        <w:ind w:left="7200" w:hanging="360"/>
+      </w:pPr>
+      <w:rPr>
+        <w:rFonts w:ascii="Wingdings" w:hAnsi="Wingdings" w:hint="default"/>
+      </w:rPr>
+    </w:lvl>
+  </w:abstractNum>
+  <w:abstractNum w:abstractNumId="7" w15:restartNumberingAfterBreak="0">
+    <w:nsid w:val="11EF43B6"/>
+    <w:multiLevelType w:val="hybridMultilevel"/>
+    <w:tmpl w:val="D94CC404"/>
+    <w:lvl w:ilvl="0" w:tplc="100A000B">
+      <w:start w:val="1"/>
+      <w:numFmt w:val="bullet"/>
+      <w:lvlText w:val=""/>
+      <w:lvlJc w:val="left"/>
+      <w:pPr>
+        <w:ind w:left="1440" w:hanging="360"/>
+      </w:pPr>
+      <w:rPr>
+        <w:rFonts w:ascii="Wingdings" w:hAnsi="Wingdings" w:hint="default"/>
+      </w:rPr>
+    </w:lvl>
+    <w:lvl w:ilvl="1" w:tplc="100A0003" w:tentative="1">
+      <w:start w:val="1"/>
+      <w:numFmt w:val="bullet"/>
+      <w:lvlText w:val="o"/>
+      <w:lvlJc w:val="left"/>
+      <w:pPr>
+        <w:ind w:left="2160" w:hanging="360"/>
+      </w:pPr>
+      <w:rPr>
+        <w:rFonts w:ascii="Courier New" w:hAnsi="Courier New" w:cs="Courier New" w:hint="default"/>
+      </w:rPr>
+    </w:lvl>
+    <w:lvl w:ilvl="2" w:tplc="100A0005" w:tentative="1">
+      <w:start w:val="1"/>
+      <w:numFmt w:val="bullet"/>
+      <w:lvlText w:val=""/>
+      <w:lvlJc w:val="left"/>
+      <w:pPr>
+        <w:ind w:left="2880" w:hanging="360"/>
+      </w:pPr>
+      <w:rPr>
+        <w:rFonts w:ascii="Wingdings" w:hAnsi="Wingdings" w:hint="default"/>
+      </w:rPr>
+    </w:lvl>
+    <w:lvl w:ilvl="3" w:tplc="100A0001" w:tentative="1">
+      <w:start w:val="1"/>
+      <w:numFmt w:val="bullet"/>
+      <w:lvlText w:val=""/>
+      <w:lvlJc w:val="left"/>
+      <w:pPr>
+        <w:ind w:left="3600" w:hanging="360"/>
+      </w:pPr>
+      <w:rPr>
+        <w:rFonts w:ascii="Symbol" w:hAnsi="Symbol" w:hint="default"/>
+      </w:rPr>
+    </w:lvl>
+    <w:lvl w:ilvl="4" w:tplc="100A0003" w:tentative="1">
+      <w:start w:val="1"/>
+      <w:numFmt w:val="bullet"/>
+      <w:lvlText w:val="o"/>
+      <w:lvlJc w:val="left"/>
+      <w:pPr>
+        <w:ind w:left="4320" w:hanging="360"/>
+      </w:pPr>
+      <w:rPr>
+        <w:rFonts w:ascii="Courier New" w:hAnsi="Courier New" w:cs="Courier New" w:hint="default"/>
+      </w:rPr>
+    </w:lvl>
+    <w:lvl w:ilvl="5" w:tplc="100A0005" w:tentative="1">
+      <w:start w:val="1"/>
+      <w:numFmt w:val="bullet"/>
+      <w:lvlText w:val=""/>
+      <w:lvlJc w:val="left"/>
+      <w:pPr>
+        <w:ind w:left="5040" w:hanging="360"/>
+      </w:pPr>
+      <w:rPr>
+        <w:rFonts w:ascii="Wingdings" w:hAnsi="Wingdings" w:hint="default"/>
+      </w:rPr>
+    </w:lvl>
+    <w:lvl w:ilvl="6" w:tplc="100A0001" w:tentative="1">
+      <w:start w:val="1"/>
+      <w:numFmt w:val="bullet"/>
+      <w:lvlText w:val=""/>
+      <w:lvlJc w:val="left"/>
+      <w:pPr>
+        <w:ind w:left="5760" w:hanging="360"/>
+      </w:pPr>
+      <w:rPr>
+        <w:rFonts w:ascii="Symbol" w:hAnsi="Symbol" w:hint="default"/>
+      </w:rPr>
+    </w:lvl>
+    <w:lvl w:ilvl="7" w:tplc="100A0003" w:tentative="1">
+      <w:start w:val="1"/>
+      <w:numFmt w:val="bullet"/>
+      <w:lvlText w:val="o"/>
+      <w:lvlJc w:val="left"/>
+      <w:pPr>
+        <w:ind w:left="6480" w:hanging="360"/>
+      </w:pPr>
+      <w:rPr>
+        <w:rFonts w:ascii="Courier New" w:hAnsi="Courier New" w:cs="Courier New" w:hint="default"/>
+      </w:rPr>
+    </w:lvl>
+    <w:lvl w:ilvl="8" w:tplc="100A0005" w:tentative="1">
+      <w:start w:val="1"/>
+      <w:numFmt w:val="bullet"/>
+      <w:lvlText w:val=""/>
+      <w:lvlJc w:val="left"/>
+      <w:pPr>
+        <w:ind w:left="7200" w:hanging="360"/>
+      </w:pPr>
+      <w:rPr>
+        <w:rFonts w:ascii="Wingdings" w:hAnsi="Wingdings" w:hint="default"/>
+      </w:rPr>
+    </w:lvl>
+  </w:abstractNum>
+  <w:abstractNum w:abstractNumId="8" w15:restartNumberingAfterBreak="0">
     <w:nsid w:val="26A71536"/>
     <w:multiLevelType w:val="hybridMultilevel"/>
     <w:tmpl w:val="D02A7842"/>
@@ -3530,7 +6672,7 @@
       </w:pPr>
     </w:lvl>
   </w:abstractNum>
-  <w:abstractNum w:abstractNumId="3" w15:restartNumberingAfterBreak="0">
+  <w:abstractNum w:abstractNumId="9" w15:restartNumberingAfterBreak="0">
     <w:nsid w:val="295563A5"/>
     <w:multiLevelType w:val="hybridMultilevel"/>
     <w:tmpl w:val="BFA82384"/>
@@ -3643,7 +6785,7 @@
       </w:rPr>
     </w:lvl>
   </w:abstractNum>
-  <w:abstractNum w:abstractNumId="4" w15:restartNumberingAfterBreak="0">
+  <w:abstractNum w:abstractNumId="10" w15:restartNumberingAfterBreak="0">
     <w:nsid w:val="2961250C"/>
     <w:multiLevelType w:val="hybridMultilevel"/>
     <w:tmpl w:val="67966A3E"/>
@@ -3756,7 +6898,233 @@
       </w:rPr>
     </w:lvl>
   </w:abstractNum>
-  <w:abstractNum w:abstractNumId="5" w15:restartNumberingAfterBreak="0">
+  <w:abstractNum w:abstractNumId="11" w15:restartNumberingAfterBreak="0">
+    <w:nsid w:val="300C7454"/>
+    <w:multiLevelType w:val="hybridMultilevel"/>
+    <w:tmpl w:val="22B26D16"/>
+    <w:lvl w:ilvl="0" w:tplc="100A000B">
+      <w:start w:val="1"/>
+      <w:numFmt w:val="bullet"/>
+      <w:lvlText w:val=""/>
+      <w:lvlJc w:val="left"/>
+      <w:pPr>
+        <w:ind w:left="1440" w:hanging="360"/>
+      </w:pPr>
+      <w:rPr>
+        <w:rFonts w:ascii="Wingdings" w:hAnsi="Wingdings" w:hint="default"/>
+      </w:rPr>
+    </w:lvl>
+    <w:lvl w:ilvl="1" w:tplc="100A0003" w:tentative="1">
+      <w:start w:val="1"/>
+      <w:numFmt w:val="bullet"/>
+      <w:lvlText w:val="o"/>
+      <w:lvlJc w:val="left"/>
+      <w:pPr>
+        <w:ind w:left="2160" w:hanging="360"/>
+      </w:pPr>
+      <w:rPr>
+        <w:rFonts w:ascii="Courier New" w:hAnsi="Courier New" w:cs="Courier New" w:hint="default"/>
+      </w:rPr>
+    </w:lvl>
+    <w:lvl w:ilvl="2" w:tplc="100A0005" w:tentative="1">
+      <w:start w:val="1"/>
+      <w:numFmt w:val="bullet"/>
+      <w:lvlText w:val=""/>
+      <w:lvlJc w:val="left"/>
+      <w:pPr>
+        <w:ind w:left="2880" w:hanging="360"/>
+      </w:pPr>
+      <w:rPr>
+        <w:rFonts w:ascii="Wingdings" w:hAnsi="Wingdings" w:hint="default"/>
+      </w:rPr>
+    </w:lvl>
+    <w:lvl w:ilvl="3" w:tplc="100A0001" w:tentative="1">
+      <w:start w:val="1"/>
+      <w:numFmt w:val="bullet"/>
+      <w:lvlText w:val=""/>
+      <w:lvlJc w:val="left"/>
+      <w:pPr>
+        <w:ind w:left="3600" w:hanging="360"/>
+      </w:pPr>
+      <w:rPr>
+        <w:rFonts w:ascii="Symbol" w:hAnsi="Symbol" w:hint="default"/>
+      </w:rPr>
+    </w:lvl>
+    <w:lvl w:ilvl="4" w:tplc="100A0003" w:tentative="1">
+      <w:start w:val="1"/>
+      <w:numFmt w:val="bullet"/>
+      <w:lvlText w:val="o"/>
+      <w:lvlJc w:val="left"/>
+      <w:pPr>
+        <w:ind w:left="4320" w:hanging="360"/>
+      </w:pPr>
+      <w:rPr>
+        <w:rFonts w:ascii="Courier New" w:hAnsi="Courier New" w:cs="Courier New" w:hint="default"/>
+      </w:rPr>
+    </w:lvl>
+    <w:lvl w:ilvl="5" w:tplc="100A0005" w:tentative="1">
+      <w:start w:val="1"/>
+      <w:numFmt w:val="bullet"/>
+      <w:lvlText w:val=""/>
+      <w:lvlJc w:val="left"/>
+      <w:pPr>
+        <w:ind w:left="5040" w:hanging="360"/>
+      </w:pPr>
+      <w:rPr>
+        <w:rFonts w:ascii="Wingdings" w:hAnsi="Wingdings" w:hint="default"/>
+      </w:rPr>
+    </w:lvl>
+    <w:lvl w:ilvl="6" w:tplc="100A0001" w:tentative="1">
+      <w:start w:val="1"/>
+      <w:numFmt w:val="bullet"/>
+      <w:lvlText w:val=""/>
+      <w:lvlJc w:val="left"/>
+      <w:pPr>
+        <w:ind w:left="5760" w:hanging="360"/>
+      </w:pPr>
+      <w:rPr>
+        <w:rFonts w:ascii="Symbol" w:hAnsi="Symbol" w:hint="default"/>
+      </w:rPr>
+    </w:lvl>
+    <w:lvl w:ilvl="7" w:tplc="100A0003" w:tentative="1">
+      <w:start w:val="1"/>
+      <w:numFmt w:val="bullet"/>
+      <w:lvlText w:val="o"/>
+      <w:lvlJc w:val="left"/>
+      <w:pPr>
+        <w:ind w:left="6480" w:hanging="360"/>
+      </w:pPr>
+      <w:rPr>
+        <w:rFonts w:ascii="Courier New" w:hAnsi="Courier New" w:cs="Courier New" w:hint="default"/>
+      </w:rPr>
+    </w:lvl>
+    <w:lvl w:ilvl="8" w:tplc="100A0005" w:tentative="1">
+      <w:start w:val="1"/>
+      <w:numFmt w:val="bullet"/>
+      <w:lvlText w:val=""/>
+      <w:lvlJc w:val="left"/>
+      <w:pPr>
+        <w:ind w:left="7200" w:hanging="360"/>
+      </w:pPr>
+      <w:rPr>
+        <w:rFonts w:ascii="Wingdings" w:hAnsi="Wingdings" w:hint="default"/>
+      </w:rPr>
+    </w:lvl>
+  </w:abstractNum>
+  <w:abstractNum w:abstractNumId="12" w15:restartNumberingAfterBreak="0">
+    <w:nsid w:val="329A6AD4"/>
+    <w:multiLevelType w:val="hybridMultilevel"/>
+    <w:tmpl w:val="E83E3236"/>
+    <w:lvl w:ilvl="0" w:tplc="100A000B">
+      <w:start w:val="1"/>
+      <w:numFmt w:val="bullet"/>
+      <w:lvlText w:val=""/>
+      <w:lvlJc w:val="left"/>
+      <w:pPr>
+        <w:ind w:left="1440" w:hanging="360"/>
+      </w:pPr>
+      <w:rPr>
+        <w:rFonts w:ascii="Wingdings" w:hAnsi="Wingdings" w:hint="default"/>
+      </w:rPr>
+    </w:lvl>
+    <w:lvl w:ilvl="1" w:tplc="100A0003" w:tentative="1">
+      <w:start w:val="1"/>
+      <w:numFmt w:val="bullet"/>
+      <w:lvlText w:val="o"/>
+      <w:lvlJc w:val="left"/>
+      <w:pPr>
+        <w:ind w:left="2160" w:hanging="360"/>
+      </w:pPr>
+      <w:rPr>
+        <w:rFonts w:ascii="Courier New" w:hAnsi="Courier New" w:cs="Courier New" w:hint="default"/>
+      </w:rPr>
+    </w:lvl>
+    <w:lvl w:ilvl="2" w:tplc="100A0005" w:tentative="1">
+      <w:start w:val="1"/>
+      <w:numFmt w:val="bullet"/>
+      <w:lvlText w:val=""/>
+      <w:lvlJc w:val="left"/>
+      <w:pPr>
+        <w:ind w:left="2880" w:hanging="360"/>
+      </w:pPr>
+      <w:rPr>
+        <w:rFonts w:ascii="Wingdings" w:hAnsi="Wingdings" w:hint="default"/>
+      </w:rPr>
+    </w:lvl>
+    <w:lvl w:ilvl="3" w:tplc="100A0001" w:tentative="1">
+      <w:start w:val="1"/>
+      <w:numFmt w:val="bullet"/>
+      <w:lvlText w:val=""/>
+      <w:lvlJc w:val="left"/>
+      <w:pPr>
+        <w:ind w:left="3600" w:hanging="360"/>
+      </w:pPr>
+      <w:rPr>
+        <w:rFonts w:ascii="Symbol" w:hAnsi="Symbol" w:hint="default"/>
+      </w:rPr>
+    </w:lvl>
+    <w:lvl w:ilvl="4" w:tplc="100A0003" w:tentative="1">
+      <w:start w:val="1"/>
+      <w:numFmt w:val="bullet"/>
+      <w:lvlText w:val="o"/>
+      <w:lvlJc w:val="left"/>
+      <w:pPr>
+        <w:ind w:left="4320" w:hanging="360"/>
+      </w:pPr>
+      <w:rPr>
+        <w:rFonts w:ascii="Courier New" w:hAnsi="Courier New" w:cs="Courier New" w:hint="default"/>
+      </w:rPr>
+    </w:lvl>
+    <w:lvl w:ilvl="5" w:tplc="100A0005" w:tentative="1">
+      <w:start w:val="1"/>
+      <w:numFmt w:val="bullet"/>
+      <w:lvlText w:val=""/>
+      <w:lvlJc w:val="left"/>
+      <w:pPr>
+        <w:ind w:left="5040" w:hanging="360"/>
+      </w:pPr>
+      <w:rPr>
+        <w:rFonts w:ascii="Wingdings" w:hAnsi="Wingdings" w:hint="default"/>
+      </w:rPr>
+    </w:lvl>
+    <w:lvl w:ilvl="6" w:tplc="100A0001" w:tentative="1">
+      <w:start w:val="1"/>
+      <w:numFmt w:val="bullet"/>
+      <w:lvlText w:val=""/>
+      <w:lvlJc w:val="left"/>
+      <w:pPr>
+        <w:ind w:left="5760" w:hanging="360"/>
+      </w:pPr>
+      <w:rPr>
+        <w:rFonts w:ascii="Symbol" w:hAnsi="Symbol" w:hint="default"/>
+      </w:rPr>
+    </w:lvl>
+    <w:lvl w:ilvl="7" w:tplc="100A0003" w:tentative="1">
+      <w:start w:val="1"/>
+      <w:numFmt w:val="bullet"/>
+      <w:lvlText w:val="o"/>
+      <w:lvlJc w:val="left"/>
+      <w:pPr>
+        <w:ind w:left="6480" w:hanging="360"/>
+      </w:pPr>
+      <w:rPr>
+        <w:rFonts w:ascii="Courier New" w:hAnsi="Courier New" w:cs="Courier New" w:hint="default"/>
+      </w:rPr>
+    </w:lvl>
+    <w:lvl w:ilvl="8" w:tplc="100A0005" w:tentative="1">
+      <w:start w:val="1"/>
+      <w:numFmt w:val="bullet"/>
+      <w:lvlText w:val=""/>
+      <w:lvlJc w:val="left"/>
+      <w:pPr>
+        <w:ind w:left="7200" w:hanging="360"/>
+      </w:pPr>
+      <w:rPr>
+        <w:rFonts w:ascii="Wingdings" w:hAnsi="Wingdings" w:hint="default"/>
+      </w:rPr>
+    </w:lvl>
+  </w:abstractNum>
+  <w:abstractNum w:abstractNumId="13" w15:restartNumberingAfterBreak="0">
     <w:nsid w:val="33557495"/>
     <w:multiLevelType w:val="hybridMultilevel"/>
     <w:tmpl w:val="AAA4FA88"/>
@@ -3869,7 +7237,346 @@
       </w:rPr>
     </w:lvl>
   </w:abstractNum>
-  <w:abstractNum w:abstractNumId="6" w15:restartNumberingAfterBreak="0">
+  <w:abstractNum w:abstractNumId="14" w15:restartNumberingAfterBreak="0">
+    <w:nsid w:val="339461CC"/>
+    <w:multiLevelType w:val="hybridMultilevel"/>
+    <w:tmpl w:val="20466874"/>
+    <w:lvl w:ilvl="0" w:tplc="100A000B">
+      <w:start w:val="1"/>
+      <w:numFmt w:val="bullet"/>
+      <w:lvlText w:val=""/>
+      <w:lvlJc w:val="left"/>
+      <w:pPr>
+        <w:ind w:left="1440" w:hanging="360"/>
+      </w:pPr>
+      <w:rPr>
+        <w:rFonts w:ascii="Wingdings" w:hAnsi="Wingdings" w:hint="default"/>
+      </w:rPr>
+    </w:lvl>
+    <w:lvl w:ilvl="1" w:tplc="100A0003" w:tentative="1">
+      <w:start w:val="1"/>
+      <w:numFmt w:val="bullet"/>
+      <w:lvlText w:val="o"/>
+      <w:lvlJc w:val="left"/>
+      <w:pPr>
+        <w:ind w:left="2160" w:hanging="360"/>
+      </w:pPr>
+      <w:rPr>
+        <w:rFonts w:ascii="Courier New" w:hAnsi="Courier New" w:cs="Courier New" w:hint="default"/>
+      </w:rPr>
+    </w:lvl>
+    <w:lvl w:ilvl="2" w:tplc="100A0005" w:tentative="1">
+      <w:start w:val="1"/>
+      <w:numFmt w:val="bullet"/>
+      <w:lvlText w:val=""/>
+      <w:lvlJc w:val="left"/>
+      <w:pPr>
+        <w:ind w:left="2880" w:hanging="360"/>
+      </w:pPr>
+      <w:rPr>
+        <w:rFonts w:ascii="Wingdings" w:hAnsi="Wingdings" w:hint="default"/>
+      </w:rPr>
+    </w:lvl>
+    <w:lvl w:ilvl="3" w:tplc="100A0001" w:tentative="1">
+      <w:start w:val="1"/>
+      <w:numFmt w:val="bullet"/>
+      <w:lvlText w:val=""/>
+      <w:lvlJc w:val="left"/>
+      <w:pPr>
+        <w:ind w:left="3600" w:hanging="360"/>
+      </w:pPr>
+      <w:rPr>
+        <w:rFonts w:ascii="Symbol" w:hAnsi="Symbol" w:hint="default"/>
+      </w:rPr>
+    </w:lvl>
+    <w:lvl w:ilvl="4" w:tplc="100A0003" w:tentative="1">
+      <w:start w:val="1"/>
+      <w:numFmt w:val="bullet"/>
+      <w:lvlText w:val="o"/>
+      <w:lvlJc w:val="left"/>
+      <w:pPr>
+        <w:ind w:left="4320" w:hanging="360"/>
+      </w:pPr>
+      <w:rPr>
+        <w:rFonts w:ascii="Courier New" w:hAnsi="Courier New" w:cs="Courier New" w:hint="default"/>
+      </w:rPr>
+    </w:lvl>
+    <w:lvl w:ilvl="5" w:tplc="100A0005" w:tentative="1">
+      <w:start w:val="1"/>
+      <w:numFmt w:val="bullet"/>
+      <w:lvlText w:val=""/>
+      <w:lvlJc w:val="left"/>
+      <w:pPr>
+        <w:ind w:left="5040" w:hanging="360"/>
+      </w:pPr>
+      <w:rPr>
+        <w:rFonts w:ascii="Wingdings" w:hAnsi="Wingdings" w:hint="default"/>
+      </w:rPr>
+    </w:lvl>
+    <w:lvl w:ilvl="6" w:tplc="100A0001" w:tentative="1">
+      <w:start w:val="1"/>
+      <w:numFmt w:val="bullet"/>
+      <w:lvlText w:val=""/>
+      <w:lvlJc w:val="left"/>
+      <w:pPr>
+        <w:ind w:left="5760" w:hanging="360"/>
+      </w:pPr>
+      <w:rPr>
+        <w:rFonts w:ascii="Symbol" w:hAnsi="Symbol" w:hint="default"/>
+      </w:rPr>
+    </w:lvl>
+    <w:lvl w:ilvl="7" w:tplc="100A0003" w:tentative="1">
+      <w:start w:val="1"/>
+      <w:numFmt w:val="bullet"/>
+      <w:lvlText w:val="o"/>
+      <w:lvlJc w:val="left"/>
+      <w:pPr>
+        <w:ind w:left="6480" w:hanging="360"/>
+      </w:pPr>
+      <w:rPr>
+        <w:rFonts w:ascii="Courier New" w:hAnsi="Courier New" w:cs="Courier New" w:hint="default"/>
+      </w:rPr>
+    </w:lvl>
+    <w:lvl w:ilvl="8" w:tplc="100A0005" w:tentative="1">
+      <w:start w:val="1"/>
+      <w:numFmt w:val="bullet"/>
+      <w:lvlText w:val=""/>
+      <w:lvlJc w:val="left"/>
+      <w:pPr>
+        <w:ind w:left="7200" w:hanging="360"/>
+      </w:pPr>
+      <w:rPr>
+        <w:rFonts w:ascii="Wingdings" w:hAnsi="Wingdings" w:hint="default"/>
+      </w:rPr>
+    </w:lvl>
+  </w:abstractNum>
+  <w:abstractNum w:abstractNumId="15" w15:restartNumberingAfterBreak="0">
+    <w:nsid w:val="3699441F"/>
+    <w:multiLevelType w:val="hybridMultilevel"/>
+    <w:tmpl w:val="2D0A37CA"/>
+    <w:lvl w:ilvl="0" w:tplc="100A000B">
+      <w:start w:val="1"/>
+      <w:numFmt w:val="bullet"/>
+      <w:lvlText w:val=""/>
+      <w:lvlJc w:val="left"/>
+      <w:pPr>
+        <w:ind w:left="1440" w:hanging="360"/>
+      </w:pPr>
+      <w:rPr>
+        <w:rFonts w:ascii="Wingdings" w:hAnsi="Wingdings" w:hint="default"/>
+      </w:rPr>
+    </w:lvl>
+    <w:lvl w:ilvl="1" w:tplc="100A0003" w:tentative="1">
+      <w:start w:val="1"/>
+      <w:numFmt w:val="bullet"/>
+      <w:lvlText w:val="o"/>
+      <w:lvlJc w:val="left"/>
+      <w:pPr>
+        <w:ind w:left="2160" w:hanging="360"/>
+      </w:pPr>
+      <w:rPr>
+        <w:rFonts w:ascii="Courier New" w:hAnsi="Courier New" w:cs="Courier New" w:hint="default"/>
+      </w:rPr>
+    </w:lvl>
+    <w:lvl w:ilvl="2" w:tplc="100A0005" w:tentative="1">
+      <w:start w:val="1"/>
+      <w:numFmt w:val="bullet"/>
+      <w:lvlText w:val=""/>
+      <w:lvlJc w:val="left"/>
+      <w:pPr>
+        <w:ind w:left="2880" w:hanging="360"/>
+      </w:pPr>
+      <w:rPr>
+        <w:rFonts w:ascii="Wingdings" w:hAnsi="Wingdings" w:hint="default"/>
+      </w:rPr>
+    </w:lvl>
+    <w:lvl w:ilvl="3" w:tplc="100A0001" w:tentative="1">
+      <w:start w:val="1"/>
+      <w:numFmt w:val="bullet"/>
+      <w:lvlText w:val=""/>
+      <w:lvlJc w:val="left"/>
+      <w:pPr>
+        <w:ind w:left="3600" w:hanging="360"/>
+      </w:pPr>
+      <w:rPr>
+        <w:rFonts w:ascii="Symbol" w:hAnsi="Symbol" w:hint="default"/>
+      </w:rPr>
+    </w:lvl>
+    <w:lvl w:ilvl="4" w:tplc="100A0003" w:tentative="1">
+      <w:start w:val="1"/>
+      <w:numFmt w:val="bullet"/>
+      <w:lvlText w:val="o"/>
+      <w:lvlJc w:val="left"/>
+      <w:pPr>
+        <w:ind w:left="4320" w:hanging="360"/>
+      </w:pPr>
+      <w:rPr>
+        <w:rFonts w:ascii="Courier New" w:hAnsi="Courier New" w:cs="Courier New" w:hint="default"/>
+      </w:rPr>
+    </w:lvl>
+    <w:lvl w:ilvl="5" w:tplc="100A0005" w:tentative="1">
+      <w:start w:val="1"/>
+      <w:numFmt w:val="bullet"/>
+      <w:lvlText w:val=""/>
+      <w:lvlJc w:val="left"/>
+      <w:pPr>
+        <w:ind w:left="5040" w:hanging="360"/>
+      </w:pPr>
+      <w:rPr>
+        <w:rFonts w:ascii="Wingdings" w:hAnsi="Wingdings" w:hint="default"/>
+      </w:rPr>
+    </w:lvl>
+    <w:lvl w:ilvl="6" w:tplc="100A0001" w:tentative="1">
+      <w:start w:val="1"/>
+      <w:numFmt w:val="bullet"/>
+      <w:lvlText w:val=""/>
+      <w:lvlJc w:val="left"/>
+      <w:pPr>
+        <w:ind w:left="5760" w:hanging="360"/>
+      </w:pPr>
+      <w:rPr>
+        <w:rFonts w:ascii="Symbol" w:hAnsi="Symbol" w:hint="default"/>
+      </w:rPr>
+    </w:lvl>
+    <w:lvl w:ilvl="7" w:tplc="100A0003" w:tentative="1">
+      <w:start w:val="1"/>
+      <w:numFmt w:val="bullet"/>
+      <w:lvlText w:val="o"/>
+      <w:lvlJc w:val="left"/>
+      <w:pPr>
+        <w:ind w:left="6480" w:hanging="360"/>
+      </w:pPr>
+      <w:rPr>
+        <w:rFonts w:ascii="Courier New" w:hAnsi="Courier New" w:cs="Courier New" w:hint="default"/>
+      </w:rPr>
+    </w:lvl>
+    <w:lvl w:ilvl="8" w:tplc="100A0005" w:tentative="1">
+      <w:start w:val="1"/>
+      <w:numFmt w:val="bullet"/>
+      <w:lvlText w:val=""/>
+      <w:lvlJc w:val="left"/>
+      <w:pPr>
+        <w:ind w:left="7200" w:hanging="360"/>
+      </w:pPr>
+      <w:rPr>
+        <w:rFonts w:ascii="Wingdings" w:hAnsi="Wingdings" w:hint="default"/>
+      </w:rPr>
+    </w:lvl>
+  </w:abstractNum>
+  <w:abstractNum w:abstractNumId="16" w15:restartNumberingAfterBreak="0">
+    <w:nsid w:val="442C0191"/>
+    <w:multiLevelType w:val="hybridMultilevel"/>
+    <w:tmpl w:val="4868243C"/>
+    <w:lvl w:ilvl="0" w:tplc="100A0001">
+      <w:start w:val="1"/>
+      <w:numFmt w:val="bullet"/>
+      <w:lvlText w:val=""/>
+      <w:lvlJc w:val="left"/>
+      <w:pPr>
+        <w:ind w:left="1440" w:hanging="360"/>
+      </w:pPr>
+      <w:rPr>
+        <w:rFonts w:ascii="Symbol" w:hAnsi="Symbol" w:hint="default"/>
+      </w:rPr>
+    </w:lvl>
+    <w:lvl w:ilvl="1" w:tplc="100A0003" w:tentative="1">
+      <w:start w:val="1"/>
+      <w:numFmt w:val="bullet"/>
+      <w:lvlText w:val="o"/>
+      <w:lvlJc w:val="left"/>
+      <w:pPr>
+        <w:ind w:left="2160" w:hanging="360"/>
+      </w:pPr>
+      <w:rPr>
+        <w:rFonts w:ascii="Courier New" w:hAnsi="Courier New" w:cs="Courier New" w:hint="default"/>
+      </w:rPr>
+    </w:lvl>
+    <w:lvl w:ilvl="2" w:tplc="100A0005" w:tentative="1">
+      <w:start w:val="1"/>
+      <w:numFmt w:val="bullet"/>
+      <w:lvlText w:val=""/>
+      <w:lvlJc w:val="left"/>
+      <w:pPr>
+        <w:ind w:left="2880" w:hanging="360"/>
+      </w:pPr>
+      <w:rPr>
+        <w:rFonts w:ascii="Wingdings" w:hAnsi="Wingdings" w:hint="default"/>
+      </w:rPr>
+    </w:lvl>
+    <w:lvl w:ilvl="3" w:tplc="100A0001" w:tentative="1">
+      <w:start w:val="1"/>
+      <w:numFmt w:val="bullet"/>
+      <w:lvlText w:val=""/>
+      <w:lvlJc w:val="left"/>
+      <w:pPr>
+        <w:ind w:left="3600" w:hanging="360"/>
+      </w:pPr>
+      <w:rPr>
+        <w:rFonts w:ascii="Symbol" w:hAnsi="Symbol" w:hint="default"/>
+      </w:rPr>
+    </w:lvl>
+    <w:lvl w:ilvl="4" w:tplc="100A0003" w:tentative="1">
+      <w:start w:val="1"/>
+      <w:numFmt w:val="bullet"/>
+      <w:lvlText w:val="o"/>
+      <w:lvlJc w:val="left"/>
+      <w:pPr>
+        <w:ind w:left="4320" w:hanging="360"/>
+      </w:pPr>
+      <w:rPr>
+        <w:rFonts w:ascii="Courier New" w:hAnsi="Courier New" w:cs="Courier New" w:hint="default"/>
+      </w:rPr>
+    </w:lvl>
+    <w:lvl w:ilvl="5" w:tplc="100A0005" w:tentative="1">
+      <w:start w:val="1"/>
+      <w:numFmt w:val="bullet"/>
+      <w:lvlText w:val=""/>
+      <w:lvlJc w:val="left"/>
+      <w:pPr>
+        <w:ind w:left="5040" w:hanging="360"/>
+      </w:pPr>
+      <w:rPr>
+        <w:rFonts w:ascii="Wingdings" w:hAnsi="Wingdings" w:hint="default"/>
+      </w:rPr>
+    </w:lvl>
+    <w:lvl w:ilvl="6" w:tplc="100A0001" w:tentative="1">
+      <w:start w:val="1"/>
+      <w:numFmt w:val="bullet"/>
+      <w:lvlText w:val=""/>
+      <w:lvlJc w:val="left"/>
+      <w:pPr>
+        <w:ind w:left="5760" w:hanging="360"/>
+      </w:pPr>
+      <w:rPr>
+        <w:rFonts w:ascii="Symbol" w:hAnsi="Symbol" w:hint="default"/>
+      </w:rPr>
+    </w:lvl>
+    <w:lvl w:ilvl="7" w:tplc="100A0003" w:tentative="1">
+      <w:start w:val="1"/>
+      <w:numFmt w:val="bullet"/>
+      <w:lvlText w:val="o"/>
+      <w:lvlJc w:val="left"/>
+      <w:pPr>
+        <w:ind w:left="6480" w:hanging="360"/>
+      </w:pPr>
+      <w:rPr>
+        <w:rFonts w:ascii="Courier New" w:hAnsi="Courier New" w:cs="Courier New" w:hint="default"/>
+      </w:rPr>
+    </w:lvl>
+    <w:lvl w:ilvl="8" w:tplc="100A0005" w:tentative="1">
+      <w:start w:val="1"/>
+      <w:numFmt w:val="bullet"/>
+      <w:lvlText w:val=""/>
+      <w:lvlJc w:val="left"/>
+      <w:pPr>
+        <w:ind w:left="7200" w:hanging="360"/>
+      </w:pPr>
+      <w:rPr>
+        <w:rFonts w:ascii="Wingdings" w:hAnsi="Wingdings" w:hint="default"/>
+      </w:rPr>
+    </w:lvl>
+  </w:abstractNum>
+  <w:abstractNum w:abstractNumId="17" w15:restartNumberingAfterBreak="0">
     <w:nsid w:val="451C1633"/>
     <w:multiLevelType w:val="hybridMultilevel"/>
     <w:tmpl w:val="B4FEE7A8"/>
@@ -3982,7 +7689,233 @@
       </w:rPr>
     </w:lvl>
   </w:abstractNum>
-  <w:abstractNum w:abstractNumId="7" w15:restartNumberingAfterBreak="0">
+  <w:abstractNum w:abstractNumId="18" w15:restartNumberingAfterBreak="0">
+    <w:nsid w:val="4EDA4316"/>
+    <w:multiLevelType w:val="hybridMultilevel"/>
+    <w:tmpl w:val="A5842282"/>
+    <w:lvl w:ilvl="0" w:tplc="100A000B">
+      <w:start w:val="1"/>
+      <w:numFmt w:val="bullet"/>
+      <w:lvlText w:val=""/>
+      <w:lvlJc w:val="left"/>
+      <w:pPr>
+        <w:ind w:left="1440" w:hanging="360"/>
+      </w:pPr>
+      <w:rPr>
+        <w:rFonts w:ascii="Wingdings" w:hAnsi="Wingdings" w:hint="default"/>
+      </w:rPr>
+    </w:lvl>
+    <w:lvl w:ilvl="1" w:tplc="100A0003" w:tentative="1">
+      <w:start w:val="1"/>
+      <w:numFmt w:val="bullet"/>
+      <w:lvlText w:val="o"/>
+      <w:lvlJc w:val="left"/>
+      <w:pPr>
+        <w:ind w:left="2160" w:hanging="360"/>
+      </w:pPr>
+      <w:rPr>
+        <w:rFonts w:ascii="Courier New" w:hAnsi="Courier New" w:cs="Courier New" w:hint="default"/>
+      </w:rPr>
+    </w:lvl>
+    <w:lvl w:ilvl="2" w:tplc="100A0005" w:tentative="1">
+      <w:start w:val="1"/>
+      <w:numFmt w:val="bullet"/>
+      <w:lvlText w:val=""/>
+      <w:lvlJc w:val="left"/>
+      <w:pPr>
+        <w:ind w:left="2880" w:hanging="360"/>
+      </w:pPr>
+      <w:rPr>
+        <w:rFonts w:ascii="Wingdings" w:hAnsi="Wingdings" w:hint="default"/>
+      </w:rPr>
+    </w:lvl>
+    <w:lvl w:ilvl="3" w:tplc="100A0001" w:tentative="1">
+      <w:start w:val="1"/>
+      <w:numFmt w:val="bullet"/>
+      <w:lvlText w:val=""/>
+      <w:lvlJc w:val="left"/>
+      <w:pPr>
+        <w:ind w:left="3600" w:hanging="360"/>
+      </w:pPr>
+      <w:rPr>
+        <w:rFonts w:ascii="Symbol" w:hAnsi="Symbol" w:hint="default"/>
+      </w:rPr>
+    </w:lvl>
+    <w:lvl w:ilvl="4" w:tplc="100A0003" w:tentative="1">
+      <w:start w:val="1"/>
+      <w:numFmt w:val="bullet"/>
+      <w:lvlText w:val="o"/>
+      <w:lvlJc w:val="left"/>
+      <w:pPr>
+        <w:ind w:left="4320" w:hanging="360"/>
+      </w:pPr>
+      <w:rPr>
+        <w:rFonts w:ascii="Courier New" w:hAnsi="Courier New" w:cs="Courier New" w:hint="default"/>
+      </w:rPr>
+    </w:lvl>
+    <w:lvl w:ilvl="5" w:tplc="100A0005" w:tentative="1">
+      <w:start w:val="1"/>
+      <w:numFmt w:val="bullet"/>
+      <w:lvlText w:val=""/>
+      <w:lvlJc w:val="left"/>
+      <w:pPr>
+        <w:ind w:left="5040" w:hanging="360"/>
+      </w:pPr>
+      <w:rPr>
+        <w:rFonts w:ascii="Wingdings" w:hAnsi="Wingdings" w:hint="default"/>
+      </w:rPr>
+    </w:lvl>
+    <w:lvl w:ilvl="6" w:tplc="100A0001" w:tentative="1">
+      <w:start w:val="1"/>
+      <w:numFmt w:val="bullet"/>
+      <w:lvlText w:val=""/>
+      <w:lvlJc w:val="left"/>
+      <w:pPr>
+        <w:ind w:left="5760" w:hanging="360"/>
+      </w:pPr>
+      <w:rPr>
+        <w:rFonts w:ascii="Symbol" w:hAnsi="Symbol" w:hint="default"/>
+      </w:rPr>
+    </w:lvl>
+    <w:lvl w:ilvl="7" w:tplc="100A0003" w:tentative="1">
+      <w:start w:val="1"/>
+      <w:numFmt w:val="bullet"/>
+      <w:lvlText w:val="o"/>
+      <w:lvlJc w:val="left"/>
+      <w:pPr>
+        <w:ind w:left="6480" w:hanging="360"/>
+      </w:pPr>
+      <w:rPr>
+        <w:rFonts w:ascii="Courier New" w:hAnsi="Courier New" w:cs="Courier New" w:hint="default"/>
+      </w:rPr>
+    </w:lvl>
+    <w:lvl w:ilvl="8" w:tplc="100A0005" w:tentative="1">
+      <w:start w:val="1"/>
+      <w:numFmt w:val="bullet"/>
+      <w:lvlText w:val=""/>
+      <w:lvlJc w:val="left"/>
+      <w:pPr>
+        <w:ind w:left="7200" w:hanging="360"/>
+      </w:pPr>
+      <w:rPr>
+        <w:rFonts w:ascii="Wingdings" w:hAnsi="Wingdings" w:hint="default"/>
+      </w:rPr>
+    </w:lvl>
+  </w:abstractNum>
+  <w:abstractNum w:abstractNumId="19" w15:restartNumberingAfterBreak="0">
+    <w:nsid w:val="74842D4B"/>
+    <w:multiLevelType w:val="hybridMultilevel"/>
+    <w:tmpl w:val="BE70454E"/>
+    <w:lvl w:ilvl="0" w:tplc="100A000B">
+      <w:start w:val="1"/>
+      <w:numFmt w:val="bullet"/>
+      <w:lvlText w:val=""/>
+      <w:lvlJc w:val="left"/>
+      <w:pPr>
+        <w:ind w:left="1440" w:hanging="360"/>
+      </w:pPr>
+      <w:rPr>
+        <w:rFonts w:ascii="Wingdings" w:hAnsi="Wingdings" w:hint="default"/>
+      </w:rPr>
+    </w:lvl>
+    <w:lvl w:ilvl="1" w:tplc="100A0003" w:tentative="1">
+      <w:start w:val="1"/>
+      <w:numFmt w:val="bullet"/>
+      <w:lvlText w:val="o"/>
+      <w:lvlJc w:val="left"/>
+      <w:pPr>
+        <w:ind w:left="2160" w:hanging="360"/>
+      </w:pPr>
+      <w:rPr>
+        <w:rFonts w:ascii="Courier New" w:hAnsi="Courier New" w:cs="Courier New" w:hint="default"/>
+      </w:rPr>
+    </w:lvl>
+    <w:lvl w:ilvl="2" w:tplc="100A0005" w:tentative="1">
+      <w:start w:val="1"/>
+      <w:numFmt w:val="bullet"/>
+      <w:lvlText w:val=""/>
+      <w:lvlJc w:val="left"/>
+      <w:pPr>
+        <w:ind w:left="2880" w:hanging="360"/>
+      </w:pPr>
+      <w:rPr>
+        <w:rFonts w:ascii="Wingdings" w:hAnsi="Wingdings" w:hint="default"/>
+      </w:rPr>
+    </w:lvl>
+    <w:lvl w:ilvl="3" w:tplc="100A0001" w:tentative="1">
+      <w:start w:val="1"/>
+      <w:numFmt w:val="bullet"/>
+      <w:lvlText w:val=""/>
+      <w:lvlJc w:val="left"/>
+      <w:pPr>
+        <w:ind w:left="3600" w:hanging="360"/>
+      </w:pPr>
+      <w:rPr>
+        <w:rFonts w:ascii="Symbol" w:hAnsi="Symbol" w:hint="default"/>
+      </w:rPr>
+    </w:lvl>
+    <w:lvl w:ilvl="4" w:tplc="100A0003" w:tentative="1">
+      <w:start w:val="1"/>
+      <w:numFmt w:val="bullet"/>
+      <w:lvlText w:val="o"/>
+      <w:lvlJc w:val="left"/>
+      <w:pPr>
+        <w:ind w:left="4320" w:hanging="360"/>
+      </w:pPr>
+      <w:rPr>
+        <w:rFonts w:ascii="Courier New" w:hAnsi="Courier New" w:cs="Courier New" w:hint="default"/>
+      </w:rPr>
+    </w:lvl>
+    <w:lvl w:ilvl="5" w:tplc="100A0005" w:tentative="1">
+      <w:start w:val="1"/>
+      <w:numFmt w:val="bullet"/>
+      <w:lvlText w:val=""/>
+      <w:lvlJc w:val="left"/>
+      <w:pPr>
+        <w:ind w:left="5040" w:hanging="360"/>
+      </w:pPr>
+      <w:rPr>
+        <w:rFonts w:ascii="Wingdings" w:hAnsi="Wingdings" w:hint="default"/>
+      </w:rPr>
+    </w:lvl>
+    <w:lvl w:ilvl="6" w:tplc="100A0001" w:tentative="1">
+      <w:start w:val="1"/>
+      <w:numFmt w:val="bullet"/>
+      <w:lvlText w:val=""/>
+      <w:lvlJc w:val="left"/>
+      <w:pPr>
+        <w:ind w:left="5760" w:hanging="360"/>
+      </w:pPr>
+      <w:rPr>
+        <w:rFonts w:ascii="Symbol" w:hAnsi="Symbol" w:hint="default"/>
+      </w:rPr>
+    </w:lvl>
+    <w:lvl w:ilvl="7" w:tplc="100A0003" w:tentative="1">
+      <w:start w:val="1"/>
+      <w:numFmt w:val="bullet"/>
+      <w:lvlText w:val="o"/>
+      <w:lvlJc w:val="left"/>
+      <w:pPr>
+        <w:ind w:left="6480" w:hanging="360"/>
+      </w:pPr>
+      <w:rPr>
+        <w:rFonts w:ascii="Courier New" w:hAnsi="Courier New" w:cs="Courier New" w:hint="default"/>
+      </w:rPr>
+    </w:lvl>
+    <w:lvl w:ilvl="8" w:tplc="100A0005" w:tentative="1">
+      <w:start w:val="1"/>
+      <w:numFmt w:val="bullet"/>
+      <w:lvlText w:val=""/>
+      <w:lvlJc w:val="left"/>
+      <w:pPr>
+        <w:ind w:left="7200" w:hanging="360"/>
+      </w:pPr>
+      <w:rPr>
+        <w:rFonts w:ascii="Wingdings" w:hAnsi="Wingdings" w:hint="default"/>
+      </w:rPr>
+    </w:lvl>
+  </w:abstractNum>
+  <w:abstractNum w:abstractNumId="20" w15:restartNumberingAfterBreak="0">
     <w:nsid w:val="75AF7FF5"/>
     <w:multiLevelType w:val="hybridMultilevel"/>
     <w:tmpl w:val="5A642626"/>
@@ -4096,10 +8029,10 @@
     </w:lvl>
   </w:abstractNum>
   <w:num w:numId="1" w16cid:durableId="1452362971">
-    <w:abstractNumId w:val="6"/>
+    <w:abstractNumId w:val="17"/>
   </w:num>
   <w:num w:numId="2" w16cid:durableId="1828092071">
-    <w:abstractNumId w:val="7"/>
+    <w:abstractNumId w:val="20"/>
   </w:num>
   <w:num w:numId="3" w16cid:durableId="1035892083">
     <w:abstractNumId w:val="0"/>
@@ -4108,16 +8041,55 @@
     <w:abstractNumId w:val="1"/>
   </w:num>
   <w:num w:numId="5" w16cid:durableId="172382067">
+    <w:abstractNumId w:val="9"/>
+  </w:num>
+  <w:num w:numId="6" w16cid:durableId="310721620">
+    <w:abstractNumId w:val="8"/>
+  </w:num>
+  <w:num w:numId="7" w16cid:durableId="205262245">
+    <w:abstractNumId w:val="13"/>
+  </w:num>
+  <w:num w:numId="8" w16cid:durableId="1447507154">
+    <w:abstractNumId w:val="10"/>
+  </w:num>
+  <w:num w:numId="9" w16cid:durableId="648945398">
+    <w:abstractNumId w:val="2"/>
+  </w:num>
+  <w:num w:numId="10" w16cid:durableId="1984846136">
+    <w:abstractNumId w:val="6"/>
+  </w:num>
+  <w:num w:numId="11" w16cid:durableId="1234127087">
+    <w:abstractNumId w:val="11"/>
+  </w:num>
+  <w:num w:numId="12" w16cid:durableId="618949880">
+    <w:abstractNumId w:val="15"/>
+  </w:num>
+  <w:num w:numId="13" w16cid:durableId="1048066416">
+    <w:abstractNumId w:val="14"/>
+  </w:num>
+  <w:num w:numId="14" w16cid:durableId="1491407879">
     <w:abstractNumId w:val="3"/>
   </w:num>
-  <w:num w:numId="6" w16cid:durableId="310721620">
-    <w:abstractNumId w:val="2"/>
+  <w:num w:numId="15" w16cid:durableId="613636753">
+    <w:abstractNumId w:val="16"/>
   </w:num>
-  <w:num w:numId="7" w16cid:durableId="205262245">
+  <w:num w:numId="16" w16cid:durableId="524027347">
+    <w:abstractNumId w:val="7"/>
+  </w:num>
+  <w:num w:numId="17" w16cid:durableId="281113283">
+    <w:abstractNumId w:val="19"/>
+  </w:num>
+  <w:num w:numId="18" w16cid:durableId="729498421">
     <w:abstractNumId w:val="5"/>
   </w:num>
-  <w:num w:numId="8" w16cid:durableId="1447507154">
+  <w:num w:numId="19" w16cid:durableId="1030909706">
+    <w:abstractNumId w:val="12"/>
+  </w:num>
+  <w:num w:numId="20" w16cid:durableId="888299109">
     <w:abstractNumId w:val="4"/>
+  </w:num>
+  <w:num w:numId="21" w16cid:durableId="1824154021">
+    <w:abstractNumId w:val="18"/>
   </w:num>
 </w:numbering>
 </file>
@@ -4726,6 +8698,7 @@
   <w:style w:type="character" w:default="1" w:styleId="Fuentedeprrafopredeter">
     <w:name w:val="Default Paragraph Font"/>
     <w:uiPriority w:val="1"/>
+    <w:semiHidden/>
     <w:unhideWhenUsed/>
   </w:style>
   <w:style w:type="table" w:default="1" w:styleId="Tablanormal">
@@ -5085,6 +9058,50 @@
       <w:shd w:val="clear" w:color="auto" w:fill="E1DFDD"/>
     </w:rPr>
   </w:style>
+  <w:style w:type="paragraph" w:styleId="Encabezado">
+    <w:name w:val="header"/>
+    <w:basedOn w:val="Normal"/>
+    <w:link w:val="EncabezadoCar"/>
+    <w:uiPriority w:val="99"/>
+    <w:unhideWhenUsed/>
+    <w:rsid w:val="00452D56"/>
+    <w:pPr>
+      <w:tabs>
+        <w:tab w:val="center" w:pos="4419"/>
+        <w:tab w:val="right" w:pos="8838"/>
+      </w:tabs>
+      <w:spacing w:after="0" w:line="240" w:lineRule="auto"/>
+    </w:pPr>
+  </w:style>
+  <w:style w:type="character" w:customStyle="1" w:styleId="EncabezadoCar">
+    <w:name w:val="Encabezado Car"/>
+    <w:basedOn w:val="Fuentedeprrafopredeter"/>
+    <w:link w:val="Encabezado"/>
+    <w:uiPriority w:val="99"/>
+    <w:rsid w:val="00452D56"/>
+  </w:style>
+  <w:style w:type="paragraph" w:styleId="Piedepgina">
+    <w:name w:val="footer"/>
+    <w:basedOn w:val="Normal"/>
+    <w:link w:val="PiedepginaCar"/>
+    <w:uiPriority w:val="99"/>
+    <w:unhideWhenUsed/>
+    <w:rsid w:val="00452D56"/>
+    <w:pPr>
+      <w:tabs>
+        <w:tab w:val="center" w:pos="4419"/>
+        <w:tab w:val="right" w:pos="8838"/>
+      </w:tabs>
+      <w:spacing w:after="0" w:line="240" w:lineRule="auto"/>
+    </w:pPr>
+  </w:style>
+  <w:style w:type="character" w:customStyle="1" w:styleId="PiedepginaCar">
+    <w:name w:val="Pie de página Car"/>
+    <w:basedOn w:val="Fuentedeprrafopredeter"/>
+    <w:link w:val="Piedepgina"/>
+    <w:uiPriority w:val="99"/>
+    <w:rsid w:val="00452D56"/>
+  </w:style>
 </w:styles>
 </file>
 
